--- a/tercer módulo/tarea 3.docx
+++ b/tercer módulo/tarea 3.docx
@@ -1490,10 +1490,7 @@
     <w:p>
       <w:r>
         <w:tab/>
-        <w:t xml:space="preserve">Procedemos a realizar la instalación del </w:t>
-      </w:r>
-      <w:r>
-        <w:t xml:space="preserve">Linux </w:t>
+        <w:t xml:space="preserve">Procedemos a realizar la instalación del Linux </w:t>
       </w:r>
       <w:proofErr w:type="spellStart"/>
       <w:r>
@@ -1501,10 +1498,7 @@
       </w:r>
       <w:proofErr w:type="spellEnd"/>
       <w:r>
-        <w:t xml:space="preserve"> (en</w:t>
-      </w:r>
-      <w:r>
-        <w:t xml:space="preserve"> este caso vamos a la versión </w:t>
+        <w:t xml:space="preserve"> (en este caso vamos a la versión </w:t>
       </w:r>
       <w:proofErr w:type="spellStart"/>
       <w:r>
@@ -1520,10 +1514,7 @@
       </w:r>
       <w:proofErr w:type="spellEnd"/>
       <w:r>
-        <w:t xml:space="preserve"> porque es más ligero que otras versiones</w:t>
-      </w:r>
-      <w:r>
-        <w:t xml:space="preserve">). </w:t>
+        <w:t xml:space="preserve"> porque es más ligero que otras versiones). </w:t>
       </w:r>
     </w:p>
     <w:p>
@@ -1577,29 +1568,14 @@
       </w:r>
       <w:proofErr w:type="spellEnd"/>
       <w:r>
-        <w:t xml:space="preserve"> </w:t>
-      </w:r>
-      <w:r>
-        <w:t>y le damos al primer enlace ahí nos lleva a la (</w:t>
+        <w:t xml:space="preserve"> y le damos al primer enlace ahí nos lleva a la (</w:t>
       </w:r>
       <w:hyperlink r:id="rId15" w:history="1">
         <w:r>
           <w:rPr>
             <w:rStyle w:val="Hipervnculo"/>
           </w:rPr>
-          <w:t>página of</w:t>
-        </w:r>
-        <w:r>
-          <w:rPr>
-            <w:rStyle w:val="Hipervnculo"/>
-          </w:rPr>
-          <w:t>i</w:t>
-        </w:r>
-        <w:r>
-          <w:rPr>
-            <w:rStyle w:val="Hipervnculo"/>
-          </w:rPr>
-          <w:t>cial</w:t>
+          <w:t>página oficial</w:t>
         </w:r>
       </w:hyperlink>
       <w:r>
@@ -1692,35 +1668,7 @@
           <w:rFonts w:ascii="Segoe UI" w:hAnsi="Segoe UI" w:cs="Segoe UI"/>
           <w:color w:val="000000"/>
         </w:rPr>
-        <w:t xml:space="preserve">El siguiente paso sería crear </w:t>
-      </w:r>
-      <w:r>
-        <w:rPr>
-          <w:rFonts w:ascii="Segoe UI" w:hAnsi="Segoe UI" w:cs="Segoe UI"/>
-          <w:color w:val="000000"/>
-        </w:rPr>
-        <w:t>la máquina virtual (SO)</w:t>
-      </w:r>
-      <w:r>
-        <w:rPr>
-          <w:rFonts w:ascii="Segoe UI" w:hAnsi="Segoe UI" w:cs="Segoe UI"/>
-          <w:color w:val="000000"/>
-        </w:rPr>
-        <w:t xml:space="preserve">. </w:t>
-      </w:r>
-      <w:r>
-        <w:rPr>
-          <w:rFonts w:ascii="Segoe UI" w:hAnsi="Segoe UI" w:cs="Segoe UI"/>
-          <w:color w:val="000000"/>
-        </w:rPr>
-        <w:t xml:space="preserve"> Va a ser muy parecido a la instalación del servidor, </w:t>
-      </w:r>
-      <w:r>
-        <w:rPr>
-          <w:rFonts w:ascii="Segoe UI" w:hAnsi="Segoe UI" w:cs="Segoe UI"/>
-          <w:color w:val="000000"/>
-        </w:rPr>
-        <w:t>abrimos la máquina virtual presionamos en nueva. Y seguimos con los siguientes pasos:</w:t>
+        <w:t>El siguiente paso sería crear la máquina virtual (SO).  Va a ser muy parecido a la instalación del servidor, abrimos la máquina virtual presionamos en nueva. Y seguimos con los siguientes pasos:</w:t>
       </w:r>
     </w:p>
     <w:p>
@@ -1757,14 +1705,7 @@
           <w:rFonts w:ascii="Segoe UI" w:hAnsi="Segoe UI" w:cs="Segoe UI"/>
           <w:color w:val="000000"/>
         </w:rPr>
-        <w:t xml:space="preserve"> le ponemos el nombre </w:t>
-      </w:r>
-      <w:r>
-        <w:rPr>
-          <w:rFonts w:ascii="Segoe UI" w:hAnsi="Segoe UI" w:cs="Segoe UI"/>
-          <w:color w:val="000000"/>
-        </w:rPr>
-        <w:t xml:space="preserve">al sistema operativo por ejemplo </w:t>
+        <w:t xml:space="preserve"> le ponemos el nombre al sistema operativo por ejemplo </w:t>
       </w:r>
       <w:proofErr w:type="spellStart"/>
       <w:r>
@@ -1970,7 +1911,9 @@
       <w:r>
         <w:rPr>
           <w:rFonts w:ascii="Segoe UI" w:hAnsi="Segoe UI" w:cs="Segoe UI"/>
-          <w:color w:val="000000"/>
+          <w:noProof/>
+          <w:color w:val="000000"/>
+          <w:lang w:eastAsia="es-ES"/>
         </w:rPr>
         <w:drawing>
           <wp:anchor distT="0" distB="0" distL="114300" distR="114300" simplePos="0" relativeHeight="251662336" behindDoc="0" locked="0" layoutInCell="1" allowOverlap="1">
@@ -2089,7 +2032,9 @@
       <w:r>
         <w:rPr>
           <w:rFonts w:ascii="Segoe UI" w:hAnsi="Segoe UI" w:cs="Segoe UI"/>
-          <w:color w:val="000000"/>
+          <w:noProof/>
+          <w:color w:val="000000"/>
+          <w:lang w:eastAsia="es-ES"/>
         </w:rPr>
         <w:drawing>
           <wp:inline distT="0" distB="0" distL="0" distR="0" wp14:anchorId="4AF2254D" wp14:editId="4E13C345">
@@ -2296,14 +2241,7 @@
           <w:rFonts w:ascii="Segoe UI" w:hAnsi="Segoe UI" w:cs="Segoe UI"/>
           <w:color w:val="000000"/>
         </w:rPr>
-        <w:t>En tipo de instalación le damos a borrar</w:t>
-      </w:r>
-      <w:r>
-        <w:rPr>
-          <w:rFonts w:ascii="Segoe UI" w:hAnsi="Segoe UI" w:cs="Segoe UI"/>
-          <w:color w:val="000000"/>
-        </w:rPr>
-        <w:t xml:space="preserve"> disco e instalar Linux </w:t>
+        <w:t xml:space="preserve">En tipo de instalación le damos a borrar disco e instalar Linux </w:t>
       </w:r>
       <w:proofErr w:type="spellStart"/>
       <w:r>
@@ -2420,7 +2358,9 @@
       <w:r>
         <w:rPr>
           <w:rFonts w:ascii="Segoe UI" w:hAnsi="Segoe UI" w:cs="Segoe UI"/>
-          <w:color w:val="000000"/>
+          <w:noProof/>
+          <w:color w:val="000000"/>
+          <w:lang w:eastAsia="es-ES"/>
         </w:rPr>
         <w:drawing>
           <wp:inline distT="0" distB="0" distL="0" distR="0" wp14:anchorId="6074CC9B" wp14:editId="06B4B571">
@@ -2610,7 +2550,9 @@
       <w:r>
         <w:rPr>
           <w:rFonts w:ascii="Segoe UI" w:hAnsi="Segoe UI" w:cs="Segoe UI"/>
-          <w:color w:val="000000"/>
+          <w:noProof/>
+          <w:color w:val="000000"/>
+          <w:lang w:eastAsia="es-ES"/>
         </w:rPr>
         <w:drawing>
           <wp:anchor distT="0" distB="0" distL="114300" distR="114300" simplePos="0" relativeHeight="251664384" behindDoc="0" locked="0" layoutInCell="1" allowOverlap="1">
@@ -2722,23 +2664,28 @@
           <w:rFonts w:ascii="Segoe UI" w:hAnsi="Segoe UI" w:cs="Segoe UI"/>
           <w:color w:val="000000"/>
         </w:rPr>
-        <w:t xml:space="preserve"> en nombre de equipo y le pongo el que yo quiero (DC20) </w:t>
-      </w:r>
-      <w:proofErr w:type="gramStart"/>
-      <w:r>
-        <w:rPr>
-          <w:rFonts w:ascii="Segoe UI" w:hAnsi="Segoe UI" w:cs="Segoe UI"/>
-          <w:color w:val="000000"/>
-        </w:rPr>
-        <w:t>aplico</w:t>
-      </w:r>
-      <w:proofErr w:type="gramEnd"/>
-      <w:r>
-        <w:rPr>
-          <w:rFonts w:ascii="Segoe UI" w:hAnsi="Segoe UI" w:cs="Segoe UI"/>
-          <w:color w:val="000000"/>
-        </w:rPr>
-        <w:t xml:space="preserve"> y acepto.</w:t>
+        <w:t xml:space="preserve"> en nombre de equipo y </w:t>
+      </w:r>
+      <w:r>
+        <w:rPr>
+          <w:rFonts w:ascii="Segoe UI" w:hAnsi="Segoe UI" w:cs="Segoe UI"/>
+          <w:color w:val="000000"/>
+        </w:rPr>
+        <w:t xml:space="preserve">cambiar </w:t>
+      </w:r>
+      <w:r>
+        <w:rPr>
+          <w:rFonts w:ascii="Segoe UI" w:hAnsi="Segoe UI" w:cs="Segoe UI"/>
+          <w:color w:val="000000"/>
+        </w:rPr>
+        <w:t>le pongo el que yo quiero (DC20) aplico y acepto.</w:t>
+      </w:r>
+      <w:r>
+        <w:rPr>
+          <w:rFonts w:ascii="Segoe UI" w:hAnsi="Segoe UI" w:cs="Segoe UI"/>
+          <w:color w:val="000000"/>
+        </w:rPr>
+        <w:t xml:space="preserve"> Te manda reiniciar para que los cambios surtan efecto.</w:t>
       </w:r>
     </w:p>
     <w:p>
@@ -2772,14 +2719,7 @@
           <w:rFonts w:ascii="Segoe UI" w:hAnsi="Segoe UI" w:cs="Segoe UI"/>
           <w:color w:val="000000"/>
         </w:rPr>
-        <w:t xml:space="preserve"> en</w:t>
-      </w:r>
-      <w:r>
-        <w:rPr>
-          <w:rFonts w:ascii="Segoe UI" w:hAnsi="Segoe UI" w:cs="Segoe UI"/>
-          <w:color w:val="000000"/>
-        </w:rPr>
-        <w:t xml:space="preserve"> dirección de </w:t>
+        <w:t xml:space="preserve"> en dirección de </w:t>
       </w:r>
       <w:proofErr w:type="spellStart"/>
       <w:r>
@@ -2845,7 +2785,9 @@
       <w:r>
         <w:rPr>
           <w:rFonts w:ascii="Segoe UI" w:hAnsi="Segoe UI" w:cs="Segoe UI"/>
-          <w:color w:val="000000"/>
+          <w:noProof/>
+          <w:color w:val="000000"/>
+          <w:lang w:eastAsia="es-ES"/>
         </w:rPr>
         <w:drawing>
           <wp:anchor distT="0" distB="0" distL="114300" distR="114300" simplePos="0" relativeHeight="251663360" behindDoc="0" locked="0" layoutInCell="1" allowOverlap="1">
@@ -3000,14 +2942,7 @@
           <w:rFonts w:ascii="Segoe UI" w:hAnsi="Segoe UI" w:cs="Segoe UI"/>
           <w:color w:val="000000"/>
         </w:rPr>
-        <w:t>Servidor DNS</w:t>
-      </w:r>
-      <w:r>
-        <w:rPr>
-          <w:rFonts w:ascii="Segoe UI" w:hAnsi="Segoe UI" w:cs="Segoe UI"/>
-          <w:color w:val="000000"/>
-        </w:rPr>
-        <w:t xml:space="preserve"> alternativo</w:t>
+        <w:t>Servidor DNS alternativo</w:t>
       </w:r>
       <w:proofErr w:type="gramStart"/>
       <w:r>
@@ -3085,7 +3020,6 @@
           <w:color w:val="000000"/>
         </w:rPr>
       </w:pPr>
-      <w:bookmarkStart w:id="0" w:name="_GoBack"/>
       <w:r>
         <w:rPr>
           <w:rFonts w:ascii="Segoe UI" w:hAnsi="Segoe UI" w:cs="Segoe UI"/>
@@ -3093,7 +3027,6 @@
         </w:rPr>
         <w:t xml:space="preserve">Hacemos ping al 8.8.8.8 para comprobar que se conecta a internet </w:t>
       </w:r>
-      <w:bookmarkEnd w:id="0"/>
     </w:p>
     <w:p>
       <w:pPr>
@@ -3119,7 +3052,9 @@
       <w:r>
         <w:rPr>
           <w:rFonts w:ascii="Segoe UI" w:hAnsi="Segoe UI" w:cs="Segoe UI"/>
-          <w:color w:val="000000"/>
+          <w:noProof/>
+          <w:color w:val="000000"/>
+          <w:lang w:eastAsia="es-ES"/>
         </w:rPr>
         <w:lastRenderedPageBreak/>
         <w:drawing>
@@ -3172,19 +3107,165 @@
     </w:p>
     <w:p>
       <w:pPr>
-        <w:pStyle w:val="Prrafodelista"/>
-        <w:shd w:val="clear" w:color="auto" w:fill="FFFFFF"/>
-        <w:ind w:left="1080"/>
-        <w:rPr>
-          <w:rFonts w:ascii="Segoe UI" w:hAnsi="Segoe UI" w:cs="Segoe UI"/>
-          <w:color w:val="000000"/>
-        </w:rPr>
-      </w:pPr>
-    </w:p>
-    <w:p>
-      <w:pPr>
-        <w:pStyle w:val="Prrafodelista"/>
-        <w:shd w:val="clear" w:color="auto" w:fill="FFFFFF"/>
+        <w:jc w:val="center"/>
+        <w:rPr>
+          <w:b/>
+          <w:sz w:val="40"/>
+          <w:szCs w:val="40"/>
+        </w:rPr>
+      </w:pPr>
+      <w:r>
+        <w:rPr>
+          <w:b/>
+          <w:sz w:val="40"/>
+          <w:szCs w:val="40"/>
+        </w:rPr>
+        <w:t xml:space="preserve">Active </w:t>
+      </w:r>
+      <w:proofErr w:type="spellStart"/>
+      <w:r>
+        <w:rPr>
+          <w:b/>
+          <w:sz w:val="40"/>
+          <w:szCs w:val="40"/>
+        </w:rPr>
+        <w:t>Directory</w:t>
+      </w:r>
+      <w:proofErr w:type="spellEnd"/>
+    </w:p>
+    <w:p>
+      <w:pPr>
+        <w:pStyle w:val="Prrafodelista"/>
+        <w:shd w:val="clear" w:color="auto" w:fill="FFFFFF"/>
+        <w:ind w:left="0"/>
+      </w:pPr>
+      <w:r>
+        <w:rPr>
+          <w:rFonts w:ascii="Segoe UI" w:hAnsi="Segoe UI" w:cs="Segoe UI"/>
+          <w:color w:val="000000"/>
+        </w:rPr>
+        <w:t>Comen</w:t>
+      </w:r>
+      <w:r>
+        <w:rPr>
+          <w:rFonts w:ascii="Segoe UI" w:hAnsi="Segoe UI" w:cs="Segoe UI"/>
+          <w:color w:val="000000"/>
+        </w:rPr>
+        <w:t xml:space="preserve">zamos con la instalación de Active </w:t>
+      </w:r>
+      <w:proofErr w:type="spellStart"/>
+      <w:r>
+        <w:rPr>
+          <w:rFonts w:ascii="Segoe UI" w:hAnsi="Segoe UI" w:cs="Segoe UI"/>
+          <w:color w:val="000000"/>
+        </w:rPr>
+        <w:t>Directory</w:t>
+      </w:r>
+      <w:proofErr w:type="spellEnd"/>
+      <w:r>
+        <w:rPr>
+          <w:rFonts w:ascii="Segoe UI" w:hAnsi="Segoe UI" w:cs="Segoe UI"/>
+          <w:color w:val="000000"/>
+        </w:rPr>
+        <w:t xml:space="preserve"> para crear y gestionar nuestro propio dominio. </w:t>
+      </w:r>
+      <w:r>
+        <w:t xml:space="preserve">A través de "Agregar roles y características" añadimos a nuestro único servidor el </w:t>
+      </w:r>
+      <w:proofErr w:type="spellStart"/>
+      <w:r>
+        <w:t>role</w:t>
+      </w:r>
+      <w:proofErr w:type="spellEnd"/>
+      <w:r>
+        <w:t xml:space="preserve"> de "Servicios de dominio de Active </w:t>
+      </w:r>
+      <w:proofErr w:type="spellStart"/>
+      <w:r>
+        <w:t>Directory</w:t>
+      </w:r>
+      <w:proofErr w:type="spellEnd"/>
+      <w:r>
+        <w:t>". Se añadirán automáticamente las características necesarias, no es necesario agregar ninguna característica extra.</w:t>
+      </w:r>
+    </w:p>
+    <w:p>
+      <w:pPr>
+        <w:pStyle w:val="Prrafodelista"/>
+        <w:shd w:val="clear" w:color="auto" w:fill="FFFFFF"/>
+        <w:ind w:left="0"/>
+      </w:pPr>
+    </w:p>
+    <w:p>
+      <w:pPr>
+        <w:pStyle w:val="Prrafodelista"/>
+        <w:shd w:val="clear" w:color="auto" w:fill="FFFFFF"/>
+        <w:ind w:left="0"/>
+        <w:rPr>
+          <w:rFonts w:ascii="Segoe UI" w:hAnsi="Segoe UI" w:cs="Segoe UI"/>
+          <w:color w:val="000000"/>
+        </w:rPr>
+      </w:pPr>
+      <w:r>
+        <w:rPr>
+          <w:rFonts w:ascii="Segoe UI" w:hAnsi="Segoe UI" w:cs="Segoe UI"/>
+          <w:color w:val="000000"/>
+        </w:rPr>
+        <w:drawing>
+          <wp:inline distT="0" distB="0" distL="0" distR="0" wp14:anchorId="10D3A51B" wp14:editId="02832EF3">
+            <wp:extent cx="4267796" cy="3038899"/>
+            <wp:effectExtent l="0" t="0" r="0" b="9525"/>
+            <wp:docPr id="14" name="Imagen 14"/>
+            <wp:cNvGraphicFramePr>
+              <a:graphicFrameLocks xmlns:a="http://schemas.openxmlformats.org/drawingml/2006/main" noChangeAspect="1"/>
+            </wp:cNvGraphicFramePr>
+            <a:graphic xmlns:a="http://schemas.openxmlformats.org/drawingml/2006/main">
+              <a:graphicData uri="http://schemas.openxmlformats.org/drawingml/2006/picture">
+                <pic:pic xmlns:pic="http://schemas.openxmlformats.org/drawingml/2006/picture">
+                  <pic:nvPicPr>
+                    <pic:cNvPr id="1" name=""/>
+                    <pic:cNvPicPr/>
+                  </pic:nvPicPr>
+                  <pic:blipFill>
+                    <a:blip r:embed="rId22"/>
+                    <a:stretch>
+                      <a:fillRect/>
+                    </a:stretch>
+                  </pic:blipFill>
+                  <pic:spPr>
+                    <a:xfrm>
+                      <a:off x="0" y="0"/>
+                      <a:ext cx="4267796" cy="3038899"/>
+                    </a:xfrm>
+                    <a:prstGeom prst="rect">
+                      <a:avLst/>
+                    </a:prstGeom>
+                  </pic:spPr>
+                </pic:pic>
+              </a:graphicData>
+            </a:graphic>
+          </wp:inline>
+        </w:drawing>
+      </w:r>
+      <w:bookmarkStart w:id="0" w:name="_GoBack"/>
+      <w:bookmarkEnd w:id="0"/>
+    </w:p>
+    <w:p>
+      <w:pPr>
+        <w:pStyle w:val="Prrafodelista"/>
+        <w:shd w:val="clear" w:color="auto" w:fill="FFFFFF"/>
+        <w:ind w:left="0"/>
+        <w:rPr>
+          <w:rFonts w:ascii="Segoe UI" w:hAnsi="Segoe UI" w:cs="Segoe UI"/>
+          <w:color w:val="000000"/>
+        </w:rPr>
+      </w:pPr>
+    </w:p>
+    <w:p>
+      <w:pPr>
+        <w:pStyle w:val="Prrafodelista"/>
+        <w:shd w:val="clear" w:color="auto" w:fill="FFFFFF"/>
+        <w:ind w:left="0"/>
         <w:rPr>
           <w:rFonts w:ascii="Segoe UI" w:hAnsi="Segoe UI" w:cs="Segoe UI"/>
           <w:color w:val="000000"/>
@@ -3196,6 +3277,7 @@
           <w:rFonts w:ascii="Segoe UI" w:hAnsi="Segoe UI" w:cs="Segoe UI"/>
           <w:color w:val="000000"/>
         </w:rPr>
+        <w:lastRenderedPageBreak/>
         <w:t>sudo</w:t>
       </w:r>
       <w:proofErr w:type="gramEnd"/>
@@ -3252,16 +3334,18 @@
       <w:pPr>
         <w:pStyle w:val="Prrafodelista"/>
         <w:shd w:val="clear" w:color="auto" w:fill="FFFFFF"/>
-        <w:rPr>
-          <w:rFonts w:ascii="Segoe UI" w:hAnsi="Segoe UI" w:cs="Segoe UI"/>
-          <w:color w:val="000000"/>
-        </w:rPr>
-      </w:pPr>
-    </w:p>
-    <w:p>
-      <w:pPr>
-        <w:pStyle w:val="Prrafodelista"/>
-        <w:shd w:val="clear" w:color="auto" w:fill="FFFFFF"/>
+        <w:ind w:left="0"/>
+        <w:rPr>
+          <w:rFonts w:ascii="Segoe UI" w:hAnsi="Segoe UI" w:cs="Segoe UI"/>
+          <w:color w:val="000000"/>
+        </w:rPr>
+      </w:pPr>
+    </w:p>
+    <w:p>
+      <w:pPr>
+        <w:pStyle w:val="Prrafodelista"/>
+        <w:shd w:val="clear" w:color="auto" w:fill="FFFFFF"/>
+        <w:ind w:left="0"/>
         <w:rPr>
           <w:rFonts w:ascii="Segoe UI" w:hAnsi="Segoe UI" w:cs="Segoe UI"/>
           <w:color w:val="000000"/>

--- a/tercer módulo/tarea 3.docx
+++ b/tercer módulo/tarea 3.docx
@@ -3,11 +3,18 @@
 <w:document xmlns:wpc="http://schemas.microsoft.com/office/word/2010/wordprocessingCanvas" xmlns:mc="http://schemas.openxmlformats.org/markup-compatibility/2006" xmlns:o="urn:schemas-microsoft-com:office:office" xmlns:r="http://schemas.openxmlformats.org/officeDocument/2006/relationships" xmlns:m="http://schemas.openxmlformats.org/officeDocument/2006/math" xmlns:v="urn:schemas-microsoft-com:vml" xmlns:wp14="http://schemas.microsoft.com/office/word/2010/wordprocessingDrawing" xmlns:wp="http://schemas.openxmlformats.org/drawingml/2006/wordprocessingDrawing" xmlns:w10="urn:schemas-microsoft-com:office:word" xmlns:w="http://schemas.openxmlformats.org/wordprocessingml/2006/main" xmlns:w14="http://schemas.microsoft.com/office/word/2010/wordml" xmlns:w15="http://schemas.microsoft.com/office/word/2012/wordml" xmlns:wpg="http://schemas.microsoft.com/office/word/2010/wordprocessingGroup" xmlns:wpi="http://schemas.microsoft.com/office/word/2010/wordprocessingInk" xmlns:wne="http://schemas.microsoft.com/office/word/2006/wordml" xmlns:wps="http://schemas.microsoft.com/office/word/2010/wordprocessingShape" mc:Ignorable="w14 w15 wp14">
   <w:body>
     <w:p>
+      <w:pPr>
+        <w:jc w:val="both"/>
+      </w:pPr>
       <w:r>
         <w:t>Tarea 3</w:t>
       </w:r>
     </w:p>
-    <w:p/>
+    <w:p>
+      <w:pPr>
+        <w:jc w:val="both"/>
+      </w:pPr>
+    </w:p>
     <w:p>
       <w:pPr>
         <w:jc w:val="center"/>
@@ -28,6 +35,7 @@
     </w:p>
     <w:p>
       <w:pPr>
+        <w:jc w:val="both"/>
         <w:rPr>
           <w:sz w:val="28"/>
           <w:szCs w:val="28"/>
@@ -44,6 +52,7 @@
     <w:p>
       <w:pPr>
         <w:ind w:firstLine="708"/>
+        <w:jc w:val="both"/>
       </w:pPr>
       <w:r>
         <w:t xml:space="preserve">Primero en el navegador buscamos la página oficial de Oracle </w:t>
@@ -60,6 +69,7 @@
     <w:p>
       <w:pPr>
         <w:ind w:firstLine="708"/>
+        <w:jc w:val="both"/>
       </w:pPr>
       <w:r>
         <w:t xml:space="preserve">Una vez descargado procedemos a la instalación. Este paso es muy sencillo es </w:t>
@@ -82,11 +92,13 @@
     <w:p>
       <w:pPr>
         <w:ind w:firstLine="708"/>
+        <w:jc w:val="both"/>
       </w:pPr>
     </w:p>
     <w:p>
       <w:pPr>
         <w:ind w:firstLine="708"/>
+        <w:jc w:val="both"/>
       </w:pPr>
     </w:p>
     <w:p>
@@ -118,6 +130,9 @@
       <w:proofErr w:type="spellEnd"/>
     </w:p>
     <w:p>
+      <w:pPr>
+        <w:jc w:val="both"/>
+      </w:pPr>
       <w:r>
         <w:t xml:space="preserve">Antes de empezar con la instalación de ninguna máquina virtual me voy a crear un entorno  y para ello crearé una red </w:t>
       </w:r>
@@ -161,6 +176,9 @@
       </w:r>
     </w:p>
     <w:p>
+      <w:pPr>
+        <w:jc w:val="both"/>
+      </w:pPr>
       <w:r>
         <w:rPr>
           <w:noProof/>
@@ -226,9 +244,14 @@
     <w:p>
       <w:pPr>
         <w:ind w:firstLine="708"/>
-      </w:pPr>
-    </w:p>
-    <w:p/>
+        <w:jc w:val="both"/>
+      </w:pPr>
+    </w:p>
+    <w:p>
+      <w:pPr>
+        <w:jc w:val="both"/>
+      </w:pPr>
+    </w:p>
     <w:p>
       <w:pPr>
         <w:jc w:val="center"/>
@@ -238,17 +261,30 @@
           <w:szCs w:val="40"/>
         </w:rPr>
       </w:pPr>
-      <w:r>
+    </w:p>
+    <w:p>
+      <w:pPr>
+        <w:jc w:val="center"/>
         <w:rPr>
           <w:b/>
           <w:sz w:val="40"/>
           <w:szCs w:val="40"/>
         </w:rPr>
+      </w:pPr>
+      <w:r>
+        <w:rPr>
+          <w:b/>
+          <w:sz w:val="40"/>
+          <w:szCs w:val="40"/>
+        </w:rPr>
         <w:lastRenderedPageBreak/>
         <w:t>Windows server</w:t>
       </w:r>
     </w:p>
     <w:p>
+      <w:pPr>
+        <w:jc w:val="both"/>
+      </w:pPr>
       <w:r>
         <w:rPr>
           <w:sz w:val="28"/>
@@ -258,6 +294,9 @@
       </w:r>
     </w:p>
     <w:p>
+      <w:pPr>
+        <w:jc w:val="both"/>
+      </w:pPr>
       <w:r>
         <w:tab/>
         <w:t xml:space="preserve">Procedemos a realizar la instalación del Windows server (en este caso vamos a la versión 22). </w:t>
@@ -266,6 +305,7 @@
     <w:p>
       <w:pPr>
         <w:shd w:val="clear" w:color="auto" w:fill="FFFFFF"/>
+        <w:jc w:val="both"/>
         <w:rPr>
           <w:rFonts w:ascii="Segoe UI" w:hAnsi="Segoe UI" w:cs="Segoe UI"/>
           <w:color w:val="000000"/>
@@ -345,6 +385,7 @@
     <w:p>
       <w:pPr>
         <w:shd w:val="clear" w:color="auto" w:fill="FFFFFF"/>
+        <w:jc w:val="both"/>
         <w:rPr>
           <w:rFonts w:ascii="Segoe UI" w:hAnsi="Segoe UI" w:cs="Segoe UI"/>
           <w:color w:val="000000"/>
@@ -394,6 +435,7 @@
     <w:p>
       <w:pPr>
         <w:shd w:val="clear" w:color="auto" w:fill="FFFFFF"/>
+        <w:jc w:val="both"/>
         <w:rPr>
           <w:rFonts w:ascii="Segoe UI" w:hAnsi="Segoe UI" w:cs="Segoe UI"/>
           <w:color w:val="000000"/>
@@ -423,6 +465,7 @@
           <w:numId w:val="1"/>
         </w:numPr>
         <w:shd w:val="clear" w:color="auto" w:fill="FFFFFF"/>
+        <w:jc w:val="both"/>
         <w:rPr>
           <w:rFonts w:ascii="Segoe UI" w:hAnsi="Segoe UI" w:cs="Segoe UI"/>
           <w:color w:val="000000"/>
@@ -488,6 +531,7 @@
           <w:numId w:val="1"/>
         </w:numPr>
         <w:shd w:val="clear" w:color="auto" w:fill="FFFFFF"/>
+        <w:jc w:val="both"/>
         <w:rPr>
           <w:rFonts w:ascii="Segoe UI" w:hAnsi="Segoe UI" w:cs="Segoe UI"/>
           <w:color w:val="000000"/>
@@ -541,6 +585,7 @@
           <w:numId w:val="1"/>
         </w:numPr>
         <w:shd w:val="clear" w:color="auto" w:fill="FFFFFF"/>
+        <w:jc w:val="both"/>
         <w:rPr>
           <w:rFonts w:ascii="Segoe UI" w:hAnsi="Segoe UI" w:cs="Segoe UI"/>
           <w:color w:val="000000"/>
@@ -640,6 +685,7 @@
           <w:numId w:val="1"/>
         </w:numPr>
         <w:shd w:val="clear" w:color="auto" w:fill="FFFFFF"/>
+        <w:jc w:val="both"/>
         <w:rPr>
           <w:rFonts w:ascii="Segoe UI" w:hAnsi="Segoe UI" w:cs="Segoe UI"/>
           <w:color w:val="000000"/>
@@ -664,6 +710,7 @@
       <w:pPr>
         <w:pStyle w:val="Prrafodelista"/>
         <w:shd w:val="clear" w:color="auto" w:fill="FFFFFF"/>
+        <w:jc w:val="both"/>
         <w:rPr>
           <w:rFonts w:ascii="Segoe UI" w:hAnsi="Segoe UI" w:cs="Segoe UI"/>
           <w:color w:val="000000"/>
@@ -737,16 +784,18 @@
       <w:pPr>
         <w:pStyle w:val="Prrafodelista"/>
         <w:shd w:val="clear" w:color="auto" w:fill="FFFFFF"/>
-        <w:rPr>
-          <w:rFonts w:ascii="Segoe UI" w:hAnsi="Segoe UI" w:cs="Segoe UI"/>
-          <w:color w:val="000000"/>
-        </w:rPr>
-      </w:pPr>
-    </w:p>
-    <w:p>
-      <w:pPr>
-        <w:pStyle w:val="Prrafodelista"/>
-        <w:shd w:val="clear" w:color="auto" w:fill="FFFFFF"/>
+        <w:jc w:val="both"/>
+        <w:rPr>
+          <w:rFonts w:ascii="Segoe UI" w:hAnsi="Segoe UI" w:cs="Segoe UI"/>
+          <w:color w:val="000000"/>
+        </w:rPr>
+      </w:pPr>
+    </w:p>
+    <w:p>
+      <w:pPr>
+        <w:pStyle w:val="Prrafodelista"/>
+        <w:shd w:val="clear" w:color="auto" w:fill="FFFFFF"/>
+        <w:jc w:val="both"/>
         <w:rPr>
           <w:rFonts w:ascii="Segoe UI" w:hAnsi="Segoe UI" w:cs="Segoe UI"/>
           <w:color w:val="000000"/>
@@ -796,16 +845,18 @@
       <w:pPr>
         <w:pStyle w:val="Prrafodelista"/>
         <w:shd w:val="clear" w:color="auto" w:fill="FFFFFF"/>
-        <w:rPr>
-          <w:rFonts w:ascii="Segoe UI" w:hAnsi="Segoe UI" w:cs="Segoe UI"/>
-          <w:color w:val="000000"/>
-        </w:rPr>
-      </w:pPr>
-    </w:p>
-    <w:p>
-      <w:pPr>
-        <w:pStyle w:val="Prrafodelista"/>
-        <w:shd w:val="clear" w:color="auto" w:fill="FFFFFF"/>
+        <w:jc w:val="both"/>
+        <w:rPr>
+          <w:rFonts w:ascii="Segoe UI" w:hAnsi="Segoe UI" w:cs="Segoe UI"/>
+          <w:color w:val="000000"/>
+        </w:rPr>
+      </w:pPr>
+    </w:p>
+    <w:p>
+      <w:pPr>
+        <w:pStyle w:val="Prrafodelista"/>
+        <w:shd w:val="clear" w:color="auto" w:fill="FFFFFF"/>
+        <w:jc w:val="both"/>
         <w:rPr>
           <w:rFonts w:ascii="Segoe UI" w:hAnsi="Segoe UI" w:cs="Segoe UI"/>
           <w:color w:val="000000"/>
@@ -859,16 +910,18 @@
       <w:pPr>
         <w:pStyle w:val="Prrafodelista"/>
         <w:shd w:val="clear" w:color="auto" w:fill="FFFFFF"/>
-        <w:rPr>
-          <w:rFonts w:ascii="Segoe UI" w:hAnsi="Segoe UI" w:cs="Segoe UI"/>
-          <w:color w:val="000000"/>
-        </w:rPr>
-      </w:pPr>
-    </w:p>
-    <w:p>
-      <w:pPr>
-        <w:pStyle w:val="Prrafodelista"/>
-        <w:shd w:val="clear" w:color="auto" w:fill="FFFFFF"/>
+        <w:jc w:val="both"/>
+        <w:rPr>
+          <w:rFonts w:ascii="Segoe UI" w:hAnsi="Segoe UI" w:cs="Segoe UI"/>
+          <w:color w:val="000000"/>
+        </w:rPr>
+      </w:pPr>
+    </w:p>
+    <w:p>
+      <w:pPr>
+        <w:pStyle w:val="Prrafodelista"/>
+        <w:shd w:val="clear" w:color="auto" w:fill="FFFFFF"/>
+        <w:jc w:val="both"/>
         <w:rPr>
           <w:rFonts w:ascii="Segoe UI" w:hAnsi="Segoe UI" w:cs="Segoe UI"/>
           <w:color w:val="000000"/>
@@ -886,6 +939,7 @@
       <w:pPr>
         <w:pStyle w:val="Prrafodelista"/>
         <w:shd w:val="clear" w:color="auto" w:fill="FFFFFF"/>
+        <w:jc w:val="both"/>
         <w:rPr>
           <w:rFonts w:ascii="Segoe UI" w:hAnsi="Segoe UI" w:cs="Segoe UI"/>
           <w:color w:val="000000"/>
@@ -919,16 +973,18 @@
       <w:pPr>
         <w:pStyle w:val="Prrafodelista"/>
         <w:shd w:val="clear" w:color="auto" w:fill="FFFFFF"/>
-        <w:rPr>
-          <w:rFonts w:ascii="Segoe UI" w:hAnsi="Segoe UI" w:cs="Segoe UI"/>
-          <w:color w:val="000000"/>
-        </w:rPr>
-      </w:pPr>
-    </w:p>
-    <w:p>
-      <w:pPr>
-        <w:pStyle w:val="Prrafodelista"/>
-        <w:shd w:val="clear" w:color="auto" w:fill="FFFFFF"/>
+        <w:jc w:val="both"/>
+        <w:rPr>
+          <w:rFonts w:ascii="Segoe UI" w:hAnsi="Segoe UI" w:cs="Segoe UI"/>
+          <w:color w:val="000000"/>
+        </w:rPr>
+      </w:pPr>
+    </w:p>
+    <w:p>
+      <w:pPr>
+        <w:pStyle w:val="Prrafodelista"/>
+        <w:shd w:val="clear" w:color="auto" w:fill="FFFFFF"/>
+        <w:jc w:val="both"/>
         <w:rPr>
           <w:rFonts w:ascii="Segoe UI" w:hAnsi="Segoe UI" w:cs="Segoe UI"/>
           <w:color w:val="000000"/>
@@ -982,16 +1038,18 @@
       <w:pPr>
         <w:pStyle w:val="Prrafodelista"/>
         <w:shd w:val="clear" w:color="auto" w:fill="FFFFFF"/>
-        <w:rPr>
-          <w:rFonts w:ascii="Segoe UI" w:hAnsi="Segoe UI" w:cs="Segoe UI"/>
-          <w:color w:val="000000"/>
-        </w:rPr>
-      </w:pPr>
-    </w:p>
-    <w:p>
-      <w:pPr>
-        <w:pStyle w:val="Prrafodelista"/>
-        <w:shd w:val="clear" w:color="auto" w:fill="FFFFFF"/>
+        <w:jc w:val="both"/>
+        <w:rPr>
+          <w:rFonts w:ascii="Segoe UI" w:hAnsi="Segoe UI" w:cs="Segoe UI"/>
+          <w:color w:val="000000"/>
+        </w:rPr>
+      </w:pPr>
+    </w:p>
+    <w:p>
+      <w:pPr>
+        <w:pStyle w:val="Prrafodelista"/>
+        <w:shd w:val="clear" w:color="auto" w:fill="FFFFFF"/>
+        <w:jc w:val="both"/>
         <w:rPr>
           <w:rFonts w:ascii="Segoe UI" w:hAnsi="Segoe UI" w:cs="Segoe UI"/>
           <w:color w:val="000000"/>
@@ -1017,16 +1075,18 @@
       <w:pPr>
         <w:pStyle w:val="Prrafodelista"/>
         <w:shd w:val="clear" w:color="auto" w:fill="FFFFFF"/>
-        <w:rPr>
-          <w:rFonts w:ascii="Segoe UI" w:hAnsi="Segoe UI" w:cs="Segoe UI"/>
-          <w:color w:val="000000"/>
-        </w:rPr>
-      </w:pPr>
-    </w:p>
-    <w:p>
-      <w:pPr>
-        <w:pStyle w:val="Prrafodelista"/>
-        <w:shd w:val="clear" w:color="auto" w:fill="FFFFFF"/>
+        <w:jc w:val="both"/>
+        <w:rPr>
+          <w:rFonts w:ascii="Segoe UI" w:hAnsi="Segoe UI" w:cs="Segoe UI"/>
+          <w:color w:val="000000"/>
+        </w:rPr>
+      </w:pPr>
+    </w:p>
+    <w:p>
+      <w:pPr>
+        <w:pStyle w:val="Prrafodelista"/>
+        <w:shd w:val="clear" w:color="auto" w:fill="FFFFFF"/>
+        <w:jc w:val="both"/>
         <w:rPr>
           <w:rFonts w:ascii="Segoe UI" w:hAnsi="Segoe UI" w:cs="Segoe UI"/>
           <w:color w:val="000000"/>
@@ -1080,16 +1140,18 @@
       <w:pPr>
         <w:pStyle w:val="Prrafodelista"/>
         <w:shd w:val="clear" w:color="auto" w:fill="FFFFFF"/>
-        <w:rPr>
-          <w:rFonts w:ascii="Segoe UI" w:hAnsi="Segoe UI" w:cs="Segoe UI"/>
-          <w:color w:val="000000"/>
-        </w:rPr>
-      </w:pPr>
-    </w:p>
-    <w:p>
-      <w:pPr>
-        <w:pStyle w:val="Prrafodelista"/>
-        <w:shd w:val="clear" w:color="auto" w:fill="FFFFFF"/>
+        <w:jc w:val="both"/>
+        <w:rPr>
+          <w:rFonts w:ascii="Segoe UI" w:hAnsi="Segoe UI" w:cs="Segoe UI"/>
+          <w:color w:val="000000"/>
+        </w:rPr>
+      </w:pPr>
+    </w:p>
+    <w:p>
+      <w:pPr>
+        <w:pStyle w:val="Prrafodelista"/>
+        <w:shd w:val="clear" w:color="auto" w:fill="FFFFFF"/>
+        <w:jc w:val="both"/>
         <w:rPr>
           <w:rFonts w:ascii="Segoe UI" w:hAnsi="Segoe UI" w:cs="Segoe UI"/>
           <w:color w:val="000000"/>
@@ -1107,6 +1169,7 @@
       <w:pPr>
         <w:pStyle w:val="Prrafodelista"/>
         <w:shd w:val="clear" w:color="auto" w:fill="FFFFFF"/>
+        <w:jc w:val="both"/>
         <w:rPr>
           <w:rFonts w:ascii="Segoe UI" w:hAnsi="Segoe UI" w:cs="Segoe UI"/>
           <w:color w:val="000000"/>
@@ -1124,6 +1187,7 @@
       <w:pPr>
         <w:pStyle w:val="Prrafodelista"/>
         <w:shd w:val="clear" w:color="auto" w:fill="FFFFFF"/>
+        <w:jc w:val="both"/>
         <w:rPr>
           <w:rFonts w:ascii="Segoe UI" w:hAnsi="Segoe UI" w:cs="Segoe UI"/>
           <w:color w:val="000000"/>
@@ -1141,16 +1205,18 @@
       <w:pPr>
         <w:pStyle w:val="Prrafodelista"/>
         <w:shd w:val="clear" w:color="auto" w:fill="FFFFFF"/>
-        <w:rPr>
-          <w:rFonts w:ascii="Segoe UI" w:hAnsi="Segoe UI" w:cs="Segoe UI"/>
-          <w:color w:val="000000"/>
-        </w:rPr>
-      </w:pPr>
-    </w:p>
-    <w:p>
-      <w:pPr>
-        <w:pStyle w:val="Prrafodelista"/>
-        <w:shd w:val="clear" w:color="auto" w:fill="FFFFFF"/>
+        <w:jc w:val="both"/>
+        <w:rPr>
+          <w:rFonts w:ascii="Segoe UI" w:hAnsi="Segoe UI" w:cs="Segoe UI"/>
+          <w:color w:val="000000"/>
+        </w:rPr>
+      </w:pPr>
+    </w:p>
+    <w:p>
+      <w:pPr>
+        <w:pStyle w:val="Prrafodelista"/>
+        <w:shd w:val="clear" w:color="auto" w:fill="FFFFFF"/>
+        <w:jc w:val="both"/>
         <w:rPr>
           <w:rFonts w:ascii="Segoe UI" w:hAnsi="Segoe UI" w:cs="Segoe UI"/>
           <w:color w:val="000000"/>
@@ -1204,16 +1270,18 @@
       <w:pPr>
         <w:pStyle w:val="Prrafodelista"/>
         <w:shd w:val="clear" w:color="auto" w:fill="FFFFFF"/>
-        <w:rPr>
-          <w:rFonts w:ascii="Segoe UI" w:hAnsi="Segoe UI" w:cs="Segoe UI"/>
-          <w:color w:val="000000"/>
-        </w:rPr>
-      </w:pPr>
-    </w:p>
-    <w:p>
-      <w:pPr>
-        <w:pStyle w:val="Prrafodelista"/>
-        <w:shd w:val="clear" w:color="auto" w:fill="FFFFFF"/>
+        <w:jc w:val="both"/>
+        <w:rPr>
+          <w:rFonts w:ascii="Segoe UI" w:hAnsi="Segoe UI" w:cs="Segoe UI"/>
+          <w:color w:val="000000"/>
+        </w:rPr>
+      </w:pPr>
+    </w:p>
+    <w:p>
+      <w:pPr>
+        <w:pStyle w:val="Prrafodelista"/>
+        <w:shd w:val="clear" w:color="auto" w:fill="FFFFFF"/>
+        <w:jc w:val="both"/>
         <w:rPr>
           <w:rFonts w:ascii="Segoe UI" w:hAnsi="Segoe UI" w:cs="Segoe UI"/>
           <w:color w:val="000000"/>
@@ -1232,6 +1300,7 @@
       <w:pPr>
         <w:pStyle w:val="Prrafodelista"/>
         <w:shd w:val="clear" w:color="auto" w:fill="FFFFFF"/>
+        <w:jc w:val="both"/>
         <w:rPr>
           <w:rFonts w:ascii="Segoe UI" w:hAnsi="Segoe UI" w:cs="Segoe UI"/>
           <w:color w:val="000000"/>
@@ -1249,16 +1318,18 @@
       <w:pPr>
         <w:pStyle w:val="Prrafodelista"/>
         <w:shd w:val="clear" w:color="auto" w:fill="FFFFFF"/>
-        <w:rPr>
-          <w:rFonts w:ascii="Segoe UI" w:hAnsi="Segoe UI" w:cs="Segoe UI"/>
-          <w:color w:val="000000"/>
-        </w:rPr>
-      </w:pPr>
-    </w:p>
-    <w:p>
-      <w:pPr>
-        <w:pStyle w:val="Prrafodelista"/>
-        <w:shd w:val="clear" w:color="auto" w:fill="FFFFFF"/>
+        <w:jc w:val="both"/>
+        <w:rPr>
+          <w:rFonts w:ascii="Segoe UI" w:hAnsi="Segoe UI" w:cs="Segoe UI"/>
+          <w:color w:val="000000"/>
+        </w:rPr>
+      </w:pPr>
+    </w:p>
+    <w:p>
+      <w:pPr>
+        <w:pStyle w:val="Prrafodelista"/>
+        <w:shd w:val="clear" w:color="auto" w:fill="FFFFFF"/>
+        <w:jc w:val="both"/>
         <w:rPr>
           <w:rFonts w:ascii="Segoe UI" w:hAnsi="Segoe UI" w:cs="Segoe UI"/>
           <w:color w:val="000000"/>
@@ -1332,26 +1403,30 @@
       <w:pPr>
         <w:pStyle w:val="Prrafodelista"/>
         <w:shd w:val="clear" w:color="auto" w:fill="FFFFFF"/>
-        <w:rPr>
-          <w:rFonts w:ascii="Segoe UI" w:hAnsi="Segoe UI" w:cs="Segoe UI"/>
-          <w:color w:val="000000"/>
-        </w:rPr>
-      </w:pPr>
-    </w:p>
-    <w:p>
-      <w:pPr>
-        <w:pStyle w:val="Prrafodelista"/>
-        <w:shd w:val="clear" w:color="auto" w:fill="FFFFFF"/>
-        <w:rPr>
-          <w:rFonts w:ascii="Segoe UI" w:hAnsi="Segoe UI" w:cs="Segoe UI"/>
-          <w:color w:val="000000"/>
-        </w:rPr>
-      </w:pPr>
-    </w:p>
-    <w:p>
-      <w:pPr>
-        <w:pStyle w:val="Prrafodelista"/>
-        <w:shd w:val="clear" w:color="auto" w:fill="FFFFFF"/>
+        <w:jc w:val="both"/>
+        <w:rPr>
+          <w:rFonts w:ascii="Segoe UI" w:hAnsi="Segoe UI" w:cs="Segoe UI"/>
+          <w:color w:val="000000"/>
+        </w:rPr>
+      </w:pPr>
+    </w:p>
+    <w:p>
+      <w:pPr>
+        <w:pStyle w:val="Prrafodelista"/>
+        <w:shd w:val="clear" w:color="auto" w:fill="FFFFFF"/>
+        <w:jc w:val="both"/>
+        <w:rPr>
+          <w:rFonts w:ascii="Segoe UI" w:hAnsi="Segoe UI" w:cs="Segoe UI"/>
+          <w:color w:val="000000"/>
+        </w:rPr>
+      </w:pPr>
+    </w:p>
+    <w:p>
+      <w:pPr>
+        <w:pStyle w:val="Prrafodelista"/>
+        <w:shd w:val="clear" w:color="auto" w:fill="FFFFFF"/>
+        <w:ind w:firstLine="696"/>
+        <w:jc w:val="both"/>
         <w:rPr>
           <w:rFonts w:ascii="Segoe UI" w:hAnsi="Segoe UI" w:cs="Segoe UI"/>
           <w:color w:val="000000"/>
@@ -1401,16 +1476,19 @@
       <w:pPr>
         <w:pStyle w:val="Prrafodelista"/>
         <w:shd w:val="clear" w:color="auto" w:fill="FFFFFF"/>
-        <w:rPr>
-          <w:rFonts w:ascii="Segoe UI" w:hAnsi="Segoe UI" w:cs="Segoe UI"/>
-          <w:color w:val="000000"/>
-        </w:rPr>
-      </w:pPr>
-    </w:p>
-    <w:p>
-      <w:pPr>
-        <w:pStyle w:val="Prrafodelista"/>
-        <w:shd w:val="clear" w:color="auto" w:fill="FFFFFF"/>
+        <w:jc w:val="both"/>
+        <w:rPr>
+          <w:rFonts w:ascii="Segoe UI" w:hAnsi="Segoe UI" w:cs="Segoe UI"/>
+          <w:color w:val="000000"/>
+        </w:rPr>
+      </w:pPr>
+    </w:p>
+    <w:p>
+      <w:pPr>
+        <w:pStyle w:val="Prrafodelista"/>
+        <w:shd w:val="clear" w:color="auto" w:fill="FFFFFF"/>
+        <w:ind w:firstLine="696"/>
+        <w:jc w:val="both"/>
         <w:rPr>
           <w:rFonts w:ascii="Segoe UI" w:hAnsi="Segoe UI" w:cs="Segoe UI"/>
           <w:color w:val="000000"/>
@@ -1428,16 +1506,18 @@
       <w:pPr>
         <w:pStyle w:val="Prrafodelista"/>
         <w:shd w:val="clear" w:color="auto" w:fill="FFFFFF"/>
-        <w:rPr>
-          <w:rFonts w:ascii="Segoe UI" w:hAnsi="Segoe UI" w:cs="Segoe UI"/>
-          <w:color w:val="000000"/>
-        </w:rPr>
-      </w:pPr>
-    </w:p>
-    <w:p>
-      <w:pPr>
-        <w:pStyle w:val="Prrafodelista"/>
-        <w:shd w:val="clear" w:color="auto" w:fill="FFFFFF"/>
+        <w:jc w:val="both"/>
+        <w:rPr>
+          <w:rFonts w:ascii="Segoe UI" w:hAnsi="Segoe UI" w:cs="Segoe UI"/>
+          <w:color w:val="000000"/>
+        </w:rPr>
+      </w:pPr>
+    </w:p>
+    <w:p>
+      <w:pPr>
+        <w:pStyle w:val="Prrafodelista"/>
+        <w:shd w:val="clear" w:color="auto" w:fill="FFFFFF"/>
+        <w:jc w:val="center"/>
         <w:rPr>
           <w:rFonts w:ascii="Segoe UI" w:hAnsi="Segoe UI" w:cs="Segoe UI"/>
           <w:color w:val="000000"/>
@@ -1472,6 +1552,9 @@
       <w:proofErr w:type="spellEnd"/>
     </w:p>
     <w:p>
+      <w:pPr>
+        <w:jc w:val="both"/>
+      </w:pPr>
       <w:r>
         <w:rPr>
           <w:rFonts w:ascii="Segoe UI" w:hAnsi="Segoe UI" w:cs="Segoe UI"/>
@@ -1488,6 +1571,9 @@
       </w:r>
     </w:p>
     <w:p>
+      <w:pPr>
+        <w:jc w:val="both"/>
+      </w:pPr>
       <w:r>
         <w:tab/>
         <w:t xml:space="preserve">Procedemos a realizar la instalación del Linux </w:t>
@@ -1520,6 +1606,7 @@
     <w:p>
       <w:pPr>
         <w:shd w:val="clear" w:color="auto" w:fill="FFFFFF"/>
+        <w:jc w:val="both"/>
         <w:rPr>
           <w:rFonts w:ascii="Segoe UI" w:hAnsi="Segoe UI" w:cs="Segoe UI"/>
           <w:color w:val="000000"/>
@@ -1616,6 +1703,7 @@
     <w:p>
       <w:pPr>
         <w:shd w:val="clear" w:color="auto" w:fill="FFFFFF"/>
+        <w:jc w:val="both"/>
         <w:rPr>
           <w:rFonts w:ascii="Segoe UI" w:hAnsi="Segoe UI" w:cs="Segoe UI"/>
           <w:color w:val="000000"/>
@@ -1649,15 +1737,18 @@
     <w:p>
       <w:pPr>
         <w:shd w:val="clear" w:color="auto" w:fill="FFFFFF"/>
-        <w:rPr>
-          <w:rFonts w:ascii="Segoe UI" w:hAnsi="Segoe UI" w:cs="Segoe UI"/>
-          <w:color w:val="000000"/>
-        </w:rPr>
-      </w:pPr>
-    </w:p>
-    <w:p>
-      <w:pPr>
-        <w:shd w:val="clear" w:color="auto" w:fill="FFFFFF"/>
+        <w:jc w:val="both"/>
+        <w:rPr>
+          <w:rFonts w:ascii="Segoe UI" w:hAnsi="Segoe UI" w:cs="Segoe UI"/>
+          <w:color w:val="000000"/>
+        </w:rPr>
+      </w:pPr>
+    </w:p>
+    <w:p>
+      <w:pPr>
+        <w:shd w:val="clear" w:color="auto" w:fill="FFFFFF"/>
+        <w:ind w:firstLine="360"/>
+        <w:jc w:val="both"/>
         <w:rPr>
           <w:rFonts w:ascii="Segoe UI" w:hAnsi="Segoe UI" w:cs="Segoe UI"/>
           <w:color w:val="000000"/>
@@ -1679,6 +1770,7 @@
           <w:numId w:val="2"/>
         </w:numPr>
         <w:shd w:val="clear" w:color="auto" w:fill="FFFFFF"/>
+        <w:jc w:val="both"/>
         <w:rPr>
           <w:rFonts w:ascii="Segoe UI" w:hAnsi="Segoe UI" w:cs="Segoe UI"/>
           <w:color w:val="000000"/>
@@ -1732,6 +1824,7 @@
           <w:numId w:val="2"/>
         </w:numPr>
         <w:shd w:val="clear" w:color="auto" w:fill="FFFFFF"/>
+        <w:jc w:val="both"/>
         <w:rPr>
           <w:rFonts w:ascii="Segoe UI" w:hAnsi="Segoe UI" w:cs="Segoe UI"/>
           <w:color w:val="000000"/>
@@ -1785,6 +1878,7 @@
           <w:numId w:val="2"/>
         </w:numPr>
         <w:shd w:val="clear" w:color="auto" w:fill="FFFFFF"/>
+        <w:jc w:val="both"/>
         <w:rPr>
           <w:rFonts w:ascii="Segoe UI" w:hAnsi="Segoe UI" w:cs="Segoe UI"/>
           <w:color w:val="000000"/>
@@ -1870,6 +1964,7 @@
           <w:numId w:val="2"/>
         </w:numPr>
         <w:shd w:val="clear" w:color="auto" w:fill="FFFFFF"/>
+        <w:jc w:val="both"/>
         <w:rPr>
           <w:rFonts w:ascii="Segoe UI" w:hAnsi="Segoe UI" w:cs="Segoe UI"/>
           <w:color w:val="000000"/>
@@ -1893,16 +1988,18 @@
     <w:p>
       <w:pPr>
         <w:shd w:val="clear" w:color="auto" w:fill="FFFFFF"/>
-        <w:rPr>
-          <w:rFonts w:ascii="Segoe UI" w:hAnsi="Segoe UI" w:cs="Segoe UI"/>
-          <w:color w:val="000000"/>
-        </w:rPr>
-      </w:pPr>
-    </w:p>
-    <w:p>
-      <w:pPr>
-        <w:pStyle w:val="Prrafodelista"/>
-        <w:shd w:val="clear" w:color="auto" w:fill="FFFFFF"/>
+        <w:jc w:val="both"/>
+        <w:rPr>
+          <w:rFonts w:ascii="Segoe UI" w:hAnsi="Segoe UI" w:cs="Segoe UI"/>
+          <w:color w:val="000000"/>
+        </w:rPr>
+      </w:pPr>
+    </w:p>
+    <w:p>
+      <w:pPr>
+        <w:pStyle w:val="Prrafodelista"/>
+        <w:shd w:val="clear" w:color="auto" w:fill="FFFFFF"/>
+        <w:jc w:val="both"/>
         <w:rPr>
           <w:rFonts w:ascii="Segoe UI" w:hAnsi="Segoe UI" w:cs="Segoe UI"/>
           <w:color w:val="000000"/>
@@ -1976,26 +2073,30 @@
       <w:pPr>
         <w:pStyle w:val="Prrafodelista"/>
         <w:shd w:val="clear" w:color="auto" w:fill="FFFFFF"/>
-        <w:rPr>
-          <w:rFonts w:ascii="Segoe UI" w:hAnsi="Segoe UI" w:cs="Segoe UI"/>
-          <w:color w:val="000000"/>
-        </w:rPr>
-      </w:pPr>
-    </w:p>
-    <w:p>
-      <w:pPr>
-        <w:pStyle w:val="Prrafodelista"/>
-        <w:shd w:val="clear" w:color="auto" w:fill="FFFFFF"/>
-        <w:rPr>
-          <w:rFonts w:ascii="Segoe UI" w:hAnsi="Segoe UI" w:cs="Segoe UI"/>
-          <w:color w:val="000000"/>
-        </w:rPr>
-      </w:pPr>
-    </w:p>
-    <w:p>
-      <w:pPr>
-        <w:pStyle w:val="Prrafodelista"/>
-        <w:shd w:val="clear" w:color="auto" w:fill="FFFFFF"/>
+        <w:jc w:val="both"/>
+        <w:rPr>
+          <w:rFonts w:ascii="Segoe UI" w:hAnsi="Segoe UI" w:cs="Segoe UI"/>
+          <w:color w:val="000000"/>
+        </w:rPr>
+      </w:pPr>
+    </w:p>
+    <w:p>
+      <w:pPr>
+        <w:pStyle w:val="Prrafodelista"/>
+        <w:shd w:val="clear" w:color="auto" w:fill="FFFFFF"/>
+        <w:jc w:val="both"/>
+        <w:rPr>
+          <w:rFonts w:ascii="Segoe UI" w:hAnsi="Segoe UI" w:cs="Segoe UI"/>
+          <w:color w:val="000000"/>
+        </w:rPr>
+      </w:pPr>
+    </w:p>
+    <w:p>
+      <w:pPr>
+        <w:pStyle w:val="Prrafodelista"/>
+        <w:shd w:val="clear" w:color="auto" w:fill="FFFFFF"/>
+        <w:ind w:firstLine="696"/>
+        <w:jc w:val="both"/>
         <w:rPr>
           <w:rFonts w:ascii="Segoe UI" w:hAnsi="Segoe UI" w:cs="Segoe UI"/>
           <w:color w:val="000000"/>
@@ -2014,16 +2115,18 @@
       <w:pPr>
         <w:pStyle w:val="Prrafodelista"/>
         <w:shd w:val="clear" w:color="auto" w:fill="FFFFFF"/>
-        <w:rPr>
-          <w:rFonts w:ascii="Segoe UI" w:hAnsi="Segoe UI" w:cs="Segoe UI"/>
-          <w:color w:val="000000"/>
-        </w:rPr>
-      </w:pPr>
-    </w:p>
-    <w:p>
-      <w:pPr>
-        <w:pStyle w:val="Prrafodelista"/>
-        <w:shd w:val="clear" w:color="auto" w:fill="FFFFFF"/>
+        <w:jc w:val="both"/>
+        <w:rPr>
+          <w:rFonts w:ascii="Segoe UI" w:hAnsi="Segoe UI" w:cs="Segoe UI"/>
+          <w:color w:val="000000"/>
+        </w:rPr>
+      </w:pPr>
+    </w:p>
+    <w:p>
+      <w:pPr>
+        <w:pStyle w:val="Prrafodelista"/>
+        <w:shd w:val="clear" w:color="auto" w:fill="FFFFFF"/>
+        <w:jc w:val="both"/>
         <w:rPr>
           <w:rFonts w:ascii="Segoe UI" w:hAnsi="Segoe UI" w:cs="Segoe UI"/>
           <w:color w:val="000000"/>
@@ -2077,26 +2180,30 @@
       <w:pPr>
         <w:pStyle w:val="Prrafodelista"/>
         <w:shd w:val="clear" w:color="auto" w:fill="FFFFFF"/>
-        <w:rPr>
-          <w:rFonts w:ascii="Segoe UI" w:hAnsi="Segoe UI" w:cs="Segoe UI"/>
-          <w:color w:val="000000"/>
-        </w:rPr>
-      </w:pPr>
-    </w:p>
-    <w:p>
-      <w:pPr>
-        <w:pStyle w:val="Prrafodelista"/>
-        <w:shd w:val="clear" w:color="auto" w:fill="FFFFFF"/>
-        <w:rPr>
-          <w:rFonts w:ascii="Segoe UI" w:hAnsi="Segoe UI" w:cs="Segoe UI"/>
-          <w:color w:val="000000"/>
-        </w:rPr>
-      </w:pPr>
-    </w:p>
-    <w:p>
-      <w:pPr>
-        <w:pStyle w:val="Prrafodelista"/>
-        <w:shd w:val="clear" w:color="auto" w:fill="FFFFFF"/>
+        <w:jc w:val="both"/>
+        <w:rPr>
+          <w:rFonts w:ascii="Segoe UI" w:hAnsi="Segoe UI" w:cs="Segoe UI"/>
+          <w:color w:val="000000"/>
+        </w:rPr>
+      </w:pPr>
+    </w:p>
+    <w:p>
+      <w:pPr>
+        <w:pStyle w:val="Prrafodelista"/>
+        <w:shd w:val="clear" w:color="auto" w:fill="FFFFFF"/>
+        <w:jc w:val="both"/>
+        <w:rPr>
+          <w:rFonts w:ascii="Segoe UI" w:hAnsi="Segoe UI" w:cs="Segoe UI"/>
+          <w:color w:val="000000"/>
+        </w:rPr>
+      </w:pPr>
+    </w:p>
+    <w:p>
+      <w:pPr>
+        <w:pStyle w:val="Prrafodelista"/>
+        <w:shd w:val="clear" w:color="auto" w:fill="FFFFFF"/>
+        <w:ind w:firstLine="360"/>
+        <w:jc w:val="both"/>
         <w:rPr>
           <w:rFonts w:ascii="Segoe UI" w:hAnsi="Segoe UI" w:cs="Segoe UI"/>
           <w:color w:val="000000"/>
@@ -2157,6 +2264,7 @@
           <w:numId w:val="3"/>
         </w:numPr>
         <w:shd w:val="clear" w:color="auto" w:fill="FFFFFF"/>
+        <w:jc w:val="both"/>
         <w:rPr>
           <w:rFonts w:ascii="Segoe UI" w:hAnsi="Segoe UI" w:cs="Segoe UI"/>
           <w:color w:val="000000"/>
@@ -2194,6 +2302,7 @@
           <w:numId w:val="3"/>
         </w:numPr>
         <w:shd w:val="clear" w:color="auto" w:fill="FFFFFF"/>
+        <w:jc w:val="both"/>
         <w:rPr>
           <w:rFonts w:ascii="Segoe UI" w:hAnsi="Segoe UI" w:cs="Segoe UI"/>
           <w:color w:val="000000"/>
@@ -2231,6 +2340,7 @@
           <w:numId w:val="3"/>
         </w:numPr>
         <w:shd w:val="clear" w:color="auto" w:fill="FFFFFF"/>
+        <w:jc w:val="both"/>
         <w:rPr>
           <w:rFonts w:ascii="Segoe UI" w:hAnsi="Segoe UI" w:cs="Segoe UI"/>
           <w:color w:val="000000"/>
@@ -2268,6 +2378,7 @@
           <w:numId w:val="3"/>
         </w:numPr>
         <w:shd w:val="clear" w:color="auto" w:fill="FFFFFF"/>
+        <w:jc w:val="both"/>
         <w:rPr>
           <w:rFonts w:ascii="Segoe UI" w:hAnsi="Segoe UI" w:cs="Segoe UI"/>
           <w:color w:val="000000"/>
@@ -2305,6 +2416,7 @@
           <w:numId w:val="3"/>
         </w:numPr>
         <w:shd w:val="clear" w:color="auto" w:fill="FFFFFF"/>
+        <w:jc w:val="both"/>
         <w:rPr>
           <w:rFonts w:ascii="Segoe UI" w:hAnsi="Segoe UI" w:cs="Segoe UI"/>
           <w:color w:val="000000"/>
@@ -2339,6 +2451,7 @@
         <w:pStyle w:val="Prrafodelista"/>
         <w:shd w:val="clear" w:color="auto" w:fill="FFFFFF"/>
         <w:ind w:left="1080"/>
+        <w:jc w:val="both"/>
         <w:rPr>
           <w:rFonts w:ascii="Segoe UI" w:hAnsi="Segoe UI" w:cs="Segoe UI"/>
           <w:color w:val="000000"/>
@@ -2350,6 +2463,7 @@
         <w:pStyle w:val="Prrafodelista"/>
         <w:shd w:val="clear" w:color="auto" w:fill="FFFFFF"/>
         <w:ind w:left="1080"/>
+        <w:jc w:val="both"/>
         <w:rPr>
           <w:rFonts w:ascii="Segoe UI" w:hAnsi="Segoe UI" w:cs="Segoe UI"/>
           <w:color w:val="000000"/>
@@ -2404,17 +2518,19 @@
         <w:pStyle w:val="Prrafodelista"/>
         <w:shd w:val="clear" w:color="auto" w:fill="FFFFFF"/>
         <w:ind w:left="1080"/>
-        <w:rPr>
-          <w:rFonts w:ascii="Segoe UI" w:hAnsi="Segoe UI" w:cs="Segoe UI"/>
-          <w:color w:val="000000"/>
-        </w:rPr>
-      </w:pPr>
-    </w:p>
-    <w:p>
-      <w:pPr>
-        <w:pStyle w:val="Prrafodelista"/>
-        <w:shd w:val="clear" w:color="auto" w:fill="FFFFFF"/>
-        <w:ind w:left="0"/>
+        <w:jc w:val="both"/>
+        <w:rPr>
+          <w:rFonts w:ascii="Segoe UI" w:hAnsi="Segoe UI" w:cs="Segoe UI"/>
+          <w:color w:val="000000"/>
+        </w:rPr>
+      </w:pPr>
+    </w:p>
+    <w:p>
+      <w:pPr>
+        <w:pStyle w:val="Prrafodelista"/>
+        <w:shd w:val="clear" w:color="auto" w:fill="FFFFFF"/>
+        <w:ind w:left="0" w:firstLine="708"/>
+        <w:jc w:val="both"/>
         <w:rPr>
           <w:rFonts w:ascii="Segoe UI" w:hAnsi="Segoe UI" w:cs="Segoe UI"/>
           <w:color w:val="000000"/>
@@ -2449,17 +2565,19 @@
         <w:pStyle w:val="Prrafodelista"/>
         <w:shd w:val="clear" w:color="auto" w:fill="FFFFFF"/>
         <w:ind w:left="1080"/>
-        <w:rPr>
-          <w:rFonts w:ascii="Segoe UI" w:hAnsi="Segoe UI" w:cs="Segoe UI"/>
-          <w:color w:val="000000"/>
-        </w:rPr>
-      </w:pPr>
-    </w:p>
-    <w:p>
-      <w:pPr>
-        <w:pStyle w:val="Prrafodelista"/>
-        <w:shd w:val="clear" w:color="auto" w:fill="FFFFFF"/>
-        <w:ind w:left="0"/>
+        <w:jc w:val="both"/>
+        <w:rPr>
+          <w:rFonts w:ascii="Segoe UI" w:hAnsi="Segoe UI" w:cs="Segoe UI"/>
+          <w:color w:val="000000"/>
+        </w:rPr>
+      </w:pPr>
+    </w:p>
+    <w:p>
+      <w:pPr>
+        <w:pStyle w:val="Prrafodelista"/>
+        <w:shd w:val="clear" w:color="auto" w:fill="FFFFFF"/>
+        <w:ind w:left="0" w:firstLine="708"/>
+        <w:jc w:val="both"/>
         <w:rPr>
           <w:rFonts w:ascii="Segoe UI" w:hAnsi="Segoe UI" w:cs="Segoe UI"/>
           <w:color w:val="000000"/>
@@ -2497,17 +2615,19 @@
         <w:pStyle w:val="Prrafodelista"/>
         <w:shd w:val="clear" w:color="auto" w:fill="FFFFFF"/>
         <w:ind w:left="0"/>
-        <w:rPr>
-          <w:rFonts w:ascii="Segoe UI" w:hAnsi="Segoe UI" w:cs="Segoe UI"/>
-          <w:color w:val="000000"/>
-        </w:rPr>
-      </w:pPr>
-    </w:p>
-    <w:p>
-      <w:pPr>
-        <w:pStyle w:val="Prrafodelista"/>
-        <w:shd w:val="clear" w:color="auto" w:fill="FFFFFF"/>
-        <w:ind w:left="0"/>
+        <w:jc w:val="both"/>
+        <w:rPr>
+          <w:rFonts w:ascii="Segoe UI" w:hAnsi="Segoe UI" w:cs="Segoe UI"/>
+          <w:color w:val="000000"/>
+        </w:rPr>
+      </w:pPr>
+    </w:p>
+    <w:p>
+      <w:pPr>
+        <w:pStyle w:val="Prrafodelista"/>
+        <w:shd w:val="clear" w:color="auto" w:fill="FFFFFF"/>
+        <w:ind w:left="0" w:firstLine="708"/>
+        <w:jc w:val="both"/>
         <w:rPr>
           <w:rFonts w:ascii="Segoe UI" w:hAnsi="Segoe UI" w:cs="Segoe UI"/>
           <w:color w:val="000000"/>
@@ -2542,6 +2662,7 @@
         <w:pStyle w:val="Prrafodelista"/>
         <w:shd w:val="clear" w:color="auto" w:fill="FFFFFF"/>
         <w:ind w:left="1080"/>
+        <w:jc w:val="both"/>
         <w:rPr>
           <w:rFonts w:ascii="Segoe UI" w:hAnsi="Segoe UI" w:cs="Segoe UI"/>
           <w:color w:val="000000"/>
@@ -2616,6 +2737,7 @@
         <w:pStyle w:val="Prrafodelista"/>
         <w:shd w:val="clear" w:color="auto" w:fill="FFFFFF"/>
         <w:ind w:left="1080"/>
+        <w:jc w:val="both"/>
         <w:rPr>
           <w:rFonts w:ascii="Segoe UI" w:hAnsi="Segoe UI" w:cs="Segoe UI"/>
           <w:color w:val="000000"/>
@@ -2627,17 +2749,19 @@
         <w:pStyle w:val="Prrafodelista"/>
         <w:shd w:val="clear" w:color="auto" w:fill="FFFFFF"/>
         <w:ind w:left="1080"/>
-        <w:rPr>
-          <w:rFonts w:ascii="Segoe UI" w:hAnsi="Segoe UI" w:cs="Segoe UI"/>
-          <w:color w:val="000000"/>
-        </w:rPr>
-      </w:pPr>
-    </w:p>
-    <w:p>
-      <w:pPr>
-        <w:pStyle w:val="Prrafodelista"/>
-        <w:shd w:val="clear" w:color="auto" w:fill="FFFFFF"/>
-        <w:ind w:left="0"/>
+        <w:jc w:val="both"/>
+        <w:rPr>
+          <w:rFonts w:ascii="Segoe UI" w:hAnsi="Segoe UI" w:cs="Segoe UI"/>
+          <w:color w:val="000000"/>
+        </w:rPr>
+      </w:pPr>
+    </w:p>
+    <w:p>
+      <w:pPr>
+        <w:pStyle w:val="Prrafodelista"/>
+        <w:shd w:val="clear" w:color="auto" w:fill="FFFFFF"/>
+        <w:ind w:left="0" w:firstLine="708"/>
+        <w:jc w:val="both"/>
         <w:rPr>
           <w:rFonts w:ascii="Segoe UI" w:hAnsi="Segoe UI" w:cs="Segoe UI"/>
           <w:color w:val="000000"/>
@@ -2693,6 +2817,7 @@
         <w:pStyle w:val="Prrafodelista"/>
         <w:shd w:val="clear" w:color="auto" w:fill="FFFFFF"/>
         <w:ind w:left="0"/>
+        <w:jc w:val="both"/>
         <w:rPr>
           <w:rFonts w:ascii="Segoe UI" w:hAnsi="Segoe UI" w:cs="Segoe UI"/>
           <w:color w:val="000000"/>
@@ -2759,6 +2884,7 @@
         <w:pStyle w:val="Prrafodelista"/>
         <w:shd w:val="clear" w:color="auto" w:fill="FFFFFF"/>
         <w:ind w:left="0"/>
+        <w:jc w:val="both"/>
         <w:rPr>
           <w:rFonts w:ascii="Segoe UI" w:hAnsi="Segoe UI" w:cs="Segoe UI"/>
           <w:color w:val="000000"/>
@@ -2777,6 +2903,7 @@
         <w:pStyle w:val="Prrafodelista"/>
         <w:shd w:val="clear" w:color="auto" w:fill="FFFFFF"/>
         <w:ind w:left="0"/>
+        <w:jc w:val="both"/>
         <w:rPr>
           <w:rFonts w:ascii="Segoe UI" w:hAnsi="Segoe UI" w:cs="Segoe UI"/>
           <w:color w:val="000000"/>
@@ -2867,6 +2994,7 @@
         <w:pStyle w:val="Prrafodelista"/>
         <w:shd w:val="clear" w:color="auto" w:fill="FFFFFF"/>
         <w:ind w:left="0"/>
+        <w:jc w:val="both"/>
         <w:rPr>
           <w:rFonts w:ascii="Segoe UI" w:hAnsi="Segoe UI" w:cs="Segoe UI"/>
           <w:color w:val="000000"/>
@@ -2885,6 +3013,7 @@
         <w:pStyle w:val="Prrafodelista"/>
         <w:shd w:val="clear" w:color="auto" w:fill="FFFFFF"/>
         <w:ind w:left="0"/>
+        <w:jc w:val="both"/>
         <w:rPr>
           <w:rFonts w:ascii="Segoe UI" w:hAnsi="Segoe UI" w:cs="Segoe UI"/>
           <w:color w:val="000000"/>
@@ -2903,17 +3032,19 @@
         <w:pStyle w:val="Prrafodelista"/>
         <w:shd w:val="clear" w:color="auto" w:fill="FFFFFF"/>
         <w:ind w:left="0"/>
-        <w:rPr>
-          <w:rFonts w:ascii="Segoe UI" w:hAnsi="Segoe UI" w:cs="Segoe UI"/>
-          <w:color w:val="000000"/>
-        </w:rPr>
-      </w:pPr>
-    </w:p>
-    <w:p>
-      <w:pPr>
-        <w:pStyle w:val="Prrafodelista"/>
-        <w:shd w:val="clear" w:color="auto" w:fill="FFFFFF"/>
-        <w:ind w:left="0"/>
+        <w:jc w:val="both"/>
+        <w:rPr>
+          <w:rFonts w:ascii="Segoe UI" w:hAnsi="Segoe UI" w:cs="Segoe UI"/>
+          <w:color w:val="000000"/>
+        </w:rPr>
+      </w:pPr>
+    </w:p>
+    <w:p>
+      <w:pPr>
+        <w:pStyle w:val="Prrafodelista"/>
+        <w:shd w:val="clear" w:color="auto" w:fill="FFFFFF"/>
+        <w:ind w:left="0" w:firstLine="708"/>
+        <w:jc w:val="both"/>
         <w:rPr>
           <w:rFonts w:ascii="Segoe UI" w:hAnsi="Segoe UI" w:cs="Segoe UI"/>
           <w:color w:val="000000"/>
@@ -2932,6 +3063,7 @@
         <w:pStyle w:val="Prrafodelista"/>
         <w:shd w:val="clear" w:color="auto" w:fill="FFFFFF"/>
         <w:ind w:left="0"/>
+        <w:jc w:val="both"/>
         <w:rPr>
           <w:rFonts w:ascii="Segoe UI" w:hAnsi="Segoe UI" w:cs="Segoe UI"/>
           <w:color w:val="000000"/>
@@ -2959,17 +3091,19 @@
         <w:pStyle w:val="Prrafodelista"/>
         <w:shd w:val="clear" w:color="auto" w:fill="FFFFFF"/>
         <w:ind w:left="0"/>
-        <w:rPr>
-          <w:rFonts w:ascii="Segoe UI" w:hAnsi="Segoe UI" w:cs="Segoe UI"/>
-          <w:color w:val="000000"/>
-        </w:rPr>
-      </w:pPr>
-    </w:p>
-    <w:p>
-      <w:pPr>
-        <w:pStyle w:val="Prrafodelista"/>
-        <w:shd w:val="clear" w:color="auto" w:fill="FFFFFF"/>
-        <w:ind w:left="0"/>
+        <w:jc w:val="both"/>
+        <w:rPr>
+          <w:rFonts w:ascii="Segoe UI" w:hAnsi="Segoe UI" w:cs="Segoe UI"/>
+          <w:color w:val="000000"/>
+        </w:rPr>
+      </w:pPr>
+    </w:p>
+    <w:p>
+      <w:pPr>
+        <w:pStyle w:val="Prrafodelista"/>
+        <w:shd w:val="clear" w:color="auto" w:fill="FFFFFF"/>
+        <w:ind w:left="0"/>
+        <w:jc w:val="both"/>
         <w:rPr>
           <w:rFonts w:ascii="Segoe UI" w:hAnsi="Segoe UI" w:cs="Segoe UI"/>
           <w:color w:val="000000"/>
@@ -3004,17 +3138,19 @@
         <w:pStyle w:val="Prrafodelista"/>
         <w:shd w:val="clear" w:color="auto" w:fill="FFFFFF"/>
         <w:ind w:left="1080"/>
-        <w:rPr>
-          <w:rFonts w:ascii="Segoe UI" w:hAnsi="Segoe UI" w:cs="Segoe UI"/>
-          <w:color w:val="000000"/>
-        </w:rPr>
-      </w:pPr>
-    </w:p>
-    <w:p>
-      <w:pPr>
-        <w:pStyle w:val="Prrafodelista"/>
-        <w:shd w:val="clear" w:color="auto" w:fill="FFFFFF"/>
-        <w:ind w:left="0"/>
+        <w:jc w:val="both"/>
+        <w:rPr>
+          <w:rFonts w:ascii="Segoe UI" w:hAnsi="Segoe UI" w:cs="Segoe UI"/>
+          <w:color w:val="000000"/>
+        </w:rPr>
+      </w:pPr>
+    </w:p>
+    <w:p>
+      <w:pPr>
+        <w:pStyle w:val="Prrafodelista"/>
+        <w:shd w:val="clear" w:color="auto" w:fill="FFFFFF"/>
+        <w:ind w:left="0"/>
+        <w:jc w:val="both"/>
         <w:rPr>
           <w:rFonts w:ascii="Segoe UI" w:hAnsi="Segoe UI" w:cs="Segoe UI"/>
           <w:color w:val="000000"/>
@@ -3033,6 +3169,7 @@
         <w:pStyle w:val="Prrafodelista"/>
         <w:shd w:val="clear" w:color="auto" w:fill="FFFFFF"/>
         <w:ind w:left="1080"/>
+        <w:jc w:val="both"/>
         <w:rPr>
           <w:rFonts w:ascii="Segoe UI" w:hAnsi="Segoe UI" w:cs="Segoe UI"/>
           <w:color w:val="000000"/>
@@ -3044,6 +3181,7 @@
         <w:pStyle w:val="Prrafodelista"/>
         <w:shd w:val="clear" w:color="auto" w:fill="FFFFFF"/>
         <w:ind w:left="1080"/>
+        <w:jc w:val="both"/>
         <w:rPr>
           <w:rFonts w:ascii="Segoe UI" w:hAnsi="Segoe UI" w:cs="Segoe UI"/>
           <w:color w:val="000000"/>
@@ -3099,6 +3237,7 @@
         <w:pStyle w:val="Prrafodelista"/>
         <w:shd w:val="clear" w:color="auto" w:fill="FFFFFF"/>
         <w:ind w:left="1080"/>
+        <w:jc w:val="both"/>
         <w:rPr>
           <w:rFonts w:ascii="Segoe UI" w:hAnsi="Segoe UI" w:cs="Segoe UI"/>
           <w:color w:val="000000"/>
@@ -3137,7 +3276,8 @@
       <w:pPr>
         <w:pStyle w:val="Prrafodelista"/>
         <w:shd w:val="clear" w:color="auto" w:fill="FFFFFF"/>
-        <w:ind w:left="0"/>
+        <w:ind w:left="0" w:firstLine="708"/>
+        <w:jc w:val="both"/>
       </w:pPr>
       <w:r>
         <w:rPr>
@@ -3194,22 +3334,26 @@
         <w:pStyle w:val="Prrafodelista"/>
         <w:shd w:val="clear" w:color="auto" w:fill="FFFFFF"/>
         <w:ind w:left="0"/>
-      </w:pPr>
-    </w:p>
-    <w:p>
-      <w:pPr>
-        <w:pStyle w:val="Prrafodelista"/>
-        <w:shd w:val="clear" w:color="auto" w:fill="FFFFFF"/>
-        <w:ind w:left="0"/>
-        <w:rPr>
-          <w:rFonts w:ascii="Segoe UI" w:hAnsi="Segoe UI" w:cs="Segoe UI"/>
-          <w:color w:val="000000"/>
-        </w:rPr>
-      </w:pPr>
-      <w:r>
-        <w:rPr>
-          <w:rFonts w:ascii="Segoe UI" w:hAnsi="Segoe UI" w:cs="Segoe UI"/>
-          <w:color w:val="000000"/>
+        <w:jc w:val="both"/>
+      </w:pPr>
+    </w:p>
+    <w:p>
+      <w:pPr>
+        <w:pStyle w:val="Prrafodelista"/>
+        <w:shd w:val="clear" w:color="auto" w:fill="FFFFFF"/>
+        <w:ind w:left="0"/>
+        <w:jc w:val="both"/>
+        <w:rPr>
+          <w:rFonts w:ascii="Segoe UI" w:hAnsi="Segoe UI" w:cs="Segoe UI"/>
+          <w:color w:val="000000"/>
+        </w:rPr>
+      </w:pPr>
+      <w:r>
+        <w:rPr>
+          <w:rFonts w:ascii="Segoe UI" w:hAnsi="Segoe UI" w:cs="Segoe UI"/>
+          <w:noProof/>
+          <w:color w:val="000000"/>
+          <w:lang w:eastAsia="es-ES"/>
         </w:rPr>
         <w:drawing>
           <wp:inline distT="0" distB="0" distL="0" distR="0" wp14:anchorId="10D3A51B" wp14:editId="02832EF3">
@@ -3247,213 +3391,5015 @@
           </wp:inline>
         </w:drawing>
       </w:r>
+    </w:p>
+    <w:p>
+      <w:pPr>
+        <w:pStyle w:val="Prrafodelista"/>
+        <w:shd w:val="clear" w:color="auto" w:fill="FFFFFF"/>
+        <w:ind w:left="0"/>
+        <w:jc w:val="both"/>
+        <w:rPr>
+          <w:rFonts w:ascii="Segoe UI" w:hAnsi="Segoe UI" w:cs="Segoe UI"/>
+          <w:color w:val="000000"/>
+        </w:rPr>
+      </w:pPr>
+    </w:p>
+    <w:p>
+      <w:pPr>
+        <w:pStyle w:val="Prrafodelista"/>
+        <w:shd w:val="clear" w:color="auto" w:fill="FFFFFF"/>
+        <w:ind w:left="0"/>
+        <w:jc w:val="both"/>
+        <w:rPr>
+          <w:rFonts w:ascii="Segoe UI" w:hAnsi="Segoe UI" w:cs="Segoe UI"/>
+          <w:color w:val="000000"/>
+        </w:rPr>
+      </w:pPr>
+      <w:r>
+        <w:rPr>
+          <w:rFonts w:ascii="Segoe UI" w:hAnsi="Segoe UI" w:cs="Segoe UI"/>
+          <w:color w:val="000000"/>
+        </w:rPr>
+        <w:lastRenderedPageBreak/>
+        <w:t>Le damos a siguiente,</w:t>
+      </w:r>
+    </w:p>
+    <w:p>
+      <w:pPr>
+        <w:pStyle w:val="Prrafodelista"/>
+        <w:shd w:val="clear" w:color="auto" w:fill="FFFFFF"/>
+        <w:ind w:left="0"/>
+        <w:jc w:val="both"/>
+        <w:rPr>
+          <w:rFonts w:ascii="Segoe UI" w:hAnsi="Segoe UI" w:cs="Segoe UI"/>
+          <w:color w:val="000000"/>
+        </w:rPr>
+      </w:pPr>
+      <w:r>
+        <w:rPr>
+          <w:rFonts w:ascii="Segoe UI" w:hAnsi="Segoe UI" w:cs="Segoe UI"/>
+          <w:color w:val="000000"/>
+        </w:rPr>
+        <w:drawing>
+          <wp:anchor distT="0" distB="0" distL="114300" distR="114300" simplePos="0" relativeHeight="251665408" behindDoc="0" locked="0" layoutInCell="1" allowOverlap="1">
+            <wp:simplePos x="0" y="0"/>
+            <wp:positionH relativeFrom="margin">
+              <wp:align>left</wp:align>
+            </wp:positionH>
+            <wp:positionV relativeFrom="paragraph">
+              <wp:posOffset>153532</wp:posOffset>
+            </wp:positionV>
+            <wp:extent cx="4897755" cy="3154045"/>
+            <wp:effectExtent l="0" t="0" r="0" b="8255"/>
+            <wp:wrapSquare wrapText="bothSides"/>
+            <wp:docPr id="15" name="Imagen 15"/>
+            <wp:cNvGraphicFramePr>
+              <a:graphicFrameLocks xmlns:a="http://schemas.openxmlformats.org/drawingml/2006/main" noChangeAspect="1"/>
+            </wp:cNvGraphicFramePr>
+            <a:graphic xmlns:a="http://schemas.openxmlformats.org/drawingml/2006/main">
+              <a:graphicData uri="http://schemas.openxmlformats.org/drawingml/2006/picture">
+                <pic:pic xmlns:pic="http://schemas.openxmlformats.org/drawingml/2006/picture">
+                  <pic:nvPicPr>
+                    <pic:cNvPr id="1" name=""/>
+                    <pic:cNvPicPr/>
+                  </pic:nvPicPr>
+                  <pic:blipFill>
+                    <a:blip r:embed="rId23">
+                      <a:extLst>
+                        <a:ext uri="{28A0092B-C50C-407E-A947-70E740481C1C}">
+                          <a14:useLocalDpi xmlns:a14="http://schemas.microsoft.com/office/drawing/2010/main" val="0"/>
+                        </a:ext>
+                      </a:extLst>
+                    </a:blip>
+                    <a:stretch>
+                      <a:fillRect/>
+                    </a:stretch>
+                  </pic:blipFill>
+                  <pic:spPr>
+                    <a:xfrm>
+                      <a:off x="0" y="0"/>
+                      <a:ext cx="4897755" cy="3154045"/>
+                    </a:xfrm>
+                    <a:prstGeom prst="rect">
+                      <a:avLst/>
+                    </a:prstGeom>
+                  </pic:spPr>
+                </pic:pic>
+              </a:graphicData>
+            </a:graphic>
+            <wp14:sizeRelH relativeFrom="page">
+              <wp14:pctWidth>0</wp14:pctWidth>
+            </wp14:sizeRelH>
+            <wp14:sizeRelV relativeFrom="page">
+              <wp14:pctHeight>0</wp14:pctHeight>
+            </wp14:sizeRelV>
+          </wp:anchor>
+        </w:drawing>
+      </w:r>
+      <w:r>
+        <w:rPr>
+          <w:rFonts w:ascii="Segoe UI" w:hAnsi="Segoe UI" w:cs="Segoe UI"/>
+          <w:color w:val="000000"/>
+        </w:rPr>
+        <w:t xml:space="preserve"> </w:t>
+      </w:r>
+    </w:p>
+    <w:p>
+      <w:pPr>
+        <w:pStyle w:val="Prrafodelista"/>
+        <w:shd w:val="clear" w:color="auto" w:fill="FFFFFF"/>
+        <w:ind w:left="0"/>
+        <w:jc w:val="both"/>
+        <w:rPr>
+          <w:rFonts w:ascii="Segoe UI" w:hAnsi="Segoe UI" w:cs="Segoe UI"/>
+          <w:color w:val="000000"/>
+        </w:rPr>
+      </w:pPr>
+    </w:p>
+    <w:p>
+      <w:pPr>
+        <w:pStyle w:val="Prrafodelista"/>
+        <w:shd w:val="clear" w:color="auto" w:fill="FFFFFF"/>
+        <w:ind w:left="0"/>
+        <w:jc w:val="both"/>
+        <w:rPr>
+          <w:rFonts w:ascii="Segoe UI" w:hAnsi="Segoe UI" w:cs="Segoe UI"/>
+          <w:color w:val="000000"/>
+        </w:rPr>
+      </w:pPr>
+    </w:p>
+    <w:p>
+      <w:pPr>
+        <w:pStyle w:val="Prrafodelista"/>
+        <w:shd w:val="clear" w:color="auto" w:fill="FFFFFF"/>
+        <w:ind w:left="0"/>
+        <w:jc w:val="both"/>
+        <w:rPr>
+          <w:rFonts w:ascii="Segoe UI" w:hAnsi="Segoe UI" w:cs="Segoe UI"/>
+          <w:color w:val="000000"/>
+        </w:rPr>
+      </w:pPr>
+    </w:p>
+    <w:p>
+      <w:pPr>
+        <w:pStyle w:val="Prrafodelista"/>
+        <w:shd w:val="clear" w:color="auto" w:fill="FFFFFF"/>
+        <w:ind w:left="0"/>
+        <w:jc w:val="both"/>
+        <w:rPr>
+          <w:rFonts w:ascii="Segoe UI" w:hAnsi="Segoe UI" w:cs="Segoe UI"/>
+          <w:color w:val="000000"/>
+        </w:rPr>
+      </w:pPr>
+    </w:p>
+    <w:p>
+      <w:pPr>
+        <w:pStyle w:val="Prrafodelista"/>
+        <w:shd w:val="clear" w:color="auto" w:fill="FFFFFF"/>
+        <w:ind w:left="0"/>
+        <w:jc w:val="both"/>
+        <w:rPr>
+          <w:rFonts w:ascii="Segoe UI" w:hAnsi="Segoe UI" w:cs="Segoe UI"/>
+          <w:color w:val="000000"/>
+        </w:rPr>
+      </w:pPr>
+    </w:p>
+    <w:p>
+      <w:pPr>
+        <w:pStyle w:val="Prrafodelista"/>
+        <w:shd w:val="clear" w:color="auto" w:fill="FFFFFF"/>
+        <w:ind w:left="0"/>
+        <w:jc w:val="both"/>
+        <w:rPr>
+          <w:rFonts w:ascii="Segoe UI" w:hAnsi="Segoe UI" w:cs="Segoe UI"/>
+          <w:color w:val="000000"/>
+        </w:rPr>
+      </w:pPr>
+    </w:p>
+    <w:p>
+      <w:pPr>
+        <w:pStyle w:val="Prrafodelista"/>
+        <w:shd w:val="clear" w:color="auto" w:fill="FFFFFF"/>
+        <w:ind w:left="0"/>
+        <w:jc w:val="both"/>
+        <w:rPr>
+          <w:rFonts w:ascii="Segoe UI" w:hAnsi="Segoe UI" w:cs="Segoe UI"/>
+          <w:color w:val="000000"/>
+        </w:rPr>
+      </w:pPr>
+    </w:p>
+    <w:p>
+      <w:pPr>
+        <w:pStyle w:val="Prrafodelista"/>
+        <w:shd w:val="clear" w:color="auto" w:fill="FFFFFF"/>
+        <w:ind w:left="0"/>
+        <w:jc w:val="both"/>
+        <w:rPr>
+          <w:rFonts w:ascii="Segoe UI" w:hAnsi="Segoe UI" w:cs="Segoe UI"/>
+          <w:color w:val="000000"/>
+        </w:rPr>
+      </w:pPr>
+    </w:p>
+    <w:p>
+      <w:pPr>
+        <w:pStyle w:val="Prrafodelista"/>
+        <w:shd w:val="clear" w:color="auto" w:fill="FFFFFF"/>
+        <w:ind w:left="0"/>
+        <w:jc w:val="both"/>
+        <w:rPr>
+          <w:rFonts w:ascii="Segoe UI" w:hAnsi="Segoe UI" w:cs="Segoe UI"/>
+          <w:color w:val="000000"/>
+        </w:rPr>
+      </w:pPr>
+    </w:p>
+    <w:p>
+      <w:pPr>
+        <w:pStyle w:val="Prrafodelista"/>
+        <w:shd w:val="clear" w:color="auto" w:fill="FFFFFF"/>
+        <w:ind w:left="0"/>
+        <w:jc w:val="both"/>
+        <w:rPr>
+          <w:rFonts w:ascii="Segoe UI" w:hAnsi="Segoe UI" w:cs="Segoe UI"/>
+          <w:color w:val="000000"/>
+        </w:rPr>
+      </w:pPr>
+    </w:p>
+    <w:p>
+      <w:pPr>
+        <w:pStyle w:val="Prrafodelista"/>
+        <w:shd w:val="clear" w:color="auto" w:fill="FFFFFF"/>
+        <w:ind w:left="0"/>
+        <w:jc w:val="both"/>
+        <w:rPr>
+          <w:rFonts w:ascii="Segoe UI" w:hAnsi="Segoe UI" w:cs="Segoe UI"/>
+          <w:color w:val="000000"/>
+        </w:rPr>
+      </w:pPr>
+    </w:p>
+    <w:p>
+      <w:pPr>
+        <w:pStyle w:val="Prrafodelista"/>
+        <w:shd w:val="clear" w:color="auto" w:fill="FFFFFF"/>
+        <w:ind w:left="0"/>
+        <w:jc w:val="both"/>
+        <w:rPr>
+          <w:rFonts w:ascii="Segoe UI" w:hAnsi="Segoe UI" w:cs="Segoe UI"/>
+          <w:color w:val="000000"/>
+        </w:rPr>
+      </w:pPr>
+    </w:p>
+    <w:p>
+      <w:pPr>
+        <w:pStyle w:val="Prrafodelista"/>
+        <w:shd w:val="clear" w:color="auto" w:fill="FFFFFF"/>
+        <w:ind w:left="0"/>
+        <w:jc w:val="both"/>
+        <w:rPr>
+          <w:rFonts w:ascii="Segoe UI" w:hAnsi="Segoe UI" w:cs="Segoe UI"/>
+          <w:color w:val="000000"/>
+        </w:rPr>
+      </w:pPr>
+    </w:p>
+    <w:p>
+      <w:pPr>
+        <w:pStyle w:val="Prrafodelista"/>
+        <w:shd w:val="clear" w:color="auto" w:fill="FFFFFF"/>
+        <w:ind w:left="0"/>
+        <w:jc w:val="both"/>
+        <w:rPr>
+          <w:rFonts w:ascii="Segoe UI" w:hAnsi="Segoe UI" w:cs="Segoe UI"/>
+          <w:color w:val="000000"/>
+        </w:rPr>
+      </w:pPr>
+    </w:p>
+    <w:p>
+      <w:pPr>
+        <w:pStyle w:val="Prrafodelista"/>
+        <w:shd w:val="clear" w:color="auto" w:fill="FFFFFF"/>
+        <w:ind w:left="0"/>
+        <w:jc w:val="both"/>
+        <w:rPr>
+          <w:rFonts w:ascii="Segoe UI" w:hAnsi="Segoe UI" w:cs="Segoe UI"/>
+          <w:color w:val="000000"/>
+        </w:rPr>
+      </w:pPr>
+    </w:p>
+    <w:p>
+      <w:pPr>
+        <w:pStyle w:val="Prrafodelista"/>
+        <w:shd w:val="clear" w:color="auto" w:fill="FFFFFF"/>
+        <w:ind w:left="0"/>
+        <w:jc w:val="both"/>
+        <w:rPr>
+          <w:rFonts w:ascii="Segoe UI" w:hAnsi="Segoe UI" w:cs="Segoe UI"/>
+          <w:color w:val="000000"/>
+        </w:rPr>
+      </w:pPr>
+    </w:p>
+    <w:p>
+      <w:pPr>
+        <w:pStyle w:val="Prrafodelista"/>
+        <w:shd w:val="clear" w:color="auto" w:fill="FFFFFF"/>
+        <w:ind w:left="0"/>
+        <w:jc w:val="both"/>
+        <w:rPr>
+          <w:rFonts w:ascii="Segoe UI" w:hAnsi="Segoe UI" w:cs="Segoe UI"/>
+          <w:color w:val="000000"/>
+        </w:rPr>
+      </w:pPr>
+    </w:p>
+    <w:p>
+      <w:pPr>
+        <w:pStyle w:val="Prrafodelista"/>
+        <w:shd w:val="clear" w:color="auto" w:fill="FFFFFF"/>
+        <w:ind w:left="0"/>
+        <w:jc w:val="both"/>
+        <w:rPr>
+          <w:rFonts w:ascii="Segoe UI" w:hAnsi="Segoe UI" w:cs="Segoe UI"/>
+          <w:color w:val="000000"/>
+        </w:rPr>
+      </w:pPr>
+      <w:proofErr w:type="gramStart"/>
+      <w:r>
+        <w:rPr>
+          <w:rFonts w:ascii="Segoe UI" w:hAnsi="Segoe UI" w:cs="Segoe UI"/>
+          <w:color w:val="000000"/>
+        </w:rPr>
+        <w:t>siguiente</w:t>
+      </w:r>
+      <w:proofErr w:type="gramEnd"/>
+      <w:r>
+        <w:rPr>
+          <w:rFonts w:ascii="Segoe UI" w:hAnsi="Segoe UI" w:cs="Segoe UI"/>
+          <w:color w:val="000000"/>
+        </w:rPr>
+        <w:t xml:space="preserve"> </w:t>
+      </w:r>
+    </w:p>
+    <w:p>
+      <w:pPr>
+        <w:pStyle w:val="Prrafodelista"/>
+        <w:shd w:val="clear" w:color="auto" w:fill="FFFFFF"/>
+        <w:ind w:left="0"/>
+        <w:jc w:val="both"/>
+        <w:rPr>
+          <w:rFonts w:ascii="Segoe UI" w:hAnsi="Segoe UI" w:cs="Segoe UI"/>
+          <w:color w:val="000000"/>
+        </w:rPr>
+      </w:pPr>
+    </w:p>
+    <w:p>
+      <w:pPr>
+        <w:pStyle w:val="Prrafodelista"/>
+        <w:shd w:val="clear" w:color="auto" w:fill="FFFFFF"/>
+        <w:ind w:left="0"/>
+        <w:jc w:val="both"/>
+        <w:rPr>
+          <w:rFonts w:ascii="Segoe UI" w:hAnsi="Segoe UI" w:cs="Segoe UI"/>
+          <w:color w:val="000000"/>
+        </w:rPr>
+      </w:pPr>
+      <w:r>
+        <w:rPr>
+          <w:rFonts w:ascii="Segoe UI" w:hAnsi="Segoe UI" w:cs="Segoe UI"/>
+          <w:color w:val="000000"/>
+        </w:rPr>
+        <w:drawing>
+          <wp:anchor distT="0" distB="0" distL="114300" distR="114300" simplePos="0" relativeHeight="251666432" behindDoc="0" locked="0" layoutInCell="1" allowOverlap="1">
+            <wp:simplePos x="0" y="0"/>
+            <wp:positionH relativeFrom="margin">
+              <wp:align>right</wp:align>
+            </wp:positionH>
+            <wp:positionV relativeFrom="paragraph">
+              <wp:posOffset>221421</wp:posOffset>
+            </wp:positionV>
+            <wp:extent cx="5400040" cy="3787775"/>
+            <wp:effectExtent l="0" t="0" r="0" b="3175"/>
+            <wp:wrapSquare wrapText="bothSides"/>
+            <wp:docPr id="16" name="Imagen 16"/>
+            <wp:cNvGraphicFramePr>
+              <a:graphicFrameLocks xmlns:a="http://schemas.openxmlformats.org/drawingml/2006/main" noChangeAspect="1"/>
+            </wp:cNvGraphicFramePr>
+            <a:graphic xmlns:a="http://schemas.openxmlformats.org/drawingml/2006/main">
+              <a:graphicData uri="http://schemas.openxmlformats.org/drawingml/2006/picture">
+                <pic:pic xmlns:pic="http://schemas.openxmlformats.org/drawingml/2006/picture">
+                  <pic:nvPicPr>
+                    <pic:cNvPr id="1" name=""/>
+                    <pic:cNvPicPr/>
+                  </pic:nvPicPr>
+                  <pic:blipFill>
+                    <a:blip r:embed="rId24">
+                      <a:extLst>
+                        <a:ext uri="{28A0092B-C50C-407E-A947-70E740481C1C}">
+                          <a14:useLocalDpi xmlns:a14="http://schemas.microsoft.com/office/drawing/2010/main" val="0"/>
+                        </a:ext>
+                      </a:extLst>
+                    </a:blip>
+                    <a:stretch>
+                      <a:fillRect/>
+                    </a:stretch>
+                  </pic:blipFill>
+                  <pic:spPr>
+                    <a:xfrm>
+                      <a:off x="0" y="0"/>
+                      <a:ext cx="5400040" cy="3787775"/>
+                    </a:xfrm>
+                    <a:prstGeom prst="rect">
+                      <a:avLst/>
+                    </a:prstGeom>
+                  </pic:spPr>
+                </pic:pic>
+              </a:graphicData>
+            </a:graphic>
+            <wp14:sizeRelH relativeFrom="page">
+              <wp14:pctWidth>0</wp14:pctWidth>
+            </wp14:sizeRelH>
+            <wp14:sizeRelV relativeFrom="page">
+              <wp14:pctHeight>0</wp14:pctHeight>
+            </wp14:sizeRelV>
+          </wp:anchor>
+        </w:drawing>
+      </w:r>
+    </w:p>
+    <w:p>
+      <w:pPr>
+        <w:pStyle w:val="Prrafodelista"/>
+        <w:shd w:val="clear" w:color="auto" w:fill="FFFFFF"/>
+        <w:ind w:left="0"/>
+        <w:jc w:val="both"/>
+        <w:rPr>
+          <w:rFonts w:ascii="Segoe UI" w:hAnsi="Segoe UI" w:cs="Segoe UI"/>
+          <w:color w:val="000000"/>
+        </w:rPr>
+      </w:pPr>
+    </w:p>
+    <w:p>
+      <w:pPr>
+        <w:pStyle w:val="Prrafodelista"/>
+        <w:shd w:val="clear" w:color="auto" w:fill="FFFFFF"/>
+        <w:ind w:left="0" w:firstLine="708"/>
+        <w:jc w:val="both"/>
+        <w:rPr>
+          <w:rFonts w:ascii="Segoe UI" w:hAnsi="Segoe UI" w:cs="Segoe UI"/>
+          <w:color w:val="000000"/>
+        </w:rPr>
+      </w:pPr>
+      <w:r>
+        <w:rPr>
+          <w:rFonts w:ascii="Segoe UI" w:hAnsi="Segoe UI" w:cs="Segoe UI"/>
+          <w:color w:val="000000"/>
+        </w:rPr>
+        <w:lastRenderedPageBreak/>
+        <w:drawing>
+          <wp:anchor distT="0" distB="0" distL="114300" distR="114300" simplePos="0" relativeHeight="251667456" behindDoc="0" locked="0" layoutInCell="1" allowOverlap="1">
+            <wp:simplePos x="0" y="0"/>
+            <wp:positionH relativeFrom="margin">
+              <wp:posOffset>4675505</wp:posOffset>
+            </wp:positionH>
+            <wp:positionV relativeFrom="paragraph">
+              <wp:posOffset>303</wp:posOffset>
+            </wp:positionV>
+            <wp:extent cx="1685290" cy="1056640"/>
+            <wp:effectExtent l="0" t="0" r="0" b="0"/>
+            <wp:wrapSquare wrapText="bothSides"/>
+            <wp:docPr id="17" name="Imagen 17"/>
+            <wp:cNvGraphicFramePr>
+              <a:graphicFrameLocks xmlns:a="http://schemas.openxmlformats.org/drawingml/2006/main" noChangeAspect="1"/>
+            </wp:cNvGraphicFramePr>
+            <a:graphic xmlns:a="http://schemas.openxmlformats.org/drawingml/2006/main">
+              <a:graphicData uri="http://schemas.openxmlformats.org/drawingml/2006/picture">
+                <pic:pic xmlns:pic="http://schemas.openxmlformats.org/drawingml/2006/picture">
+                  <pic:nvPicPr>
+                    <pic:cNvPr id="1" name=""/>
+                    <pic:cNvPicPr/>
+                  </pic:nvPicPr>
+                  <pic:blipFill>
+                    <a:blip r:embed="rId25" cstate="print">
+                      <a:extLst>
+                        <a:ext uri="{28A0092B-C50C-407E-A947-70E740481C1C}">
+                          <a14:useLocalDpi xmlns:a14="http://schemas.microsoft.com/office/drawing/2010/main" val="0"/>
+                        </a:ext>
+                      </a:extLst>
+                    </a:blip>
+                    <a:stretch>
+                      <a:fillRect/>
+                    </a:stretch>
+                  </pic:blipFill>
+                  <pic:spPr>
+                    <a:xfrm>
+                      <a:off x="0" y="0"/>
+                      <a:ext cx="1685290" cy="1056640"/>
+                    </a:xfrm>
+                    <a:prstGeom prst="rect">
+                      <a:avLst/>
+                    </a:prstGeom>
+                  </pic:spPr>
+                </pic:pic>
+              </a:graphicData>
+            </a:graphic>
+            <wp14:sizeRelH relativeFrom="page">
+              <wp14:pctWidth>0</wp14:pctWidth>
+            </wp14:sizeRelH>
+            <wp14:sizeRelV relativeFrom="page">
+              <wp14:pctHeight>0</wp14:pctHeight>
+            </wp14:sizeRelV>
+          </wp:anchor>
+        </w:drawing>
+      </w:r>
+      <w:proofErr w:type="gramStart"/>
+      <w:r>
+        <w:rPr>
+          <w:rFonts w:ascii="Segoe UI" w:hAnsi="Segoe UI" w:cs="Segoe UI"/>
+          <w:color w:val="000000"/>
+        </w:rPr>
+        <w:t>e</w:t>
+      </w:r>
+      <w:proofErr w:type="gramEnd"/>
+      <w:r>
+        <w:rPr>
+          <w:rFonts w:ascii="Segoe UI" w:hAnsi="Segoe UI" w:cs="Segoe UI"/>
+          <w:color w:val="000000"/>
+        </w:rPr>
+        <w:t xml:space="preserve"> instalar.</w:t>
+      </w:r>
+      <w:r>
+        <w:rPr>
+          <w:rFonts w:ascii="Segoe UI" w:hAnsi="Segoe UI" w:cs="Segoe UI"/>
+          <w:color w:val="000000"/>
+        </w:rPr>
+        <w:t xml:space="preserve"> Cuando ya esté instalado se habilitará el botón de cerrar lo pulsamos y ya tenemos el active </w:t>
+      </w:r>
+      <w:proofErr w:type="spellStart"/>
+      <w:r>
+        <w:rPr>
+          <w:rFonts w:ascii="Segoe UI" w:hAnsi="Segoe UI" w:cs="Segoe UI"/>
+          <w:color w:val="000000"/>
+        </w:rPr>
+        <w:t>directory</w:t>
+      </w:r>
+      <w:proofErr w:type="spellEnd"/>
+      <w:r>
+        <w:rPr>
+          <w:rFonts w:ascii="Segoe UI" w:hAnsi="Segoe UI" w:cs="Segoe UI"/>
+          <w:color w:val="000000"/>
+        </w:rPr>
+        <w:t>, pero todavía queda configurarlo, si nos fijamos en la parte superior derecha hay un icono de precaución, pinchamos en él.</w:t>
+      </w:r>
+    </w:p>
+    <w:p>
+      <w:pPr>
+        <w:pStyle w:val="Prrafodelista"/>
+        <w:shd w:val="clear" w:color="auto" w:fill="FFFFFF"/>
+        <w:ind w:left="0"/>
+        <w:jc w:val="both"/>
+        <w:rPr>
+          <w:rFonts w:ascii="Segoe UI" w:hAnsi="Segoe UI" w:cs="Segoe UI"/>
+          <w:color w:val="000000"/>
+        </w:rPr>
+      </w:pPr>
+    </w:p>
+    <w:p>
+      <w:pPr>
+        <w:pStyle w:val="Prrafodelista"/>
+        <w:shd w:val="clear" w:color="auto" w:fill="FFFFFF"/>
+        <w:ind w:left="0"/>
+        <w:jc w:val="both"/>
+        <w:rPr>
+          <w:rFonts w:ascii="Segoe UI" w:hAnsi="Segoe UI" w:cs="Segoe UI"/>
+          <w:color w:val="000000"/>
+        </w:rPr>
+      </w:pPr>
+      <w:r>
+        <w:rPr>
+          <w:rFonts w:ascii="Segoe UI" w:hAnsi="Segoe UI" w:cs="Segoe UI"/>
+          <w:color w:val="000000"/>
+        </w:rPr>
+        <w:drawing>
+          <wp:anchor distT="0" distB="0" distL="114300" distR="114300" simplePos="0" relativeHeight="251668480" behindDoc="0" locked="0" layoutInCell="1" allowOverlap="1">
+            <wp:simplePos x="0" y="0"/>
+            <wp:positionH relativeFrom="margin">
+              <wp:posOffset>-87326</wp:posOffset>
+            </wp:positionH>
+            <wp:positionV relativeFrom="paragraph">
+              <wp:posOffset>2651</wp:posOffset>
+            </wp:positionV>
+            <wp:extent cx="1407381" cy="1091862"/>
+            <wp:effectExtent l="0" t="0" r="2540" b="0"/>
+            <wp:wrapSquare wrapText="bothSides"/>
+            <wp:docPr id="18" name="Imagen 18"/>
+            <wp:cNvGraphicFramePr>
+              <a:graphicFrameLocks xmlns:a="http://schemas.openxmlformats.org/drawingml/2006/main" noChangeAspect="1"/>
+            </wp:cNvGraphicFramePr>
+            <a:graphic xmlns:a="http://schemas.openxmlformats.org/drawingml/2006/main">
+              <a:graphicData uri="http://schemas.openxmlformats.org/drawingml/2006/picture">
+                <pic:pic xmlns:pic="http://schemas.openxmlformats.org/drawingml/2006/picture">
+                  <pic:nvPicPr>
+                    <pic:cNvPr id="1" name=""/>
+                    <pic:cNvPicPr/>
+                  </pic:nvPicPr>
+                  <pic:blipFill>
+                    <a:blip r:embed="rId26">
+                      <a:extLst>
+                        <a:ext uri="{28A0092B-C50C-407E-A947-70E740481C1C}">
+                          <a14:useLocalDpi xmlns:a14="http://schemas.microsoft.com/office/drawing/2010/main" val="0"/>
+                        </a:ext>
+                      </a:extLst>
+                    </a:blip>
+                    <a:stretch>
+                      <a:fillRect/>
+                    </a:stretch>
+                  </pic:blipFill>
+                  <pic:spPr>
+                    <a:xfrm>
+                      <a:off x="0" y="0"/>
+                      <a:ext cx="1407381" cy="1091862"/>
+                    </a:xfrm>
+                    <a:prstGeom prst="rect">
+                      <a:avLst/>
+                    </a:prstGeom>
+                  </pic:spPr>
+                </pic:pic>
+              </a:graphicData>
+            </a:graphic>
+            <wp14:sizeRelH relativeFrom="page">
+              <wp14:pctWidth>0</wp14:pctWidth>
+            </wp14:sizeRelH>
+            <wp14:sizeRelV relativeFrom="page">
+              <wp14:pctHeight>0</wp14:pctHeight>
+            </wp14:sizeRelV>
+          </wp:anchor>
+        </w:drawing>
+      </w:r>
+    </w:p>
+    <w:p>
+      <w:pPr>
+        <w:pStyle w:val="Prrafodelista"/>
+        <w:shd w:val="clear" w:color="auto" w:fill="FFFFFF"/>
+        <w:ind w:left="0"/>
+        <w:jc w:val="both"/>
+        <w:rPr>
+          <w:rFonts w:ascii="Segoe UI" w:hAnsi="Segoe UI" w:cs="Segoe UI"/>
+          <w:color w:val="000000"/>
+        </w:rPr>
+      </w:pPr>
+    </w:p>
+    <w:p>
+      <w:pPr>
+        <w:pStyle w:val="Prrafodelista"/>
+        <w:shd w:val="clear" w:color="auto" w:fill="FFFFFF"/>
+        <w:ind w:left="0"/>
+        <w:jc w:val="both"/>
+        <w:rPr>
+          <w:rFonts w:ascii="Segoe UI" w:hAnsi="Segoe UI" w:cs="Segoe UI"/>
+          <w:color w:val="000000"/>
+        </w:rPr>
+      </w:pPr>
+      <w:r>
+        <w:rPr>
+          <w:rFonts w:ascii="Segoe UI" w:hAnsi="Segoe UI" w:cs="Segoe UI"/>
+          <w:color w:val="000000"/>
+        </w:rPr>
+        <w:t xml:space="preserve"> </w:t>
+      </w:r>
+      <w:r>
+        <w:rPr>
+          <w:rFonts w:ascii="Segoe UI" w:hAnsi="Segoe UI" w:cs="Segoe UI"/>
+          <w:color w:val="000000"/>
+        </w:rPr>
+        <w:tab/>
+      </w:r>
+      <w:proofErr w:type="gramStart"/>
+      <w:r>
+        <w:rPr>
+          <w:rFonts w:ascii="Segoe UI" w:hAnsi="Segoe UI" w:cs="Segoe UI"/>
+          <w:color w:val="000000"/>
+        </w:rPr>
+        <w:t>y</w:t>
+      </w:r>
+      <w:proofErr w:type="gramEnd"/>
+      <w:r>
+        <w:rPr>
+          <w:rFonts w:ascii="Segoe UI" w:hAnsi="Segoe UI" w:cs="Segoe UI"/>
+          <w:color w:val="000000"/>
+        </w:rPr>
+        <w:t xml:space="preserve"> le damos a promover este servidor a controlador de dominio.</w:t>
+      </w:r>
+    </w:p>
+    <w:p>
+      <w:pPr>
+        <w:pStyle w:val="Prrafodelista"/>
+        <w:shd w:val="clear" w:color="auto" w:fill="FFFFFF"/>
+        <w:ind w:left="0"/>
+        <w:jc w:val="both"/>
+        <w:rPr>
+          <w:rFonts w:ascii="Segoe UI" w:hAnsi="Segoe UI" w:cs="Segoe UI"/>
+          <w:color w:val="000000"/>
+        </w:rPr>
+      </w:pPr>
+    </w:p>
+    <w:p>
+      <w:pPr>
+        <w:pStyle w:val="Prrafodelista"/>
+        <w:shd w:val="clear" w:color="auto" w:fill="FFFFFF"/>
+        <w:ind w:left="0"/>
+        <w:jc w:val="both"/>
+        <w:rPr>
+          <w:rFonts w:ascii="Segoe UI" w:hAnsi="Segoe UI" w:cs="Segoe UI"/>
+          <w:color w:val="000000"/>
+        </w:rPr>
+      </w:pPr>
+    </w:p>
+    <w:p>
+      <w:pPr>
+        <w:pStyle w:val="Prrafodelista"/>
+        <w:shd w:val="clear" w:color="auto" w:fill="FFFFFF"/>
+        <w:ind w:left="0"/>
+        <w:jc w:val="both"/>
+        <w:rPr>
+          <w:rFonts w:ascii="Segoe UI" w:hAnsi="Segoe UI" w:cs="Segoe UI"/>
+          <w:color w:val="000000"/>
+        </w:rPr>
+      </w:pPr>
+      <w:r>
+        <w:rPr>
+          <w:rFonts w:ascii="Segoe UI" w:hAnsi="Segoe UI" w:cs="Segoe UI"/>
+          <w:color w:val="000000"/>
+        </w:rPr>
+        <w:drawing>
+          <wp:anchor distT="0" distB="0" distL="114300" distR="114300" simplePos="0" relativeHeight="251669504" behindDoc="0" locked="0" layoutInCell="1" allowOverlap="1">
+            <wp:simplePos x="0" y="0"/>
+            <wp:positionH relativeFrom="margin">
+              <wp:posOffset>4151216</wp:posOffset>
+            </wp:positionH>
+            <wp:positionV relativeFrom="paragraph">
+              <wp:posOffset>4721</wp:posOffset>
+            </wp:positionV>
+            <wp:extent cx="2027555" cy="1497965"/>
+            <wp:effectExtent l="0" t="0" r="0" b="6985"/>
+            <wp:wrapSquare wrapText="bothSides"/>
+            <wp:docPr id="19" name="Imagen 19"/>
+            <wp:cNvGraphicFramePr>
+              <a:graphicFrameLocks xmlns:a="http://schemas.openxmlformats.org/drawingml/2006/main" noChangeAspect="1"/>
+            </wp:cNvGraphicFramePr>
+            <a:graphic xmlns:a="http://schemas.openxmlformats.org/drawingml/2006/main">
+              <a:graphicData uri="http://schemas.openxmlformats.org/drawingml/2006/picture">
+                <pic:pic xmlns:pic="http://schemas.openxmlformats.org/drawingml/2006/picture">
+                  <pic:nvPicPr>
+                    <pic:cNvPr id="1" name=""/>
+                    <pic:cNvPicPr/>
+                  </pic:nvPicPr>
+                  <pic:blipFill>
+                    <a:blip r:embed="rId27" cstate="print">
+                      <a:extLst>
+                        <a:ext uri="{28A0092B-C50C-407E-A947-70E740481C1C}">
+                          <a14:useLocalDpi xmlns:a14="http://schemas.microsoft.com/office/drawing/2010/main" val="0"/>
+                        </a:ext>
+                      </a:extLst>
+                    </a:blip>
+                    <a:stretch>
+                      <a:fillRect/>
+                    </a:stretch>
+                  </pic:blipFill>
+                  <pic:spPr>
+                    <a:xfrm>
+                      <a:off x="0" y="0"/>
+                      <a:ext cx="2027555" cy="1497965"/>
+                    </a:xfrm>
+                    <a:prstGeom prst="rect">
+                      <a:avLst/>
+                    </a:prstGeom>
+                  </pic:spPr>
+                </pic:pic>
+              </a:graphicData>
+            </a:graphic>
+            <wp14:sizeRelH relativeFrom="page">
+              <wp14:pctWidth>0</wp14:pctWidth>
+            </wp14:sizeRelH>
+            <wp14:sizeRelV relativeFrom="page">
+              <wp14:pctHeight>0</wp14:pctHeight>
+            </wp14:sizeRelV>
+          </wp:anchor>
+        </w:drawing>
+      </w:r>
+    </w:p>
+    <w:p>
+      <w:pPr>
+        <w:pStyle w:val="Prrafodelista"/>
+        <w:shd w:val="clear" w:color="auto" w:fill="FFFFFF"/>
+        <w:ind w:left="0"/>
+        <w:jc w:val="both"/>
+        <w:rPr>
+          <w:rFonts w:ascii="Segoe UI" w:hAnsi="Segoe UI" w:cs="Segoe UI"/>
+          <w:color w:val="000000"/>
+        </w:rPr>
+      </w:pPr>
+    </w:p>
+    <w:p>
+      <w:pPr>
+        <w:pStyle w:val="Prrafodelista"/>
+        <w:shd w:val="clear" w:color="auto" w:fill="FFFFFF"/>
+        <w:ind w:left="0"/>
+        <w:jc w:val="both"/>
+        <w:rPr>
+          <w:rFonts w:ascii="Segoe UI" w:hAnsi="Segoe UI" w:cs="Segoe UI"/>
+          <w:color w:val="000000"/>
+        </w:rPr>
+      </w:pPr>
+    </w:p>
+    <w:p>
+      <w:pPr>
+        <w:pStyle w:val="Prrafodelista"/>
+        <w:shd w:val="clear" w:color="auto" w:fill="FFFFFF"/>
+        <w:ind w:left="0" w:firstLine="708"/>
+        <w:jc w:val="both"/>
+        <w:rPr>
+          <w:rFonts w:ascii="Segoe UI" w:hAnsi="Segoe UI" w:cs="Segoe UI"/>
+          <w:color w:val="000000"/>
+        </w:rPr>
+      </w:pPr>
+      <w:r>
+        <w:rPr>
+          <w:rFonts w:ascii="Segoe UI" w:hAnsi="Segoe UI" w:cs="Segoe UI"/>
+          <w:color w:val="000000"/>
+        </w:rPr>
+        <w:t>Agregamos un nuevo bosque</w:t>
+      </w:r>
+      <w:r>
+        <w:rPr>
+          <w:rFonts w:ascii="Segoe UI" w:hAnsi="Segoe UI" w:cs="Segoe UI"/>
+          <w:color w:val="000000"/>
+        </w:rPr>
+        <w:t xml:space="preserve"> y le damos un nombre al dominio en mi caso le he puesto int.zonocar.com pulsamos en siguiente.</w:t>
+      </w:r>
+    </w:p>
+    <w:p>
+      <w:pPr>
+        <w:pStyle w:val="Prrafodelista"/>
+        <w:shd w:val="clear" w:color="auto" w:fill="FFFFFF"/>
+        <w:ind w:left="0"/>
+        <w:jc w:val="both"/>
+        <w:rPr>
+          <w:rFonts w:ascii="Segoe UI" w:hAnsi="Segoe UI" w:cs="Segoe UI"/>
+          <w:color w:val="000000"/>
+        </w:rPr>
+      </w:pPr>
+    </w:p>
+    <w:p>
+      <w:pPr>
+        <w:pStyle w:val="Prrafodelista"/>
+        <w:shd w:val="clear" w:color="auto" w:fill="FFFFFF"/>
+        <w:ind w:left="0"/>
+        <w:jc w:val="both"/>
+        <w:rPr>
+          <w:rFonts w:ascii="Segoe UI" w:hAnsi="Segoe UI" w:cs="Segoe UI"/>
+          <w:color w:val="000000"/>
+        </w:rPr>
+      </w:pPr>
+    </w:p>
+    <w:p>
+      <w:pPr>
+        <w:pStyle w:val="Prrafodelista"/>
+        <w:shd w:val="clear" w:color="auto" w:fill="FFFFFF"/>
+        <w:ind w:left="0"/>
+        <w:jc w:val="both"/>
+        <w:rPr>
+          <w:rFonts w:ascii="Segoe UI" w:hAnsi="Segoe UI" w:cs="Segoe UI"/>
+          <w:color w:val="000000"/>
+        </w:rPr>
+      </w:pPr>
+      <w:r>
+        <w:rPr>
+          <w:rFonts w:ascii="Segoe UI" w:hAnsi="Segoe UI" w:cs="Segoe UI"/>
+          <w:color w:val="000000"/>
+        </w:rPr>
+        <w:drawing>
+          <wp:anchor distT="0" distB="0" distL="114300" distR="114300" simplePos="0" relativeHeight="251670528" behindDoc="0" locked="0" layoutInCell="1" allowOverlap="1">
+            <wp:simplePos x="0" y="0"/>
+            <wp:positionH relativeFrom="column">
+              <wp:posOffset>8890</wp:posOffset>
+            </wp:positionH>
+            <wp:positionV relativeFrom="paragraph">
+              <wp:posOffset>96520</wp:posOffset>
+            </wp:positionV>
+            <wp:extent cx="2488565" cy="1822450"/>
+            <wp:effectExtent l="0" t="0" r="6985" b="6350"/>
+            <wp:wrapSquare wrapText="bothSides"/>
+            <wp:docPr id="20" name="Imagen 20"/>
+            <wp:cNvGraphicFramePr>
+              <a:graphicFrameLocks xmlns:a="http://schemas.openxmlformats.org/drawingml/2006/main" noChangeAspect="1"/>
+            </wp:cNvGraphicFramePr>
+            <a:graphic xmlns:a="http://schemas.openxmlformats.org/drawingml/2006/main">
+              <a:graphicData uri="http://schemas.openxmlformats.org/drawingml/2006/picture">
+                <pic:pic xmlns:pic="http://schemas.openxmlformats.org/drawingml/2006/picture">
+                  <pic:nvPicPr>
+                    <pic:cNvPr id="1" name=""/>
+                    <pic:cNvPicPr/>
+                  </pic:nvPicPr>
+                  <pic:blipFill>
+                    <a:blip r:embed="rId28" cstate="print">
+                      <a:extLst>
+                        <a:ext uri="{28A0092B-C50C-407E-A947-70E740481C1C}">
+                          <a14:useLocalDpi xmlns:a14="http://schemas.microsoft.com/office/drawing/2010/main" val="0"/>
+                        </a:ext>
+                      </a:extLst>
+                    </a:blip>
+                    <a:stretch>
+                      <a:fillRect/>
+                    </a:stretch>
+                  </pic:blipFill>
+                  <pic:spPr>
+                    <a:xfrm>
+                      <a:off x="0" y="0"/>
+                      <a:ext cx="2488565" cy="1822450"/>
+                    </a:xfrm>
+                    <a:prstGeom prst="rect">
+                      <a:avLst/>
+                    </a:prstGeom>
+                  </pic:spPr>
+                </pic:pic>
+              </a:graphicData>
+            </a:graphic>
+            <wp14:sizeRelH relativeFrom="page">
+              <wp14:pctWidth>0</wp14:pctWidth>
+            </wp14:sizeRelH>
+            <wp14:sizeRelV relativeFrom="page">
+              <wp14:pctHeight>0</wp14:pctHeight>
+            </wp14:sizeRelV>
+          </wp:anchor>
+        </w:drawing>
+      </w:r>
+    </w:p>
+    <w:p>
+      <w:pPr>
+        <w:pStyle w:val="Prrafodelista"/>
+        <w:shd w:val="clear" w:color="auto" w:fill="FFFFFF"/>
+        <w:ind w:left="0"/>
+        <w:jc w:val="both"/>
+        <w:rPr>
+          <w:rFonts w:ascii="Segoe UI" w:hAnsi="Segoe UI" w:cs="Segoe UI"/>
+          <w:color w:val="000000"/>
+        </w:rPr>
+      </w:pPr>
+    </w:p>
+    <w:p>
+      <w:pPr>
+        <w:pStyle w:val="Prrafodelista"/>
+        <w:shd w:val="clear" w:color="auto" w:fill="FFFFFF"/>
+        <w:ind w:left="0"/>
+        <w:jc w:val="both"/>
+        <w:rPr>
+          <w:rFonts w:ascii="Segoe UI" w:hAnsi="Segoe UI" w:cs="Segoe UI"/>
+          <w:color w:val="000000"/>
+        </w:rPr>
+      </w:pPr>
+    </w:p>
+    <w:p>
+      <w:pPr>
+        <w:pStyle w:val="Prrafodelista"/>
+        <w:shd w:val="clear" w:color="auto" w:fill="FFFFFF"/>
+        <w:ind w:left="0"/>
+        <w:jc w:val="both"/>
+        <w:rPr>
+          <w:rFonts w:ascii="Segoe UI" w:hAnsi="Segoe UI" w:cs="Segoe UI"/>
+          <w:color w:val="000000"/>
+        </w:rPr>
+      </w:pPr>
+    </w:p>
+    <w:p>
+      <w:pPr>
+        <w:pStyle w:val="Prrafodelista"/>
+        <w:shd w:val="clear" w:color="auto" w:fill="FFFFFF"/>
+        <w:ind w:left="0" w:firstLine="708"/>
+        <w:jc w:val="both"/>
+        <w:rPr>
+          <w:rFonts w:ascii="Segoe UI" w:hAnsi="Segoe UI" w:cs="Segoe UI"/>
+          <w:color w:val="000000"/>
+        </w:rPr>
+      </w:pPr>
+      <w:r>
+        <w:rPr>
+          <w:rFonts w:ascii="Segoe UI" w:hAnsi="Segoe UI" w:cs="Segoe UI"/>
+          <w:color w:val="000000"/>
+        </w:rPr>
+        <w:t>En esta pantalla debemos escribir la contraseña para la restauración en caso de problemas. En mi caso le he puesto Kinso_1978.</w:t>
+      </w:r>
+    </w:p>
+    <w:p>
+      <w:pPr>
+        <w:pStyle w:val="Prrafodelista"/>
+        <w:shd w:val="clear" w:color="auto" w:fill="FFFFFF"/>
+        <w:ind w:left="0"/>
+        <w:jc w:val="both"/>
+        <w:rPr>
+          <w:rFonts w:ascii="Segoe UI" w:hAnsi="Segoe UI" w:cs="Segoe UI"/>
+          <w:color w:val="000000"/>
+        </w:rPr>
+      </w:pPr>
+    </w:p>
+    <w:p>
+      <w:pPr>
+        <w:pStyle w:val="Prrafodelista"/>
+        <w:shd w:val="clear" w:color="auto" w:fill="FFFFFF"/>
+        <w:ind w:left="0"/>
+        <w:jc w:val="both"/>
+        <w:rPr>
+          <w:rFonts w:ascii="Segoe UI" w:hAnsi="Segoe UI" w:cs="Segoe UI"/>
+          <w:color w:val="000000"/>
+        </w:rPr>
+      </w:pPr>
+    </w:p>
+    <w:p>
+      <w:pPr>
+        <w:pStyle w:val="Prrafodelista"/>
+        <w:shd w:val="clear" w:color="auto" w:fill="FFFFFF"/>
+        <w:ind w:left="0"/>
+        <w:jc w:val="both"/>
+        <w:rPr>
+          <w:rFonts w:ascii="Segoe UI" w:hAnsi="Segoe UI" w:cs="Segoe UI"/>
+          <w:color w:val="000000"/>
+        </w:rPr>
+      </w:pPr>
+    </w:p>
+    <w:p>
+      <w:pPr>
+        <w:pStyle w:val="Prrafodelista"/>
+        <w:shd w:val="clear" w:color="auto" w:fill="FFFFFF"/>
+        <w:ind w:left="0"/>
+        <w:jc w:val="both"/>
+        <w:rPr>
+          <w:rFonts w:ascii="Segoe UI" w:hAnsi="Segoe UI" w:cs="Segoe UI"/>
+          <w:color w:val="000000"/>
+        </w:rPr>
+      </w:pPr>
+      <w:r>
+        <w:rPr>
+          <w:rFonts w:ascii="Segoe UI" w:hAnsi="Segoe UI" w:cs="Segoe UI"/>
+          <w:color w:val="000000"/>
+        </w:rPr>
+        <w:drawing>
+          <wp:anchor distT="0" distB="0" distL="114300" distR="114300" simplePos="0" relativeHeight="251671552" behindDoc="0" locked="0" layoutInCell="1" allowOverlap="1">
+            <wp:simplePos x="0" y="0"/>
+            <wp:positionH relativeFrom="column">
+              <wp:posOffset>3816985</wp:posOffset>
+            </wp:positionH>
+            <wp:positionV relativeFrom="paragraph">
+              <wp:posOffset>84455</wp:posOffset>
+            </wp:positionV>
+            <wp:extent cx="2409190" cy="1764030"/>
+            <wp:effectExtent l="0" t="0" r="0" b="7620"/>
+            <wp:wrapSquare wrapText="bothSides"/>
+            <wp:docPr id="22" name="Imagen 22"/>
+            <wp:cNvGraphicFramePr>
+              <a:graphicFrameLocks xmlns:a="http://schemas.openxmlformats.org/drawingml/2006/main" noChangeAspect="1"/>
+            </wp:cNvGraphicFramePr>
+            <a:graphic xmlns:a="http://schemas.openxmlformats.org/drawingml/2006/main">
+              <a:graphicData uri="http://schemas.openxmlformats.org/drawingml/2006/picture">
+                <pic:pic xmlns:pic="http://schemas.openxmlformats.org/drawingml/2006/picture">
+                  <pic:nvPicPr>
+                    <pic:cNvPr id="1" name=""/>
+                    <pic:cNvPicPr/>
+                  </pic:nvPicPr>
+                  <pic:blipFill>
+                    <a:blip r:embed="rId29" cstate="print">
+                      <a:extLst>
+                        <a:ext uri="{28A0092B-C50C-407E-A947-70E740481C1C}">
+                          <a14:useLocalDpi xmlns:a14="http://schemas.microsoft.com/office/drawing/2010/main" val="0"/>
+                        </a:ext>
+                      </a:extLst>
+                    </a:blip>
+                    <a:stretch>
+                      <a:fillRect/>
+                    </a:stretch>
+                  </pic:blipFill>
+                  <pic:spPr>
+                    <a:xfrm>
+                      <a:off x="0" y="0"/>
+                      <a:ext cx="2409190" cy="1764030"/>
+                    </a:xfrm>
+                    <a:prstGeom prst="rect">
+                      <a:avLst/>
+                    </a:prstGeom>
+                  </pic:spPr>
+                </pic:pic>
+              </a:graphicData>
+            </a:graphic>
+            <wp14:sizeRelH relativeFrom="page">
+              <wp14:pctWidth>0</wp14:pctWidth>
+            </wp14:sizeRelH>
+            <wp14:sizeRelV relativeFrom="page">
+              <wp14:pctHeight>0</wp14:pctHeight>
+            </wp14:sizeRelV>
+          </wp:anchor>
+        </w:drawing>
+      </w:r>
+    </w:p>
+    <w:p>
+      <w:pPr>
+        <w:pStyle w:val="Prrafodelista"/>
+        <w:shd w:val="clear" w:color="auto" w:fill="FFFFFF"/>
+        <w:ind w:left="0" w:firstLine="708"/>
+        <w:jc w:val="both"/>
+        <w:rPr>
+          <w:rFonts w:ascii="Segoe UI" w:hAnsi="Segoe UI" w:cs="Segoe UI"/>
+          <w:color w:val="000000"/>
+        </w:rPr>
+      </w:pPr>
+      <w:r>
+        <w:rPr>
+          <w:rFonts w:ascii="Segoe UI" w:hAnsi="Segoe UI" w:cs="Segoe UI"/>
+          <w:color w:val="000000"/>
+        </w:rPr>
+        <w:t xml:space="preserve">En esta ventana se nos informa que el asistente no ha sido capaz de encontrar ningún servidor DNS autoritativo Windows para nuestra zona </w:t>
+      </w:r>
+      <w:r>
+        <w:rPr>
+          <w:rFonts w:ascii="Segoe UI" w:hAnsi="Segoe UI" w:cs="Segoe UI"/>
+          <w:color w:val="000000"/>
+        </w:rPr>
+        <w:t>int.zonocar.com</w:t>
+      </w:r>
+      <w:r>
+        <w:rPr>
+          <w:rFonts w:ascii="Segoe UI" w:hAnsi="Segoe UI" w:cs="Segoe UI"/>
+          <w:color w:val="000000"/>
+        </w:rPr>
+        <w:t>. De haberlo encontrado nos daría la opción de crear una delegación DNS para que el AD pudiera escribir en él. En nuestro escenario no tenemos ningún DNS por lo que saltamos este paso y se descargará y configurará automáticamente un servidor DNS en este equipo.</w:t>
+      </w:r>
+      <w:r>
+        <w:rPr>
+          <w:noProof/>
+          <w:lang w:eastAsia="es-ES"/>
+        </w:rPr>
+        <w:t xml:space="preserve"> </w:t>
+      </w:r>
+    </w:p>
+    <w:p>
+      <w:pPr>
+        <w:pStyle w:val="Prrafodelista"/>
+        <w:shd w:val="clear" w:color="auto" w:fill="FFFFFF"/>
+        <w:ind w:left="0"/>
+        <w:jc w:val="both"/>
+        <w:rPr>
+          <w:rFonts w:ascii="Segoe UI" w:hAnsi="Segoe UI" w:cs="Segoe UI"/>
+          <w:color w:val="000000"/>
+        </w:rPr>
+      </w:pPr>
+    </w:p>
+    <w:p>
+      <w:pPr>
+        <w:pStyle w:val="Prrafodelista"/>
+        <w:shd w:val="clear" w:color="auto" w:fill="FFFFFF"/>
+        <w:ind w:left="0"/>
+        <w:jc w:val="both"/>
+        <w:rPr>
+          <w:rFonts w:ascii="Segoe UI" w:hAnsi="Segoe UI" w:cs="Segoe UI"/>
+          <w:color w:val="000000"/>
+        </w:rPr>
+      </w:pPr>
+    </w:p>
+    <w:p>
+      <w:pPr>
+        <w:pStyle w:val="Prrafodelista"/>
+        <w:shd w:val="clear" w:color="auto" w:fill="FFFFFF"/>
+        <w:ind w:left="0"/>
+        <w:jc w:val="both"/>
+        <w:rPr>
+          <w:rFonts w:ascii="Segoe UI" w:hAnsi="Segoe UI" w:cs="Segoe UI"/>
+          <w:color w:val="000000"/>
+        </w:rPr>
+      </w:pPr>
+    </w:p>
+    <w:p>
+      <w:pPr>
+        <w:pStyle w:val="Prrafodelista"/>
+        <w:shd w:val="clear" w:color="auto" w:fill="FFFFFF"/>
+        <w:ind w:left="0"/>
+        <w:jc w:val="both"/>
+        <w:rPr>
+          <w:rFonts w:ascii="Segoe UI" w:hAnsi="Segoe UI" w:cs="Segoe UI"/>
+          <w:color w:val="000000"/>
+        </w:rPr>
+      </w:pPr>
+    </w:p>
+    <w:p>
+      <w:pPr>
+        <w:pStyle w:val="Prrafodelista"/>
+        <w:shd w:val="clear" w:color="auto" w:fill="FFFFFF"/>
+        <w:ind w:left="0"/>
+        <w:jc w:val="both"/>
+        <w:rPr>
+          <w:rFonts w:ascii="Segoe UI" w:hAnsi="Segoe UI" w:cs="Segoe UI"/>
+          <w:color w:val="000000"/>
+        </w:rPr>
+      </w:pPr>
+    </w:p>
+    <w:p>
+      <w:pPr>
+        <w:pStyle w:val="Prrafodelista"/>
+        <w:shd w:val="clear" w:color="auto" w:fill="FFFFFF"/>
+        <w:ind w:left="0"/>
+        <w:jc w:val="both"/>
+        <w:rPr>
+          <w:rFonts w:ascii="Segoe UI" w:hAnsi="Segoe UI" w:cs="Segoe UI"/>
+          <w:color w:val="000000"/>
+        </w:rPr>
+      </w:pPr>
+    </w:p>
+    <w:p>
+      <w:pPr>
+        <w:pStyle w:val="Prrafodelista"/>
+        <w:shd w:val="clear" w:color="auto" w:fill="FFFFFF"/>
+        <w:ind w:left="0"/>
+        <w:jc w:val="both"/>
+        <w:rPr>
+          <w:rFonts w:ascii="Segoe UI" w:hAnsi="Segoe UI" w:cs="Segoe UI"/>
+          <w:color w:val="000000"/>
+        </w:rPr>
+      </w:pPr>
+    </w:p>
+    <w:p>
+      <w:pPr>
+        <w:pStyle w:val="Prrafodelista"/>
+        <w:shd w:val="clear" w:color="auto" w:fill="FFFFFF"/>
+        <w:ind w:left="0"/>
+        <w:jc w:val="both"/>
+        <w:rPr>
+          <w:rFonts w:ascii="Segoe UI" w:hAnsi="Segoe UI" w:cs="Segoe UI"/>
+          <w:color w:val="000000"/>
+        </w:rPr>
+      </w:pPr>
+      <w:r>
+        <w:rPr>
+          <w:rFonts w:ascii="Segoe UI" w:hAnsi="Segoe UI" w:cs="Segoe UI"/>
+          <w:color w:val="000000"/>
+        </w:rPr>
+        <w:drawing>
+          <wp:anchor distT="0" distB="0" distL="114300" distR="114300" simplePos="0" relativeHeight="251672576" behindDoc="0" locked="0" layoutInCell="1" allowOverlap="1">
+            <wp:simplePos x="0" y="0"/>
+            <wp:positionH relativeFrom="margin">
+              <wp:align>left</wp:align>
+            </wp:positionH>
+            <wp:positionV relativeFrom="paragraph">
+              <wp:posOffset>28</wp:posOffset>
+            </wp:positionV>
+            <wp:extent cx="2743200" cy="1690370"/>
+            <wp:effectExtent l="0" t="0" r="0" b="5080"/>
+            <wp:wrapSquare wrapText="bothSides"/>
+            <wp:docPr id="23" name="Imagen 23"/>
+            <wp:cNvGraphicFramePr>
+              <a:graphicFrameLocks xmlns:a="http://schemas.openxmlformats.org/drawingml/2006/main" noChangeAspect="1"/>
+            </wp:cNvGraphicFramePr>
+            <a:graphic xmlns:a="http://schemas.openxmlformats.org/drawingml/2006/main">
+              <a:graphicData uri="http://schemas.openxmlformats.org/drawingml/2006/picture">
+                <pic:pic xmlns:pic="http://schemas.openxmlformats.org/drawingml/2006/picture">
+                  <pic:nvPicPr>
+                    <pic:cNvPr id="1" name=""/>
+                    <pic:cNvPicPr/>
+                  </pic:nvPicPr>
+                  <pic:blipFill>
+                    <a:blip r:embed="rId30" cstate="print">
+                      <a:extLst>
+                        <a:ext uri="{28A0092B-C50C-407E-A947-70E740481C1C}">
+                          <a14:useLocalDpi xmlns:a14="http://schemas.microsoft.com/office/drawing/2010/main" val="0"/>
+                        </a:ext>
+                      </a:extLst>
+                    </a:blip>
+                    <a:stretch>
+                      <a:fillRect/>
+                    </a:stretch>
+                  </pic:blipFill>
+                  <pic:spPr>
+                    <a:xfrm>
+                      <a:off x="0" y="0"/>
+                      <a:ext cx="2755384" cy="1697878"/>
+                    </a:xfrm>
+                    <a:prstGeom prst="rect">
+                      <a:avLst/>
+                    </a:prstGeom>
+                  </pic:spPr>
+                </pic:pic>
+              </a:graphicData>
+            </a:graphic>
+            <wp14:sizeRelH relativeFrom="page">
+              <wp14:pctWidth>0</wp14:pctWidth>
+            </wp14:sizeRelH>
+            <wp14:sizeRelV relativeFrom="page">
+              <wp14:pctHeight>0</wp14:pctHeight>
+            </wp14:sizeRelV>
+          </wp:anchor>
+        </w:drawing>
+      </w:r>
+    </w:p>
+    <w:p>
+      <w:pPr>
+        <w:pStyle w:val="Prrafodelista"/>
+        <w:shd w:val="clear" w:color="auto" w:fill="FFFFFF"/>
+        <w:ind w:left="0" w:firstLine="708"/>
+        <w:jc w:val="both"/>
+        <w:rPr>
+          <w:rFonts w:ascii="Segoe UI" w:hAnsi="Segoe UI" w:cs="Segoe UI"/>
+          <w:color w:val="000000"/>
+        </w:rPr>
+      </w:pPr>
+      <w:r>
+        <w:rPr>
+          <w:rFonts w:ascii="Segoe UI" w:hAnsi="Segoe UI" w:cs="Segoe UI"/>
+          <w:color w:val="000000"/>
+        </w:rPr>
+        <w:t xml:space="preserve">En la siguiente ventana podemos </w:t>
+      </w:r>
+      <w:proofErr w:type="gramStart"/>
+      <w:r>
+        <w:rPr>
+          <w:rFonts w:ascii="Segoe UI" w:hAnsi="Segoe UI" w:cs="Segoe UI"/>
+          <w:color w:val="000000"/>
+        </w:rPr>
+        <w:t>crear</w:t>
+      </w:r>
+      <w:proofErr w:type="gramEnd"/>
+      <w:r>
+        <w:rPr>
+          <w:rFonts w:ascii="Segoe UI" w:hAnsi="Segoe UI" w:cs="Segoe UI"/>
+          <w:color w:val="000000"/>
+        </w:rPr>
+        <w:t xml:space="preserve"> un "Alias" para el nombre del dominio. De esta manera podemos convertir un nombre de dominio "técnico" en algo más amigable. En nuestro caso lo cambiaremos por "</w:t>
+      </w:r>
+      <w:proofErr w:type="spellStart"/>
+      <w:r>
+        <w:rPr>
+          <w:rFonts w:ascii="Segoe UI" w:hAnsi="Segoe UI" w:cs="Segoe UI"/>
+          <w:color w:val="000000"/>
+        </w:rPr>
+        <w:t>netzono</w:t>
+      </w:r>
+      <w:proofErr w:type="spellEnd"/>
+      <w:r>
+        <w:rPr>
+          <w:rFonts w:ascii="Segoe UI" w:hAnsi="Segoe UI" w:cs="Segoe UI"/>
+          <w:color w:val="000000"/>
+        </w:rPr>
+        <w:t>".</w:t>
+      </w:r>
+    </w:p>
+    <w:p>
+      <w:pPr>
+        <w:pStyle w:val="Prrafodelista"/>
+        <w:shd w:val="clear" w:color="auto" w:fill="FFFFFF"/>
+        <w:ind w:left="0"/>
+        <w:jc w:val="both"/>
+        <w:rPr>
+          <w:rFonts w:ascii="Segoe UI" w:hAnsi="Segoe UI" w:cs="Segoe UI"/>
+          <w:color w:val="000000"/>
+        </w:rPr>
+      </w:pPr>
+      <w:r>
+        <w:rPr>
+          <w:rFonts w:ascii="Segoe UI" w:hAnsi="Segoe UI" w:cs="Segoe UI"/>
+          <w:color w:val="000000"/>
+        </w:rPr>
+        <w:t>Siguiente. Siguiente</w:t>
+      </w:r>
+      <w:r>
+        <w:rPr>
+          <w:rFonts w:ascii="Segoe UI" w:hAnsi="Segoe UI" w:cs="Segoe UI"/>
+          <w:color w:val="000000"/>
+        </w:rPr>
+        <w:t>. Siguiente</w:t>
+      </w:r>
+      <w:r>
+        <w:rPr>
+          <w:rFonts w:ascii="Segoe UI" w:hAnsi="Segoe UI" w:cs="Segoe UI"/>
+          <w:color w:val="000000"/>
+        </w:rPr>
+        <w:t xml:space="preserve"> </w:t>
+      </w:r>
+    </w:p>
+    <w:p>
+      <w:pPr>
+        <w:pStyle w:val="Prrafodelista"/>
+        <w:shd w:val="clear" w:color="auto" w:fill="FFFFFF"/>
+        <w:ind w:left="0"/>
+        <w:jc w:val="both"/>
+        <w:rPr>
+          <w:rFonts w:ascii="Segoe UI" w:hAnsi="Segoe UI" w:cs="Segoe UI"/>
+          <w:color w:val="000000"/>
+        </w:rPr>
+      </w:pPr>
+    </w:p>
+    <w:p>
+      <w:pPr>
+        <w:pStyle w:val="Prrafodelista"/>
+        <w:shd w:val="clear" w:color="auto" w:fill="FFFFFF"/>
+        <w:ind w:left="0"/>
+        <w:jc w:val="both"/>
+        <w:rPr>
+          <w:rFonts w:ascii="Segoe UI" w:hAnsi="Segoe UI" w:cs="Segoe UI"/>
+          <w:color w:val="000000"/>
+        </w:rPr>
+      </w:pPr>
+    </w:p>
+    <w:p>
+      <w:pPr>
+        <w:pStyle w:val="Prrafodelista"/>
+        <w:shd w:val="clear" w:color="auto" w:fill="FFFFFF"/>
+        <w:ind w:left="0" w:firstLine="708"/>
+        <w:jc w:val="both"/>
+        <w:rPr>
+          <w:rFonts w:ascii="Segoe UI" w:hAnsi="Segoe UI" w:cs="Segoe UI"/>
+          <w:color w:val="000000"/>
+        </w:rPr>
+      </w:pPr>
+      <w:r>
+        <w:rPr>
+          <w:rFonts w:ascii="Segoe UI" w:hAnsi="Segoe UI" w:cs="Segoe UI"/>
+          <w:color w:val="000000"/>
+        </w:rPr>
+        <w:drawing>
+          <wp:anchor distT="0" distB="0" distL="114300" distR="114300" simplePos="0" relativeHeight="251673600" behindDoc="0" locked="0" layoutInCell="1" allowOverlap="1">
+            <wp:simplePos x="0" y="0"/>
+            <wp:positionH relativeFrom="margin">
+              <wp:posOffset>3429331</wp:posOffset>
+            </wp:positionH>
+            <wp:positionV relativeFrom="paragraph">
+              <wp:posOffset>131831</wp:posOffset>
+            </wp:positionV>
+            <wp:extent cx="2161540" cy="1576705"/>
+            <wp:effectExtent l="0" t="0" r="0" b="4445"/>
+            <wp:wrapSquare wrapText="bothSides"/>
+            <wp:docPr id="24" name="Imagen 24"/>
+            <wp:cNvGraphicFramePr>
+              <a:graphicFrameLocks xmlns:a="http://schemas.openxmlformats.org/drawingml/2006/main" noChangeAspect="1"/>
+            </wp:cNvGraphicFramePr>
+            <a:graphic xmlns:a="http://schemas.openxmlformats.org/drawingml/2006/main">
+              <a:graphicData uri="http://schemas.openxmlformats.org/drawingml/2006/picture">
+                <pic:pic xmlns:pic="http://schemas.openxmlformats.org/drawingml/2006/picture">
+                  <pic:nvPicPr>
+                    <pic:cNvPr id="1" name=""/>
+                    <pic:cNvPicPr/>
+                  </pic:nvPicPr>
+                  <pic:blipFill>
+                    <a:blip r:embed="rId31" cstate="print">
+                      <a:extLst>
+                        <a:ext uri="{28A0092B-C50C-407E-A947-70E740481C1C}">
+                          <a14:useLocalDpi xmlns:a14="http://schemas.microsoft.com/office/drawing/2010/main" val="0"/>
+                        </a:ext>
+                      </a:extLst>
+                    </a:blip>
+                    <a:stretch>
+                      <a:fillRect/>
+                    </a:stretch>
+                  </pic:blipFill>
+                  <pic:spPr>
+                    <a:xfrm>
+                      <a:off x="0" y="0"/>
+                      <a:ext cx="2161540" cy="1576705"/>
+                    </a:xfrm>
+                    <a:prstGeom prst="rect">
+                      <a:avLst/>
+                    </a:prstGeom>
+                  </pic:spPr>
+                </pic:pic>
+              </a:graphicData>
+            </a:graphic>
+            <wp14:sizeRelH relativeFrom="page">
+              <wp14:pctWidth>0</wp14:pctWidth>
+            </wp14:sizeRelH>
+            <wp14:sizeRelV relativeFrom="page">
+              <wp14:pctHeight>0</wp14:pctHeight>
+            </wp14:sizeRelV>
+          </wp:anchor>
+        </w:drawing>
+      </w:r>
+      <w:r>
+        <w:rPr>
+          <w:rFonts w:ascii="Segoe UI" w:hAnsi="Segoe UI" w:cs="Segoe UI"/>
+          <w:color w:val="000000"/>
+        </w:rPr>
+        <w:t>La última ventana del asistente es una comprobación de que el equipo cumple con los requisitos para ser controlador de dominio. Veremos algunos mensajes de aviso en referencia a valores predeterminados y la advertencia de que no se ha encontrado una delegación del DNS (así que asume que él será el autoritativo para ese dominio). Lo verdaderamente importante es que en la parte superior pone que sí cumple con los requisitos así podemos proceder a la instalación sin problema.</w:t>
+      </w:r>
+      <w:r>
+        <w:rPr>
+          <w:noProof/>
+          <w:lang w:eastAsia="es-ES"/>
+        </w:rPr>
+        <w:t xml:space="preserve"> </w:t>
+      </w:r>
+      <w:r>
+        <w:rPr>
+          <w:rFonts w:ascii="Segoe UI" w:hAnsi="Segoe UI" w:cs="Segoe UI"/>
+          <w:color w:val="000000"/>
+        </w:rPr>
+        <w:t xml:space="preserve"> I</w:t>
+      </w:r>
+      <w:r>
+        <w:rPr>
+          <w:rFonts w:ascii="Segoe UI" w:hAnsi="Segoe UI" w:cs="Segoe UI"/>
+          <w:color w:val="000000"/>
+        </w:rPr>
+        <w:t>nstalar</w:t>
+      </w:r>
+    </w:p>
+    <w:p>
+      <w:pPr>
+        <w:pStyle w:val="Prrafodelista"/>
+        <w:shd w:val="clear" w:color="auto" w:fill="FFFFFF"/>
+        <w:ind w:left="0"/>
+        <w:jc w:val="both"/>
+        <w:rPr>
+          <w:rFonts w:ascii="Segoe UI" w:hAnsi="Segoe UI" w:cs="Segoe UI"/>
+          <w:color w:val="000000"/>
+        </w:rPr>
+      </w:pPr>
+    </w:p>
+    <w:p>
+      <w:pPr>
+        <w:pStyle w:val="Prrafodelista"/>
+        <w:shd w:val="clear" w:color="auto" w:fill="FFFFFF"/>
+        <w:ind w:left="0"/>
+        <w:jc w:val="both"/>
+        <w:rPr>
+          <w:rFonts w:ascii="Segoe UI" w:hAnsi="Segoe UI" w:cs="Segoe UI"/>
+          <w:color w:val="000000"/>
+        </w:rPr>
+      </w:pPr>
+    </w:p>
+    <w:p>
+      <w:pPr>
+        <w:pStyle w:val="Prrafodelista"/>
+        <w:shd w:val="clear" w:color="auto" w:fill="FFFFFF"/>
+        <w:ind w:left="0" w:firstLine="708"/>
+        <w:jc w:val="both"/>
+        <w:rPr>
+          <w:rFonts w:ascii="Segoe UI" w:hAnsi="Segoe UI" w:cs="Segoe UI"/>
+          <w:color w:val="000000"/>
+        </w:rPr>
+      </w:pPr>
+      <w:r>
+        <w:rPr>
+          <w:rFonts w:ascii="Segoe UI" w:hAnsi="Segoe UI" w:cs="Segoe UI"/>
+          <w:color w:val="000000"/>
+        </w:rPr>
+        <w:t xml:space="preserve">Ahora el equipo se reiniciará solo. </w:t>
+      </w:r>
+      <w:r>
+        <w:rPr>
+          <w:rFonts w:ascii="Segoe UI" w:hAnsi="Segoe UI" w:cs="Segoe UI"/>
+          <w:color w:val="000000"/>
+        </w:rPr>
+        <w:t>Recordemos que ahora tenemos dos usuarios "Administradores". Uno es local y p</w:t>
+      </w:r>
+      <w:r>
+        <w:rPr>
+          <w:rFonts w:ascii="Segoe UI" w:hAnsi="Segoe UI" w:cs="Segoe UI"/>
+          <w:color w:val="000000"/>
+        </w:rPr>
+        <w:t>ertenece solamente al equipo "DC2</w:t>
+      </w:r>
+      <w:r>
+        <w:rPr>
+          <w:rFonts w:ascii="Segoe UI" w:hAnsi="Segoe UI" w:cs="Segoe UI"/>
+          <w:color w:val="000000"/>
+        </w:rPr>
+        <w:t>0". El otro es del dominio y pertenece a cualquier equipo dentro de "int.</w:t>
+      </w:r>
+      <w:r>
+        <w:rPr>
+          <w:rFonts w:ascii="Segoe UI" w:hAnsi="Segoe UI" w:cs="Segoe UI"/>
+          <w:color w:val="000000"/>
+        </w:rPr>
+        <w:t>zonocar.com</w:t>
+      </w:r>
+      <w:r>
+        <w:rPr>
+          <w:rFonts w:ascii="Segoe UI" w:hAnsi="Segoe UI" w:cs="Segoe UI"/>
+          <w:color w:val="000000"/>
+        </w:rPr>
+        <w:t xml:space="preserve">". Para poder distinguirlos ahora los veremos precedidos del ámbito al que pertenezcan. Los equipos que pertenecen a un AD arrancarán preferentemente contra el dominio. Si queremos forzar a que se comprueben las credenciales contra el equipo local tendremos que hacer explícito en ámbito y el usuario </w:t>
+      </w:r>
+      <w:r>
+        <w:rPr>
+          <w:rFonts w:ascii="Segoe UI" w:hAnsi="Segoe UI" w:cs="Segoe UI"/>
+          <w:color w:val="000000"/>
+        </w:rPr>
+        <w:t xml:space="preserve">por ejemplo </w:t>
+      </w:r>
+      <w:r>
+        <w:rPr>
+          <w:rFonts w:ascii="Arial" w:hAnsi="Arial" w:cs="Arial"/>
+          <w:color w:val="000000"/>
+          <w:lang w:eastAsia="zh-CN"/>
+        </w:rPr>
+        <w:t>DC20\</w:t>
+      </w:r>
+      <w:r>
+        <w:rPr>
+          <w:rFonts w:ascii="Arial" w:hAnsi="Arial" w:cs="Arial"/>
+          <w:color w:val="000000"/>
+          <w:lang w:eastAsia="zh-CN"/>
+        </w:rPr>
+        <w:t>Administrador</w:t>
+      </w:r>
+      <w:r>
+        <w:rPr>
+          <w:rFonts w:ascii="Segoe UI" w:hAnsi="Segoe UI" w:cs="Segoe UI"/>
+          <w:color w:val="000000"/>
+        </w:rPr>
+        <w:t>.</w:t>
+      </w:r>
+    </w:p>
+    <w:p>
+      <w:pPr>
+        <w:pStyle w:val="Prrafodelista"/>
+        <w:shd w:val="clear" w:color="auto" w:fill="FFFFFF"/>
+        <w:ind w:left="0" w:firstLine="708"/>
+        <w:jc w:val="both"/>
+        <w:rPr>
+          <w:rFonts w:ascii="Segoe UI" w:hAnsi="Segoe UI" w:cs="Segoe UI"/>
+          <w:color w:val="000000"/>
+        </w:rPr>
+      </w:pPr>
+    </w:p>
+    <w:p>
+      <w:pPr>
+        <w:pStyle w:val="Prrafodelista"/>
+        <w:shd w:val="clear" w:color="auto" w:fill="FFFFFF"/>
+        <w:ind w:left="0" w:firstLine="708"/>
+        <w:jc w:val="both"/>
+        <w:rPr>
+          <w:rFonts w:ascii="Segoe UI" w:hAnsi="Segoe UI" w:cs="Segoe UI"/>
+          <w:color w:val="000000"/>
+        </w:rPr>
+      </w:pPr>
+      <w:r>
+        <w:rPr>
+          <w:rFonts w:ascii="Segoe UI" w:hAnsi="Segoe UI" w:cs="Segoe UI"/>
+          <w:color w:val="000000"/>
+        </w:rPr>
+        <w:drawing>
+          <wp:anchor distT="0" distB="0" distL="114300" distR="114300" simplePos="0" relativeHeight="251674624" behindDoc="0" locked="0" layoutInCell="1" allowOverlap="1">
+            <wp:simplePos x="0" y="0"/>
+            <wp:positionH relativeFrom="column">
+              <wp:posOffset>2616614</wp:posOffset>
+            </wp:positionH>
+            <wp:positionV relativeFrom="paragraph">
+              <wp:posOffset>115736</wp:posOffset>
+            </wp:positionV>
+            <wp:extent cx="3555365" cy="1747520"/>
+            <wp:effectExtent l="0" t="0" r="6985" b="5080"/>
+            <wp:wrapSquare wrapText="bothSides"/>
+            <wp:docPr id="25" name="Imagen 25"/>
+            <wp:cNvGraphicFramePr>
+              <a:graphicFrameLocks xmlns:a="http://schemas.openxmlformats.org/drawingml/2006/main" noChangeAspect="1"/>
+            </wp:cNvGraphicFramePr>
+            <a:graphic xmlns:a="http://schemas.openxmlformats.org/drawingml/2006/main">
+              <a:graphicData uri="http://schemas.openxmlformats.org/drawingml/2006/picture">
+                <pic:pic xmlns:pic="http://schemas.openxmlformats.org/drawingml/2006/picture">
+                  <pic:nvPicPr>
+                    <pic:cNvPr id="1" name=""/>
+                    <pic:cNvPicPr/>
+                  </pic:nvPicPr>
+                  <pic:blipFill>
+                    <a:blip r:embed="rId32" cstate="print">
+                      <a:extLst>
+                        <a:ext uri="{28A0092B-C50C-407E-A947-70E740481C1C}">
+                          <a14:useLocalDpi xmlns:a14="http://schemas.microsoft.com/office/drawing/2010/main" val="0"/>
+                        </a:ext>
+                      </a:extLst>
+                    </a:blip>
+                    <a:stretch>
+                      <a:fillRect/>
+                    </a:stretch>
+                  </pic:blipFill>
+                  <pic:spPr>
+                    <a:xfrm>
+                      <a:off x="0" y="0"/>
+                      <a:ext cx="3555365" cy="1747520"/>
+                    </a:xfrm>
+                    <a:prstGeom prst="rect">
+                      <a:avLst/>
+                    </a:prstGeom>
+                  </pic:spPr>
+                </pic:pic>
+              </a:graphicData>
+            </a:graphic>
+            <wp14:sizeRelH relativeFrom="page">
+              <wp14:pctWidth>0</wp14:pctWidth>
+            </wp14:sizeRelH>
+            <wp14:sizeRelV relativeFrom="page">
+              <wp14:pctHeight>0</wp14:pctHeight>
+            </wp14:sizeRelV>
+          </wp:anchor>
+        </w:drawing>
+      </w:r>
+      <w:r>
+        <w:rPr>
+          <w:rFonts w:ascii="Segoe UI" w:hAnsi="Segoe UI" w:cs="Segoe UI"/>
+          <w:color w:val="000000"/>
+        </w:rPr>
+        <w:t>Una vez autenticados como administradores del dominio en "</w:t>
+      </w:r>
+      <w:r>
+        <w:rPr>
+          <w:rFonts w:ascii="Segoe UI" w:hAnsi="Segoe UI" w:cs="Segoe UI"/>
+          <w:color w:val="000000"/>
+        </w:rPr>
+        <w:t>DC20</w:t>
+      </w:r>
+      <w:r>
+        <w:rPr>
+          <w:rFonts w:ascii="Segoe UI" w:hAnsi="Segoe UI" w:cs="Segoe UI"/>
+          <w:color w:val="000000"/>
+        </w:rPr>
+        <w:t xml:space="preserve">" podremos </w:t>
+      </w:r>
+      <w:r>
+        <w:rPr>
+          <w:rFonts w:ascii="Segoe UI" w:hAnsi="Segoe UI" w:cs="Segoe UI"/>
+          <w:color w:val="000000"/>
+        </w:rPr>
+        <w:t xml:space="preserve"> </w:t>
+      </w:r>
+      <w:r>
+        <w:rPr>
+          <w:rFonts w:ascii="Segoe UI" w:hAnsi="Segoe UI" w:cs="Segoe UI"/>
+          <w:color w:val="000000"/>
+        </w:rPr>
+        <w:t>comprobar en el panel que ya no pertenecemos a ningún grupo de trabajo y sí pertenecemos al dominio "</w:t>
+      </w:r>
+      <w:r>
+        <w:rPr>
+          <w:rFonts w:ascii="Segoe UI" w:hAnsi="Segoe UI" w:cs="Segoe UI"/>
+          <w:color w:val="000000"/>
+        </w:rPr>
+        <w:t xml:space="preserve"> </w:t>
+      </w:r>
+      <w:proofErr w:type="gramStart"/>
+      <w:r>
+        <w:rPr>
+          <w:rFonts w:ascii="Segoe UI" w:hAnsi="Segoe UI" w:cs="Segoe UI"/>
+          <w:color w:val="000000"/>
+        </w:rPr>
+        <w:t>int.</w:t>
+      </w:r>
+      <w:r>
+        <w:rPr>
+          <w:rFonts w:ascii="Segoe UI" w:hAnsi="Segoe UI" w:cs="Segoe UI"/>
+          <w:color w:val="000000"/>
+        </w:rPr>
+        <w:t>zonocar.com</w:t>
+      </w:r>
+      <w:r>
+        <w:rPr>
+          <w:rFonts w:ascii="Segoe UI" w:hAnsi="Segoe UI" w:cs="Segoe UI"/>
+          <w:color w:val="000000"/>
+        </w:rPr>
+        <w:t xml:space="preserve"> </w:t>
+      </w:r>
+      <w:r>
+        <w:rPr>
+          <w:rFonts w:ascii="Segoe UI" w:hAnsi="Segoe UI" w:cs="Segoe UI"/>
+          <w:color w:val="000000"/>
+        </w:rPr>
+        <w:t>"</w:t>
+      </w:r>
+      <w:proofErr w:type="gramEnd"/>
+      <w:r>
+        <w:rPr>
+          <w:rFonts w:ascii="Segoe UI" w:hAnsi="Segoe UI" w:cs="Segoe UI"/>
+          <w:color w:val="000000"/>
+        </w:rPr>
+        <w:t>. Además también podemos ver como se ha creado un panel para el DNS y otro para en AD</w:t>
+      </w:r>
+      <w:r>
+        <w:rPr>
+          <w:rFonts w:ascii="Segoe UI" w:hAnsi="Segoe UI" w:cs="Segoe UI"/>
+          <w:color w:val="000000"/>
+        </w:rPr>
+        <w:t>.</w:t>
+      </w:r>
+    </w:p>
+    <w:p>
+      <w:pPr>
+        <w:pStyle w:val="Prrafodelista"/>
+        <w:shd w:val="clear" w:color="auto" w:fill="FFFFFF"/>
+        <w:ind w:left="0" w:firstLine="708"/>
+        <w:jc w:val="both"/>
+        <w:rPr>
+          <w:rFonts w:ascii="Segoe UI" w:hAnsi="Segoe UI" w:cs="Segoe UI"/>
+          <w:color w:val="000000"/>
+        </w:rPr>
+      </w:pPr>
+    </w:p>
+    <w:p>
+      <w:pPr>
+        <w:pStyle w:val="Prrafodelista"/>
+        <w:shd w:val="clear" w:color="auto" w:fill="FFFFFF"/>
+        <w:ind w:left="0" w:firstLine="708"/>
+        <w:jc w:val="both"/>
+        <w:rPr>
+          <w:rFonts w:ascii="Segoe UI" w:hAnsi="Segoe UI" w:cs="Segoe UI"/>
+          <w:color w:val="000000"/>
+        </w:rPr>
+      </w:pPr>
+    </w:p>
+    <w:p>
+      <w:pPr>
+        <w:pStyle w:val="Prrafodelista"/>
+        <w:shd w:val="clear" w:color="auto" w:fill="FFFFFF"/>
+        <w:ind w:left="0" w:firstLine="708"/>
+        <w:jc w:val="both"/>
+        <w:rPr>
+          <w:rFonts w:ascii="Segoe UI" w:hAnsi="Segoe UI" w:cs="Segoe UI"/>
+          <w:color w:val="000000"/>
+        </w:rPr>
+      </w:pPr>
+    </w:p>
+    <w:p>
+      <w:pPr>
+        <w:jc w:val="center"/>
+        <w:rPr>
+          <w:b/>
+          <w:sz w:val="40"/>
+          <w:szCs w:val="40"/>
+        </w:rPr>
+      </w:pPr>
+      <w:r>
+        <w:rPr>
+          <w:b/>
+          <w:sz w:val="40"/>
+          <w:szCs w:val="40"/>
+        </w:rPr>
+        <w:lastRenderedPageBreak/>
+        <w:t>Crear Usuarios</w:t>
+      </w:r>
+    </w:p>
+    <w:p>
+      <w:pPr>
+        <w:pStyle w:val="Prrafodelista"/>
+        <w:shd w:val="clear" w:color="auto" w:fill="FFFFFF"/>
+        <w:ind w:left="0" w:firstLine="708"/>
+        <w:jc w:val="both"/>
+        <w:rPr>
+          <w:rFonts w:ascii="Segoe UI" w:hAnsi="Segoe UI" w:cs="Segoe UI"/>
+          <w:color w:val="000000"/>
+        </w:rPr>
+      </w:pPr>
+    </w:p>
+    <w:p>
+      <w:pPr>
+        <w:pStyle w:val="Prrafodelista"/>
+        <w:shd w:val="clear" w:color="auto" w:fill="FFFFFF"/>
+        <w:ind w:left="0" w:firstLine="708"/>
+        <w:jc w:val="both"/>
+        <w:rPr>
+          <w:rFonts w:ascii="Segoe UI" w:hAnsi="Segoe UI" w:cs="Segoe UI"/>
+          <w:color w:val="000000"/>
+        </w:rPr>
+      </w:pPr>
+      <w:r>
+        <w:rPr>
+          <w:rFonts w:ascii="Segoe UI" w:hAnsi="Segoe UI" w:cs="Segoe UI"/>
+          <w:color w:val="000000"/>
+        </w:rPr>
+        <w:t xml:space="preserve">Ya tenemos </w:t>
+      </w:r>
+      <w:r>
+        <w:rPr>
+          <w:rFonts w:ascii="Segoe UI" w:hAnsi="Segoe UI" w:cs="Segoe UI"/>
+          <w:color w:val="000000"/>
+        </w:rPr>
+        <w:t>creado el dominio ahora procederemos a crear los usuarios aunque a</w:t>
+      </w:r>
+      <w:r>
+        <w:rPr>
+          <w:rFonts w:ascii="Segoe UI" w:hAnsi="Segoe UI" w:cs="Segoe UI"/>
+          <w:color w:val="000000"/>
+        </w:rPr>
+        <w:t>ntes de crear usuarios en el dominio debemos hablar de "Unidades Organizativas" (</w:t>
+      </w:r>
+      <w:proofErr w:type="spellStart"/>
+      <w:r>
+        <w:rPr>
+          <w:rFonts w:ascii="Segoe UI" w:hAnsi="Segoe UI" w:cs="Segoe UI"/>
+          <w:color w:val="000000"/>
+        </w:rPr>
+        <w:t>OUs</w:t>
+      </w:r>
+      <w:proofErr w:type="spellEnd"/>
+      <w:r>
+        <w:rPr>
+          <w:rFonts w:ascii="Segoe UI" w:hAnsi="Segoe UI" w:cs="Segoe UI"/>
+          <w:color w:val="000000"/>
+        </w:rPr>
+        <w:t xml:space="preserve">). Las </w:t>
+      </w:r>
+      <w:proofErr w:type="spellStart"/>
+      <w:r>
+        <w:rPr>
+          <w:rFonts w:ascii="Segoe UI" w:hAnsi="Segoe UI" w:cs="Segoe UI"/>
+          <w:color w:val="000000"/>
+        </w:rPr>
+        <w:t>OUs</w:t>
+      </w:r>
+      <w:proofErr w:type="spellEnd"/>
+      <w:r>
+        <w:rPr>
+          <w:rFonts w:ascii="Segoe UI" w:hAnsi="Segoe UI" w:cs="Segoe UI"/>
+          <w:color w:val="000000"/>
+        </w:rPr>
+        <w:t xml:space="preserve"> son carpetas y subcarpetas en las que podemos distribuir y organizar todos los elementos del dominio como usuarios y equipos. Conceptualmente es muy parecido a los grupos que ya conocemos de permisos de usuarios, pero en este caso engloba también a los equipos y puede tener </w:t>
+      </w:r>
+      <w:proofErr w:type="spellStart"/>
+      <w:r>
+        <w:rPr>
+          <w:rFonts w:ascii="Segoe UI" w:hAnsi="Segoe UI" w:cs="Segoe UI"/>
+          <w:color w:val="000000"/>
+        </w:rPr>
+        <w:t>OUs</w:t>
+      </w:r>
+      <w:proofErr w:type="spellEnd"/>
+      <w:r>
+        <w:rPr>
+          <w:rFonts w:ascii="Segoe UI" w:hAnsi="Segoe UI" w:cs="Segoe UI"/>
+          <w:color w:val="000000"/>
+        </w:rPr>
+        <w:t xml:space="preserve"> anidadas. Aunque tenemos un contenedor llamado "usuarios" no es buena idea crear los usuarios allí porque no es una OU y no podremos asociar fácilmente una política de grupo. En cambio, las </w:t>
+      </w:r>
+      <w:proofErr w:type="spellStart"/>
+      <w:r>
+        <w:rPr>
+          <w:rFonts w:ascii="Segoe UI" w:hAnsi="Segoe UI" w:cs="Segoe UI"/>
+          <w:color w:val="000000"/>
+        </w:rPr>
+        <w:t>OUs</w:t>
+      </w:r>
+      <w:proofErr w:type="spellEnd"/>
+      <w:r>
+        <w:rPr>
+          <w:rFonts w:ascii="Segoe UI" w:hAnsi="Segoe UI" w:cs="Segoe UI"/>
+          <w:color w:val="000000"/>
+        </w:rPr>
+        <w:t xml:space="preserve"> sí que están pensadas para que se pueda aplicar en ellas una política de manera sencilla. Para la creación de </w:t>
+      </w:r>
+      <w:proofErr w:type="spellStart"/>
+      <w:r>
+        <w:rPr>
+          <w:rFonts w:ascii="Segoe UI" w:hAnsi="Segoe UI" w:cs="Segoe UI"/>
+          <w:color w:val="000000"/>
+        </w:rPr>
+        <w:t>OUs</w:t>
+      </w:r>
+      <w:proofErr w:type="spellEnd"/>
+      <w:r>
+        <w:rPr>
+          <w:rFonts w:ascii="Segoe UI" w:hAnsi="Segoe UI" w:cs="Segoe UI"/>
+          <w:color w:val="000000"/>
+        </w:rPr>
+        <w:t xml:space="preserve"> hay muchas buenas prácticas. En general la idea es crear </w:t>
+      </w:r>
+      <w:proofErr w:type="spellStart"/>
+      <w:r>
+        <w:rPr>
+          <w:rFonts w:ascii="Segoe UI" w:hAnsi="Segoe UI" w:cs="Segoe UI"/>
+          <w:color w:val="000000"/>
+        </w:rPr>
+        <w:t>OUs</w:t>
+      </w:r>
+      <w:proofErr w:type="spellEnd"/>
+      <w:r>
+        <w:rPr>
+          <w:rFonts w:ascii="Segoe UI" w:hAnsi="Segoe UI" w:cs="Segoe UI"/>
+          <w:color w:val="000000"/>
+        </w:rPr>
+        <w:t xml:space="preserve"> por departamento, ubicación física o tipo de usuario. Todo dependerá del escenario particular.</w:t>
+      </w:r>
+      <w:r>
+        <w:rPr>
+          <w:rFonts w:ascii="Segoe UI" w:hAnsi="Segoe UI" w:cs="Segoe UI"/>
+          <w:color w:val="000000"/>
+        </w:rPr>
+        <w:t xml:space="preserve">  </w:t>
+      </w:r>
+    </w:p>
+    <w:p>
+      <w:pPr>
+        <w:pStyle w:val="Prrafodelista"/>
+        <w:shd w:val="clear" w:color="auto" w:fill="FFFFFF"/>
+        <w:ind w:left="0" w:firstLine="708"/>
+        <w:jc w:val="both"/>
+        <w:rPr>
+          <w:rFonts w:ascii="Segoe UI" w:hAnsi="Segoe UI" w:cs="Segoe UI"/>
+          <w:color w:val="000000"/>
+        </w:rPr>
+      </w:pPr>
+      <w:r>
+        <w:rPr>
+          <w:rFonts w:ascii="Segoe UI" w:hAnsi="Segoe UI" w:cs="Segoe UI"/>
+          <w:color w:val="000000"/>
+        </w:rPr>
+        <w:drawing>
+          <wp:anchor distT="0" distB="0" distL="114300" distR="114300" simplePos="0" relativeHeight="251675648" behindDoc="0" locked="0" layoutInCell="1" allowOverlap="1">
+            <wp:simplePos x="0" y="0"/>
+            <wp:positionH relativeFrom="page">
+              <wp:posOffset>4499224</wp:posOffset>
+            </wp:positionH>
+            <wp:positionV relativeFrom="paragraph">
+              <wp:posOffset>8890</wp:posOffset>
+            </wp:positionV>
+            <wp:extent cx="2830195" cy="1960880"/>
+            <wp:effectExtent l="0" t="0" r="8255" b="1270"/>
+            <wp:wrapSquare wrapText="bothSides"/>
+            <wp:docPr id="26" name="Imagen 26"/>
+            <wp:cNvGraphicFramePr>
+              <a:graphicFrameLocks xmlns:a="http://schemas.openxmlformats.org/drawingml/2006/main" noChangeAspect="1"/>
+            </wp:cNvGraphicFramePr>
+            <a:graphic xmlns:a="http://schemas.openxmlformats.org/drawingml/2006/main">
+              <a:graphicData uri="http://schemas.openxmlformats.org/drawingml/2006/picture">
+                <pic:pic xmlns:pic="http://schemas.openxmlformats.org/drawingml/2006/picture">
+                  <pic:nvPicPr>
+                    <pic:cNvPr id="1" name=""/>
+                    <pic:cNvPicPr/>
+                  </pic:nvPicPr>
+                  <pic:blipFill>
+                    <a:blip r:embed="rId33" cstate="print">
+                      <a:extLst>
+                        <a:ext uri="{28A0092B-C50C-407E-A947-70E740481C1C}">
+                          <a14:useLocalDpi xmlns:a14="http://schemas.microsoft.com/office/drawing/2010/main" val="0"/>
+                        </a:ext>
+                      </a:extLst>
+                    </a:blip>
+                    <a:stretch>
+                      <a:fillRect/>
+                    </a:stretch>
+                  </pic:blipFill>
+                  <pic:spPr>
+                    <a:xfrm>
+                      <a:off x="0" y="0"/>
+                      <a:ext cx="2830195" cy="1960880"/>
+                    </a:xfrm>
+                    <a:prstGeom prst="rect">
+                      <a:avLst/>
+                    </a:prstGeom>
+                  </pic:spPr>
+                </pic:pic>
+              </a:graphicData>
+            </a:graphic>
+            <wp14:sizeRelH relativeFrom="page">
+              <wp14:pctWidth>0</wp14:pctWidth>
+            </wp14:sizeRelH>
+            <wp14:sizeRelV relativeFrom="page">
+              <wp14:pctHeight>0</wp14:pctHeight>
+            </wp14:sizeRelV>
+          </wp:anchor>
+        </w:drawing>
+      </w:r>
+    </w:p>
+    <w:p>
+      <w:pPr>
+        <w:pStyle w:val="Prrafodelista"/>
+        <w:shd w:val="clear" w:color="auto" w:fill="FFFFFF"/>
+        <w:ind w:left="0" w:firstLine="708"/>
+        <w:jc w:val="both"/>
+        <w:rPr>
+          <w:rFonts w:ascii="Segoe UI" w:hAnsi="Segoe UI" w:cs="Segoe UI"/>
+          <w:color w:val="000000"/>
+        </w:rPr>
+      </w:pPr>
+      <w:r>
+        <w:rPr>
+          <w:rFonts w:ascii="Segoe UI" w:hAnsi="Segoe UI" w:cs="Segoe UI"/>
+          <w:color w:val="000000"/>
+        </w:rPr>
+        <w:t xml:space="preserve">Desde el "Administrador del servidor" pincharemos en el menú "Herramientas" y seleccionaremos "Usuarios y equipos de Active </w:t>
+      </w:r>
+      <w:proofErr w:type="spellStart"/>
+      <w:r>
+        <w:rPr>
+          <w:rFonts w:ascii="Segoe UI" w:hAnsi="Segoe UI" w:cs="Segoe UI"/>
+          <w:color w:val="000000"/>
+        </w:rPr>
+        <w:t>Directory</w:t>
+      </w:r>
+      <w:proofErr w:type="spellEnd"/>
+      <w:r>
+        <w:rPr>
+          <w:rFonts w:ascii="Segoe UI" w:hAnsi="Segoe UI" w:cs="Segoe UI"/>
+          <w:color w:val="000000"/>
+        </w:rPr>
+        <w:t>" Desde dentro de la zona de trabajo de nuestro dominio, usaremos el botón derecho del ratón para añadir una "Nueva" "Unidad Organizativa".</w:t>
+      </w:r>
+      <w:r>
+        <w:rPr>
+          <w:rFonts w:ascii="Segoe UI" w:hAnsi="Segoe UI" w:cs="Segoe UI"/>
+          <w:color w:val="000000"/>
+        </w:rPr>
+        <w:t xml:space="preserve"> En mi caso he creado una unidad organizativa general y </w:t>
+      </w:r>
+      <w:r>
+        <w:rPr>
+          <w:rFonts w:ascii="Segoe UI" w:hAnsi="Segoe UI" w:cs="Segoe UI"/>
+          <w:color w:val="000000"/>
+        </w:rPr>
+        <w:t>cinco</w:t>
+      </w:r>
+      <w:r>
+        <w:rPr>
+          <w:rFonts w:ascii="Segoe UI" w:hAnsi="Segoe UI" w:cs="Segoe UI"/>
+          <w:color w:val="000000"/>
+        </w:rPr>
+        <w:t xml:space="preserve"> para Administración, Gerencia, Recepción</w:t>
+      </w:r>
+      <w:r>
+        <w:rPr>
+          <w:rFonts w:ascii="Segoe UI" w:hAnsi="Segoe UI" w:cs="Segoe UI"/>
+          <w:color w:val="000000"/>
+        </w:rPr>
+        <w:t>, Monitores</w:t>
+      </w:r>
+      <w:r>
+        <w:rPr>
+          <w:rFonts w:ascii="Segoe UI" w:hAnsi="Segoe UI" w:cs="Segoe UI"/>
+          <w:color w:val="000000"/>
+        </w:rPr>
+        <w:t xml:space="preserve"> y Alumnos.</w:t>
+      </w:r>
+    </w:p>
+    <w:p>
+      <w:pPr>
+        <w:pStyle w:val="Prrafodelista"/>
+        <w:shd w:val="clear" w:color="auto" w:fill="FFFFFF"/>
+        <w:ind w:left="0"/>
+        <w:jc w:val="both"/>
+        <w:rPr>
+          <w:rFonts w:ascii="Segoe UI" w:hAnsi="Segoe UI" w:cs="Segoe UI"/>
+          <w:color w:val="000000"/>
+        </w:rPr>
+      </w:pPr>
+    </w:p>
+    <w:p>
+      <w:pPr>
+        <w:pStyle w:val="Prrafodelista"/>
+        <w:shd w:val="clear" w:color="auto" w:fill="FFFFFF"/>
+        <w:ind w:left="0"/>
+        <w:jc w:val="both"/>
+        <w:rPr>
+          <w:rFonts w:ascii="Segoe UI" w:hAnsi="Segoe UI" w:cs="Segoe UI"/>
+          <w:color w:val="000000"/>
+        </w:rPr>
+      </w:pPr>
+    </w:p>
+    <w:p>
+      <w:pPr>
+        <w:pStyle w:val="Prrafodelista"/>
+        <w:shd w:val="clear" w:color="auto" w:fill="FFFFFF"/>
+        <w:ind w:left="0"/>
+        <w:jc w:val="both"/>
+        <w:rPr>
+          <w:rFonts w:ascii="Segoe UI" w:hAnsi="Segoe UI" w:cs="Segoe UI"/>
+          <w:color w:val="000000"/>
+        </w:rPr>
+      </w:pPr>
+      <w:r>
+        <w:rPr>
+          <w:rFonts w:ascii="Segoe UI" w:hAnsi="Segoe UI" w:cs="Segoe UI"/>
+          <w:color w:val="000000"/>
+        </w:rPr>
+        <w:drawing>
+          <wp:anchor distT="0" distB="0" distL="114300" distR="114300" simplePos="0" relativeHeight="251676672" behindDoc="1" locked="0" layoutInCell="1" allowOverlap="1">
+            <wp:simplePos x="0" y="0"/>
+            <wp:positionH relativeFrom="margin">
+              <wp:posOffset>3665882</wp:posOffset>
+            </wp:positionH>
+            <wp:positionV relativeFrom="paragraph">
+              <wp:posOffset>1408</wp:posOffset>
+            </wp:positionV>
+            <wp:extent cx="2432685" cy="2116455"/>
+            <wp:effectExtent l="0" t="0" r="5715" b="0"/>
+            <wp:wrapSquare wrapText="bothSides"/>
+            <wp:docPr id="28" name="Imagen 28"/>
+            <wp:cNvGraphicFramePr>
+              <a:graphicFrameLocks xmlns:a="http://schemas.openxmlformats.org/drawingml/2006/main" noChangeAspect="1"/>
+            </wp:cNvGraphicFramePr>
+            <a:graphic xmlns:a="http://schemas.openxmlformats.org/drawingml/2006/main">
+              <a:graphicData uri="http://schemas.openxmlformats.org/drawingml/2006/picture">
+                <pic:pic xmlns:pic="http://schemas.openxmlformats.org/drawingml/2006/picture">
+                  <pic:nvPicPr>
+                    <pic:cNvPr id="1" name=""/>
+                    <pic:cNvPicPr/>
+                  </pic:nvPicPr>
+                  <pic:blipFill>
+                    <a:blip r:embed="rId34">
+                      <a:extLst>
+                        <a:ext uri="{28A0092B-C50C-407E-A947-70E740481C1C}">
+                          <a14:useLocalDpi xmlns:a14="http://schemas.microsoft.com/office/drawing/2010/main" val="0"/>
+                        </a:ext>
+                      </a:extLst>
+                    </a:blip>
+                    <a:stretch>
+                      <a:fillRect/>
+                    </a:stretch>
+                  </pic:blipFill>
+                  <pic:spPr>
+                    <a:xfrm>
+                      <a:off x="0" y="0"/>
+                      <a:ext cx="2432685" cy="2116455"/>
+                    </a:xfrm>
+                    <a:prstGeom prst="rect">
+                      <a:avLst/>
+                    </a:prstGeom>
+                  </pic:spPr>
+                </pic:pic>
+              </a:graphicData>
+            </a:graphic>
+          </wp:anchor>
+        </w:drawing>
+      </w:r>
+    </w:p>
+    <w:p>
+      <w:pPr>
+        <w:pStyle w:val="Prrafodelista"/>
+        <w:shd w:val="clear" w:color="auto" w:fill="FFFFFF"/>
+        <w:ind w:left="0" w:firstLine="708"/>
+        <w:jc w:val="both"/>
+        <w:rPr>
+          <w:rFonts w:ascii="Segoe UI" w:hAnsi="Segoe UI" w:cs="Segoe UI"/>
+          <w:color w:val="000000"/>
+        </w:rPr>
+      </w:pPr>
+      <w:r>
+        <w:rPr>
+          <w:rFonts w:ascii="Segoe UI" w:hAnsi="Segoe UI" w:cs="Segoe UI"/>
+          <w:color w:val="000000"/>
+        </w:rPr>
+        <w:t>Ahora ya podemos crear los usuarios dentro de cada Unidad Organizativa, (OU).</w:t>
+      </w:r>
+    </w:p>
+    <w:p>
+      <w:pPr>
+        <w:pStyle w:val="Prrafodelista"/>
+        <w:shd w:val="clear" w:color="auto" w:fill="FFFFFF"/>
+        <w:ind w:left="0" w:firstLine="708"/>
+        <w:jc w:val="both"/>
+        <w:rPr>
+          <w:rFonts w:ascii="Segoe UI" w:hAnsi="Segoe UI" w:cs="Segoe UI"/>
+          <w:color w:val="000000"/>
+        </w:rPr>
+      </w:pPr>
+    </w:p>
+    <w:p>
+      <w:pPr>
+        <w:pStyle w:val="Prrafodelista"/>
+        <w:shd w:val="clear" w:color="auto" w:fill="FFFFFF"/>
+        <w:ind w:left="0" w:firstLine="708"/>
+        <w:jc w:val="both"/>
+        <w:rPr>
+          <w:rFonts w:ascii="Segoe UI" w:hAnsi="Segoe UI" w:cs="Segoe UI"/>
+          <w:color w:val="000000"/>
+        </w:rPr>
+      </w:pPr>
+      <w:r>
+        <w:rPr>
+          <w:rFonts w:ascii="Segoe UI" w:hAnsi="Segoe UI" w:cs="Segoe UI"/>
+          <w:color w:val="000000"/>
+        </w:rPr>
+        <w:t xml:space="preserve">El mecanismo es muy sencillo. En primer lugar, desde “Herramientas”, “Usuarios y equipos de Active </w:t>
+      </w:r>
+      <w:proofErr w:type="spellStart"/>
+      <w:r>
+        <w:rPr>
+          <w:rFonts w:ascii="Segoe UI" w:hAnsi="Segoe UI" w:cs="Segoe UI"/>
+          <w:color w:val="000000"/>
+        </w:rPr>
+        <w:t>Directory</w:t>
+      </w:r>
+      <w:proofErr w:type="spellEnd"/>
+      <w:r>
+        <w:rPr>
+          <w:rFonts w:ascii="Segoe UI" w:hAnsi="Segoe UI" w:cs="Segoe UI"/>
+          <w:color w:val="000000"/>
+        </w:rPr>
+        <w:t>” abrimos la OU donde queremos guardar el usuario y en la zona de trabajo pinchamos con botón derecho, nuevo, usuario. Aparecerá una ventana para poder escribir su nombre completo y su usuario.</w:t>
+      </w:r>
+    </w:p>
+    <w:p>
+      <w:pPr>
+        <w:pStyle w:val="Prrafodelista"/>
+        <w:shd w:val="clear" w:color="auto" w:fill="FFFFFF"/>
+        <w:ind w:left="0" w:firstLine="708"/>
+        <w:jc w:val="both"/>
+        <w:rPr>
+          <w:rFonts w:ascii="Segoe UI" w:hAnsi="Segoe UI" w:cs="Segoe UI"/>
+          <w:color w:val="000000"/>
+        </w:rPr>
+      </w:pPr>
+    </w:p>
+    <w:p>
+      <w:pPr>
+        <w:pStyle w:val="Prrafodelista"/>
+        <w:shd w:val="clear" w:color="auto" w:fill="FFFFFF"/>
+        <w:ind w:left="0" w:firstLine="708"/>
+        <w:jc w:val="both"/>
+        <w:rPr>
+          <w:rFonts w:ascii="Segoe UI" w:hAnsi="Segoe UI" w:cs="Segoe UI"/>
+          <w:color w:val="000000"/>
+        </w:rPr>
+      </w:pPr>
+    </w:p>
+    <w:p>
+      <w:pPr>
+        <w:pStyle w:val="Prrafodelista"/>
+        <w:shd w:val="clear" w:color="auto" w:fill="FFFFFF"/>
+        <w:ind w:left="0" w:firstLine="708"/>
+        <w:jc w:val="both"/>
+        <w:rPr>
+          <w:rFonts w:ascii="Segoe UI" w:hAnsi="Segoe UI" w:cs="Segoe UI"/>
+          <w:color w:val="000000"/>
+        </w:rPr>
+      </w:pPr>
+    </w:p>
+    <w:p>
+      <w:pPr>
+        <w:pStyle w:val="Prrafodelista"/>
+        <w:shd w:val="clear" w:color="auto" w:fill="FFFFFF"/>
+        <w:ind w:left="0" w:firstLine="708"/>
+        <w:jc w:val="both"/>
+        <w:rPr>
+          <w:rFonts w:ascii="Segoe UI" w:hAnsi="Segoe UI" w:cs="Segoe UI"/>
+          <w:color w:val="000000"/>
+        </w:rPr>
+      </w:pPr>
+    </w:p>
+    <w:p>
+      <w:pPr>
+        <w:pStyle w:val="Prrafodelista"/>
+        <w:shd w:val="clear" w:color="auto" w:fill="FFFFFF"/>
+        <w:ind w:left="0" w:firstLine="708"/>
+        <w:jc w:val="both"/>
+        <w:rPr>
+          <w:rFonts w:ascii="Segoe UI" w:hAnsi="Segoe UI" w:cs="Segoe UI"/>
+          <w:color w:val="000000"/>
+        </w:rPr>
+      </w:pPr>
+    </w:p>
+    <w:p>
+      <w:pPr>
+        <w:pStyle w:val="Prrafodelista"/>
+        <w:shd w:val="clear" w:color="auto" w:fill="FFFFFF"/>
+        <w:ind w:left="0" w:firstLine="708"/>
+        <w:jc w:val="both"/>
+        <w:rPr>
+          <w:rFonts w:ascii="Segoe UI" w:hAnsi="Segoe UI" w:cs="Segoe UI"/>
+          <w:color w:val="000000"/>
+        </w:rPr>
+      </w:pPr>
+    </w:p>
+    <w:p>
+      <w:pPr>
+        <w:pStyle w:val="Prrafodelista"/>
+        <w:shd w:val="clear" w:color="auto" w:fill="FFFFFF"/>
+        <w:ind w:left="0" w:firstLine="708"/>
+        <w:jc w:val="both"/>
+        <w:rPr>
+          <w:rFonts w:ascii="Segoe UI" w:hAnsi="Segoe UI" w:cs="Segoe UI"/>
+          <w:color w:val="000000"/>
+        </w:rPr>
+      </w:pPr>
+    </w:p>
+    <w:p>
+      <w:pPr>
+        <w:pStyle w:val="Prrafodelista"/>
+        <w:shd w:val="clear" w:color="auto" w:fill="FFFFFF"/>
+        <w:ind w:left="0" w:firstLine="708"/>
+        <w:jc w:val="both"/>
+        <w:rPr>
+          <w:rFonts w:ascii="Segoe UI" w:hAnsi="Segoe UI" w:cs="Segoe UI"/>
+          <w:color w:val="000000"/>
+        </w:rPr>
+      </w:pPr>
+      <w:r>
+        <w:rPr>
+          <w:rFonts w:ascii="Segoe UI" w:hAnsi="Segoe UI" w:cs="Segoe UI"/>
+          <w:color w:val="000000"/>
+        </w:rPr>
+        <w:lastRenderedPageBreak/>
+        <w:drawing>
+          <wp:anchor distT="0" distB="0" distL="114300" distR="114300" simplePos="0" relativeHeight="251677696" behindDoc="0" locked="0" layoutInCell="1" allowOverlap="1">
+            <wp:simplePos x="0" y="0"/>
+            <wp:positionH relativeFrom="margin">
+              <wp:align>left</wp:align>
+            </wp:positionH>
+            <wp:positionV relativeFrom="paragraph">
+              <wp:posOffset>0</wp:posOffset>
+            </wp:positionV>
+            <wp:extent cx="2289810" cy="1982470"/>
+            <wp:effectExtent l="0" t="0" r="0" b="0"/>
+            <wp:wrapSquare wrapText="bothSides"/>
+            <wp:docPr id="29" name="Imagen 29"/>
+            <wp:cNvGraphicFramePr>
+              <a:graphicFrameLocks xmlns:a="http://schemas.openxmlformats.org/drawingml/2006/main" noChangeAspect="1"/>
+            </wp:cNvGraphicFramePr>
+            <a:graphic xmlns:a="http://schemas.openxmlformats.org/drawingml/2006/main">
+              <a:graphicData uri="http://schemas.openxmlformats.org/drawingml/2006/picture">
+                <pic:pic xmlns:pic="http://schemas.openxmlformats.org/drawingml/2006/picture">
+                  <pic:nvPicPr>
+                    <pic:cNvPr id="1" name=""/>
+                    <pic:cNvPicPr/>
+                  </pic:nvPicPr>
+                  <pic:blipFill>
+                    <a:blip r:embed="rId35">
+                      <a:extLst>
+                        <a:ext uri="{28A0092B-C50C-407E-A947-70E740481C1C}">
+                          <a14:useLocalDpi xmlns:a14="http://schemas.microsoft.com/office/drawing/2010/main" val="0"/>
+                        </a:ext>
+                      </a:extLst>
+                    </a:blip>
+                    <a:stretch>
+                      <a:fillRect/>
+                    </a:stretch>
+                  </pic:blipFill>
+                  <pic:spPr>
+                    <a:xfrm>
+                      <a:off x="0" y="0"/>
+                      <a:ext cx="2289810" cy="1982470"/>
+                    </a:xfrm>
+                    <a:prstGeom prst="rect">
+                      <a:avLst/>
+                    </a:prstGeom>
+                  </pic:spPr>
+                </pic:pic>
+              </a:graphicData>
+            </a:graphic>
+            <wp14:sizeRelH relativeFrom="margin">
+              <wp14:pctWidth>0</wp14:pctWidth>
+            </wp14:sizeRelH>
+            <wp14:sizeRelV relativeFrom="margin">
+              <wp14:pctHeight>0</wp14:pctHeight>
+            </wp14:sizeRelV>
+          </wp:anchor>
+        </w:drawing>
+      </w:r>
+    </w:p>
+    <w:p>
+      <w:pPr>
+        <w:pStyle w:val="Prrafodelista"/>
+        <w:shd w:val="clear" w:color="auto" w:fill="FFFFFF"/>
+        <w:ind w:left="0" w:firstLine="708"/>
+        <w:jc w:val="both"/>
+        <w:rPr>
+          <w:rFonts w:ascii="Segoe UI" w:hAnsi="Segoe UI" w:cs="Segoe UI"/>
+          <w:color w:val="000000"/>
+        </w:rPr>
+      </w:pPr>
+    </w:p>
+    <w:p>
+      <w:pPr>
+        <w:pStyle w:val="Prrafodelista"/>
+        <w:shd w:val="clear" w:color="auto" w:fill="FFFFFF"/>
+        <w:ind w:left="0" w:firstLine="708"/>
+        <w:jc w:val="both"/>
+        <w:rPr>
+          <w:rFonts w:ascii="Segoe UI" w:hAnsi="Segoe UI" w:cs="Segoe UI"/>
+          <w:color w:val="000000"/>
+        </w:rPr>
+      </w:pPr>
+      <w:r>
+        <w:rPr>
+          <w:rFonts w:ascii="Segoe UI" w:hAnsi="Segoe UI" w:cs="Segoe UI"/>
+          <w:color w:val="000000"/>
+        </w:rPr>
+        <w:t>En la siguiente ventana tendremos que escribir una contraseña para ese usuario</w:t>
+      </w:r>
+      <w:r>
+        <w:rPr>
+          <w:rFonts w:ascii="Segoe UI" w:hAnsi="Segoe UI" w:cs="Segoe UI"/>
+          <w:color w:val="000000"/>
+        </w:rPr>
+        <w:t xml:space="preserve"> en mi caso “123.abc”</w:t>
+      </w:r>
+      <w:r>
+        <w:rPr>
+          <w:rFonts w:ascii="Segoe UI" w:hAnsi="Segoe UI" w:cs="Segoe UI"/>
+          <w:color w:val="000000"/>
+        </w:rPr>
+        <w:t>. Por sencillez eliminaré la obligación de cambiar la contraseña en el primer inicio de sesión.</w:t>
+      </w:r>
+    </w:p>
+    <w:p>
+      <w:pPr>
+        <w:pStyle w:val="Prrafodelista"/>
+        <w:shd w:val="clear" w:color="auto" w:fill="FFFFFF"/>
+        <w:ind w:left="0"/>
+        <w:jc w:val="both"/>
+        <w:rPr>
+          <w:rFonts w:ascii="Segoe UI" w:hAnsi="Segoe UI" w:cs="Segoe UI"/>
+          <w:color w:val="000000"/>
+        </w:rPr>
+      </w:pPr>
+    </w:p>
+    <w:p>
+      <w:pPr>
+        <w:pStyle w:val="Prrafodelista"/>
+        <w:shd w:val="clear" w:color="auto" w:fill="FFFFFF"/>
+        <w:ind w:left="0"/>
+        <w:jc w:val="both"/>
+        <w:rPr>
+          <w:rFonts w:ascii="Segoe UI" w:hAnsi="Segoe UI" w:cs="Segoe UI"/>
+          <w:color w:val="000000"/>
+        </w:rPr>
+      </w:pPr>
+      <w:r>
+        <w:rPr>
+          <w:rFonts w:ascii="Segoe UI" w:hAnsi="Segoe UI" w:cs="Segoe UI"/>
+          <w:color w:val="000000"/>
+        </w:rPr>
+        <w:t>Le damos a finalizar y tenemos un usuario creado.</w:t>
+      </w:r>
+    </w:p>
+    <w:p>
+      <w:pPr>
+        <w:pStyle w:val="Prrafodelista"/>
+        <w:shd w:val="clear" w:color="auto" w:fill="FFFFFF"/>
+        <w:ind w:left="0"/>
+        <w:jc w:val="both"/>
+        <w:rPr>
+          <w:rFonts w:ascii="Segoe UI" w:hAnsi="Segoe UI" w:cs="Segoe UI"/>
+          <w:color w:val="000000"/>
+        </w:rPr>
+      </w:pPr>
+    </w:p>
+    <w:p>
+      <w:pPr>
+        <w:pStyle w:val="Prrafodelista"/>
+        <w:shd w:val="clear" w:color="auto" w:fill="FFFFFF"/>
+        <w:ind w:left="0"/>
+        <w:jc w:val="both"/>
+        <w:rPr>
+          <w:rFonts w:ascii="Segoe UI" w:hAnsi="Segoe UI" w:cs="Segoe UI"/>
+          <w:color w:val="000000"/>
+        </w:rPr>
+      </w:pPr>
+      <w:r>
+        <w:rPr>
+          <w:rFonts w:ascii="Segoe UI" w:hAnsi="Segoe UI" w:cs="Segoe UI"/>
+          <w:color w:val="000000"/>
+        </w:rPr>
+        <w:t xml:space="preserve">Para Administración voy a crear un usuario </w:t>
+      </w:r>
+      <w:proofErr w:type="spellStart"/>
+      <w:r>
+        <w:rPr>
+          <w:rFonts w:ascii="Segoe UI" w:hAnsi="Segoe UI" w:cs="Segoe UI"/>
+          <w:color w:val="000000"/>
+        </w:rPr>
+        <w:t>Pumuky</w:t>
+      </w:r>
+      <w:proofErr w:type="spellEnd"/>
+      <w:r>
+        <w:rPr>
+          <w:rFonts w:ascii="Segoe UI" w:hAnsi="Segoe UI" w:cs="Segoe UI"/>
+          <w:color w:val="000000"/>
+        </w:rPr>
+        <w:t>.</w:t>
+      </w:r>
+    </w:p>
+    <w:p>
+      <w:pPr>
+        <w:pStyle w:val="Prrafodelista"/>
+        <w:shd w:val="clear" w:color="auto" w:fill="FFFFFF"/>
+        <w:ind w:left="0"/>
+        <w:jc w:val="both"/>
+        <w:rPr>
+          <w:rFonts w:ascii="Segoe UI" w:hAnsi="Segoe UI" w:cs="Segoe UI"/>
+          <w:color w:val="000000"/>
+        </w:rPr>
+      </w:pPr>
+      <w:r>
+        <w:rPr>
+          <w:rFonts w:ascii="Segoe UI" w:hAnsi="Segoe UI" w:cs="Segoe UI"/>
+          <w:color w:val="000000"/>
+        </w:rPr>
+        <w:t>Para Gerencia voy a crear un usuario Rayo.</w:t>
+      </w:r>
+    </w:p>
+    <w:p>
+      <w:pPr>
+        <w:pStyle w:val="Prrafodelista"/>
+        <w:shd w:val="clear" w:color="auto" w:fill="FFFFFF"/>
+        <w:ind w:left="0"/>
+        <w:jc w:val="both"/>
+        <w:rPr>
+          <w:rFonts w:ascii="Segoe UI" w:hAnsi="Segoe UI" w:cs="Segoe UI"/>
+          <w:color w:val="000000"/>
+        </w:rPr>
+      </w:pPr>
+      <w:r>
+        <w:rPr>
+          <w:rFonts w:ascii="Segoe UI" w:hAnsi="Segoe UI" w:cs="Segoe UI"/>
+          <w:color w:val="000000"/>
+        </w:rPr>
+        <w:t>Para Recepción voy a crear dos usuarios Mate y Don.</w:t>
+      </w:r>
+    </w:p>
+    <w:p>
+      <w:pPr>
+        <w:pStyle w:val="Prrafodelista"/>
+        <w:shd w:val="clear" w:color="auto" w:fill="FFFFFF"/>
+        <w:ind w:left="0"/>
+        <w:jc w:val="both"/>
+        <w:rPr>
+          <w:rFonts w:ascii="Segoe UI" w:hAnsi="Segoe UI" w:cs="Segoe UI"/>
+          <w:color w:val="000000"/>
+        </w:rPr>
+      </w:pPr>
+      <w:r>
+        <w:rPr>
+          <w:rFonts w:ascii="Segoe UI" w:hAnsi="Segoe UI" w:cs="Segoe UI"/>
+          <w:color w:val="000000"/>
+        </w:rPr>
+        <w:t>Para monitores voy a crear a tres usuarios Phil, Max y  Bruce</w:t>
+      </w:r>
+    </w:p>
+    <w:p>
+      <w:pPr>
+        <w:pStyle w:val="Prrafodelista"/>
+        <w:shd w:val="clear" w:color="auto" w:fill="FFFFFF"/>
+        <w:ind w:left="0"/>
+        <w:jc w:val="both"/>
+        <w:rPr>
+          <w:rFonts w:ascii="Segoe UI" w:hAnsi="Segoe UI" w:cs="Segoe UI"/>
+          <w:color w:val="000000"/>
+        </w:rPr>
+      </w:pPr>
+      <w:r>
+        <w:rPr>
+          <w:rFonts w:ascii="Segoe UI" w:hAnsi="Segoe UI" w:cs="Segoe UI"/>
+          <w:color w:val="000000"/>
+        </w:rPr>
+        <w:t xml:space="preserve">Para Alumnos voy a crear a cinco usuarios Pepe, Pepa, Nico, Noel y </w:t>
+      </w:r>
+      <w:proofErr w:type="spellStart"/>
+      <w:r>
+        <w:rPr>
+          <w:rFonts w:ascii="Segoe UI" w:hAnsi="Segoe UI" w:cs="Segoe UI"/>
+          <w:color w:val="000000"/>
+        </w:rPr>
+        <w:t>Zoe</w:t>
+      </w:r>
+      <w:proofErr w:type="spellEnd"/>
+      <w:r>
+        <w:rPr>
+          <w:rFonts w:ascii="Segoe UI" w:hAnsi="Segoe UI" w:cs="Segoe UI"/>
+          <w:color w:val="000000"/>
+        </w:rPr>
+        <w:t>.</w:t>
+      </w:r>
+    </w:p>
+    <w:p>
+      <w:pPr>
+        <w:pStyle w:val="Prrafodelista"/>
+        <w:shd w:val="clear" w:color="auto" w:fill="FFFFFF"/>
+        <w:ind w:left="0"/>
+        <w:jc w:val="both"/>
+        <w:rPr>
+          <w:rFonts w:ascii="Segoe UI" w:hAnsi="Segoe UI" w:cs="Segoe UI"/>
+          <w:color w:val="000000"/>
+        </w:rPr>
+      </w:pPr>
+    </w:p>
+    <w:p>
+      <w:pPr>
+        <w:pStyle w:val="Prrafodelista"/>
+        <w:shd w:val="clear" w:color="auto" w:fill="FFFFFF"/>
+        <w:ind w:left="0"/>
+        <w:jc w:val="both"/>
+        <w:rPr>
+          <w:rFonts w:ascii="Segoe UI" w:hAnsi="Segoe UI" w:cs="Segoe UI"/>
+          <w:color w:val="000000"/>
+        </w:rPr>
+      </w:pPr>
+    </w:p>
+    <w:p>
+      <w:pPr>
+        <w:pStyle w:val="Prrafodelista"/>
+        <w:shd w:val="clear" w:color="auto" w:fill="FFFFFF"/>
+        <w:ind w:left="0"/>
+        <w:jc w:val="both"/>
+        <w:rPr>
+          <w:rFonts w:ascii="Segoe UI" w:hAnsi="Segoe UI" w:cs="Segoe UI"/>
+          <w:color w:val="000000"/>
+        </w:rPr>
+      </w:pPr>
+      <w:r>
+        <w:rPr>
+          <w:rFonts w:ascii="Segoe UI" w:hAnsi="Segoe UI" w:cs="Segoe UI"/>
+          <w:color w:val="000000"/>
+        </w:rPr>
+        <w:drawing>
+          <wp:anchor distT="0" distB="0" distL="114300" distR="114300" simplePos="0" relativeHeight="251678720" behindDoc="0" locked="0" layoutInCell="1" allowOverlap="1">
+            <wp:simplePos x="0" y="0"/>
+            <wp:positionH relativeFrom="margin">
+              <wp:align>left</wp:align>
+            </wp:positionH>
+            <wp:positionV relativeFrom="paragraph">
+              <wp:posOffset>8227</wp:posOffset>
+            </wp:positionV>
+            <wp:extent cx="2067340" cy="2502322"/>
+            <wp:effectExtent l="0" t="0" r="9525" b="0"/>
+            <wp:wrapSquare wrapText="bothSides"/>
+            <wp:docPr id="30" name="Imagen 30"/>
+            <wp:cNvGraphicFramePr>
+              <a:graphicFrameLocks xmlns:a="http://schemas.openxmlformats.org/drawingml/2006/main" noChangeAspect="1"/>
+            </wp:cNvGraphicFramePr>
+            <a:graphic xmlns:a="http://schemas.openxmlformats.org/drawingml/2006/main">
+              <a:graphicData uri="http://schemas.openxmlformats.org/drawingml/2006/picture">
+                <pic:pic xmlns:pic="http://schemas.openxmlformats.org/drawingml/2006/picture">
+                  <pic:nvPicPr>
+                    <pic:cNvPr id="1" name=""/>
+                    <pic:cNvPicPr/>
+                  </pic:nvPicPr>
+                  <pic:blipFill>
+                    <a:blip r:embed="rId36">
+                      <a:extLst>
+                        <a:ext uri="{28A0092B-C50C-407E-A947-70E740481C1C}">
+                          <a14:useLocalDpi xmlns:a14="http://schemas.microsoft.com/office/drawing/2010/main" val="0"/>
+                        </a:ext>
+                      </a:extLst>
+                    </a:blip>
+                    <a:stretch>
+                      <a:fillRect/>
+                    </a:stretch>
+                  </pic:blipFill>
+                  <pic:spPr>
+                    <a:xfrm>
+                      <a:off x="0" y="0"/>
+                      <a:ext cx="2067340" cy="2502322"/>
+                    </a:xfrm>
+                    <a:prstGeom prst="rect">
+                      <a:avLst/>
+                    </a:prstGeom>
+                  </pic:spPr>
+                </pic:pic>
+              </a:graphicData>
+            </a:graphic>
+          </wp:anchor>
+        </w:drawing>
+      </w:r>
+    </w:p>
+    <w:p>
+      <w:pPr>
+        <w:pStyle w:val="Prrafodelista"/>
+        <w:shd w:val="clear" w:color="auto" w:fill="FFFFFF"/>
+        <w:ind w:left="0"/>
+        <w:jc w:val="both"/>
+        <w:rPr>
+          <w:rFonts w:ascii="Segoe UI" w:hAnsi="Segoe UI" w:cs="Segoe UI"/>
+          <w:color w:val="000000"/>
+        </w:rPr>
+      </w:pPr>
+      <w:r>
+        <w:rPr>
+          <w:rFonts w:ascii="Segoe UI" w:hAnsi="Segoe UI" w:cs="Segoe UI"/>
+          <w:color w:val="000000"/>
+        </w:rPr>
+        <w:t xml:space="preserve">Bien ahora voy a darle permisos a </w:t>
+      </w:r>
+      <w:proofErr w:type="spellStart"/>
+      <w:r>
+        <w:rPr>
+          <w:rFonts w:ascii="Segoe UI" w:hAnsi="Segoe UI" w:cs="Segoe UI"/>
+          <w:color w:val="000000"/>
+        </w:rPr>
+        <w:t>Pumuky</w:t>
+      </w:r>
+      <w:proofErr w:type="spellEnd"/>
+      <w:r>
+        <w:rPr>
+          <w:rFonts w:ascii="Segoe UI" w:hAnsi="Segoe UI" w:cs="Segoe UI"/>
+          <w:color w:val="000000"/>
+        </w:rPr>
+        <w:t xml:space="preserve"> para que pueda </w:t>
+      </w:r>
+      <w:proofErr w:type="spellStart"/>
+      <w:r>
+        <w:rPr>
+          <w:rFonts w:ascii="Segoe UI" w:hAnsi="Segoe UI" w:cs="Segoe UI"/>
+          <w:color w:val="000000"/>
+        </w:rPr>
+        <w:t>loguearse</w:t>
+      </w:r>
+      <w:proofErr w:type="spellEnd"/>
+      <w:r>
+        <w:rPr>
+          <w:rFonts w:ascii="Segoe UI" w:hAnsi="Segoe UI" w:cs="Segoe UI"/>
+          <w:color w:val="000000"/>
+        </w:rPr>
+        <w:t xml:space="preserve"> en el server 22 para ello le doy </w:t>
+      </w:r>
+      <w:r>
+        <w:rPr>
+          <w:rFonts w:ascii="Segoe UI" w:hAnsi="Segoe UI" w:cs="Segoe UI"/>
+          <w:color w:val="000000"/>
+        </w:rPr>
+        <w:t xml:space="preserve">doble </w:t>
+      </w:r>
+      <w:proofErr w:type="spellStart"/>
+      <w:r>
+        <w:rPr>
+          <w:rFonts w:ascii="Segoe UI" w:hAnsi="Segoe UI" w:cs="Segoe UI"/>
+          <w:color w:val="000000"/>
+        </w:rPr>
+        <w:t>click</w:t>
+      </w:r>
+      <w:proofErr w:type="spellEnd"/>
+      <w:r>
+        <w:rPr>
+          <w:rFonts w:ascii="Segoe UI" w:hAnsi="Segoe UI" w:cs="Segoe UI"/>
+          <w:color w:val="000000"/>
+        </w:rPr>
+        <w:t xml:space="preserve"> sobre </w:t>
+      </w:r>
+      <w:proofErr w:type="spellStart"/>
+      <w:r>
+        <w:rPr>
+          <w:rFonts w:ascii="Segoe UI" w:hAnsi="Segoe UI" w:cs="Segoe UI"/>
+          <w:color w:val="000000"/>
+        </w:rPr>
+        <w:t>Pumuky</w:t>
+      </w:r>
+      <w:proofErr w:type="spellEnd"/>
+      <w:r>
+        <w:rPr>
+          <w:rFonts w:ascii="Segoe UI" w:hAnsi="Segoe UI" w:cs="Segoe UI"/>
+          <w:color w:val="000000"/>
+        </w:rPr>
+        <w:t>, vamos a la pestaña de miembro de y al botón de agregar, nos aparecerá un apartado donde podemos buscar los grupos en los cuales queremos añadir a nuestro usuario</w:t>
+      </w:r>
+      <w:r>
+        <w:rPr>
+          <w:rFonts w:ascii="Segoe UI" w:hAnsi="Segoe UI" w:cs="Segoe UI"/>
+          <w:color w:val="000000"/>
+        </w:rPr>
+        <w:t>, en este caso lo voy a meter en los grupos Administradores y Administrador de dominio.</w:t>
+      </w:r>
+    </w:p>
+    <w:p>
+      <w:pPr>
+        <w:pStyle w:val="Prrafodelista"/>
+        <w:shd w:val="clear" w:color="auto" w:fill="FFFFFF"/>
+        <w:ind w:left="0"/>
+        <w:jc w:val="both"/>
+        <w:rPr>
+          <w:rFonts w:ascii="Segoe UI" w:hAnsi="Segoe UI" w:cs="Segoe UI"/>
+          <w:color w:val="000000"/>
+        </w:rPr>
+      </w:pPr>
+      <w:r>
+        <w:rPr>
+          <w:rFonts w:ascii="Segoe UI" w:hAnsi="Segoe UI" w:cs="Segoe UI"/>
+          <w:color w:val="000000"/>
+        </w:rPr>
+        <w:t xml:space="preserve">Le damos en aplicar y aceptar y listo, ya nos podemos </w:t>
+      </w:r>
+      <w:proofErr w:type="spellStart"/>
+      <w:r>
+        <w:rPr>
+          <w:rFonts w:ascii="Segoe UI" w:hAnsi="Segoe UI" w:cs="Segoe UI"/>
+          <w:color w:val="000000"/>
+        </w:rPr>
+        <w:t>loguear</w:t>
+      </w:r>
+      <w:proofErr w:type="spellEnd"/>
+      <w:r>
+        <w:rPr>
+          <w:rFonts w:ascii="Segoe UI" w:hAnsi="Segoe UI" w:cs="Segoe UI"/>
+          <w:color w:val="000000"/>
+        </w:rPr>
+        <w:t xml:space="preserve"> en la máquina servidor.</w:t>
+      </w:r>
+    </w:p>
+    <w:p>
+      <w:pPr>
+        <w:pStyle w:val="Prrafodelista"/>
+        <w:shd w:val="clear" w:color="auto" w:fill="FFFFFF"/>
+        <w:ind w:left="0"/>
+        <w:jc w:val="both"/>
+        <w:rPr>
+          <w:rFonts w:ascii="Segoe UI" w:hAnsi="Segoe UI" w:cs="Segoe UI"/>
+          <w:color w:val="000000"/>
+        </w:rPr>
+      </w:pPr>
+    </w:p>
+    <w:p>
+      <w:pPr>
+        <w:pStyle w:val="Prrafodelista"/>
+        <w:shd w:val="clear" w:color="auto" w:fill="FFFFFF"/>
+        <w:ind w:left="0"/>
+        <w:jc w:val="both"/>
+        <w:rPr>
+          <w:rFonts w:ascii="Segoe UI" w:hAnsi="Segoe UI" w:cs="Segoe UI"/>
+          <w:color w:val="000000"/>
+        </w:rPr>
+      </w:pPr>
+    </w:p>
+    <w:p>
+      <w:pPr>
+        <w:pStyle w:val="Prrafodelista"/>
+        <w:shd w:val="clear" w:color="auto" w:fill="FFFFFF"/>
+        <w:ind w:left="0"/>
+        <w:jc w:val="both"/>
+        <w:rPr>
+          <w:rFonts w:ascii="Segoe UI" w:hAnsi="Segoe UI" w:cs="Segoe UI"/>
+          <w:color w:val="000000"/>
+        </w:rPr>
+      </w:pPr>
+    </w:p>
+    <w:p>
+      <w:pPr>
+        <w:pStyle w:val="Prrafodelista"/>
+        <w:shd w:val="clear" w:color="auto" w:fill="FFFFFF"/>
+        <w:ind w:left="0"/>
+        <w:jc w:val="both"/>
+        <w:rPr>
+          <w:rFonts w:ascii="Segoe UI" w:hAnsi="Segoe UI" w:cs="Segoe UI"/>
+          <w:color w:val="000000"/>
+        </w:rPr>
+      </w:pPr>
+      <w:r>
+        <w:rPr>
+          <w:rFonts w:ascii="Segoe UI" w:hAnsi="Segoe UI" w:cs="Segoe UI"/>
+          <w:color w:val="000000"/>
+        </w:rPr>
+        <w:drawing>
+          <wp:anchor distT="0" distB="0" distL="114300" distR="114300" simplePos="0" relativeHeight="251679744" behindDoc="0" locked="0" layoutInCell="1" allowOverlap="1">
+            <wp:simplePos x="0" y="0"/>
+            <wp:positionH relativeFrom="column">
+              <wp:posOffset>4509024</wp:posOffset>
+            </wp:positionH>
+            <wp:positionV relativeFrom="paragraph">
+              <wp:posOffset>79458</wp:posOffset>
+            </wp:positionV>
+            <wp:extent cx="1433830" cy="1597660"/>
+            <wp:effectExtent l="0" t="0" r="0" b="2540"/>
+            <wp:wrapSquare wrapText="bothSides"/>
+            <wp:docPr id="31" name="Imagen 31"/>
+            <wp:cNvGraphicFramePr>
+              <a:graphicFrameLocks xmlns:a="http://schemas.openxmlformats.org/drawingml/2006/main" noChangeAspect="1"/>
+            </wp:cNvGraphicFramePr>
+            <a:graphic xmlns:a="http://schemas.openxmlformats.org/drawingml/2006/main">
+              <a:graphicData uri="http://schemas.openxmlformats.org/drawingml/2006/picture">
+                <pic:pic xmlns:pic="http://schemas.openxmlformats.org/drawingml/2006/picture">
+                  <pic:nvPicPr>
+                    <pic:cNvPr id="1" name=""/>
+                    <pic:cNvPicPr/>
+                  </pic:nvPicPr>
+                  <pic:blipFill>
+                    <a:blip r:embed="rId37" cstate="print">
+                      <a:extLst>
+                        <a:ext uri="{28A0092B-C50C-407E-A947-70E740481C1C}">
+                          <a14:useLocalDpi xmlns:a14="http://schemas.microsoft.com/office/drawing/2010/main" val="0"/>
+                        </a:ext>
+                      </a:extLst>
+                    </a:blip>
+                    <a:stretch>
+                      <a:fillRect/>
+                    </a:stretch>
+                  </pic:blipFill>
+                  <pic:spPr>
+                    <a:xfrm>
+                      <a:off x="0" y="0"/>
+                      <a:ext cx="1433830" cy="1597660"/>
+                    </a:xfrm>
+                    <a:prstGeom prst="rect">
+                      <a:avLst/>
+                    </a:prstGeom>
+                  </pic:spPr>
+                </pic:pic>
+              </a:graphicData>
+            </a:graphic>
+            <wp14:sizeRelH relativeFrom="page">
+              <wp14:pctWidth>0</wp14:pctWidth>
+            </wp14:sizeRelH>
+            <wp14:sizeRelV relativeFrom="page">
+              <wp14:pctHeight>0</wp14:pctHeight>
+            </wp14:sizeRelV>
+          </wp:anchor>
+        </w:drawing>
+      </w:r>
+    </w:p>
+    <w:p>
+      <w:pPr>
+        <w:pStyle w:val="Prrafodelista"/>
+        <w:shd w:val="clear" w:color="auto" w:fill="FFFFFF"/>
+        <w:ind w:left="0"/>
+        <w:jc w:val="both"/>
+        <w:rPr>
+          <w:rFonts w:ascii="Segoe UI" w:hAnsi="Segoe UI" w:cs="Segoe UI"/>
+          <w:color w:val="000000"/>
+        </w:rPr>
+      </w:pPr>
+      <w:r>
+        <w:rPr>
+          <w:rFonts w:ascii="Segoe UI" w:hAnsi="Segoe UI" w:cs="Segoe UI"/>
+          <w:color w:val="000000"/>
+        </w:rPr>
+        <w:t xml:space="preserve">Ahora he tenido un pequeño problema con internet, no me iba por culpa de las DNS, hay que volver a configurarlas, me ha quedado </w:t>
+      </w:r>
+      <w:proofErr w:type="spellStart"/>
+      <w:r>
+        <w:rPr>
+          <w:rFonts w:ascii="Segoe UI" w:hAnsi="Segoe UI" w:cs="Segoe UI"/>
+          <w:color w:val="000000"/>
+        </w:rPr>
+        <w:t>asi</w:t>
+      </w:r>
+      <w:proofErr w:type="spellEnd"/>
+      <w:r>
+        <w:rPr>
+          <w:rFonts w:ascii="Segoe UI" w:hAnsi="Segoe UI" w:cs="Segoe UI"/>
+          <w:color w:val="000000"/>
+        </w:rPr>
+        <w:t xml:space="preserve">: </w:t>
+      </w:r>
+    </w:p>
+    <w:p>
+      <w:pPr>
+        <w:pStyle w:val="Prrafodelista"/>
+        <w:shd w:val="clear" w:color="auto" w:fill="FFFFFF"/>
+        <w:ind w:left="0"/>
+        <w:jc w:val="both"/>
+        <w:rPr>
+          <w:rFonts w:ascii="Segoe UI" w:hAnsi="Segoe UI" w:cs="Segoe UI"/>
+          <w:color w:val="000000"/>
+        </w:rPr>
+      </w:pPr>
+    </w:p>
+    <w:p>
+      <w:pPr>
+        <w:pStyle w:val="Prrafodelista"/>
+        <w:shd w:val="clear" w:color="auto" w:fill="FFFFFF"/>
+        <w:ind w:left="0"/>
+        <w:jc w:val="both"/>
+        <w:rPr>
+          <w:rFonts w:ascii="Segoe UI" w:hAnsi="Segoe UI" w:cs="Segoe UI"/>
+          <w:color w:val="000000"/>
+        </w:rPr>
+      </w:pPr>
+    </w:p>
+    <w:p>
+      <w:pPr>
+        <w:pStyle w:val="Prrafodelista"/>
+        <w:shd w:val="clear" w:color="auto" w:fill="FFFFFF"/>
+        <w:ind w:left="0"/>
+        <w:jc w:val="both"/>
+        <w:rPr>
+          <w:rFonts w:ascii="Segoe UI" w:hAnsi="Segoe UI" w:cs="Segoe UI"/>
+          <w:color w:val="000000"/>
+        </w:rPr>
+      </w:pPr>
+    </w:p>
+    <w:p>
+      <w:pPr>
+        <w:pStyle w:val="Prrafodelista"/>
+        <w:shd w:val="clear" w:color="auto" w:fill="FFFFFF"/>
+        <w:ind w:left="0"/>
+        <w:jc w:val="both"/>
+        <w:rPr>
+          <w:rFonts w:ascii="Segoe UI" w:hAnsi="Segoe UI" w:cs="Segoe UI"/>
+          <w:color w:val="000000"/>
+        </w:rPr>
+      </w:pPr>
+    </w:p>
+    <w:p>
+      <w:pPr>
+        <w:pStyle w:val="Prrafodelista"/>
+        <w:shd w:val="clear" w:color="auto" w:fill="FFFFFF"/>
+        <w:ind w:left="0"/>
+        <w:jc w:val="both"/>
+        <w:rPr>
+          <w:rFonts w:ascii="Segoe UI" w:hAnsi="Segoe UI" w:cs="Segoe UI"/>
+          <w:color w:val="000000"/>
+        </w:rPr>
+      </w:pPr>
+    </w:p>
+    <w:p>
+      <w:pPr>
+        <w:pStyle w:val="Prrafodelista"/>
+        <w:shd w:val="clear" w:color="auto" w:fill="FFFFFF"/>
+        <w:ind w:left="0"/>
+        <w:jc w:val="both"/>
+        <w:rPr>
+          <w:rFonts w:ascii="Segoe UI" w:hAnsi="Segoe UI" w:cs="Segoe UI"/>
+          <w:color w:val="000000"/>
+        </w:rPr>
+      </w:pPr>
+    </w:p>
+    <w:p>
+      <w:pPr>
+        <w:pStyle w:val="Prrafodelista"/>
+        <w:shd w:val="clear" w:color="auto" w:fill="FFFFFF"/>
+        <w:ind w:left="0"/>
+        <w:jc w:val="both"/>
+        <w:rPr>
+          <w:rFonts w:ascii="Segoe UI" w:hAnsi="Segoe UI" w:cs="Segoe UI"/>
+          <w:color w:val="000000"/>
+        </w:rPr>
+      </w:pPr>
+    </w:p>
+    <w:p>
+      <w:pPr>
+        <w:pStyle w:val="Prrafodelista"/>
+        <w:shd w:val="clear" w:color="auto" w:fill="FFFFFF"/>
+        <w:ind w:left="0"/>
+        <w:jc w:val="both"/>
+        <w:rPr>
+          <w:rFonts w:ascii="Segoe UI" w:hAnsi="Segoe UI" w:cs="Segoe UI"/>
+          <w:color w:val="000000"/>
+        </w:rPr>
+      </w:pPr>
+    </w:p>
+    <w:p>
+      <w:pPr>
+        <w:pStyle w:val="Prrafodelista"/>
+        <w:shd w:val="clear" w:color="auto" w:fill="FFFFFF"/>
+        <w:ind w:left="0"/>
+        <w:jc w:val="both"/>
+        <w:rPr>
+          <w:rFonts w:ascii="Segoe UI" w:hAnsi="Segoe UI" w:cs="Segoe UI"/>
+          <w:color w:val="000000"/>
+        </w:rPr>
+      </w:pPr>
+    </w:p>
+    <w:p>
+      <w:pPr>
+        <w:jc w:val="center"/>
+        <w:rPr>
+          <w:b/>
+          <w:sz w:val="40"/>
+          <w:szCs w:val="40"/>
+        </w:rPr>
+      </w:pPr>
+      <w:r>
+        <w:rPr>
+          <w:b/>
+          <w:sz w:val="40"/>
+          <w:szCs w:val="40"/>
+        </w:rPr>
+        <w:lastRenderedPageBreak/>
+        <w:t>Añadir la máquina Linux al dominio</w:t>
+      </w:r>
+    </w:p>
+    <w:p>
+      <w:pPr>
+        <w:pStyle w:val="Prrafodelista"/>
+        <w:shd w:val="clear" w:color="auto" w:fill="FFFFFF"/>
+        <w:ind w:left="0"/>
+        <w:jc w:val="both"/>
+        <w:rPr>
+          <w:rFonts w:ascii="Segoe UI" w:hAnsi="Segoe UI" w:cs="Segoe UI"/>
+          <w:color w:val="000000"/>
+        </w:rPr>
+      </w:pPr>
+    </w:p>
+    <w:p>
+      <w:pPr>
+        <w:pStyle w:val="Prrafodelista"/>
+        <w:shd w:val="clear" w:color="auto" w:fill="FFFFFF"/>
+        <w:ind w:left="0"/>
+        <w:jc w:val="both"/>
+        <w:rPr>
+          <w:rFonts w:ascii="Segoe UI" w:hAnsi="Segoe UI" w:cs="Segoe UI"/>
+          <w:color w:val="000000"/>
+        </w:rPr>
+      </w:pPr>
+    </w:p>
+    <w:p>
+      <w:pPr>
+        <w:pStyle w:val="Prrafodelista"/>
+        <w:shd w:val="clear" w:color="auto" w:fill="FFFFFF"/>
+        <w:ind w:left="0"/>
+        <w:jc w:val="both"/>
+        <w:rPr>
+          <w:rFonts w:ascii="Segoe UI" w:hAnsi="Segoe UI" w:cs="Segoe UI"/>
+          <w:color w:val="000000"/>
+        </w:rPr>
+      </w:pPr>
+    </w:p>
+    <w:p>
+      <w:pPr>
+        <w:pStyle w:val="Prrafodelista"/>
+        <w:shd w:val="clear" w:color="auto" w:fill="FFFFFF"/>
+        <w:ind w:left="0"/>
+        <w:jc w:val="both"/>
+        <w:rPr>
+          <w:rFonts w:ascii="Segoe UI" w:hAnsi="Segoe UI" w:cs="Segoe UI"/>
+          <w:color w:val="000000"/>
+        </w:rPr>
+      </w:pPr>
+      <w:r>
+        <w:rPr>
+          <w:rFonts w:ascii="Segoe UI" w:hAnsi="Segoe UI" w:cs="Segoe UI"/>
+          <w:color w:val="000000"/>
+        </w:rPr>
+        <w:t xml:space="preserve">Vamos a añadir la </w:t>
+      </w:r>
+      <w:r>
+        <w:rPr>
+          <w:rFonts w:ascii="Segoe UI" w:hAnsi="Segoe UI" w:cs="Segoe UI"/>
+          <w:color w:val="000000"/>
+        </w:rPr>
+        <w:t>máquina</w:t>
+      </w:r>
+      <w:r>
+        <w:rPr>
+          <w:rFonts w:ascii="Segoe UI" w:hAnsi="Segoe UI" w:cs="Segoe UI"/>
+          <w:color w:val="000000"/>
+        </w:rPr>
+        <w:t xml:space="preserve"> virtual de Linux al dominio para que los usuarios creados en el servidor puedan acceder desde el equipo.</w:t>
+      </w:r>
+    </w:p>
+    <w:p>
+      <w:pPr>
+        <w:pStyle w:val="Prrafodelista"/>
+        <w:shd w:val="clear" w:color="auto" w:fill="FFFFFF"/>
+        <w:ind w:left="0"/>
+        <w:jc w:val="both"/>
+        <w:rPr>
+          <w:rFonts w:ascii="Segoe UI" w:hAnsi="Segoe UI" w:cs="Segoe UI"/>
+          <w:color w:val="000000"/>
+        </w:rPr>
+      </w:pPr>
+      <w:r>
+        <w:rPr>
+          <w:rFonts w:ascii="Segoe UI" w:hAnsi="Segoe UI" w:cs="Segoe UI"/>
+          <w:color w:val="000000"/>
+        </w:rPr>
+        <w:t xml:space="preserve">Iniciamos la máquina virtual de Linux, como no tengo todavía el servidor </w:t>
+      </w:r>
+      <w:proofErr w:type="spellStart"/>
+      <w:r>
+        <w:rPr>
+          <w:rFonts w:ascii="Segoe UI" w:hAnsi="Segoe UI" w:cs="Segoe UI"/>
+          <w:color w:val="000000"/>
+        </w:rPr>
+        <w:t>dhcp</w:t>
+      </w:r>
+      <w:proofErr w:type="spellEnd"/>
+      <w:r>
+        <w:rPr>
+          <w:rFonts w:ascii="Segoe UI" w:hAnsi="Segoe UI" w:cs="Segoe UI"/>
+          <w:color w:val="000000"/>
+        </w:rPr>
+        <w:t xml:space="preserve"> le voy a meter una </w:t>
+      </w:r>
+      <w:proofErr w:type="spellStart"/>
+      <w:r>
+        <w:rPr>
+          <w:rFonts w:ascii="Segoe UI" w:hAnsi="Segoe UI" w:cs="Segoe UI"/>
+          <w:color w:val="000000"/>
+        </w:rPr>
+        <w:t>ip</w:t>
+      </w:r>
+      <w:proofErr w:type="spellEnd"/>
+      <w:r>
+        <w:rPr>
+          <w:rFonts w:ascii="Segoe UI" w:hAnsi="Segoe UI" w:cs="Segoe UI"/>
+          <w:color w:val="000000"/>
+        </w:rPr>
+        <w:t xml:space="preserve"> manual para que se puedan ver (hacer ping) los dos equipos.</w:t>
+      </w:r>
+    </w:p>
+    <w:p>
+      <w:pPr>
+        <w:pStyle w:val="Prrafodelista"/>
+        <w:shd w:val="clear" w:color="auto" w:fill="FFFFFF"/>
+        <w:ind w:left="0"/>
+        <w:jc w:val="both"/>
+        <w:rPr>
+          <w:rFonts w:ascii="Segoe UI" w:hAnsi="Segoe UI" w:cs="Segoe UI"/>
+          <w:color w:val="000000"/>
+        </w:rPr>
+      </w:pPr>
+    </w:p>
+    <w:p>
+      <w:pPr>
+        <w:pStyle w:val="Prrafodelista"/>
+        <w:shd w:val="clear" w:color="auto" w:fill="FFFFFF"/>
+        <w:ind w:left="0"/>
+        <w:jc w:val="both"/>
+        <w:rPr>
+          <w:rFonts w:ascii="Segoe UI" w:hAnsi="Segoe UI" w:cs="Segoe UI"/>
+          <w:color w:val="000000"/>
+        </w:rPr>
+      </w:pPr>
+      <w:r>
+        <w:rPr>
+          <w:rFonts w:ascii="Segoe UI" w:hAnsi="Segoe UI" w:cs="Segoe UI"/>
+          <w:color w:val="000000"/>
+        </w:rPr>
+        <w:drawing>
+          <wp:inline distT="0" distB="0" distL="0" distR="0" wp14:anchorId="30DC1092" wp14:editId="26655FAA">
+            <wp:extent cx="5400040" cy="3818890"/>
+            <wp:effectExtent l="0" t="0" r="0" b="0"/>
+            <wp:docPr id="32" name="Imagen 32"/>
+            <wp:cNvGraphicFramePr>
+              <a:graphicFrameLocks xmlns:a="http://schemas.openxmlformats.org/drawingml/2006/main" noChangeAspect="1"/>
+            </wp:cNvGraphicFramePr>
+            <a:graphic xmlns:a="http://schemas.openxmlformats.org/drawingml/2006/main">
+              <a:graphicData uri="http://schemas.openxmlformats.org/drawingml/2006/picture">
+                <pic:pic xmlns:pic="http://schemas.openxmlformats.org/drawingml/2006/picture">
+                  <pic:nvPicPr>
+                    <pic:cNvPr id="1" name=""/>
+                    <pic:cNvPicPr/>
+                  </pic:nvPicPr>
+                  <pic:blipFill>
+                    <a:blip r:embed="rId38"/>
+                    <a:stretch>
+                      <a:fillRect/>
+                    </a:stretch>
+                  </pic:blipFill>
+                  <pic:spPr>
+                    <a:xfrm>
+                      <a:off x="0" y="0"/>
+                      <a:ext cx="5400040" cy="3818890"/>
+                    </a:xfrm>
+                    <a:prstGeom prst="rect">
+                      <a:avLst/>
+                    </a:prstGeom>
+                  </pic:spPr>
+                </pic:pic>
+              </a:graphicData>
+            </a:graphic>
+          </wp:inline>
+        </w:drawing>
+      </w:r>
+    </w:p>
+    <w:p>
+      <w:pPr>
+        <w:pStyle w:val="Prrafodelista"/>
+        <w:shd w:val="clear" w:color="auto" w:fill="FFFFFF"/>
+        <w:ind w:left="0"/>
+        <w:jc w:val="both"/>
+        <w:rPr>
+          <w:rFonts w:ascii="Segoe UI" w:hAnsi="Segoe UI" w:cs="Segoe UI"/>
+          <w:color w:val="000000"/>
+        </w:rPr>
+      </w:pPr>
+    </w:p>
+    <w:p>
+      <w:pPr>
+        <w:pStyle w:val="Prrafodelista"/>
+        <w:shd w:val="clear" w:color="auto" w:fill="FFFFFF"/>
+        <w:ind w:left="0" w:firstLine="708"/>
+        <w:jc w:val="both"/>
+      </w:pPr>
+      <w:r>
+        <w:rPr>
+          <w:rFonts w:ascii="Segoe UI" w:hAnsi="Segoe UI" w:cs="Segoe UI"/>
+          <w:color w:val="000000"/>
+        </w:rPr>
+        <w:t xml:space="preserve">Para empezar vamos a instalar las herramientas necesarias para </w:t>
+      </w:r>
+      <w:r>
+        <w:t>la co</w:t>
+      </w:r>
+      <w:r>
+        <w:t xml:space="preserve">municación con Active </w:t>
+      </w:r>
+      <w:proofErr w:type="spellStart"/>
+      <w:r>
+        <w:t>Directory</w:t>
+      </w:r>
+      <w:proofErr w:type="spellEnd"/>
+      <w:r>
+        <w:t xml:space="preserve">, abrimos el </w:t>
+      </w:r>
+      <w:proofErr w:type="spellStart"/>
+      <w:r>
+        <w:t>cmd</w:t>
+      </w:r>
+      <w:proofErr w:type="spellEnd"/>
+      <w:r>
+        <w:t xml:space="preserve"> y ponemos el siguiente comando:</w:t>
+      </w:r>
+    </w:p>
+    <w:p>
+      <w:pPr>
+        <w:pStyle w:val="Prrafodelista"/>
+        <w:shd w:val="clear" w:color="auto" w:fill="FFFFFF"/>
+        <w:ind w:left="0" w:firstLine="708"/>
+        <w:jc w:val="both"/>
+        <w:rPr>
+          <w:color w:val="FFFFFF" w:themeColor="background1"/>
+        </w:rPr>
+      </w:pPr>
+      <w:proofErr w:type="gramStart"/>
+      <w:r>
+        <w:rPr>
+          <w:color w:val="FFFFFF" w:themeColor="background1"/>
+          <w:highlight w:val="black"/>
+        </w:rPr>
+        <w:t>sudo</w:t>
+      </w:r>
+      <w:proofErr w:type="gramEnd"/>
+      <w:r>
+        <w:rPr>
+          <w:color w:val="FFFFFF" w:themeColor="background1"/>
+          <w:highlight w:val="black"/>
+        </w:rPr>
+        <w:t xml:space="preserve"> </w:t>
+      </w:r>
+      <w:proofErr w:type="spellStart"/>
+      <w:r>
+        <w:rPr>
+          <w:color w:val="FFFFFF" w:themeColor="background1"/>
+          <w:highlight w:val="black"/>
+        </w:rPr>
+        <w:t>apt</w:t>
+      </w:r>
+      <w:proofErr w:type="spellEnd"/>
+      <w:r>
+        <w:rPr>
+          <w:color w:val="FFFFFF" w:themeColor="background1"/>
+          <w:highlight w:val="black"/>
+        </w:rPr>
+        <w:t xml:space="preserve"> </w:t>
+      </w:r>
+      <w:proofErr w:type="spellStart"/>
+      <w:r>
+        <w:rPr>
+          <w:color w:val="FFFFFF" w:themeColor="background1"/>
+          <w:highlight w:val="black"/>
+        </w:rPr>
+        <w:t>update</w:t>
+      </w:r>
+      <w:proofErr w:type="spellEnd"/>
+    </w:p>
+    <w:p>
+      <w:pPr>
+        <w:pStyle w:val="Prrafodelista"/>
+        <w:shd w:val="clear" w:color="auto" w:fill="FFFFFF"/>
+        <w:ind w:left="0"/>
+        <w:jc w:val="both"/>
+      </w:pPr>
+      <w:proofErr w:type="gramStart"/>
+      <w:r>
+        <w:t>para</w:t>
+      </w:r>
+      <w:proofErr w:type="gramEnd"/>
+      <w:r>
+        <w:t xml:space="preserve"> instalar las actualizaciones y después:</w:t>
+      </w:r>
+    </w:p>
+    <w:p>
+      <w:pPr>
+        <w:pStyle w:val="Prrafodelista"/>
+        <w:shd w:val="clear" w:color="auto" w:fill="FFFFFF"/>
+        <w:ind w:left="0" w:firstLine="708"/>
+        <w:jc w:val="both"/>
+      </w:pPr>
+      <w:proofErr w:type="gramStart"/>
+      <w:r>
+        <w:rPr>
+          <w:color w:val="FFFFFF" w:themeColor="background1"/>
+          <w:highlight w:val="black"/>
+        </w:rPr>
+        <w:t>sudo</w:t>
+      </w:r>
+      <w:proofErr w:type="gramEnd"/>
+      <w:r>
+        <w:rPr>
+          <w:color w:val="FFFFFF" w:themeColor="background1"/>
+          <w:highlight w:val="black"/>
+        </w:rPr>
+        <w:t xml:space="preserve"> </w:t>
+      </w:r>
+      <w:proofErr w:type="spellStart"/>
+      <w:r>
+        <w:rPr>
+          <w:color w:val="FFFFFF" w:themeColor="background1"/>
+          <w:highlight w:val="black"/>
+        </w:rPr>
+        <w:t>apt</w:t>
+      </w:r>
+      <w:proofErr w:type="spellEnd"/>
+      <w:r>
+        <w:rPr>
+          <w:color w:val="FFFFFF" w:themeColor="background1"/>
+          <w:highlight w:val="black"/>
+        </w:rPr>
+        <w:t xml:space="preserve"> </w:t>
+      </w:r>
+      <w:proofErr w:type="spellStart"/>
+      <w:r>
+        <w:rPr>
+          <w:color w:val="FFFFFF" w:themeColor="background1"/>
+          <w:highlight w:val="black"/>
+        </w:rPr>
+        <w:t>install</w:t>
+      </w:r>
+      <w:proofErr w:type="spellEnd"/>
+      <w:r>
+        <w:rPr>
+          <w:color w:val="FFFFFF" w:themeColor="background1"/>
+          <w:highlight w:val="black"/>
+        </w:rPr>
+        <w:t xml:space="preserve"> </w:t>
+      </w:r>
+      <w:proofErr w:type="spellStart"/>
+      <w:r>
+        <w:rPr>
+          <w:color w:val="FFFFFF" w:themeColor="background1"/>
+          <w:highlight w:val="black"/>
+        </w:rPr>
+        <w:t>realmd</w:t>
+      </w:r>
+      <w:proofErr w:type="spellEnd"/>
+      <w:r>
+        <w:rPr>
+          <w:color w:val="FFFFFF" w:themeColor="background1"/>
+          <w:highlight w:val="black"/>
+        </w:rPr>
+        <w:t xml:space="preserve"> </w:t>
+      </w:r>
+      <w:proofErr w:type="spellStart"/>
+      <w:r>
+        <w:rPr>
+          <w:color w:val="FFFFFF" w:themeColor="background1"/>
+          <w:highlight w:val="black"/>
+        </w:rPr>
+        <w:t>sssd</w:t>
+      </w:r>
+      <w:proofErr w:type="spellEnd"/>
+      <w:r>
+        <w:rPr>
+          <w:color w:val="FFFFFF" w:themeColor="background1"/>
+          <w:highlight w:val="black"/>
+        </w:rPr>
+        <w:t xml:space="preserve"> </w:t>
+      </w:r>
+      <w:proofErr w:type="spellStart"/>
+      <w:r>
+        <w:rPr>
+          <w:color w:val="FFFFFF" w:themeColor="background1"/>
+          <w:highlight w:val="black"/>
+        </w:rPr>
+        <w:t>sssd-tools</w:t>
+      </w:r>
+      <w:proofErr w:type="spellEnd"/>
+      <w:r>
+        <w:rPr>
+          <w:color w:val="FFFFFF" w:themeColor="background1"/>
+          <w:highlight w:val="black"/>
+        </w:rPr>
+        <w:t xml:space="preserve"> </w:t>
+      </w:r>
+      <w:proofErr w:type="spellStart"/>
+      <w:r>
+        <w:rPr>
+          <w:color w:val="FFFFFF" w:themeColor="background1"/>
+          <w:highlight w:val="black"/>
+        </w:rPr>
+        <w:t>libnss-sss</w:t>
+      </w:r>
+      <w:proofErr w:type="spellEnd"/>
+      <w:r>
+        <w:rPr>
+          <w:color w:val="FFFFFF" w:themeColor="background1"/>
+          <w:highlight w:val="black"/>
+        </w:rPr>
+        <w:t xml:space="preserve"> </w:t>
+      </w:r>
+      <w:proofErr w:type="spellStart"/>
+      <w:r>
+        <w:rPr>
+          <w:color w:val="FFFFFF" w:themeColor="background1"/>
+          <w:highlight w:val="black"/>
+        </w:rPr>
+        <w:t>libpam-sss</w:t>
+      </w:r>
+      <w:proofErr w:type="spellEnd"/>
+      <w:r>
+        <w:rPr>
+          <w:color w:val="FFFFFF" w:themeColor="background1"/>
+          <w:highlight w:val="black"/>
+        </w:rPr>
+        <w:t xml:space="preserve"> </w:t>
+      </w:r>
+      <w:proofErr w:type="spellStart"/>
+      <w:r>
+        <w:rPr>
+          <w:color w:val="FFFFFF" w:themeColor="background1"/>
+          <w:highlight w:val="black"/>
+        </w:rPr>
+        <w:t>adcli</w:t>
+      </w:r>
+      <w:proofErr w:type="spellEnd"/>
+      <w:r>
+        <w:rPr>
+          <w:color w:val="FFFFFF" w:themeColor="background1"/>
+          <w:highlight w:val="black"/>
+        </w:rPr>
+        <w:t xml:space="preserve"> samba-</w:t>
+      </w:r>
+      <w:proofErr w:type="spellStart"/>
+      <w:r>
+        <w:rPr>
+          <w:color w:val="FFFFFF" w:themeColor="background1"/>
+          <w:highlight w:val="black"/>
+        </w:rPr>
+        <w:t>common</w:t>
+      </w:r>
+      <w:proofErr w:type="spellEnd"/>
+      <w:r>
+        <w:rPr>
+          <w:color w:val="FFFFFF" w:themeColor="background1"/>
+          <w:highlight w:val="black"/>
+        </w:rPr>
+        <w:t>-</w:t>
+      </w:r>
+      <w:proofErr w:type="spellStart"/>
+      <w:r>
+        <w:rPr>
+          <w:color w:val="FFFFFF" w:themeColor="background1"/>
+          <w:highlight w:val="black"/>
+        </w:rPr>
+        <w:t>bin</w:t>
+      </w:r>
+      <w:proofErr w:type="spellEnd"/>
+      <w:r>
+        <w:rPr>
+          <w:color w:val="FFFFFF" w:themeColor="background1"/>
+          <w:highlight w:val="black"/>
+        </w:rPr>
+        <w:t xml:space="preserve"> </w:t>
+      </w:r>
+      <w:proofErr w:type="spellStart"/>
+      <w:r>
+        <w:rPr>
+          <w:color w:val="FFFFFF" w:themeColor="background1"/>
+          <w:highlight w:val="black"/>
+        </w:rPr>
+        <w:t>packagekit</w:t>
+      </w:r>
+      <w:proofErr w:type="spellEnd"/>
+      <w:r>
+        <w:rPr>
+          <w:color w:val="FFFFFF" w:themeColor="background1"/>
+          <w:highlight w:val="black"/>
+        </w:rPr>
+        <w:t xml:space="preserve"> krb5-user</w:t>
+      </w:r>
+    </w:p>
+    <w:p>
+      <w:pPr>
+        <w:pStyle w:val="Prrafodelista"/>
+        <w:shd w:val="clear" w:color="auto" w:fill="FFFFFF"/>
+        <w:ind w:left="0"/>
+        <w:jc w:val="both"/>
+      </w:pPr>
+    </w:p>
+    <w:p>
+      <w:pPr>
+        <w:pStyle w:val="Prrafodelista"/>
+        <w:shd w:val="clear" w:color="auto" w:fill="FFFFFF"/>
+        <w:ind w:left="0" w:firstLine="708"/>
+        <w:jc w:val="both"/>
+        <w:rPr>
+          <w:rFonts w:ascii="Segoe UI" w:hAnsi="Segoe UI" w:cs="Segoe UI"/>
+          <w:color w:val="000000"/>
+        </w:rPr>
+      </w:pPr>
+      <w:r>
+        <w:rPr>
+          <w:rFonts w:ascii="Segoe UI" w:hAnsi="Segoe UI" w:cs="Segoe UI"/>
+          <w:color w:val="000000"/>
+        </w:rPr>
+        <w:t xml:space="preserve">Durante la instalación de </w:t>
+      </w:r>
+      <w:r>
+        <w:rPr>
+          <w:rFonts w:ascii="Segoe UI" w:hAnsi="Segoe UI" w:cs="Segoe UI"/>
+          <w:color w:val="000000"/>
+        </w:rPr>
+        <w:t>krb5-user</w:t>
+      </w:r>
+      <w:r>
+        <w:rPr>
+          <w:rFonts w:ascii="Segoe UI" w:hAnsi="Segoe UI" w:cs="Segoe UI"/>
+          <w:color w:val="000000"/>
+        </w:rPr>
+        <w:t xml:space="preserve">, te pedirá el "Default </w:t>
+      </w:r>
+      <w:proofErr w:type="spellStart"/>
+      <w:r>
+        <w:rPr>
+          <w:rFonts w:ascii="Segoe UI" w:hAnsi="Segoe UI" w:cs="Segoe UI"/>
+          <w:color w:val="000000"/>
+        </w:rPr>
+        <w:t>Kerberos</w:t>
+      </w:r>
+      <w:proofErr w:type="spellEnd"/>
+      <w:r>
+        <w:rPr>
+          <w:rFonts w:ascii="Segoe UI" w:hAnsi="Segoe UI" w:cs="Segoe UI"/>
+          <w:color w:val="000000"/>
+        </w:rPr>
+        <w:t xml:space="preserve"> </w:t>
+      </w:r>
+      <w:proofErr w:type="spellStart"/>
+      <w:r>
+        <w:rPr>
+          <w:rFonts w:ascii="Segoe UI" w:hAnsi="Segoe UI" w:cs="Segoe UI"/>
+          <w:color w:val="000000"/>
+        </w:rPr>
+        <w:t>realm</w:t>
+      </w:r>
+      <w:proofErr w:type="spellEnd"/>
+      <w:r>
+        <w:rPr>
+          <w:rFonts w:ascii="Segoe UI" w:hAnsi="Segoe UI" w:cs="Segoe UI"/>
+          <w:color w:val="000000"/>
+        </w:rPr>
+        <w:t xml:space="preserve">". Escríbelo en MAYÚSCULAS: </w:t>
+      </w:r>
+      <w:r>
+        <w:rPr>
+          <w:rFonts w:ascii="Segoe UI" w:hAnsi="Segoe UI" w:cs="Segoe UI"/>
+          <w:color w:val="000000"/>
+        </w:rPr>
+        <w:t>INT.ZONOCAR.COM</w:t>
+      </w:r>
+      <w:r>
+        <w:rPr>
+          <w:rFonts w:ascii="Segoe UI" w:hAnsi="Segoe UI" w:cs="Segoe UI"/>
+          <w:color w:val="000000"/>
+        </w:rPr>
+        <w:t>.</w:t>
+      </w:r>
+    </w:p>
+    <w:p>
+      <w:pPr>
+        <w:pStyle w:val="Prrafodelista"/>
+        <w:shd w:val="clear" w:color="auto" w:fill="FFFFFF"/>
+        <w:ind w:left="0" w:firstLine="708"/>
+        <w:jc w:val="both"/>
+        <w:rPr>
+          <w:rFonts w:ascii="Segoe UI" w:hAnsi="Segoe UI" w:cs="Segoe UI"/>
+          <w:color w:val="000000"/>
+        </w:rPr>
+      </w:pPr>
+    </w:p>
+    <w:p>
+      <w:pPr>
+        <w:pStyle w:val="Prrafodelista"/>
+        <w:shd w:val="clear" w:color="auto" w:fill="FFFFFF"/>
+        <w:ind w:left="0" w:firstLine="708"/>
+        <w:jc w:val="both"/>
+        <w:rPr>
+          <w:rFonts w:ascii="Segoe UI" w:hAnsi="Segoe UI" w:cs="Segoe UI"/>
+          <w:color w:val="000000"/>
+        </w:rPr>
+      </w:pPr>
+      <w:r>
+        <w:rPr>
+          <w:rFonts w:ascii="Segoe UI" w:hAnsi="Segoe UI" w:cs="Segoe UI"/>
+          <w:color w:val="000000"/>
+        </w:rPr>
+        <w:t xml:space="preserve">Probamos a ver si Linux reconoce el dominio, con el comando: </w:t>
+      </w:r>
+    </w:p>
+    <w:p>
+      <w:pPr>
+        <w:pStyle w:val="Prrafodelista"/>
+        <w:shd w:val="clear" w:color="auto" w:fill="FFFFFF"/>
+        <w:ind w:left="0" w:firstLine="708"/>
+        <w:jc w:val="both"/>
+        <w:rPr>
+          <w:rFonts w:ascii="Segoe UI" w:hAnsi="Segoe UI" w:cs="Segoe UI"/>
+          <w:color w:val="000000"/>
+        </w:rPr>
+      </w:pPr>
+      <w:proofErr w:type="spellStart"/>
+      <w:proofErr w:type="gramStart"/>
+      <w:r>
+        <w:rPr>
+          <w:color w:val="FFFFFF" w:themeColor="background1"/>
+          <w:highlight w:val="black"/>
+        </w:rPr>
+        <w:t>realm</w:t>
+      </w:r>
+      <w:proofErr w:type="spellEnd"/>
+      <w:proofErr w:type="gramEnd"/>
+      <w:r>
+        <w:rPr>
+          <w:color w:val="FFFFFF" w:themeColor="background1"/>
+          <w:highlight w:val="black"/>
+        </w:rPr>
+        <w:t xml:space="preserve"> </w:t>
+      </w:r>
+      <w:proofErr w:type="spellStart"/>
+      <w:r>
+        <w:rPr>
+          <w:color w:val="FFFFFF" w:themeColor="background1"/>
+          <w:highlight w:val="black"/>
+        </w:rPr>
+        <w:t>discover</w:t>
+      </w:r>
+      <w:proofErr w:type="spellEnd"/>
+      <w:r>
+        <w:rPr>
+          <w:color w:val="FFFFFF" w:themeColor="background1"/>
+          <w:highlight w:val="black"/>
+        </w:rPr>
+        <w:t xml:space="preserve"> int.zonocar.com</w:t>
+      </w:r>
+      <w:r>
+        <w:rPr>
+          <w:rFonts w:ascii="Segoe UI" w:hAnsi="Segoe UI" w:cs="Segoe UI"/>
+          <w:color w:val="000000"/>
+        </w:rPr>
+        <w:t xml:space="preserve"> </w:t>
+      </w:r>
+    </w:p>
+    <w:p>
+      <w:pPr>
+        <w:shd w:val="clear" w:color="auto" w:fill="FFFFFF"/>
+        <w:jc w:val="both"/>
+        <w:rPr>
+          <w:rFonts w:ascii="Segoe UI" w:hAnsi="Segoe UI" w:cs="Segoe UI"/>
+          <w:color w:val="000000"/>
+        </w:rPr>
+      </w:pPr>
+      <w:r>
+        <w:rPr>
+          <w:rFonts w:ascii="Segoe UI" w:hAnsi="Segoe UI" w:cs="Segoe UI"/>
+          <w:color w:val="000000"/>
+        </w:rPr>
+        <w:t xml:space="preserve">Aquí tengo un problema y no lo reconoce </w:t>
+      </w:r>
+      <w:r>
+        <w:rPr>
+          <w:rFonts w:ascii="Segoe UI" w:hAnsi="Segoe UI" w:cs="Segoe UI"/>
+          <w:color w:val="000000"/>
+        </w:rPr>
+        <w:t xml:space="preserve">entonces preguntando a la IA. Me dice que tengo que forzar el DNS, para ello abrimos el </w:t>
+      </w:r>
+      <w:proofErr w:type="spellStart"/>
+      <w:r>
+        <w:rPr>
+          <w:rFonts w:ascii="Segoe UI" w:hAnsi="Segoe UI" w:cs="Segoe UI"/>
+          <w:color w:val="000000"/>
+        </w:rPr>
+        <w:t>resolv.conf</w:t>
+      </w:r>
+      <w:proofErr w:type="spellEnd"/>
+      <w:r>
+        <w:rPr>
+          <w:rFonts w:ascii="Segoe UI" w:hAnsi="Segoe UI" w:cs="Segoe UI"/>
+          <w:color w:val="000000"/>
+        </w:rPr>
+        <w:t xml:space="preserve"> con el comando:</w:t>
+      </w:r>
+    </w:p>
+    <w:p>
+      <w:pPr>
+        <w:pStyle w:val="Prrafodelista"/>
+        <w:shd w:val="clear" w:color="auto" w:fill="FFFFFF"/>
+        <w:ind w:left="0" w:firstLine="708"/>
+        <w:jc w:val="both"/>
+        <w:rPr>
+          <w:rFonts w:ascii="Segoe UI" w:hAnsi="Segoe UI" w:cs="Segoe UI"/>
+          <w:color w:val="000000"/>
+        </w:rPr>
+      </w:pPr>
+      <w:proofErr w:type="gramStart"/>
+      <w:r>
+        <w:rPr>
+          <w:color w:val="FFFFFF" w:themeColor="background1"/>
+          <w:highlight w:val="black"/>
+        </w:rPr>
+        <w:lastRenderedPageBreak/>
+        <w:t>sudo</w:t>
+      </w:r>
+      <w:proofErr w:type="gramEnd"/>
+      <w:r>
+        <w:rPr>
+          <w:color w:val="FFFFFF" w:themeColor="background1"/>
+          <w:highlight w:val="black"/>
+        </w:rPr>
+        <w:t xml:space="preserve"> nano /</w:t>
+      </w:r>
+      <w:proofErr w:type="spellStart"/>
+      <w:r>
+        <w:rPr>
+          <w:color w:val="FFFFFF" w:themeColor="background1"/>
+          <w:highlight w:val="black"/>
+        </w:rPr>
+        <w:t>etc</w:t>
+      </w:r>
+      <w:proofErr w:type="spellEnd"/>
+      <w:r>
+        <w:rPr>
+          <w:color w:val="FFFFFF" w:themeColor="background1"/>
+          <w:highlight w:val="black"/>
+        </w:rPr>
+        <w:t>/</w:t>
+      </w:r>
+      <w:proofErr w:type="spellStart"/>
+      <w:r>
+        <w:rPr>
+          <w:color w:val="FFFFFF" w:themeColor="background1"/>
+          <w:highlight w:val="black"/>
+        </w:rPr>
+        <w:t>resolv.conf</w:t>
+      </w:r>
+      <w:proofErr w:type="spellEnd"/>
+      <w:r>
+        <w:rPr>
+          <w:color w:val="FFFFFF" w:themeColor="background1"/>
+          <w:highlight w:val="black"/>
+        </w:rPr>
+        <w:t xml:space="preserve">  </w:t>
+      </w:r>
+      <w:r>
+        <w:rPr>
+          <w:rFonts w:ascii="Segoe UI" w:hAnsi="Segoe UI" w:cs="Segoe UI"/>
+          <w:color w:val="000000"/>
+        </w:rPr>
+        <w:t>Borramos todo el contenido</w:t>
+      </w:r>
+      <w:r>
+        <w:rPr>
+          <w:rFonts w:ascii="Segoe UI" w:hAnsi="Segoe UI" w:cs="Segoe UI"/>
+          <w:color w:val="000000"/>
+        </w:rPr>
+        <w:t xml:space="preserve"> (lo que estaba comentado lo he dejado) y ponemos</w:t>
+      </w:r>
+    </w:p>
+    <w:p>
+      <w:pPr>
+        <w:pStyle w:val="Prrafodelista"/>
+        <w:shd w:val="clear" w:color="auto" w:fill="FFFFFF"/>
+        <w:ind w:left="0" w:firstLine="708"/>
+        <w:jc w:val="both"/>
+        <w:rPr>
+          <w:rFonts w:ascii="Segoe UI" w:hAnsi="Segoe UI" w:cs="Segoe UI"/>
+          <w:color w:val="000000"/>
+        </w:rPr>
+      </w:pPr>
+      <w:r>
+        <w:rPr>
+          <w:rFonts w:ascii="Segoe UI" w:hAnsi="Segoe UI" w:cs="Segoe UI"/>
+          <w:color w:val="000000"/>
+        </w:rPr>
+        <w:t xml:space="preserve"> </w:t>
+      </w:r>
+      <w:proofErr w:type="spellStart"/>
+      <w:proofErr w:type="gramStart"/>
+      <w:r>
+        <w:rPr>
+          <w:rFonts w:ascii="Segoe UI" w:hAnsi="Segoe UI" w:cs="Segoe UI"/>
+          <w:color w:val="000000"/>
+        </w:rPr>
+        <w:t>nameserver</w:t>
+      </w:r>
+      <w:proofErr w:type="spellEnd"/>
+      <w:proofErr w:type="gramEnd"/>
+      <w:r>
+        <w:rPr>
+          <w:rFonts w:ascii="Segoe UI" w:hAnsi="Segoe UI" w:cs="Segoe UI"/>
+          <w:color w:val="000000"/>
+        </w:rPr>
+        <w:t xml:space="preserve"> 192.168.X.X </w:t>
+      </w:r>
+      <w:r>
+        <w:rPr>
+          <w:rFonts w:ascii="Segoe UI" w:hAnsi="Segoe UI" w:cs="Segoe UI"/>
+          <w:color w:val="000000"/>
+        </w:rPr>
+        <w:t>(en mi caso 192.168.32.20)</w:t>
+      </w:r>
+    </w:p>
+    <w:p>
+      <w:pPr>
+        <w:pStyle w:val="Prrafodelista"/>
+        <w:shd w:val="clear" w:color="auto" w:fill="FFFFFF"/>
+        <w:ind w:left="0" w:firstLine="708"/>
+        <w:jc w:val="both"/>
+        <w:rPr>
+          <w:rFonts w:ascii="Segoe UI" w:hAnsi="Segoe UI" w:cs="Segoe UI"/>
+          <w:color w:val="000000"/>
+        </w:rPr>
+      </w:pPr>
+      <w:r>
+        <w:rPr>
+          <w:rFonts w:ascii="Segoe UI" w:hAnsi="Segoe UI" w:cs="Segoe UI"/>
+          <w:color w:val="000000"/>
+        </w:rPr>
+        <w:t xml:space="preserve"> </w:t>
+      </w:r>
+      <w:proofErr w:type="spellStart"/>
+      <w:proofErr w:type="gramStart"/>
+      <w:r>
+        <w:rPr>
+          <w:rFonts w:ascii="Segoe UI" w:hAnsi="Segoe UI" w:cs="Segoe UI"/>
+          <w:color w:val="000000"/>
+        </w:rPr>
+        <w:t>search</w:t>
+      </w:r>
+      <w:proofErr w:type="spellEnd"/>
+      <w:proofErr w:type="gramEnd"/>
+      <w:r>
+        <w:rPr>
+          <w:rFonts w:ascii="Segoe UI" w:hAnsi="Segoe UI" w:cs="Segoe UI"/>
+          <w:color w:val="000000"/>
+        </w:rPr>
+        <w:t xml:space="preserve"> int.zonocar.com</w:t>
+      </w:r>
+    </w:p>
+    <w:p>
+      <w:pPr>
+        <w:pStyle w:val="Prrafodelista"/>
+        <w:shd w:val="clear" w:color="auto" w:fill="FFFFFF"/>
+        <w:ind w:left="0" w:firstLine="708"/>
+        <w:jc w:val="both"/>
+      </w:pPr>
+    </w:p>
+    <w:p>
+      <w:pPr>
+        <w:pStyle w:val="Prrafodelista"/>
+        <w:shd w:val="clear" w:color="auto" w:fill="FFFFFF"/>
+        <w:ind w:left="0" w:firstLine="708"/>
+        <w:jc w:val="both"/>
+        <w:rPr>
+          <w:rFonts w:ascii="Segoe UI" w:hAnsi="Segoe UI" w:cs="Segoe UI"/>
+          <w:color w:val="000000"/>
+        </w:rPr>
+      </w:pPr>
+      <w:r>
+        <w:rPr>
+          <w:rFonts w:ascii="Segoe UI" w:hAnsi="Segoe UI" w:cs="Segoe UI"/>
+          <w:color w:val="000000"/>
+        </w:rPr>
+        <w:t xml:space="preserve">Probamos otra vez que Linux reconozca el dominio y ahora tenemos suerte </w:t>
+      </w:r>
+    </w:p>
+    <w:p>
+      <w:pPr>
+        <w:shd w:val="clear" w:color="auto" w:fill="FFFFFF"/>
+        <w:jc w:val="both"/>
+        <w:rPr>
+          <w:rFonts w:ascii="Segoe UI" w:hAnsi="Segoe UI" w:cs="Segoe UI"/>
+          <w:color w:val="000000"/>
+        </w:rPr>
+      </w:pPr>
+      <w:r>
+        <w:drawing>
+          <wp:inline distT="0" distB="0" distL="0" distR="0" wp14:anchorId="25CE82D7" wp14:editId="62EBE72D">
+            <wp:extent cx="5400040" cy="3624580"/>
+            <wp:effectExtent l="0" t="0" r="0" b="0"/>
+            <wp:docPr id="33" name="Imagen 33"/>
+            <wp:cNvGraphicFramePr>
+              <a:graphicFrameLocks xmlns:a="http://schemas.openxmlformats.org/drawingml/2006/main" noChangeAspect="1"/>
+            </wp:cNvGraphicFramePr>
+            <a:graphic xmlns:a="http://schemas.openxmlformats.org/drawingml/2006/main">
+              <a:graphicData uri="http://schemas.openxmlformats.org/drawingml/2006/picture">
+                <pic:pic xmlns:pic="http://schemas.openxmlformats.org/drawingml/2006/picture">
+                  <pic:nvPicPr>
+                    <pic:cNvPr id="1" name=""/>
+                    <pic:cNvPicPr/>
+                  </pic:nvPicPr>
+                  <pic:blipFill>
+                    <a:blip r:embed="rId39"/>
+                    <a:stretch>
+                      <a:fillRect/>
+                    </a:stretch>
+                  </pic:blipFill>
+                  <pic:spPr>
+                    <a:xfrm>
+                      <a:off x="0" y="0"/>
+                      <a:ext cx="5400040" cy="3624580"/>
+                    </a:xfrm>
+                    <a:prstGeom prst="rect">
+                      <a:avLst/>
+                    </a:prstGeom>
+                  </pic:spPr>
+                </pic:pic>
+              </a:graphicData>
+            </a:graphic>
+          </wp:inline>
+        </w:drawing>
+      </w:r>
+    </w:p>
+    <w:p>
+      <w:pPr>
+        <w:shd w:val="clear" w:color="auto" w:fill="FFFFFF"/>
+        <w:jc w:val="both"/>
+        <w:rPr>
+          <w:rFonts w:ascii="Segoe UI" w:hAnsi="Segoe UI" w:cs="Segoe UI"/>
+          <w:color w:val="000000"/>
+        </w:rPr>
+      </w:pPr>
+      <w:r>
+        <w:rPr>
+          <w:rFonts w:ascii="Segoe UI" w:hAnsi="Segoe UI" w:cs="Segoe UI"/>
+          <w:color w:val="000000"/>
+        </w:rPr>
+        <w:t>Paso Final: Unirse al Dominio</w:t>
+      </w:r>
+    </w:p>
+    <w:p>
+      <w:pPr>
+        <w:shd w:val="clear" w:color="auto" w:fill="FFFFFF"/>
+        <w:jc w:val="both"/>
+        <w:rPr>
+          <w:rFonts w:ascii="Segoe UI" w:hAnsi="Segoe UI" w:cs="Segoe UI"/>
+          <w:color w:val="000000"/>
+        </w:rPr>
+      </w:pPr>
+      <w:r>
+        <w:rPr>
+          <w:rFonts w:ascii="Segoe UI" w:hAnsi="Segoe UI" w:cs="Segoe UI"/>
+          <w:color w:val="000000"/>
+        </w:rPr>
+        <w:t xml:space="preserve">Ejecuta el siguiente comando en tu terminal de Linux </w:t>
+      </w:r>
+      <w:proofErr w:type="spellStart"/>
+      <w:r>
+        <w:rPr>
+          <w:rFonts w:ascii="Segoe UI" w:hAnsi="Segoe UI" w:cs="Segoe UI"/>
+          <w:color w:val="000000"/>
+        </w:rPr>
+        <w:t>Mint</w:t>
+      </w:r>
+      <w:proofErr w:type="spellEnd"/>
+      <w:r>
+        <w:rPr>
+          <w:rFonts w:ascii="Segoe UI" w:hAnsi="Segoe UI" w:cs="Segoe UI"/>
+          <w:color w:val="000000"/>
+        </w:rPr>
+        <w:t>:</w:t>
+      </w:r>
+    </w:p>
+    <w:p>
+      <w:pPr>
+        <w:shd w:val="clear" w:color="auto" w:fill="FFFFFF"/>
+        <w:ind w:firstLine="708"/>
+        <w:jc w:val="both"/>
+        <w:rPr>
+          <w:rFonts w:ascii="Segoe UI" w:hAnsi="Segoe UI" w:cs="Segoe UI"/>
+          <w:color w:val="FFFFFF" w:themeColor="background1"/>
+        </w:rPr>
+      </w:pPr>
+      <w:proofErr w:type="gramStart"/>
+      <w:r>
+        <w:rPr>
+          <w:rFonts w:ascii="Segoe UI" w:hAnsi="Segoe UI" w:cs="Segoe UI"/>
+          <w:color w:val="FFFFFF" w:themeColor="background1"/>
+          <w:highlight w:val="black"/>
+        </w:rPr>
+        <w:t>sudo</w:t>
+      </w:r>
+      <w:proofErr w:type="gramEnd"/>
+      <w:r>
+        <w:rPr>
+          <w:rFonts w:ascii="Segoe UI" w:hAnsi="Segoe UI" w:cs="Segoe UI"/>
+          <w:color w:val="FFFFFF" w:themeColor="background1"/>
+          <w:highlight w:val="black"/>
+        </w:rPr>
+        <w:t xml:space="preserve"> </w:t>
+      </w:r>
+      <w:proofErr w:type="spellStart"/>
+      <w:r>
+        <w:rPr>
+          <w:rFonts w:ascii="Segoe UI" w:hAnsi="Segoe UI" w:cs="Segoe UI"/>
+          <w:color w:val="FFFFFF" w:themeColor="background1"/>
+          <w:highlight w:val="black"/>
+        </w:rPr>
+        <w:t>realm</w:t>
+      </w:r>
+      <w:proofErr w:type="spellEnd"/>
+      <w:r>
+        <w:rPr>
+          <w:rFonts w:ascii="Segoe UI" w:hAnsi="Segoe UI" w:cs="Segoe UI"/>
+          <w:color w:val="FFFFFF" w:themeColor="background1"/>
+          <w:highlight w:val="black"/>
+        </w:rPr>
+        <w:t xml:space="preserve"> </w:t>
+      </w:r>
+      <w:proofErr w:type="spellStart"/>
+      <w:r>
+        <w:rPr>
+          <w:rFonts w:ascii="Segoe UI" w:hAnsi="Segoe UI" w:cs="Segoe UI"/>
+          <w:color w:val="FFFFFF" w:themeColor="background1"/>
+          <w:highlight w:val="black"/>
+        </w:rPr>
+        <w:t>join</w:t>
+      </w:r>
+      <w:proofErr w:type="spellEnd"/>
+      <w:r>
+        <w:rPr>
+          <w:rFonts w:ascii="Segoe UI" w:hAnsi="Segoe UI" w:cs="Segoe UI"/>
+          <w:color w:val="FFFFFF" w:themeColor="background1"/>
+          <w:highlight w:val="black"/>
+        </w:rPr>
+        <w:t xml:space="preserve"> -U Administrador int.zonocar.com</w:t>
+      </w:r>
+    </w:p>
+    <w:p>
+      <w:pPr>
+        <w:shd w:val="clear" w:color="auto" w:fill="FFFFFF"/>
+        <w:jc w:val="both"/>
+        <w:rPr>
+          <w:rFonts w:ascii="Segoe UI" w:hAnsi="Segoe UI" w:cs="Segoe UI"/>
+          <w:color w:val="000000"/>
+        </w:rPr>
+      </w:pPr>
+      <w:r>
+        <w:rPr>
+          <w:rFonts w:ascii="Segoe UI" w:hAnsi="Segoe UI" w:cs="Segoe UI"/>
+          <w:color w:val="000000"/>
+        </w:rPr>
+        <w:drawing>
+          <wp:anchor distT="0" distB="0" distL="114300" distR="114300" simplePos="0" relativeHeight="251680768" behindDoc="0" locked="0" layoutInCell="1" allowOverlap="1">
+            <wp:simplePos x="0" y="0"/>
+            <wp:positionH relativeFrom="page">
+              <wp:posOffset>4164441</wp:posOffset>
+            </wp:positionH>
+            <wp:positionV relativeFrom="paragraph">
+              <wp:posOffset>96685</wp:posOffset>
+            </wp:positionV>
+            <wp:extent cx="3276600" cy="2122805"/>
+            <wp:effectExtent l="0" t="0" r="0" b="0"/>
+            <wp:wrapSquare wrapText="bothSides"/>
+            <wp:docPr id="34" name="Imagen 34"/>
+            <wp:cNvGraphicFramePr>
+              <a:graphicFrameLocks xmlns:a="http://schemas.openxmlformats.org/drawingml/2006/main" noChangeAspect="1"/>
+            </wp:cNvGraphicFramePr>
+            <a:graphic xmlns:a="http://schemas.openxmlformats.org/drawingml/2006/main">
+              <a:graphicData uri="http://schemas.openxmlformats.org/drawingml/2006/picture">
+                <pic:pic xmlns:pic="http://schemas.openxmlformats.org/drawingml/2006/picture">
+                  <pic:nvPicPr>
+                    <pic:cNvPr id="1" name=""/>
+                    <pic:cNvPicPr/>
+                  </pic:nvPicPr>
+                  <pic:blipFill>
+                    <a:blip r:embed="rId40">
+                      <a:extLst>
+                        <a:ext uri="{28A0092B-C50C-407E-A947-70E740481C1C}">
+                          <a14:useLocalDpi xmlns:a14="http://schemas.microsoft.com/office/drawing/2010/main" val="0"/>
+                        </a:ext>
+                      </a:extLst>
+                    </a:blip>
+                    <a:stretch>
+                      <a:fillRect/>
+                    </a:stretch>
+                  </pic:blipFill>
+                  <pic:spPr>
+                    <a:xfrm>
+                      <a:off x="0" y="0"/>
+                      <a:ext cx="3276600" cy="2122805"/>
+                    </a:xfrm>
+                    <a:prstGeom prst="rect">
+                      <a:avLst/>
+                    </a:prstGeom>
+                  </pic:spPr>
+                </pic:pic>
+              </a:graphicData>
+            </a:graphic>
+            <wp14:sizeRelH relativeFrom="margin">
+              <wp14:pctWidth>0</wp14:pctWidth>
+            </wp14:sizeRelH>
+            <wp14:sizeRelV relativeFrom="margin">
+              <wp14:pctHeight>0</wp14:pctHeight>
+            </wp14:sizeRelV>
+          </wp:anchor>
+        </w:drawing>
+      </w:r>
+      <w:r>
+        <w:rPr>
+          <w:rFonts w:ascii="Segoe UI" w:hAnsi="Segoe UI" w:cs="Segoe UI"/>
+          <w:color w:val="000000"/>
+        </w:rPr>
+        <w:t>Cosas que pasarán al ejecutarlo:</w:t>
+      </w:r>
+    </w:p>
+    <w:p>
+      <w:pPr>
+        <w:shd w:val="clear" w:color="auto" w:fill="FFFFFF"/>
+        <w:jc w:val="both"/>
+        <w:rPr>
+          <w:rFonts w:ascii="Segoe UI" w:hAnsi="Segoe UI" w:cs="Segoe UI"/>
+          <w:color w:val="000000"/>
+        </w:rPr>
+      </w:pPr>
+      <w:r>
+        <w:rPr>
+          <w:rFonts w:ascii="Segoe UI" w:hAnsi="Segoe UI" w:cs="Segoe UI"/>
+          <w:color w:val="000000"/>
+        </w:rPr>
+        <w:t>Te pedirá la contraseña de Administrador de Linux (sudo).</w:t>
+      </w:r>
+    </w:p>
+    <w:p>
+      <w:pPr>
+        <w:pStyle w:val="Prrafodelista"/>
+        <w:shd w:val="clear" w:color="auto" w:fill="FFFFFF"/>
+        <w:ind w:left="0"/>
+        <w:jc w:val="both"/>
+        <w:rPr>
+          <w:rFonts w:ascii="Segoe UI" w:hAnsi="Segoe UI" w:cs="Segoe UI"/>
+          <w:color w:val="000000"/>
+        </w:rPr>
+      </w:pPr>
+      <w:r>
+        <w:rPr>
+          <w:rFonts w:ascii="Segoe UI" w:hAnsi="Segoe UI" w:cs="Segoe UI"/>
+          <w:color w:val="000000"/>
+        </w:rPr>
+        <w:t>Inmediatamente después, te pedirá la contraseña del usuario "Administrador" de tu Windows Server.</w:t>
+      </w:r>
+    </w:p>
+    <w:p>
+      <w:pPr>
+        <w:pStyle w:val="Prrafodelista"/>
+        <w:shd w:val="clear" w:color="auto" w:fill="FFFFFF"/>
+        <w:ind w:left="0"/>
+        <w:jc w:val="both"/>
+        <w:rPr>
+          <w:rFonts w:ascii="Segoe UI" w:hAnsi="Segoe UI" w:cs="Segoe UI"/>
+          <w:color w:val="000000"/>
+        </w:rPr>
+      </w:pPr>
+      <w:r>
+        <w:rPr>
+          <w:rFonts w:ascii="Segoe UI" w:hAnsi="Segoe UI" w:cs="Segoe UI"/>
+          <w:color w:val="000000"/>
+        </w:rPr>
+        <w:t xml:space="preserve">Si </w:t>
+      </w:r>
+      <w:r>
+        <w:rPr>
+          <w:rFonts w:ascii="Segoe UI" w:hAnsi="Segoe UI" w:cs="Segoe UI"/>
+          <w:color w:val="000000"/>
+        </w:rPr>
+        <w:t xml:space="preserve">no sale ningún mensaje de error, </w:t>
+      </w:r>
+      <w:r>
+        <w:rPr>
+          <w:rFonts w:ascii="Segoe UI" w:hAnsi="Segoe UI" w:cs="Segoe UI"/>
+          <w:color w:val="000000"/>
+        </w:rPr>
+        <w:t>la unión ha sido un éxito</w:t>
+      </w:r>
+      <w:proofErr w:type="gramStart"/>
+      <w:r>
+        <w:rPr>
+          <w:rFonts w:ascii="Segoe UI" w:hAnsi="Segoe UI" w:cs="Segoe UI"/>
+          <w:color w:val="000000"/>
+        </w:rPr>
+        <w:t>!</w:t>
+      </w:r>
+      <w:r>
+        <w:rPr>
+          <w:rFonts w:ascii="Segoe UI" w:hAnsi="Segoe UI" w:cs="Segoe UI"/>
+          <w:color w:val="000000"/>
+        </w:rPr>
+        <w:t>.</w:t>
+      </w:r>
+      <w:proofErr w:type="gramEnd"/>
+      <w:r>
+        <w:rPr>
+          <w:rFonts w:ascii="Segoe UI" w:hAnsi="Segoe UI" w:cs="Segoe UI"/>
+          <w:color w:val="000000"/>
+        </w:rPr>
+        <w:t xml:space="preserve"> </w:t>
+      </w:r>
+    </w:p>
+    <w:p>
+      <w:pPr>
+        <w:pStyle w:val="Prrafodelista"/>
+        <w:shd w:val="clear" w:color="auto" w:fill="FFFFFF"/>
+        <w:ind w:left="0"/>
+        <w:jc w:val="both"/>
+        <w:rPr>
+          <w:rFonts w:ascii="Segoe UI" w:hAnsi="Segoe UI" w:cs="Segoe UI"/>
+          <w:color w:val="000000"/>
+        </w:rPr>
+      </w:pPr>
+      <w:r>
+        <w:rPr>
+          <w:rFonts w:ascii="Segoe UI" w:hAnsi="Segoe UI" w:cs="Segoe UI"/>
+          <w:color w:val="000000"/>
+        </w:rPr>
+        <w:t xml:space="preserve">Comprobamos como en la imagen. Con </w:t>
+      </w:r>
+      <w:proofErr w:type="spellStart"/>
+      <w:r>
+        <w:rPr>
+          <w:rFonts w:ascii="Segoe UI" w:hAnsi="Segoe UI" w:cs="Segoe UI"/>
+          <w:color w:val="000000"/>
+        </w:rPr>
+        <w:t>realm</w:t>
+      </w:r>
+      <w:proofErr w:type="spellEnd"/>
+      <w:r>
+        <w:rPr>
+          <w:rFonts w:ascii="Segoe UI" w:hAnsi="Segoe UI" w:cs="Segoe UI"/>
+          <w:color w:val="000000"/>
+        </w:rPr>
+        <w:t xml:space="preserve"> </w:t>
+      </w:r>
+      <w:proofErr w:type="spellStart"/>
+      <w:r>
+        <w:rPr>
+          <w:rFonts w:ascii="Segoe UI" w:hAnsi="Segoe UI" w:cs="Segoe UI"/>
+          <w:color w:val="000000"/>
+        </w:rPr>
+        <w:t>list</w:t>
+      </w:r>
+      <w:proofErr w:type="spellEnd"/>
+      <w:r>
+        <w:rPr>
+          <w:rFonts w:ascii="Segoe UI" w:hAnsi="Segoe UI" w:cs="Segoe UI"/>
+          <w:color w:val="000000"/>
+        </w:rPr>
+        <w:t xml:space="preserve"> y con un usuario creado en el servidor, en este caso he usado a </w:t>
+      </w:r>
+      <w:proofErr w:type="spellStart"/>
+      <w:r>
+        <w:rPr>
+          <w:rFonts w:ascii="Segoe UI" w:hAnsi="Segoe UI" w:cs="Segoe UI"/>
+          <w:color w:val="000000"/>
+        </w:rPr>
+        <w:t>pumuky</w:t>
+      </w:r>
+      <w:proofErr w:type="spellEnd"/>
+      <w:r>
+        <w:rPr>
+          <w:rFonts w:ascii="Segoe UI" w:hAnsi="Segoe UI" w:cs="Segoe UI"/>
+          <w:color w:val="000000"/>
+        </w:rPr>
+        <w:t>.</w:t>
+      </w:r>
+    </w:p>
+    <w:p>
+      <w:pPr>
+        <w:pStyle w:val="Prrafodelista"/>
+        <w:shd w:val="clear" w:color="auto" w:fill="FFFFFF"/>
+        <w:ind w:left="0"/>
+        <w:jc w:val="both"/>
+        <w:rPr>
+          <w:rFonts w:ascii="Segoe UI" w:hAnsi="Segoe UI" w:cs="Segoe UI"/>
+          <w:color w:val="000000"/>
+        </w:rPr>
+      </w:pPr>
+    </w:p>
+    <w:p>
+      <w:pPr>
+        <w:pStyle w:val="Prrafodelista"/>
+        <w:shd w:val="clear" w:color="auto" w:fill="FFFFFF"/>
+        <w:ind w:left="0"/>
+        <w:jc w:val="both"/>
+        <w:rPr>
+          <w:rFonts w:ascii="Segoe UI" w:hAnsi="Segoe UI" w:cs="Segoe UI"/>
+          <w:color w:val="000000"/>
+        </w:rPr>
+      </w:pPr>
+    </w:p>
+    <w:p>
+      <w:pPr>
+        <w:pStyle w:val="Prrafodelista"/>
+        <w:shd w:val="clear" w:color="auto" w:fill="FFFFFF"/>
+        <w:ind w:left="0"/>
+        <w:jc w:val="both"/>
+        <w:rPr>
+          <w:rFonts w:ascii="Segoe UI" w:hAnsi="Segoe UI" w:cs="Segoe UI"/>
+          <w:color w:val="000000"/>
+        </w:rPr>
+      </w:pPr>
+      <w:r>
+        <w:rPr>
+          <w:rFonts w:ascii="Segoe UI" w:hAnsi="Segoe UI" w:cs="Segoe UI"/>
+          <w:color w:val="000000"/>
+        </w:rPr>
+        <w:lastRenderedPageBreak/>
+        <w:t xml:space="preserve">En la máquina de Linux no me deja entrar con otro usuario que no sea el administrador del equipo </w:t>
+      </w:r>
+      <w:proofErr w:type="spellStart"/>
+      <w:r>
+        <w:rPr>
+          <w:rFonts w:ascii="Segoe UI" w:hAnsi="Segoe UI" w:cs="Segoe UI"/>
+          <w:color w:val="000000"/>
+        </w:rPr>
+        <w:t>asi</w:t>
+      </w:r>
+      <w:proofErr w:type="spellEnd"/>
+      <w:r>
+        <w:rPr>
+          <w:rFonts w:ascii="Segoe UI" w:hAnsi="Segoe UI" w:cs="Segoe UI"/>
+          <w:color w:val="000000"/>
+        </w:rPr>
+        <w:t xml:space="preserve"> que preguntando a la IA (y después de muchos intentos). </w:t>
+      </w:r>
+      <w:r>
+        <w:rPr>
+          <w:rFonts w:ascii="Segoe UI" w:hAnsi="Segoe UI" w:cs="Segoe UI"/>
+          <w:color w:val="000000"/>
+        </w:rPr>
+        <w:t>He tenido que crear un nuevo archivo con el comando:</w:t>
+      </w:r>
+    </w:p>
+    <w:p>
+      <w:pPr>
+        <w:pStyle w:val="Prrafodelista"/>
+        <w:shd w:val="clear" w:color="auto" w:fill="FFFFFF"/>
+        <w:ind w:left="0"/>
+        <w:jc w:val="both"/>
+        <w:rPr>
+          <w:rFonts w:ascii="Segoe UI" w:hAnsi="Segoe UI" w:cs="Segoe UI"/>
+          <w:color w:val="000000"/>
+        </w:rPr>
+      </w:pPr>
+    </w:p>
+    <w:p>
+      <w:pPr>
+        <w:pStyle w:val="Prrafodelista"/>
+        <w:shd w:val="clear" w:color="auto" w:fill="FFFFFF"/>
+        <w:ind w:left="0" w:firstLine="708"/>
+        <w:jc w:val="both"/>
+        <w:rPr>
+          <w:color w:val="FFFFFF" w:themeColor="background1"/>
+        </w:rPr>
+      </w:pPr>
+      <w:proofErr w:type="gramStart"/>
+      <w:r>
+        <w:rPr>
+          <w:color w:val="FFFFFF" w:themeColor="background1"/>
+          <w:highlight w:val="black"/>
+        </w:rPr>
+        <w:t>sudo</w:t>
+      </w:r>
+      <w:proofErr w:type="gramEnd"/>
+      <w:r>
+        <w:rPr>
+          <w:color w:val="FFFFFF" w:themeColor="background1"/>
+          <w:highlight w:val="black"/>
+        </w:rPr>
+        <w:t xml:space="preserve"> nano /</w:t>
+      </w:r>
+      <w:proofErr w:type="spellStart"/>
+      <w:r>
+        <w:rPr>
+          <w:color w:val="FFFFFF" w:themeColor="background1"/>
+          <w:highlight w:val="black"/>
+        </w:rPr>
+        <w:t>etc</w:t>
+      </w:r>
+      <w:proofErr w:type="spellEnd"/>
+      <w:r>
+        <w:rPr>
+          <w:color w:val="FFFFFF" w:themeColor="background1"/>
+          <w:highlight w:val="black"/>
+        </w:rPr>
+        <w:t>/</w:t>
+      </w:r>
+      <w:proofErr w:type="spellStart"/>
+      <w:r>
+        <w:rPr>
+          <w:color w:val="FFFFFF" w:themeColor="background1"/>
+          <w:highlight w:val="black"/>
+        </w:rPr>
+        <w:t>lightdm</w:t>
+      </w:r>
+      <w:proofErr w:type="spellEnd"/>
+      <w:r>
+        <w:rPr>
+          <w:color w:val="FFFFFF" w:themeColor="background1"/>
+          <w:highlight w:val="black"/>
+        </w:rPr>
+        <w:t>/</w:t>
+      </w:r>
+      <w:proofErr w:type="spellStart"/>
+      <w:r>
+        <w:rPr>
+          <w:color w:val="FFFFFF" w:themeColor="background1"/>
+          <w:highlight w:val="black"/>
+        </w:rPr>
+        <w:t>lightdm.conf.d</w:t>
+      </w:r>
+      <w:proofErr w:type="spellEnd"/>
+      <w:r>
+        <w:rPr>
+          <w:color w:val="FFFFFF" w:themeColor="background1"/>
+          <w:highlight w:val="black"/>
+        </w:rPr>
+        <w:t>/99-pumuky.conf</w:t>
+      </w:r>
+    </w:p>
+    <w:p>
+      <w:pPr>
+        <w:pStyle w:val="Prrafodelista"/>
+        <w:shd w:val="clear" w:color="auto" w:fill="FFFFFF"/>
+        <w:ind w:left="0"/>
+        <w:jc w:val="both"/>
+        <w:rPr>
+          <w:rFonts w:ascii="Segoe UI" w:hAnsi="Segoe UI" w:cs="Segoe UI"/>
+          <w:color w:val="000000"/>
+        </w:rPr>
+      </w:pPr>
+    </w:p>
+    <w:p>
+      <w:pPr>
+        <w:pStyle w:val="Prrafodelista"/>
+        <w:shd w:val="clear" w:color="auto" w:fill="FFFFFF"/>
+        <w:ind w:left="0"/>
+        <w:jc w:val="both"/>
+        <w:rPr>
+          <w:rFonts w:ascii="Segoe UI" w:hAnsi="Segoe UI" w:cs="Segoe UI"/>
+          <w:color w:val="000000"/>
+        </w:rPr>
+      </w:pPr>
+      <w:proofErr w:type="gramStart"/>
+      <w:r>
+        <w:rPr>
+          <w:rFonts w:ascii="Segoe UI" w:hAnsi="Segoe UI" w:cs="Segoe UI"/>
+          <w:color w:val="000000"/>
+        </w:rPr>
+        <w:t>y</w:t>
+      </w:r>
+      <w:proofErr w:type="gramEnd"/>
+      <w:r>
+        <w:rPr>
+          <w:rFonts w:ascii="Segoe UI" w:hAnsi="Segoe UI" w:cs="Segoe UI"/>
+          <w:color w:val="000000"/>
+        </w:rPr>
+        <w:t xml:space="preserve"> dentro del archivo:</w:t>
+      </w:r>
+    </w:p>
+    <w:p>
+      <w:pPr>
+        <w:pStyle w:val="Prrafodelista"/>
+        <w:shd w:val="clear" w:color="auto" w:fill="FFFFFF"/>
+        <w:ind w:left="0"/>
+        <w:jc w:val="both"/>
+        <w:rPr>
+          <w:rFonts w:ascii="Segoe UI" w:hAnsi="Segoe UI" w:cs="Segoe UI"/>
+          <w:color w:val="000000"/>
+        </w:rPr>
+      </w:pPr>
+    </w:p>
+    <w:p>
+      <w:pPr>
+        <w:pStyle w:val="Prrafodelista"/>
+        <w:shd w:val="clear" w:color="auto" w:fill="FFFFFF"/>
+        <w:ind w:left="0" w:firstLine="708"/>
+        <w:jc w:val="both"/>
+        <w:rPr>
+          <w:color w:val="FFFFFF" w:themeColor="background1"/>
+          <w:highlight w:val="black"/>
+        </w:rPr>
+      </w:pPr>
+      <w:r>
+        <w:rPr>
+          <w:color w:val="FFFFFF" w:themeColor="background1"/>
+          <w:highlight w:val="black"/>
+        </w:rPr>
+        <w:t>[</w:t>
+      </w:r>
+      <w:proofErr w:type="spellStart"/>
+      <w:r>
+        <w:rPr>
+          <w:color w:val="FFFFFF" w:themeColor="background1"/>
+          <w:highlight w:val="black"/>
+        </w:rPr>
+        <w:t>Seat</w:t>
+      </w:r>
+      <w:proofErr w:type="spellEnd"/>
+      <w:r>
+        <w:rPr>
+          <w:color w:val="FFFFFF" w:themeColor="background1"/>
+          <w:highlight w:val="black"/>
+        </w:rPr>
+        <w:t>:*]</w:t>
+      </w:r>
+    </w:p>
+    <w:p>
+      <w:pPr>
+        <w:pStyle w:val="Prrafodelista"/>
+        <w:shd w:val="clear" w:color="auto" w:fill="FFFFFF"/>
+        <w:ind w:left="0" w:firstLine="708"/>
+        <w:jc w:val="both"/>
+        <w:rPr>
+          <w:color w:val="FFFFFF" w:themeColor="background1"/>
+          <w:highlight w:val="black"/>
+        </w:rPr>
+      </w:pPr>
+      <w:proofErr w:type="spellStart"/>
+      <w:proofErr w:type="gramStart"/>
+      <w:r>
+        <w:rPr>
+          <w:color w:val="FFFFFF" w:themeColor="background1"/>
+          <w:highlight w:val="black"/>
+        </w:rPr>
+        <w:t>greeter</w:t>
+      </w:r>
+      <w:proofErr w:type="spellEnd"/>
+      <w:r>
+        <w:rPr>
+          <w:color w:val="FFFFFF" w:themeColor="background1"/>
+          <w:highlight w:val="black"/>
+        </w:rPr>
+        <w:t>-show-manual-</w:t>
+      </w:r>
+      <w:proofErr w:type="spellStart"/>
+      <w:r>
+        <w:rPr>
+          <w:color w:val="FFFFFF" w:themeColor="background1"/>
+          <w:highlight w:val="black"/>
+        </w:rPr>
+        <w:t>login</w:t>
+      </w:r>
+      <w:proofErr w:type="spellEnd"/>
+      <w:r>
+        <w:rPr>
+          <w:color w:val="FFFFFF" w:themeColor="background1"/>
+          <w:highlight w:val="black"/>
+        </w:rPr>
+        <w:t>=</w:t>
+      </w:r>
+      <w:proofErr w:type="gramEnd"/>
+      <w:r>
+        <w:rPr>
+          <w:color w:val="FFFFFF" w:themeColor="background1"/>
+          <w:highlight w:val="black"/>
+        </w:rPr>
+        <w:t>true</w:t>
+      </w:r>
+    </w:p>
+    <w:p>
+      <w:pPr>
+        <w:pStyle w:val="Prrafodelista"/>
+        <w:shd w:val="clear" w:color="auto" w:fill="FFFFFF"/>
+        <w:ind w:left="0" w:firstLine="708"/>
+        <w:jc w:val="both"/>
+        <w:rPr>
+          <w:rFonts w:ascii="Segoe UI" w:hAnsi="Segoe UI" w:cs="Segoe UI"/>
+          <w:color w:val="000000"/>
+        </w:rPr>
+      </w:pPr>
+    </w:p>
+    <w:p>
+      <w:pPr>
+        <w:pStyle w:val="Prrafodelista"/>
+        <w:shd w:val="clear" w:color="auto" w:fill="FFFFFF"/>
+        <w:ind w:left="0"/>
+        <w:jc w:val="both"/>
+        <w:rPr>
+          <w:rFonts w:ascii="Segoe UI" w:hAnsi="Segoe UI" w:cs="Segoe UI"/>
+          <w:color w:val="000000"/>
+        </w:rPr>
+      </w:pPr>
+      <w:r>
+        <w:rPr>
+          <w:rFonts w:ascii="Segoe UI" w:hAnsi="Segoe UI" w:cs="Segoe UI"/>
+          <w:color w:val="000000"/>
+        </w:rPr>
+        <w:t>Guardamos y salimos.</w:t>
+      </w:r>
+    </w:p>
+    <w:p>
+      <w:pPr>
+        <w:pStyle w:val="Prrafodelista"/>
+        <w:shd w:val="clear" w:color="auto" w:fill="FFFFFF"/>
+        <w:ind w:left="0"/>
+        <w:jc w:val="both"/>
+        <w:rPr>
+          <w:rFonts w:ascii="Segoe UI" w:hAnsi="Segoe UI" w:cs="Segoe UI"/>
+          <w:color w:val="000000"/>
+        </w:rPr>
+      </w:pPr>
+      <w:r>
+        <w:rPr>
+          <w:rFonts w:ascii="Segoe UI" w:hAnsi="Segoe UI" w:cs="Segoe UI"/>
+          <w:color w:val="000000"/>
+        </w:rPr>
+        <w:t xml:space="preserve">Ahora escribe esto para que aparezca el cuadro de </w:t>
+      </w:r>
+      <w:proofErr w:type="spellStart"/>
+      <w:r>
+        <w:rPr>
+          <w:rFonts w:ascii="Segoe UI" w:hAnsi="Segoe UI" w:cs="Segoe UI"/>
+          <w:color w:val="000000"/>
+        </w:rPr>
+        <w:t>login</w:t>
+      </w:r>
+      <w:proofErr w:type="spellEnd"/>
+      <w:r>
+        <w:rPr>
+          <w:rFonts w:ascii="Segoe UI" w:hAnsi="Segoe UI" w:cs="Segoe UI"/>
+          <w:color w:val="000000"/>
+        </w:rPr>
+        <w:t>:</w:t>
+      </w:r>
+    </w:p>
+    <w:p>
+      <w:pPr>
+        <w:pStyle w:val="Prrafodelista"/>
+        <w:shd w:val="clear" w:color="auto" w:fill="FFFFFF"/>
+        <w:ind w:left="0"/>
+        <w:jc w:val="both"/>
+        <w:rPr>
+          <w:rFonts w:ascii="Segoe UI" w:hAnsi="Segoe UI" w:cs="Segoe UI"/>
+          <w:color w:val="000000"/>
+        </w:rPr>
+      </w:pPr>
+    </w:p>
+    <w:p>
+      <w:pPr>
+        <w:pStyle w:val="Prrafodelista"/>
+        <w:shd w:val="clear" w:color="auto" w:fill="FFFFFF"/>
+        <w:ind w:left="0" w:firstLine="708"/>
+        <w:jc w:val="both"/>
+        <w:rPr>
+          <w:color w:val="FFFFFF" w:themeColor="background1"/>
+          <w:highlight w:val="black"/>
+        </w:rPr>
+      </w:pPr>
+      <w:proofErr w:type="gramStart"/>
+      <w:r>
+        <w:rPr>
+          <w:color w:val="FFFFFF" w:themeColor="background1"/>
+          <w:highlight w:val="black"/>
+        </w:rPr>
+        <w:t>sudo</w:t>
+      </w:r>
+      <w:proofErr w:type="gramEnd"/>
+      <w:r>
+        <w:rPr>
+          <w:color w:val="FFFFFF" w:themeColor="background1"/>
+          <w:highlight w:val="black"/>
+        </w:rPr>
+        <w:t xml:space="preserve"> </w:t>
+      </w:r>
+      <w:proofErr w:type="spellStart"/>
+      <w:r>
+        <w:rPr>
+          <w:color w:val="FFFFFF" w:themeColor="background1"/>
+          <w:highlight w:val="black"/>
+        </w:rPr>
+        <w:t>systemctl</w:t>
+      </w:r>
+      <w:proofErr w:type="spellEnd"/>
+      <w:r>
+        <w:rPr>
+          <w:color w:val="FFFFFF" w:themeColor="background1"/>
+          <w:highlight w:val="black"/>
+        </w:rPr>
+        <w:t xml:space="preserve"> </w:t>
+      </w:r>
+      <w:proofErr w:type="spellStart"/>
+      <w:r>
+        <w:rPr>
+          <w:color w:val="FFFFFF" w:themeColor="background1"/>
+          <w:highlight w:val="black"/>
+        </w:rPr>
+        <w:t>restart</w:t>
+      </w:r>
+      <w:proofErr w:type="spellEnd"/>
+      <w:r>
+        <w:rPr>
+          <w:color w:val="FFFFFF" w:themeColor="background1"/>
+          <w:highlight w:val="black"/>
+        </w:rPr>
+        <w:t xml:space="preserve"> </w:t>
+      </w:r>
+      <w:proofErr w:type="spellStart"/>
+      <w:r>
+        <w:rPr>
+          <w:color w:val="FFFFFF" w:themeColor="background1"/>
+          <w:highlight w:val="black"/>
+        </w:rPr>
+        <w:t>lightdm</w:t>
+      </w:r>
+      <w:proofErr w:type="spellEnd"/>
+    </w:p>
+    <w:p>
+      <w:pPr>
+        <w:pStyle w:val="Prrafodelista"/>
+        <w:shd w:val="clear" w:color="auto" w:fill="FFFFFF"/>
+        <w:ind w:left="0"/>
+        <w:jc w:val="both"/>
+        <w:rPr>
+          <w:rFonts w:ascii="Segoe UI" w:hAnsi="Segoe UI" w:cs="Segoe UI"/>
+          <w:color w:val="000000"/>
+        </w:rPr>
+      </w:pPr>
+      <w:r>
+        <w:rPr>
+          <w:rFonts w:ascii="Segoe UI" w:hAnsi="Segoe UI" w:cs="Segoe UI"/>
+          <w:color w:val="000000"/>
+        </w:rPr>
+        <w:t xml:space="preserve">Ahora ya me deja </w:t>
+      </w:r>
+      <w:proofErr w:type="spellStart"/>
+      <w:r>
+        <w:rPr>
+          <w:rFonts w:ascii="Segoe UI" w:hAnsi="Segoe UI" w:cs="Segoe UI"/>
+          <w:color w:val="000000"/>
+        </w:rPr>
+        <w:t>loguearme</w:t>
+      </w:r>
+      <w:proofErr w:type="spellEnd"/>
+      <w:r>
+        <w:rPr>
+          <w:rFonts w:ascii="Segoe UI" w:hAnsi="Segoe UI" w:cs="Segoe UI"/>
+          <w:color w:val="000000"/>
+        </w:rPr>
+        <w:t xml:space="preserve"> con otro usuario diferente al administrador de la máquina Linux. Pero ahora me da error en la con</w:t>
+      </w:r>
+      <w:r>
+        <w:rPr>
+          <w:rFonts w:ascii="Segoe UI" w:hAnsi="Segoe UI" w:cs="Segoe UI"/>
+          <w:color w:val="000000"/>
+        </w:rPr>
+        <w:t>traseña (</w:t>
+      </w:r>
       <w:bookmarkStart w:id="0" w:name="_GoBack"/>
       <w:bookmarkEnd w:id="0"/>
-    </w:p>
-    <w:p>
-      <w:pPr>
-        <w:pStyle w:val="Prrafodelista"/>
-        <w:shd w:val="clear" w:color="auto" w:fill="FFFFFF"/>
-        <w:ind w:left="0"/>
-        <w:rPr>
-          <w:rFonts w:ascii="Segoe UI" w:hAnsi="Segoe UI" w:cs="Segoe UI"/>
-          <w:color w:val="000000"/>
-        </w:rPr>
-      </w:pPr>
-    </w:p>
-    <w:p>
-      <w:pPr>
-        <w:pStyle w:val="Prrafodelista"/>
-        <w:shd w:val="clear" w:color="auto" w:fill="FFFFFF"/>
-        <w:ind w:left="0"/>
-        <w:rPr>
-          <w:rFonts w:ascii="Segoe UI" w:hAnsi="Segoe UI" w:cs="Segoe UI"/>
-          <w:color w:val="000000"/>
-        </w:rPr>
-      </w:pPr>
-      <w:proofErr w:type="gramStart"/>
-      <w:r>
-        <w:rPr>
-          <w:rFonts w:ascii="Segoe UI" w:hAnsi="Segoe UI" w:cs="Segoe UI"/>
-          <w:color w:val="000000"/>
-        </w:rPr>
-        <w:lastRenderedPageBreak/>
-        <w:t>sudo</w:t>
-      </w:r>
-      <w:proofErr w:type="gramEnd"/>
-      <w:r>
-        <w:rPr>
-          <w:rFonts w:ascii="Segoe UI" w:hAnsi="Segoe UI" w:cs="Segoe UI"/>
-          <w:color w:val="000000"/>
-        </w:rPr>
-        <w:t xml:space="preserve"> nano /</w:t>
-      </w:r>
-      <w:proofErr w:type="spellStart"/>
-      <w:r>
-        <w:rPr>
-          <w:rFonts w:ascii="Segoe UI" w:hAnsi="Segoe UI" w:cs="Segoe UI"/>
-          <w:color w:val="000000"/>
-        </w:rPr>
-        <w:t>etc</w:t>
-      </w:r>
-      <w:proofErr w:type="spellEnd"/>
-      <w:r>
-        <w:rPr>
-          <w:rFonts w:ascii="Segoe UI" w:hAnsi="Segoe UI" w:cs="Segoe UI"/>
-          <w:color w:val="000000"/>
-        </w:rPr>
-        <w:t>/</w:t>
-      </w:r>
-      <w:proofErr w:type="spellStart"/>
-      <w:r>
-        <w:rPr>
-          <w:rFonts w:ascii="Segoe UI" w:hAnsi="Segoe UI" w:cs="Segoe UI"/>
-          <w:color w:val="000000"/>
-        </w:rPr>
-        <w:t>pam.d</w:t>
-      </w:r>
-      <w:proofErr w:type="spellEnd"/>
-      <w:r>
-        <w:rPr>
-          <w:rFonts w:ascii="Segoe UI" w:hAnsi="Segoe UI" w:cs="Segoe UI"/>
-          <w:color w:val="000000"/>
-        </w:rPr>
-        <w:t>/</w:t>
-      </w:r>
-      <w:proofErr w:type="spellStart"/>
-      <w:r>
-        <w:rPr>
-          <w:rFonts w:ascii="Segoe UI" w:hAnsi="Segoe UI" w:cs="Segoe UI"/>
-          <w:color w:val="000000"/>
-        </w:rPr>
-        <w:t>common-session</w:t>
-      </w:r>
-      <w:proofErr w:type="spellEnd"/>
-    </w:p>
-    <w:p>
-      <w:pPr>
-        <w:pStyle w:val="Prrafodelista"/>
-        <w:shd w:val="clear" w:color="auto" w:fill="FFFFFF"/>
-        <w:ind w:left="0"/>
-        <w:rPr>
-          <w:rFonts w:ascii="Segoe UI" w:hAnsi="Segoe UI" w:cs="Segoe UI"/>
-          <w:color w:val="000000"/>
-        </w:rPr>
-      </w:pPr>
-    </w:p>
-    <w:p>
-      <w:pPr>
-        <w:pStyle w:val="Prrafodelista"/>
-        <w:shd w:val="clear" w:color="auto" w:fill="FFFFFF"/>
-        <w:ind w:left="0"/>
-        <w:rPr>
-          <w:rFonts w:ascii="Segoe UI" w:hAnsi="Segoe UI" w:cs="Segoe UI"/>
-          <w:color w:val="000000"/>
-        </w:rPr>
-      </w:pPr>
-      <w:proofErr w:type="spellStart"/>
-      <w:proofErr w:type="gramStart"/>
-      <w:r>
-        <w:rPr>
-          <w:rFonts w:ascii="Segoe UI" w:hAnsi="Segoe UI" w:cs="Segoe UI"/>
-          <w:color w:val="000000"/>
-        </w:rPr>
-        <w:t>session</w:t>
-      </w:r>
-      <w:proofErr w:type="spellEnd"/>
-      <w:proofErr w:type="gramEnd"/>
-      <w:r>
-        <w:rPr>
-          <w:rFonts w:ascii="Segoe UI" w:hAnsi="Segoe UI" w:cs="Segoe UI"/>
-          <w:color w:val="000000"/>
-        </w:rPr>
-        <w:t xml:space="preserve"> </w:t>
-      </w:r>
-      <w:proofErr w:type="spellStart"/>
-      <w:r>
-        <w:rPr>
-          <w:rFonts w:ascii="Segoe UI" w:hAnsi="Segoe UI" w:cs="Segoe UI"/>
-          <w:color w:val="000000"/>
-        </w:rPr>
-        <w:t>required</w:t>
-      </w:r>
-      <w:proofErr w:type="spellEnd"/>
-      <w:r>
-        <w:rPr>
-          <w:rFonts w:ascii="Segoe UI" w:hAnsi="Segoe UI" w:cs="Segoe UI"/>
-          <w:color w:val="000000"/>
-        </w:rPr>
-        <w:t xml:space="preserve"> pam_mkhomedir.so </w:t>
-      </w:r>
-      <w:proofErr w:type="spellStart"/>
-      <w:r>
-        <w:rPr>
-          <w:rFonts w:ascii="Segoe UI" w:hAnsi="Segoe UI" w:cs="Segoe UI"/>
-          <w:color w:val="000000"/>
-        </w:rPr>
-        <w:t>skel</w:t>
-      </w:r>
-      <w:proofErr w:type="spellEnd"/>
-      <w:r>
-        <w:rPr>
-          <w:rFonts w:ascii="Segoe UI" w:hAnsi="Segoe UI" w:cs="Segoe UI"/>
-          <w:color w:val="000000"/>
-        </w:rPr>
-        <w:t>=/</w:t>
-      </w:r>
-      <w:proofErr w:type="spellStart"/>
-      <w:r>
-        <w:rPr>
-          <w:rFonts w:ascii="Segoe UI" w:hAnsi="Segoe UI" w:cs="Segoe UI"/>
-          <w:color w:val="000000"/>
-        </w:rPr>
-        <w:t>etc</w:t>
-      </w:r>
-      <w:proofErr w:type="spellEnd"/>
-      <w:r>
-        <w:rPr>
-          <w:rFonts w:ascii="Segoe UI" w:hAnsi="Segoe UI" w:cs="Segoe UI"/>
-          <w:color w:val="000000"/>
-        </w:rPr>
-        <w:t>/</w:t>
-      </w:r>
-      <w:proofErr w:type="spellStart"/>
-      <w:r>
-        <w:rPr>
-          <w:rFonts w:ascii="Segoe UI" w:hAnsi="Segoe UI" w:cs="Segoe UI"/>
-          <w:color w:val="000000"/>
-        </w:rPr>
-        <w:t>skel</w:t>
-      </w:r>
-      <w:proofErr w:type="spellEnd"/>
-      <w:r>
-        <w:rPr>
-          <w:rFonts w:ascii="Segoe UI" w:hAnsi="Segoe UI" w:cs="Segoe UI"/>
-          <w:color w:val="000000"/>
-        </w:rPr>
-        <w:t xml:space="preserve">/ </w:t>
-      </w:r>
-      <w:proofErr w:type="spellStart"/>
-      <w:r>
-        <w:rPr>
-          <w:rFonts w:ascii="Segoe UI" w:hAnsi="Segoe UI" w:cs="Segoe UI"/>
-          <w:color w:val="000000"/>
-        </w:rPr>
-        <w:t>umask</w:t>
-      </w:r>
-      <w:proofErr w:type="spellEnd"/>
-      <w:r>
-        <w:rPr>
-          <w:rFonts w:ascii="Segoe UI" w:hAnsi="Segoe UI" w:cs="Segoe UI"/>
-          <w:color w:val="000000"/>
-        </w:rPr>
-        <w:t>=0022</w:t>
-      </w:r>
-    </w:p>
-    <w:p>
-      <w:pPr>
-        <w:pStyle w:val="Prrafodelista"/>
-        <w:shd w:val="clear" w:color="auto" w:fill="FFFFFF"/>
+      <w:r>
+        <w:rPr>
+          <w:rFonts w:ascii="Segoe UI" w:hAnsi="Segoe UI" w:cs="Segoe UI"/>
+          <w:color w:val="000000"/>
+        </w:rPr>
+        <w:t>a seguir rompiéndome los cuernos).</w:t>
+      </w:r>
+    </w:p>
+    <w:p>
+      <w:pPr>
+        <w:pStyle w:val="Prrafodelista"/>
+        <w:shd w:val="clear" w:color="auto" w:fill="FFFFFF"/>
+        <w:ind w:left="0"/>
+        <w:jc w:val="both"/>
+        <w:rPr>
+          <w:rFonts w:ascii="Segoe UI" w:hAnsi="Segoe UI" w:cs="Segoe UI"/>
+          <w:color w:val="000000"/>
+        </w:rPr>
+      </w:pPr>
+    </w:p>
+    <w:p>
+      <w:pPr>
+        <w:pStyle w:val="Prrafodelista"/>
+        <w:shd w:val="clear" w:color="auto" w:fill="FFFFFF"/>
+        <w:ind w:left="0"/>
+        <w:jc w:val="both"/>
+        <w:rPr>
+          <w:rFonts w:ascii="Segoe UI" w:hAnsi="Segoe UI" w:cs="Segoe UI"/>
+          <w:color w:val="000000"/>
+        </w:rPr>
+      </w:pPr>
+    </w:p>
+    <w:p>
+      <w:pPr>
+        <w:pStyle w:val="Prrafodelista"/>
+        <w:shd w:val="clear" w:color="auto" w:fill="FFFFFF"/>
+        <w:ind w:left="0"/>
+        <w:jc w:val="both"/>
+        <w:rPr>
+          <w:rFonts w:ascii="Segoe UI" w:hAnsi="Segoe UI" w:cs="Segoe UI"/>
+          <w:color w:val="000000"/>
+        </w:rPr>
+      </w:pPr>
+    </w:p>
+    <w:p>
+      <w:pPr>
+        <w:pStyle w:val="Prrafodelista"/>
+        <w:shd w:val="clear" w:color="auto" w:fill="FFFFFF"/>
+        <w:ind w:left="0"/>
+        <w:jc w:val="both"/>
+        <w:rPr>
+          <w:rFonts w:ascii="Segoe UI" w:hAnsi="Segoe UI" w:cs="Segoe UI"/>
+          <w:color w:val="000000"/>
+        </w:rPr>
+      </w:pPr>
+    </w:p>
+    <w:p>
+      <w:pPr>
+        <w:pStyle w:val="Prrafodelista"/>
+        <w:shd w:val="clear" w:color="auto" w:fill="FFFFFF"/>
+        <w:ind w:left="0"/>
+        <w:jc w:val="both"/>
+        <w:rPr>
+          <w:rFonts w:ascii="Segoe UI" w:hAnsi="Segoe UI" w:cs="Segoe UI"/>
+          <w:color w:val="000000"/>
+        </w:rPr>
+      </w:pPr>
+    </w:p>
+    <w:p>
+      <w:pPr>
+        <w:pStyle w:val="Prrafodelista"/>
+        <w:shd w:val="clear" w:color="auto" w:fill="FFFFFF"/>
+        <w:jc w:val="both"/>
         <w:rPr>
           <w:rFonts w:ascii="Segoe UI" w:hAnsi="Segoe UI" w:cs="Segoe UI"/>
           <w:color w:val="000000"/>
@@ -3559,6 +8505,119 @@
     </w:lvl>
   </w:abstractNum>
   <w:abstractNum w:abstractNumId="1" w15:restartNumberingAfterBreak="0">
+    <w:nsid w:val="36330CD2"/>
+    <w:multiLevelType w:val="multilevel"/>
+    <w:tmpl w:val="F53ED1A0"/>
+    <w:lvl w:ilvl="0">
+      <w:start w:val="1"/>
+      <w:numFmt w:val="decimal"/>
+      <w:lvlText w:val="%1."/>
+      <w:lvlJc w:val="left"/>
+      <w:pPr>
+        <w:tabs>
+          <w:tab w:val="num" w:pos="720"/>
+        </w:tabs>
+        <w:ind w:left="720" w:hanging="360"/>
+      </w:pPr>
+    </w:lvl>
+    <w:lvl w:ilvl="1" w:tentative="1">
+      <w:start w:val="1"/>
+      <w:numFmt w:val="decimal"/>
+      <w:lvlText w:val="%2."/>
+      <w:lvlJc w:val="left"/>
+      <w:pPr>
+        <w:tabs>
+          <w:tab w:val="num" w:pos="1440"/>
+        </w:tabs>
+        <w:ind w:left="1440" w:hanging="360"/>
+      </w:pPr>
+    </w:lvl>
+    <w:lvl w:ilvl="2" w:tentative="1">
+      <w:start w:val="1"/>
+      <w:numFmt w:val="decimal"/>
+      <w:lvlText w:val="%3."/>
+      <w:lvlJc w:val="left"/>
+      <w:pPr>
+        <w:tabs>
+          <w:tab w:val="num" w:pos="2160"/>
+        </w:tabs>
+        <w:ind w:left="2160" w:hanging="360"/>
+      </w:pPr>
+    </w:lvl>
+    <w:lvl w:ilvl="3" w:tentative="1">
+      <w:start w:val="1"/>
+      <w:numFmt w:val="decimal"/>
+      <w:lvlText w:val="%4."/>
+      <w:lvlJc w:val="left"/>
+      <w:pPr>
+        <w:tabs>
+          <w:tab w:val="num" w:pos="2880"/>
+        </w:tabs>
+        <w:ind w:left="2880" w:hanging="360"/>
+      </w:pPr>
+    </w:lvl>
+    <w:lvl w:ilvl="4" w:tentative="1">
+      <w:start w:val="1"/>
+      <w:numFmt w:val="decimal"/>
+      <w:lvlText w:val="%5."/>
+      <w:lvlJc w:val="left"/>
+      <w:pPr>
+        <w:tabs>
+          <w:tab w:val="num" w:pos="3600"/>
+        </w:tabs>
+        <w:ind w:left="3600" w:hanging="360"/>
+      </w:pPr>
+    </w:lvl>
+    <w:lvl w:ilvl="5" w:tentative="1">
+      <w:start w:val="1"/>
+      <w:numFmt w:val="decimal"/>
+      <w:lvlText w:val="%6."/>
+      <w:lvlJc w:val="left"/>
+      <w:pPr>
+        <w:tabs>
+          <w:tab w:val="num" w:pos="4320"/>
+        </w:tabs>
+        <w:ind w:left="4320" w:hanging="360"/>
+      </w:pPr>
+    </w:lvl>
+    <w:lvl w:ilvl="6" w:tentative="1">
+      <w:start w:val="1"/>
+      <w:numFmt w:val="decimal"/>
+      <w:lvlText w:val="%7."/>
+      <w:lvlJc w:val="left"/>
+      <w:pPr>
+        <w:tabs>
+          <w:tab w:val="num" w:pos="5040"/>
+        </w:tabs>
+        <w:ind w:left="5040" w:hanging="360"/>
+      </w:pPr>
+    </w:lvl>
+    <w:lvl w:ilvl="7" w:tentative="1">
+      <w:start w:val="1"/>
+      <w:numFmt w:val="decimal"/>
+      <w:lvlText w:val="%8."/>
+      <w:lvlJc w:val="left"/>
+      <w:pPr>
+        <w:tabs>
+          <w:tab w:val="num" w:pos="5760"/>
+        </w:tabs>
+        <w:ind w:left="5760" w:hanging="360"/>
+      </w:pPr>
+    </w:lvl>
+    <w:lvl w:ilvl="8" w:tentative="1">
+      <w:start w:val="1"/>
+      <w:numFmt w:val="decimal"/>
+      <w:lvlText w:val="%9."/>
+      <w:lvlJc w:val="left"/>
+      <w:pPr>
+        <w:tabs>
+          <w:tab w:val="num" w:pos="6480"/>
+        </w:tabs>
+        <w:ind w:left="6480" w:hanging="360"/>
+      </w:pPr>
+    </w:lvl>
+  </w:abstractNum>
+  <w:abstractNum w:abstractNumId="2" w15:restartNumberingAfterBreak="0">
     <w:nsid w:val="396D49AB"/>
     <w:multiLevelType w:val="hybridMultilevel"/>
     <w:tmpl w:val="EBA6D34C"/>
@@ -3647,7 +8706,7 @@
       </w:pPr>
     </w:lvl>
   </w:abstractNum>
-  <w:abstractNum w:abstractNumId="2" w15:restartNumberingAfterBreak="0">
+  <w:abstractNum w:abstractNumId="3" w15:restartNumberingAfterBreak="0">
     <w:nsid w:val="5BE47E82"/>
     <w:multiLevelType w:val="hybridMultilevel"/>
     <w:tmpl w:val="CE6C8EDE"/>
@@ -3737,9 +8796,12 @@
     <w:abstractNumId w:val="0"/>
   </w:num>
   <w:num w:numId="2">
+    <w:abstractNumId w:val="3"/>
+  </w:num>
+  <w:num w:numId="3">
     <w:abstractNumId w:val="2"/>
   </w:num>
-  <w:num w:numId="3">
+  <w:num w:numId="4">
     <w:abstractNumId w:val="1"/>
   </w:num>
 </w:numbering>
@@ -3750,7 +8812,7 @@
   <w:docDefaults>
     <w:rPrDefault>
       <w:rPr>
-        <w:rFonts w:asciiTheme="minorHAnsi" w:eastAsiaTheme="minorHAnsi" w:hAnsiTheme="minorHAnsi" w:cstheme="minorBidi"/>
+        <w:rFonts w:asciiTheme="minorHAnsi" w:eastAsia="SimSun" w:hAnsiTheme="minorHAnsi" w:cstheme="minorBidi"/>
         <w:sz w:val="22"/>
         <w:szCs w:val="22"/>
         <w:lang w:val="es-ES" w:eastAsia="en-US" w:bidi="ar-SA"/>
@@ -4139,6 +9201,26 @@
     <w:name w:val="Normal"/>
     <w:qFormat/>
   </w:style>
+  <w:style w:type="paragraph" w:styleId="Ttulo3">
+    <w:name w:val="heading 3"/>
+    <w:basedOn w:val="Normal"/>
+    <w:link w:val="Ttulo3Car"/>
+    <w:uiPriority w:val="9"/>
+    <w:qFormat/>
+    <w:rsid w:val="00B80710"/>
+    <w:pPr>
+      <w:spacing w:before="100" w:beforeAutospacing="1" w:after="100" w:afterAutospacing="1" w:line="240" w:lineRule="auto"/>
+      <w:outlineLvl w:val="2"/>
+    </w:pPr>
+    <w:rPr>
+      <w:rFonts w:ascii="Times New Roman" w:eastAsia="Times New Roman" w:hAnsi="Times New Roman" w:cs="Times New Roman"/>
+      <w:b/>
+      <w:bCs/>
+      <w:sz w:val="27"/>
+      <w:szCs w:val="27"/>
+      <w:lang w:eastAsia="es-ES"/>
+    </w:rPr>
+  </w:style>
   <w:style w:type="character" w:default="1" w:styleId="Fuentedeprrafopredeter">
     <w:name w:val="Default Paragraph Font"/>
     <w:uiPriority w:val="1"/>
@@ -4209,6 +9291,106 @@
     <w:rPr>
       <w:color w:val="954F72" w:themeColor="followedHyperlink"/>
       <w:u w:val="single"/>
+    </w:rPr>
+  </w:style>
+  <w:style w:type="character" w:styleId="CdigoHTML">
+    <w:name w:val="HTML Code"/>
+    <w:basedOn w:val="Fuentedeprrafopredeter"/>
+    <w:uiPriority w:val="99"/>
+    <w:semiHidden/>
+    <w:unhideWhenUsed/>
+    <w:rsid w:val="00793FB4"/>
+    <w:rPr>
+      <w:rFonts w:ascii="Courier New" w:eastAsia="Times New Roman" w:hAnsi="Courier New" w:cs="Courier New"/>
+      <w:sz w:val="20"/>
+      <w:szCs w:val="20"/>
+    </w:rPr>
+  </w:style>
+  <w:style w:type="character" w:customStyle="1" w:styleId="Ttulo3Car">
+    <w:name w:val="Título 3 Car"/>
+    <w:basedOn w:val="Fuentedeprrafopredeter"/>
+    <w:link w:val="Ttulo3"/>
+    <w:uiPriority w:val="9"/>
+    <w:rsid w:val="00B80710"/>
+    <w:rPr>
+      <w:rFonts w:ascii="Times New Roman" w:eastAsia="Times New Roman" w:hAnsi="Times New Roman" w:cs="Times New Roman"/>
+      <w:b/>
+      <w:bCs/>
+      <w:sz w:val="27"/>
+      <w:szCs w:val="27"/>
+      <w:lang w:eastAsia="es-ES"/>
+    </w:rPr>
+  </w:style>
+  <w:style w:type="paragraph" w:styleId="NormalWeb">
+    <w:name w:val="Normal (Web)"/>
+    <w:basedOn w:val="Normal"/>
+    <w:uiPriority w:val="99"/>
+    <w:semiHidden/>
+    <w:unhideWhenUsed/>
+    <w:rsid w:val="00B80710"/>
+    <w:pPr>
+      <w:spacing w:before="100" w:beforeAutospacing="1" w:after="100" w:afterAutospacing="1" w:line="240" w:lineRule="auto"/>
+    </w:pPr>
+    <w:rPr>
+      <w:rFonts w:ascii="Times New Roman" w:eastAsia="Times New Roman" w:hAnsi="Times New Roman" w:cs="Times New Roman"/>
+      <w:sz w:val="24"/>
+      <w:szCs w:val="24"/>
+      <w:lang w:eastAsia="es-ES"/>
+    </w:rPr>
+  </w:style>
+  <w:style w:type="character" w:customStyle="1" w:styleId="ng-tns-c4266861626-731">
+    <w:name w:val="ng-tns-c4266861626-731"/>
+    <w:basedOn w:val="Fuentedeprrafopredeter"/>
+    <w:rsid w:val="00B80710"/>
+  </w:style>
+  <w:style w:type="paragraph" w:styleId="HTMLconformatoprevio">
+    <w:name w:val="HTML Preformatted"/>
+    <w:basedOn w:val="Normal"/>
+    <w:link w:val="HTMLconformatoprevioCar"/>
+    <w:uiPriority w:val="99"/>
+    <w:semiHidden/>
+    <w:unhideWhenUsed/>
+    <w:rsid w:val="00B80710"/>
+    <w:pPr>
+      <w:tabs>
+        <w:tab w:val="left" w:pos="916"/>
+        <w:tab w:val="left" w:pos="1832"/>
+        <w:tab w:val="left" w:pos="2748"/>
+        <w:tab w:val="left" w:pos="3664"/>
+        <w:tab w:val="left" w:pos="4580"/>
+        <w:tab w:val="left" w:pos="5496"/>
+        <w:tab w:val="left" w:pos="6412"/>
+        <w:tab w:val="left" w:pos="7328"/>
+        <w:tab w:val="left" w:pos="8244"/>
+        <w:tab w:val="left" w:pos="9160"/>
+        <w:tab w:val="left" w:pos="10076"/>
+        <w:tab w:val="left" w:pos="10992"/>
+        <w:tab w:val="left" w:pos="11908"/>
+        <w:tab w:val="left" w:pos="12824"/>
+        <w:tab w:val="left" w:pos="13740"/>
+        <w:tab w:val="left" w:pos="14656"/>
+      </w:tabs>
+      <w:spacing w:after="0" w:line="240" w:lineRule="auto"/>
+    </w:pPr>
+    <w:rPr>
+      <w:rFonts w:ascii="Courier New" w:eastAsia="Times New Roman" w:hAnsi="Courier New" w:cs="Courier New"/>
+      <w:sz w:val="20"/>
+      <w:szCs w:val="20"/>
+      <w:lang w:eastAsia="es-ES"/>
+    </w:rPr>
+  </w:style>
+  <w:style w:type="character" w:customStyle="1" w:styleId="HTMLconformatoprevioCar">
+    <w:name w:val="HTML con formato previo Car"/>
+    <w:basedOn w:val="Fuentedeprrafopredeter"/>
+    <w:link w:val="HTMLconformatoprevio"/>
+    <w:uiPriority w:val="99"/>
+    <w:semiHidden/>
+    <w:rsid w:val="00B80710"/>
+    <w:rPr>
+      <w:rFonts w:ascii="Courier New" w:eastAsia="Times New Roman" w:hAnsi="Courier New" w:cs="Courier New"/>
+      <w:sz w:val="20"/>
+      <w:szCs w:val="20"/>
+      <w:lang w:eastAsia="es-ES"/>
     </w:rPr>
   </w:style>
 </w:styles>

--- a/tercer módulo/tarea 3.docx
+++ b/tercer módulo/tarea 3.docx
@@ -3438,7 +3438,9 @@
       <w:r>
         <w:rPr>
           <w:rFonts w:ascii="Segoe UI" w:hAnsi="Segoe UI" w:cs="Segoe UI"/>
-          <w:color w:val="000000"/>
+          <w:noProof/>
+          <w:color w:val="000000"/>
+          <w:lang w:eastAsia="es-ES"/>
         </w:rPr>
         <w:drawing>
           <wp:anchor distT="0" distB="0" distL="114300" distR="114300" simplePos="0" relativeHeight="251665408" behindDoc="0" locked="0" layoutInCell="1" allowOverlap="1">
@@ -3762,7 +3764,9 @@
       <w:r>
         <w:rPr>
           <w:rFonts w:ascii="Segoe UI" w:hAnsi="Segoe UI" w:cs="Segoe UI"/>
-          <w:color w:val="000000"/>
+          <w:noProof/>
+          <w:color w:val="000000"/>
+          <w:lang w:eastAsia="es-ES"/>
         </w:rPr>
         <w:drawing>
           <wp:anchor distT="0" distB="0" distL="114300" distR="114300" simplePos="0" relativeHeight="251666432" behindDoc="0" locked="0" layoutInCell="1" allowOverlap="1">
@@ -3847,7 +3851,9 @@
       <w:r>
         <w:rPr>
           <w:rFonts w:ascii="Segoe UI" w:hAnsi="Segoe UI" w:cs="Segoe UI"/>
-          <w:color w:val="000000"/>
+          <w:noProof/>
+          <w:color w:val="000000"/>
+          <w:lang w:eastAsia="es-ES"/>
         </w:rPr>
         <w:lastRenderedPageBreak/>
         <w:drawing>
@@ -3972,7 +3978,9 @@
       <w:r>
         <w:rPr>
           <w:rFonts w:ascii="Segoe UI" w:hAnsi="Segoe UI" w:cs="Segoe UI"/>
-          <w:color w:val="000000"/>
+          <w:noProof/>
+          <w:color w:val="000000"/>
+          <w:lang w:eastAsia="es-ES"/>
         </w:rPr>
         <w:drawing>
           <wp:anchor distT="0" distB="0" distL="114300" distR="114300" simplePos="0" relativeHeight="251668480" behindDoc="0" locked="0" layoutInCell="1" allowOverlap="1">
@@ -4123,7 +4131,9 @@
       <w:r>
         <w:rPr>
           <w:rFonts w:ascii="Segoe UI" w:hAnsi="Segoe UI" w:cs="Segoe UI"/>
-          <w:color w:val="000000"/>
+          <w:noProof/>
+          <w:color w:val="000000"/>
+          <w:lang w:eastAsia="es-ES"/>
         </w:rPr>
         <w:drawing>
           <wp:anchor distT="0" distB="0" distL="114300" distR="114300" simplePos="0" relativeHeight="251669504" behindDoc="0" locked="0" layoutInCell="1" allowOverlap="1">
@@ -4270,7 +4280,9 @@
       <w:r>
         <w:rPr>
           <w:rFonts w:ascii="Segoe UI" w:hAnsi="Segoe UI" w:cs="Segoe UI"/>
-          <w:color w:val="000000"/>
+          <w:noProof/>
+          <w:color w:val="000000"/>
+          <w:lang w:eastAsia="es-ES"/>
         </w:rPr>
         <w:drawing>
           <wp:anchor distT="0" distB="0" distL="114300" distR="114300" simplePos="0" relativeHeight="251670528" behindDoc="0" locked="0" layoutInCell="1" allowOverlap="1">
@@ -4434,7 +4446,9 @@
       <w:r>
         <w:rPr>
           <w:rFonts w:ascii="Segoe UI" w:hAnsi="Segoe UI" w:cs="Segoe UI"/>
-          <w:color w:val="000000"/>
+          <w:noProof/>
+          <w:color w:val="000000"/>
+          <w:lang w:eastAsia="es-ES"/>
         </w:rPr>
         <w:drawing>
           <wp:anchor distT="0" distB="0" distL="114300" distR="114300" simplePos="0" relativeHeight="251671552" behindDoc="0" locked="0" layoutInCell="1" allowOverlap="1">
@@ -4631,7 +4645,9 @@
       <w:r>
         <w:rPr>
           <w:rFonts w:ascii="Segoe UI" w:hAnsi="Segoe UI" w:cs="Segoe UI"/>
-          <w:color w:val="000000"/>
+          <w:noProof/>
+          <w:color w:val="000000"/>
+          <w:lang w:eastAsia="es-ES"/>
         </w:rPr>
         <w:drawing>
           <wp:anchor distT="0" distB="0" distL="114300" distR="114300" simplePos="0" relativeHeight="251672576" behindDoc="0" locked="0" layoutInCell="1" allowOverlap="1">
@@ -4706,23 +4722,7 @@
           <w:rFonts w:ascii="Segoe UI" w:hAnsi="Segoe UI" w:cs="Segoe UI"/>
           <w:color w:val="000000"/>
         </w:rPr>
-        <w:t xml:space="preserve">En la siguiente ventana podemos </w:t>
-      </w:r>
-      <w:proofErr w:type="gramStart"/>
-      <w:r>
-        <w:rPr>
-          <w:rFonts w:ascii="Segoe UI" w:hAnsi="Segoe UI" w:cs="Segoe UI"/>
-          <w:color w:val="000000"/>
-        </w:rPr>
-        <w:t>crear</w:t>
-      </w:r>
-      <w:proofErr w:type="gramEnd"/>
-      <w:r>
-        <w:rPr>
-          <w:rFonts w:ascii="Segoe UI" w:hAnsi="Segoe UI" w:cs="Segoe UI"/>
-          <w:color w:val="000000"/>
-        </w:rPr>
-        <w:t xml:space="preserve"> un "Alias" para el nombre del dominio. De esta manera podemos convertir un nombre de dominio "técnico" en algo más amigable. En nuestro caso lo cambiaremos por "</w:t>
+        <w:t>En la siguiente ventana podemos crear un "Alias" para el nombre del dominio. De esta manera podemos convertir un nombre de dominio "técnico" en algo más amigable. En nuestro caso lo cambiaremos por "</w:t>
       </w:r>
       <w:proofErr w:type="spellStart"/>
       <w:r>
@@ -4757,21 +4757,7 @@
           <w:rFonts w:ascii="Segoe UI" w:hAnsi="Segoe UI" w:cs="Segoe UI"/>
           <w:color w:val="000000"/>
         </w:rPr>
-        <w:t>Siguiente. Siguiente</w:t>
-      </w:r>
-      <w:r>
-        <w:rPr>
-          <w:rFonts w:ascii="Segoe UI" w:hAnsi="Segoe UI" w:cs="Segoe UI"/>
-          <w:color w:val="000000"/>
-        </w:rPr>
-        <w:t>. Siguiente</w:t>
-      </w:r>
-      <w:r>
-        <w:rPr>
-          <w:rFonts w:ascii="Segoe UI" w:hAnsi="Segoe UI" w:cs="Segoe UI"/>
-          <w:color w:val="000000"/>
-        </w:rPr>
-        <w:t xml:space="preserve"> </w:t>
+        <w:t xml:space="preserve">Siguiente. Siguiente. Siguiente </w:t>
       </w:r>
     </w:p>
     <w:p>
@@ -4812,7 +4798,9 @@
       <w:r>
         <w:rPr>
           <w:rFonts w:ascii="Segoe UI" w:hAnsi="Segoe UI" w:cs="Segoe UI"/>
-          <w:color w:val="000000"/>
+          <w:noProof/>
+          <w:color w:val="000000"/>
+          <w:lang w:eastAsia="es-ES"/>
         </w:rPr>
         <w:drawing>
           <wp:anchor distT="0" distB="0" distL="114300" distR="114300" simplePos="0" relativeHeight="251673600" behindDoc="0" locked="0" layoutInCell="1" allowOverlap="1">
@@ -4889,14 +4877,7 @@
           <w:rFonts w:ascii="Segoe UI" w:hAnsi="Segoe UI" w:cs="Segoe UI"/>
           <w:color w:val="000000"/>
         </w:rPr>
-        <w:t xml:space="preserve"> I</w:t>
-      </w:r>
-      <w:r>
-        <w:rPr>
-          <w:rFonts w:ascii="Segoe UI" w:hAnsi="Segoe UI" w:cs="Segoe UI"/>
-          <w:color w:val="000000"/>
-        </w:rPr>
-        <w:t>nstalar</w:t>
+        <w:t xml:space="preserve"> Instalar</w:t>
       </w:r>
     </w:p>
     <w:p>
@@ -5033,7 +5014,9 @@
       <w:r>
         <w:rPr>
           <w:rFonts w:ascii="Segoe UI" w:hAnsi="Segoe UI" w:cs="Segoe UI"/>
-          <w:color w:val="000000"/>
+          <w:noProof/>
+          <w:color w:val="000000"/>
+          <w:lang w:eastAsia="es-ES"/>
         </w:rPr>
         <w:drawing>
           <wp:anchor distT="0" distB="0" distL="114300" distR="114300" simplePos="0" relativeHeight="251674624" behindDoc="0" locked="0" layoutInCell="1" allowOverlap="1">
@@ -5395,7 +5378,9 @@
       <w:r>
         <w:rPr>
           <w:rFonts w:ascii="Segoe UI" w:hAnsi="Segoe UI" w:cs="Segoe UI"/>
-          <w:color w:val="000000"/>
+          <w:noProof/>
+          <w:color w:val="000000"/>
+          <w:lang w:eastAsia="es-ES"/>
         </w:rPr>
         <w:drawing>
           <wp:anchor distT="0" distB="0" distL="114300" distR="114300" simplePos="0" relativeHeight="251675648" behindDoc="0" locked="0" layoutInCell="1" allowOverlap="1">
@@ -5562,7 +5547,9 @@
       <w:r>
         <w:rPr>
           <w:rFonts w:ascii="Segoe UI" w:hAnsi="Segoe UI" w:cs="Segoe UI"/>
-          <w:color w:val="000000"/>
+          <w:noProof/>
+          <w:color w:val="000000"/>
+          <w:lang w:eastAsia="es-ES"/>
         </w:rPr>
         <w:drawing>
           <wp:anchor distT="0" distB="0" distL="114300" distR="114300" simplePos="0" relativeHeight="251676672" behindDoc="1" locked="0" layoutInCell="1" allowOverlap="1">
@@ -5779,7 +5766,9 @@
       <w:r>
         <w:rPr>
           <w:rFonts w:ascii="Segoe UI" w:hAnsi="Segoe UI" w:cs="Segoe UI"/>
-          <w:color w:val="000000"/>
+          <w:noProof/>
+          <w:color w:val="000000"/>
+          <w:lang w:eastAsia="es-ES"/>
         </w:rPr>
         <w:lastRenderedPageBreak/>
         <w:drawing>
@@ -6092,7 +6081,9 @@
       <w:r>
         <w:rPr>
           <w:rFonts w:ascii="Segoe UI" w:hAnsi="Segoe UI" w:cs="Segoe UI"/>
-          <w:color w:val="000000"/>
+          <w:noProof/>
+          <w:color w:val="000000"/>
+          <w:lang w:eastAsia="es-ES"/>
         </w:rPr>
         <w:drawing>
           <wp:anchor distT="0" distB="0" distL="114300" distR="114300" simplePos="0" relativeHeight="251678720" behindDoc="0" locked="0" layoutInCell="1" allowOverlap="1">
@@ -6312,36 +6303,24 @@
           <w:color w:val="000000"/>
         </w:rPr>
       </w:pPr>
-    </w:p>
-    <w:p>
-      <w:pPr>
-        <w:pStyle w:val="Prrafodelista"/>
-        <w:shd w:val="clear" w:color="auto" w:fill="FFFFFF"/>
-        <w:ind w:left="0"/>
-        <w:jc w:val="both"/>
-        <w:rPr>
-          <w:rFonts w:ascii="Segoe UI" w:hAnsi="Segoe UI" w:cs="Segoe UI"/>
-          <w:color w:val="000000"/>
-        </w:rPr>
-      </w:pPr>
       <w:r>
         <w:rPr>
           <w:rFonts w:ascii="Segoe UI" w:hAnsi="Segoe UI" w:cs="Segoe UI"/>
           <w:color w:val="000000"/>
         </w:rPr>
         <w:drawing>
-          <wp:anchor distT="0" distB="0" distL="114300" distR="114300" simplePos="0" relativeHeight="251679744" behindDoc="0" locked="0" layoutInCell="1" allowOverlap="1">
+          <wp:anchor distT="0" distB="0" distL="114300" distR="114300" simplePos="0" relativeHeight="251681792" behindDoc="0" locked="0" layoutInCell="1" allowOverlap="1">
             <wp:simplePos x="0" y="0"/>
             <wp:positionH relativeFrom="column">
-              <wp:posOffset>4509024</wp:posOffset>
+              <wp:posOffset>4334675</wp:posOffset>
             </wp:positionH>
             <wp:positionV relativeFrom="paragraph">
-              <wp:posOffset>79458</wp:posOffset>
+              <wp:posOffset>80369</wp:posOffset>
             </wp:positionV>
-            <wp:extent cx="1433830" cy="1597660"/>
-            <wp:effectExtent l="0" t="0" r="0" b="2540"/>
+            <wp:extent cx="1694180" cy="1884680"/>
+            <wp:effectExtent l="0" t="0" r="1270" b="1270"/>
             <wp:wrapSquare wrapText="bothSides"/>
-            <wp:docPr id="31" name="Imagen 31"/>
+            <wp:docPr id="21" name="Imagen 21"/>
             <wp:cNvGraphicFramePr>
               <a:graphicFrameLocks xmlns:a="http://schemas.openxmlformats.org/drawingml/2006/main" noChangeAspect="1"/>
             </wp:cNvGraphicFramePr>
@@ -6353,7 +6332,7 @@
                     <pic:cNvPicPr/>
                   </pic:nvPicPr>
                   <pic:blipFill>
-                    <a:blip r:embed="rId37" cstate="print">
+                    <a:blip r:embed="rId37">
                       <a:extLst>
                         <a:ext uri="{28A0092B-C50C-407E-A947-70E740481C1C}">
                           <a14:useLocalDpi xmlns:a14="http://schemas.microsoft.com/office/drawing/2010/main" val="0"/>
@@ -6367,7 +6346,7 @@
                   <pic:spPr>
                     <a:xfrm>
                       <a:off x="0" y="0"/>
-                      <a:ext cx="1433830" cy="1597660"/>
+                      <a:ext cx="1694180" cy="1884680"/>
                     </a:xfrm>
                     <a:prstGeom prst="rect">
                       <a:avLst/>
@@ -6397,6 +6376,18 @@
           <w:color w:val="000000"/>
         </w:rPr>
       </w:pPr>
+    </w:p>
+    <w:p>
+      <w:pPr>
+        <w:pStyle w:val="Prrafodelista"/>
+        <w:shd w:val="clear" w:color="auto" w:fill="FFFFFF"/>
+        <w:ind w:left="0"/>
+        <w:jc w:val="both"/>
+        <w:rPr>
+          <w:rFonts w:ascii="Segoe UI" w:hAnsi="Segoe UI" w:cs="Segoe UI"/>
+          <w:color w:val="000000"/>
+        </w:rPr>
+      </w:pPr>
       <w:r>
         <w:rPr>
           <w:rFonts w:ascii="Segoe UI" w:hAnsi="Segoe UI" w:cs="Segoe UI"/>
@@ -6419,6 +6410,25 @@
           <w:color w:val="000000"/>
         </w:rPr>
         <w:t xml:space="preserve">: </w:t>
+      </w:r>
+    </w:p>
+    <w:p>
+      <w:pPr>
+        <w:pStyle w:val="Prrafodelista"/>
+        <w:shd w:val="clear" w:color="auto" w:fill="FFFFFF"/>
+        <w:ind w:left="0"/>
+        <w:jc w:val="both"/>
+        <w:rPr>
+          <w:rFonts w:ascii="Segoe UI" w:hAnsi="Segoe UI" w:cs="Segoe UI"/>
+          <w:color w:val="000000"/>
+        </w:rPr>
+      </w:pPr>
+      <w:r>
+        <w:rPr>
+          <w:rFonts w:ascii="Segoe UI" w:hAnsi="Segoe UI" w:cs="Segoe UI"/>
+          <w:color w:val="000000"/>
+        </w:rPr>
+        <w:t>Servidor DNS preferido 192.168.32.20</w:t>
       </w:r>
     </w:p>
     <w:p>
@@ -6544,7 +6554,6 @@
           <w:sz w:val="40"/>
           <w:szCs w:val="40"/>
         </w:rPr>
-        <w:lastRenderedPageBreak/>
         <w:t>Añadir la máquina Linux al dominio</w:t>
       </w:r>
     </w:p>
@@ -6697,10 +6706,10 @@
           <w:color w:val="000000"/>
         </w:rPr>
         <w:drawing>
-          <wp:inline distT="0" distB="0" distL="0" distR="0" wp14:anchorId="30DC1092" wp14:editId="26655FAA">
-            <wp:extent cx="5400040" cy="3818890"/>
-            <wp:effectExtent l="0" t="0" r="0" b="0"/>
-            <wp:docPr id="32" name="Imagen 32"/>
+          <wp:inline distT="0" distB="0" distL="0" distR="0" wp14:anchorId="423006E0" wp14:editId="00D45E45">
+            <wp:extent cx="5400040" cy="3841115"/>
+            <wp:effectExtent l="0" t="0" r="0" b="6985"/>
+            <wp:docPr id="27" name="Imagen 27"/>
             <wp:cNvGraphicFramePr>
               <a:graphicFrameLocks xmlns:a="http://schemas.openxmlformats.org/drawingml/2006/main" noChangeAspect="1"/>
             </wp:cNvGraphicFramePr>
@@ -6720,7 +6729,7 @@
                   <pic:spPr>
                     <a:xfrm>
                       <a:off x="0" y="0"/>
-                      <a:ext cx="5400040" cy="3818890"/>
+                      <a:ext cx="5400040" cy="3841115"/>
                     </a:xfrm>
                     <a:prstGeom prst="rect">
                       <a:avLst/>
@@ -6749,37 +6758,150 @@
       <w:pPr>
         <w:pStyle w:val="Prrafodelista"/>
         <w:shd w:val="clear" w:color="auto" w:fill="FFFFFF"/>
+        <w:ind w:left="0"/>
+        <w:jc w:val="both"/>
+        <w:rPr>
+          <w:rFonts w:ascii="Segoe UI" w:hAnsi="Segoe UI" w:cs="Segoe UI"/>
+          <w:color w:val="000000"/>
+        </w:rPr>
+      </w:pPr>
+      <w:r>
+        <w:rPr>
+          <w:rFonts w:ascii="Segoe UI" w:hAnsi="Segoe UI" w:cs="Segoe UI"/>
+          <w:color w:val="000000"/>
+        </w:rPr>
+        <w:t xml:space="preserve">Nota: en la imagen la pestaña de </w:t>
+      </w:r>
+      <w:proofErr w:type="spellStart"/>
+      <w:r>
+        <w:rPr>
+          <w:rFonts w:ascii="Segoe UI" w:hAnsi="Segoe UI" w:cs="Segoe UI"/>
+          <w:color w:val="000000"/>
+        </w:rPr>
+        <w:t>dns</w:t>
+      </w:r>
+      <w:proofErr w:type="spellEnd"/>
+      <w:r>
+        <w:rPr>
+          <w:rFonts w:ascii="Segoe UI" w:hAnsi="Segoe UI" w:cs="Segoe UI"/>
+          <w:color w:val="000000"/>
+        </w:rPr>
+        <w:t xml:space="preserve"> modo automático debe de estar desactivada.</w:t>
+      </w:r>
+    </w:p>
+    <w:p>
+      <w:pPr>
+        <w:pStyle w:val="Prrafodelista"/>
+        <w:shd w:val="clear" w:color="auto" w:fill="FFFFFF"/>
+        <w:ind w:left="0"/>
+        <w:jc w:val="both"/>
+        <w:rPr>
+          <w:rFonts w:ascii="Segoe UI" w:hAnsi="Segoe UI" w:cs="Segoe UI"/>
+          <w:color w:val="000000"/>
+        </w:rPr>
+      </w:pPr>
+    </w:p>
+    <w:p>
+      <w:pPr>
+        <w:pStyle w:val="Prrafodelista"/>
+        <w:shd w:val="clear" w:color="auto" w:fill="FFFFFF"/>
+        <w:ind w:left="0"/>
+        <w:jc w:val="both"/>
+        <w:rPr>
+          <w:rFonts w:ascii="Segoe UI" w:hAnsi="Segoe UI" w:cs="Segoe UI"/>
+          <w:color w:val="000000"/>
+        </w:rPr>
+      </w:pPr>
+      <w:r>
+        <w:rPr>
+          <w:rFonts w:ascii="Segoe UI" w:hAnsi="Segoe UI" w:cs="Segoe UI"/>
+          <w:color w:val="000000"/>
+        </w:rPr>
+        <w:t>Antes de empezar vamos a abrir la comunicación con el servidor, para ello abrimos el terminal y escribimos:</w:t>
+      </w:r>
+    </w:p>
+    <w:p>
+      <w:pPr>
+        <w:pStyle w:val="Prrafodelista"/>
+        <w:shd w:val="clear" w:color="auto" w:fill="FFFFFF"/>
         <w:ind w:left="0" w:firstLine="708"/>
         <w:jc w:val="both"/>
-      </w:pPr>
-      <w:r>
-        <w:rPr>
-          <w:rFonts w:ascii="Segoe UI" w:hAnsi="Segoe UI" w:cs="Segoe UI"/>
-          <w:color w:val="000000"/>
-        </w:rPr>
-        <w:t xml:space="preserve">Para empezar vamos a instalar las herramientas necesarias para </w:t>
-      </w:r>
-      <w:r>
-        <w:t>la co</w:t>
-      </w:r>
-      <w:r>
-        <w:t xml:space="preserve">municación con Active </w:t>
-      </w:r>
-      <w:proofErr w:type="spellStart"/>
-      <w:r>
-        <w:t>Directory</w:t>
-      </w:r>
-      <w:proofErr w:type="spellEnd"/>
-      <w:r>
-        <w:t xml:space="preserve">, abrimos el </w:t>
-      </w:r>
-      <w:proofErr w:type="spellStart"/>
-      <w:r>
-        <w:t>cmd</w:t>
-      </w:r>
-      <w:proofErr w:type="spellEnd"/>
-      <w:r>
-        <w:t xml:space="preserve"> y ponemos el siguiente comando:</w:t>
+        <w:rPr>
+          <w:rFonts w:ascii="Segoe UI" w:hAnsi="Segoe UI" w:cs="Segoe UI"/>
+          <w:color w:val="000000"/>
+        </w:rPr>
+      </w:pPr>
+      <w:r>
+        <w:rPr>
+          <w:rFonts w:ascii="Segoe UI" w:hAnsi="Segoe UI" w:cs="Segoe UI"/>
+          <w:color w:val="000000"/>
+        </w:rPr>
+        <w:t xml:space="preserve"> </w:t>
+      </w:r>
+      <w:proofErr w:type="gramStart"/>
+      <w:r>
+        <w:rPr>
+          <w:color w:val="FFFFFF" w:themeColor="background1"/>
+          <w:highlight w:val="black"/>
+        </w:rPr>
+        <w:t>sudo</w:t>
+      </w:r>
+      <w:proofErr w:type="gramEnd"/>
+      <w:r>
+        <w:rPr>
+          <w:color w:val="FFFFFF" w:themeColor="background1"/>
+          <w:highlight w:val="black"/>
+        </w:rPr>
+        <w:t xml:space="preserve"> nano /</w:t>
+      </w:r>
+      <w:proofErr w:type="spellStart"/>
+      <w:r>
+        <w:rPr>
+          <w:color w:val="FFFFFF" w:themeColor="background1"/>
+          <w:highlight w:val="black"/>
+        </w:rPr>
+        <w:t>etc</w:t>
+      </w:r>
+      <w:proofErr w:type="spellEnd"/>
+      <w:r>
+        <w:rPr>
+          <w:color w:val="FFFFFF" w:themeColor="background1"/>
+          <w:highlight w:val="black"/>
+        </w:rPr>
+        <w:t>/</w:t>
+      </w:r>
+      <w:proofErr w:type="spellStart"/>
+      <w:r>
+        <w:rPr>
+          <w:color w:val="FFFFFF" w:themeColor="background1"/>
+          <w:highlight w:val="black"/>
+        </w:rPr>
+        <w:t>resolv.conf</w:t>
+      </w:r>
+      <w:proofErr w:type="spellEnd"/>
+      <w:r>
+        <w:rPr>
+          <w:rFonts w:ascii="Segoe UI" w:hAnsi="Segoe UI" w:cs="Segoe UI"/>
+          <w:color w:val="000000"/>
+        </w:rPr>
+        <w:t xml:space="preserve"> </w:t>
+      </w:r>
+    </w:p>
+    <w:p>
+      <w:pPr>
+        <w:shd w:val="clear" w:color="auto" w:fill="FFFFFF"/>
+        <w:jc w:val="both"/>
+        <w:rPr>
+          <w:rFonts w:ascii="Segoe UI" w:hAnsi="Segoe UI" w:cs="Segoe UI"/>
+          <w:color w:val="000000"/>
+        </w:rPr>
+      </w:pPr>
+      <w:r>
+        <w:rPr>
+          <w:rFonts w:ascii="Segoe UI" w:hAnsi="Segoe UI" w:cs="Segoe UI"/>
+          <w:color w:val="000000"/>
+        </w:rPr>
+        <w:t>Borramos todo y escribimos:</w:t>
       </w:r>
     </w:p>
     <w:p>
@@ -6790,64 +6912,168 @@
         <w:jc w:val="both"/>
         <w:rPr>
           <w:color w:val="FFFFFF" w:themeColor="background1"/>
-        </w:rPr>
-      </w:pPr>
+          <w:highlight w:val="black"/>
+        </w:rPr>
+      </w:pPr>
+      <w:proofErr w:type="spellStart"/>
       <w:proofErr w:type="gramStart"/>
       <w:r>
         <w:rPr>
           <w:color w:val="FFFFFF" w:themeColor="background1"/>
           <w:highlight w:val="black"/>
         </w:rPr>
-        <w:t>sudo</w:t>
-      </w:r>
+        <w:t>nameserver</w:t>
+      </w:r>
+      <w:proofErr w:type="spellEnd"/>
       <w:proofErr w:type="gramEnd"/>
       <w:r>
         <w:rPr>
           <w:color w:val="FFFFFF" w:themeColor="background1"/>
           <w:highlight w:val="black"/>
         </w:rPr>
-        <w:t xml:space="preserve"> </w:t>
-      </w:r>
-      <w:proofErr w:type="spellStart"/>
-      <w:r>
+        <w:t xml:space="preserve"> 192.168.32.20 </w:t>
+      </w:r>
+    </w:p>
+    <w:p>
+      <w:pPr>
+        <w:pStyle w:val="Prrafodelista"/>
+        <w:shd w:val="clear" w:color="auto" w:fill="FFFFFF"/>
+        <w:ind w:left="0" w:firstLine="708"/>
+        <w:jc w:val="both"/>
         <w:rPr>
           <w:color w:val="FFFFFF" w:themeColor="background1"/>
           <w:highlight w:val="black"/>
         </w:rPr>
-        <w:t>apt</w:t>
-      </w:r>
-      <w:proofErr w:type="spellEnd"/>
+      </w:pPr>
+      <w:proofErr w:type="spellStart"/>
+      <w:proofErr w:type="gramStart"/>
       <w:r>
         <w:rPr>
           <w:color w:val="FFFFFF" w:themeColor="background1"/>
           <w:highlight w:val="black"/>
         </w:rPr>
-        <w:t xml:space="preserve"> </w:t>
-      </w:r>
-      <w:proofErr w:type="spellStart"/>
+        <w:t>search</w:t>
+      </w:r>
+      <w:proofErr w:type="spellEnd"/>
+      <w:proofErr w:type="gramEnd"/>
       <w:r>
         <w:rPr>
           <w:color w:val="FFFFFF" w:themeColor="background1"/>
           <w:highlight w:val="black"/>
         </w:rPr>
-        <w:t>update</w:t>
-      </w:r>
-      <w:proofErr w:type="spellEnd"/>
-    </w:p>
-    <w:p>
-      <w:pPr>
-        <w:pStyle w:val="Prrafodelista"/>
-        <w:shd w:val="clear" w:color="auto" w:fill="FFFFFF"/>
-        <w:ind w:left="0"/>
-        <w:jc w:val="both"/>
-      </w:pPr>
-      <w:proofErr w:type="gramStart"/>
-      <w:r>
-        <w:t>para</w:t>
-      </w:r>
-      <w:proofErr w:type="gramEnd"/>
-      <w:r>
-        <w:t xml:space="preserve"> instalar las actualizaciones y después:</w:t>
+        <w:t xml:space="preserve"> int.zonocar.com</w:t>
+      </w:r>
+    </w:p>
+    <w:p>
+      <w:pPr>
+        <w:shd w:val="clear" w:color="auto" w:fill="FFFFFF"/>
+        <w:jc w:val="both"/>
+        <w:rPr>
+          <w:rFonts w:ascii="Segoe UI" w:hAnsi="Segoe UI" w:cs="Segoe UI"/>
+          <w:color w:val="000000"/>
+        </w:rPr>
+      </w:pPr>
+      <w:r>
+        <w:rPr>
+          <w:rFonts w:ascii="Segoe UI" w:hAnsi="Segoe UI" w:cs="Segoe UI"/>
+          <w:color w:val="000000"/>
+        </w:rPr>
+        <w:t>Guarda</w:t>
+      </w:r>
+      <w:r>
+        <w:rPr>
+          <w:rFonts w:ascii="Segoe UI" w:hAnsi="Segoe UI" w:cs="Segoe UI"/>
+          <w:color w:val="000000"/>
+        </w:rPr>
+        <w:t>mos</w:t>
+      </w:r>
+      <w:r>
+        <w:rPr>
+          <w:rFonts w:ascii="Segoe UI" w:hAnsi="Segoe UI" w:cs="Segoe UI"/>
+          <w:color w:val="000000"/>
+        </w:rPr>
+        <w:t xml:space="preserve"> con </w:t>
+      </w:r>
+      <w:proofErr w:type="spellStart"/>
+      <w:r>
+        <w:rPr>
+          <w:rFonts w:ascii="Segoe UI" w:hAnsi="Segoe UI" w:cs="Segoe UI"/>
+          <w:color w:val="000000"/>
+        </w:rPr>
+        <w:t>Ctrl+O</w:t>
+      </w:r>
+      <w:proofErr w:type="spellEnd"/>
+      <w:r>
+        <w:rPr>
+          <w:rFonts w:ascii="Segoe UI" w:hAnsi="Segoe UI" w:cs="Segoe UI"/>
+          <w:color w:val="000000"/>
+        </w:rPr>
+        <w:t xml:space="preserve">, </w:t>
+      </w:r>
+      <w:proofErr w:type="spellStart"/>
+      <w:r>
+        <w:rPr>
+          <w:rFonts w:ascii="Segoe UI" w:hAnsi="Segoe UI" w:cs="Segoe UI"/>
+          <w:color w:val="000000"/>
+        </w:rPr>
+        <w:t>Enter</w:t>
+      </w:r>
+      <w:proofErr w:type="spellEnd"/>
+      <w:r>
+        <w:rPr>
+          <w:rFonts w:ascii="Segoe UI" w:hAnsi="Segoe UI" w:cs="Segoe UI"/>
+          <w:color w:val="000000"/>
+        </w:rPr>
+        <w:t xml:space="preserve"> y sal con </w:t>
+      </w:r>
+      <w:proofErr w:type="spellStart"/>
+      <w:r>
+        <w:rPr>
+          <w:rFonts w:ascii="Segoe UI" w:hAnsi="Segoe UI" w:cs="Segoe UI"/>
+          <w:color w:val="000000"/>
+        </w:rPr>
+        <w:t>Ctrl+X</w:t>
+      </w:r>
+      <w:proofErr w:type="spellEnd"/>
+      <w:r>
+        <w:rPr>
+          <w:rFonts w:ascii="Segoe UI" w:hAnsi="Segoe UI" w:cs="Segoe UI"/>
+          <w:color w:val="000000"/>
+        </w:rPr>
+        <w:t>.</w:t>
+      </w:r>
+    </w:p>
+    <w:p>
+      <w:pPr>
+        <w:shd w:val="clear" w:color="auto" w:fill="FFFFFF"/>
+        <w:jc w:val="both"/>
+        <w:rPr>
+          <w:rFonts w:ascii="Segoe UI" w:hAnsi="Segoe UI" w:cs="Segoe UI"/>
+          <w:color w:val="000000"/>
+        </w:rPr>
+      </w:pPr>
+      <w:r>
+        <w:rPr>
+          <w:rFonts w:ascii="Segoe UI" w:hAnsi="Segoe UI" w:cs="Segoe UI"/>
+          <w:color w:val="000000"/>
+        </w:rPr>
+        <w:t xml:space="preserve">Ahora comprobamos con: </w:t>
+      </w:r>
+      <w:proofErr w:type="spellStart"/>
+      <w:r>
+        <w:rPr>
+          <w:color w:val="FFFFFF" w:themeColor="background1"/>
+          <w:highlight w:val="black"/>
+        </w:rPr>
+        <w:t>nslookup</w:t>
+      </w:r>
+      <w:proofErr w:type="spellEnd"/>
+      <w:r>
+        <w:rPr>
+          <w:color w:val="FFFFFF" w:themeColor="background1"/>
+          <w:highlight w:val="black"/>
+        </w:rPr>
+        <w:t xml:space="preserve"> int.zonocar.com</w:t>
       </w:r>
     </w:p>
     <w:p>
@@ -6856,207 +7082,35 @@
         <w:shd w:val="clear" w:color="auto" w:fill="FFFFFF"/>
         <w:ind w:left="0" w:firstLine="708"/>
         <w:jc w:val="both"/>
-      </w:pPr>
-      <w:proofErr w:type="gramStart"/>
-      <w:r>
-        <w:rPr>
-          <w:color w:val="FFFFFF" w:themeColor="background1"/>
-          <w:highlight w:val="black"/>
-        </w:rPr>
-        <w:t>sudo</w:t>
-      </w:r>
-      <w:proofErr w:type="gramEnd"/>
-      <w:r>
-        <w:rPr>
-          <w:color w:val="FFFFFF" w:themeColor="background1"/>
-          <w:highlight w:val="black"/>
-        </w:rPr>
-        <w:t xml:space="preserve"> </w:t>
-      </w:r>
-      <w:proofErr w:type="spellStart"/>
-      <w:r>
-        <w:rPr>
-          <w:color w:val="FFFFFF" w:themeColor="background1"/>
-          <w:highlight w:val="black"/>
-        </w:rPr>
-        <w:t>apt</w:t>
-      </w:r>
-      <w:proofErr w:type="spellEnd"/>
-      <w:r>
-        <w:rPr>
-          <w:color w:val="FFFFFF" w:themeColor="background1"/>
-          <w:highlight w:val="black"/>
-        </w:rPr>
-        <w:t xml:space="preserve"> </w:t>
-      </w:r>
-      <w:proofErr w:type="spellStart"/>
-      <w:r>
-        <w:rPr>
-          <w:color w:val="FFFFFF" w:themeColor="background1"/>
-          <w:highlight w:val="black"/>
-        </w:rPr>
-        <w:t>install</w:t>
-      </w:r>
-      <w:proofErr w:type="spellEnd"/>
-      <w:r>
-        <w:rPr>
-          <w:color w:val="FFFFFF" w:themeColor="background1"/>
-          <w:highlight w:val="black"/>
-        </w:rPr>
-        <w:t xml:space="preserve"> </w:t>
-      </w:r>
-      <w:proofErr w:type="spellStart"/>
-      <w:r>
-        <w:rPr>
-          <w:color w:val="FFFFFF" w:themeColor="background1"/>
-          <w:highlight w:val="black"/>
-        </w:rPr>
-        <w:t>realmd</w:t>
-      </w:r>
-      <w:proofErr w:type="spellEnd"/>
-      <w:r>
-        <w:rPr>
-          <w:color w:val="FFFFFF" w:themeColor="background1"/>
-          <w:highlight w:val="black"/>
-        </w:rPr>
-        <w:t xml:space="preserve"> </w:t>
-      </w:r>
-      <w:proofErr w:type="spellStart"/>
-      <w:r>
-        <w:rPr>
-          <w:color w:val="FFFFFF" w:themeColor="background1"/>
-          <w:highlight w:val="black"/>
-        </w:rPr>
-        <w:t>sssd</w:t>
-      </w:r>
-      <w:proofErr w:type="spellEnd"/>
-      <w:r>
-        <w:rPr>
-          <w:color w:val="FFFFFF" w:themeColor="background1"/>
-          <w:highlight w:val="black"/>
-        </w:rPr>
-        <w:t xml:space="preserve"> </w:t>
-      </w:r>
-      <w:proofErr w:type="spellStart"/>
-      <w:r>
-        <w:rPr>
-          <w:color w:val="FFFFFF" w:themeColor="background1"/>
-          <w:highlight w:val="black"/>
-        </w:rPr>
-        <w:t>sssd-tools</w:t>
-      </w:r>
-      <w:proofErr w:type="spellEnd"/>
-      <w:r>
-        <w:rPr>
-          <w:color w:val="FFFFFF" w:themeColor="background1"/>
-          <w:highlight w:val="black"/>
-        </w:rPr>
-        <w:t xml:space="preserve"> </w:t>
-      </w:r>
-      <w:proofErr w:type="spellStart"/>
-      <w:r>
-        <w:rPr>
-          <w:color w:val="FFFFFF" w:themeColor="background1"/>
-          <w:highlight w:val="black"/>
-        </w:rPr>
-        <w:t>libnss-sss</w:t>
-      </w:r>
-      <w:proofErr w:type="spellEnd"/>
-      <w:r>
-        <w:rPr>
-          <w:color w:val="FFFFFF" w:themeColor="background1"/>
-          <w:highlight w:val="black"/>
-        </w:rPr>
-        <w:t xml:space="preserve"> </w:t>
-      </w:r>
-      <w:proofErr w:type="spellStart"/>
-      <w:r>
-        <w:rPr>
-          <w:color w:val="FFFFFF" w:themeColor="background1"/>
-          <w:highlight w:val="black"/>
-        </w:rPr>
-        <w:t>libpam-sss</w:t>
-      </w:r>
-      <w:proofErr w:type="spellEnd"/>
-      <w:r>
-        <w:rPr>
-          <w:color w:val="FFFFFF" w:themeColor="background1"/>
-          <w:highlight w:val="black"/>
-        </w:rPr>
-        <w:t xml:space="preserve"> </w:t>
-      </w:r>
-      <w:proofErr w:type="spellStart"/>
-      <w:r>
-        <w:rPr>
-          <w:color w:val="FFFFFF" w:themeColor="background1"/>
-          <w:highlight w:val="black"/>
-        </w:rPr>
-        <w:t>adcli</w:t>
-      </w:r>
-      <w:proofErr w:type="spellEnd"/>
-      <w:r>
-        <w:rPr>
-          <w:color w:val="FFFFFF" w:themeColor="background1"/>
-          <w:highlight w:val="black"/>
-        </w:rPr>
-        <w:t xml:space="preserve"> samba-</w:t>
-      </w:r>
-      <w:proofErr w:type="spellStart"/>
-      <w:r>
-        <w:rPr>
-          <w:color w:val="FFFFFF" w:themeColor="background1"/>
-          <w:highlight w:val="black"/>
-        </w:rPr>
-        <w:t>common</w:t>
-      </w:r>
-      <w:proofErr w:type="spellEnd"/>
-      <w:r>
-        <w:rPr>
-          <w:color w:val="FFFFFF" w:themeColor="background1"/>
-          <w:highlight w:val="black"/>
-        </w:rPr>
-        <w:t>-</w:t>
-      </w:r>
-      <w:proofErr w:type="spellStart"/>
-      <w:r>
-        <w:rPr>
-          <w:color w:val="FFFFFF" w:themeColor="background1"/>
-          <w:highlight w:val="black"/>
-        </w:rPr>
-        <w:t>bin</w:t>
-      </w:r>
-      <w:proofErr w:type="spellEnd"/>
-      <w:r>
-        <w:rPr>
-          <w:color w:val="FFFFFF" w:themeColor="background1"/>
-          <w:highlight w:val="black"/>
-        </w:rPr>
-        <w:t xml:space="preserve"> </w:t>
-      </w:r>
-      <w:proofErr w:type="spellStart"/>
-      <w:r>
-        <w:rPr>
-          <w:color w:val="FFFFFF" w:themeColor="background1"/>
-          <w:highlight w:val="black"/>
-        </w:rPr>
-        <w:t>packagekit</w:t>
-      </w:r>
-      <w:proofErr w:type="spellEnd"/>
-      <w:r>
-        <w:rPr>
-          <w:color w:val="FFFFFF" w:themeColor="background1"/>
-          <w:highlight w:val="black"/>
-        </w:rPr>
-        <w:t xml:space="preserve"> krb5-user</w:t>
-      </w:r>
-    </w:p>
-    <w:p>
-      <w:pPr>
-        <w:pStyle w:val="Prrafodelista"/>
-        <w:shd w:val="clear" w:color="auto" w:fill="FFFFFF"/>
-        <w:ind w:left="0"/>
-        <w:jc w:val="both"/>
-      </w:pPr>
+        <w:rPr>
+          <w:rFonts w:ascii="Segoe UI" w:hAnsi="Segoe UI" w:cs="Segoe UI"/>
+          <w:color w:val="000000"/>
+        </w:rPr>
+      </w:pPr>
+      <w:r>
+        <w:rPr>
+          <w:rFonts w:ascii="Segoe UI" w:hAnsi="Segoe UI" w:cs="Segoe UI"/>
+          <w:color w:val="000000"/>
+        </w:rPr>
+        <w:lastRenderedPageBreak/>
+        <w:t xml:space="preserve">Tiene que salir algo </w:t>
+      </w:r>
+      <w:proofErr w:type="spellStart"/>
+      <w:r>
+        <w:rPr>
+          <w:rFonts w:ascii="Segoe UI" w:hAnsi="Segoe UI" w:cs="Segoe UI"/>
+          <w:color w:val="000000"/>
+        </w:rPr>
+        <w:t>asi</w:t>
+      </w:r>
+      <w:proofErr w:type="spellEnd"/>
+      <w:r>
+        <w:rPr>
+          <w:rFonts w:ascii="Segoe UI" w:hAnsi="Segoe UI" w:cs="Segoe UI"/>
+          <w:color w:val="000000"/>
+        </w:rPr>
+        <w:t xml:space="preserve">: </w:t>
+      </w:r>
     </w:p>
     <w:p>
       <w:pPr>
@@ -7069,73 +7123,6 @@
           <w:color w:val="000000"/>
         </w:rPr>
       </w:pPr>
-      <w:r>
-        <w:rPr>
-          <w:rFonts w:ascii="Segoe UI" w:hAnsi="Segoe UI" w:cs="Segoe UI"/>
-          <w:color w:val="000000"/>
-        </w:rPr>
-        <w:t xml:space="preserve">Durante la instalación de </w:t>
-      </w:r>
-      <w:r>
-        <w:rPr>
-          <w:rFonts w:ascii="Segoe UI" w:hAnsi="Segoe UI" w:cs="Segoe UI"/>
-          <w:color w:val="000000"/>
-        </w:rPr>
-        <w:t>krb5-user</w:t>
-      </w:r>
-      <w:r>
-        <w:rPr>
-          <w:rFonts w:ascii="Segoe UI" w:hAnsi="Segoe UI" w:cs="Segoe UI"/>
-          <w:color w:val="000000"/>
-        </w:rPr>
-        <w:t xml:space="preserve">, te pedirá el "Default </w:t>
-      </w:r>
-      <w:proofErr w:type="spellStart"/>
-      <w:r>
-        <w:rPr>
-          <w:rFonts w:ascii="Segoe UI" w:hAnsi="Segoe UI" w:cs="Segoe UI"/>
-          <w:color w:val="000000"/>
-        </w:rPr>
-        <w:t>Kerberos</w:t>
-      </w:r>
-      <w:proofErr w:type="spellEnd"/>
-      <w:r>
-        <w:rPr>
-          <w:rFonts w:ascii="Segoe UI" w:hAnsi="Segoe UI" w:cs="Segoe UI"/>
-          <w:color w:val="000000"/>
-        </w:rPr>
-        <w:t xml:space="preserve"> </w:t>
-      </w:r>
-      <w:proofErr w:type="spellStart"/>
-      <w:r>
-        <w:rPr>
-          <w:rFonts w:ascii="Segoe UI" w:hAnsi="Segoe UI" w:cs="Segoe UI"/>
-          <w:color w:val="000000"/>
-        </w:rPr>
-        <w:t>realm</w:t>
-      </w:r>
-      <w:proofErr w:type="spellEnd"/>
-      <w:r>
-        <w:rPr>
-          <w:rFonts w:ascii="Segoe UI" w:hAnsi="Segoe UI" w:cs="Segoe UI"/>
-          <w:color w:val="000000"/>
-        </w:rPr>
-        <w:t xml:space="preserve">". Escríbelo en MAYÚSCULAS: </w:t>
-      </w:r>
-      <w:r>
-        <w:rPr>
-          <w:rFonts w:ascii="Segoe UI" w:hAnsi="Segoe UI" w:cs="Segoe UI"/>
-          <w:color w:val="000000"/>
-        </w:rPr>
-        <w:t>INT.ZONOCAR.COM</w:t>
-      </w:r>
-      <w:r>
-        <w:rPr>
-          <w:rFonts w:ascii="Segoe UI" w:hAnsi="Segoe UI" w:cs="Segoe UI"/>
-          <w:color w:val="000000"/>
-        </w:rPr>
-        <w:t>.</w:t>
-      </w:r>
     </w:p>
     <w:p>
       <w:pPr>
@@ -7148,317 +7135,16 @@
           <w:color w:val="000000"/>
         </w:rPr>
       </w:pPr>
-    </w:p>
-    <w:p>
-      <w:pPr>
-        <w:pStyle w:val="Prrafodelista"/>
-        <w:shd w:val="clear" w:color="auto" w:fill="FFFFFF"/>
-        <w:ind w:left="0" w:firstLine="708"/>
-        <w:jc w:val="both"/>
-        <w:rPr>
-          <w:rFonts w:ascii="Segoe UI" w:hAnsi="Segoe UI" w:cs="Segoe UI"/>
-          <w:color w:val="000000"/>
-        </w:rPr>
-      </w:pPr>
-      <w:r>
-        <w:rPr>
-          <w:rFonts w:ascii="Segoe UI" w:hAnsi="Segoe UI" w:cs="Segoe UI"/>
-          <w:color w:val="000000"/>
-        </w:rPr>
-        <w:t xml:space="preserve">Probamos a ver si Linux reconoce el dominio, con el comando: </w:t>
-      </w:r>
-    </w:p>
-    <w:p>
-      <w:pPr>
-        <w:pStyle w:val="Prrafodelista"/>
-        <w:shd w:val="clear" w:color="auto" w:fill="FFFFFF"/>
-        <w:ind w:left="0" w:firstLine="708"/>
-        <w:jc w:val="both"/>
-        <w:rPr>
-          <w:rFonts w:ascii="Segoe UI" w:hAnsi="Segoe UI" w:cs="Segoe UI"/>
-          <w:color w:val="000000"/>
-        </w:rPr>
-      </w:pPr>
-      <w:proofErr w:type="spellStart"/>
-      <w:proofErr w:type="gramStart"/>
-      <w:r>
-        <w:rPr>
-          <w:color w:val="FFFFFF" w:themeColor="background1"/>
-          <w:highlight w:val="black"/>
-        </w:rPr>
-        <w:t>realm</w:t>
-      </w:r>
-      <w:proofErr w:type="spellEnd"/>
-      <w:proofErr w:type="gramEnd"/>
-      <w:r>
-        <w:rPr>
-          <w:color w:val="FFFFFF" w:themeColor="background1"/>
-          <w:highlight w:val="black"/>
-        </w:rPr>
-        <w:t xml:space="preserve"> </w:t>
-      </w:r>
-      <w:proofErr w:type="spellStart"/>
-      <w:r>
-        <w:rPr>
-          <w:color w:val="FFFFFF" w:themeColor="background1"/>
-          <w:highlight w:val="black"/>
-        </w:rPr>
-        <w:t>discover</w:t>
-      </w:r>
-      <w:proofErr w:type="spellEnd"/>
-      <w:r>
-        <w:rPr>
-          <w:color w:val="FFFFFF" w:themeColor="background1"/>
-          <w:highlight w:val="black"/>
-        </w:rPr>
-        <w:t xml:space="preserve"> int.zonocar.com</w:t>
-      </w:r>
-      <w:r>
-        <w:rPr>
-          <w:rFonts w:ascii="Segoe UI" w:hAnsi="Segoe UI" w:cs="Segoe UI"/>
-          <w:color w:val="000000"/>
-        </w:rPr>
-        <w:t xml:space="preserve"> </w:t>
-      </w:r>
-    </w:p>
-    <w:p>
-      <w:pPr>
-        <w:shd w:val="clear" w:color="auto" w:fill="FFFFFF"/>
-        <w:jc w:val="both"/>
-        <w:rPr>
-          <w:rFonts w:ascii="Segoe UI" w:hAnsi="Segoe UI" w:cs="Segoe UI"/>
-          <w:color w:val="000000"/>
-        </w:rPr>
-      </w:pPr>
-      <w:r>
-        <w:rPr>
-          <w:rFonts w:ascii="Segoe UI" w:hAnsi="Segoe UI" w:cs="Segoe UI"/>
-          <w:color w:val="000000"/>
-        </w:rPr>
-        <w:t xml:space="preserve">Aquí tengo un problema y no lo reconoce </w:t>
-      </w:r>
-      <w:r>
-        <w:rPr>
-          <w:rFonts w:ascii="Segoe UI" w:hAnsi="Segoe UI" w:cs="Segoe UI"/>
-          <w:color w:val="000000"/>
-        </w:rPr>
-        <w:t xml:space="preserve">entonces preguntando a la IA. Me dice que tengo que forzar el DNS, para ello abrimos el </w:t>
-      </w:r>
-      <w:proofErr w:type="spellStart"/>
-      <w:r>
-        <w:rPr>
-          <w:rFonts w:ascii="Segoe UI" w:hAnsi="Segoe UI" w:cs="Segoe UI"/>
-          <w:color w:val="000000"/>
-        </w:rPr>
-        <w:t>resolv.conf</w:t>
-      </w:r>
-      <w:proofErr w:type="spellEnd"/>
-      <w:r>
-        <w:rPr>
-          <w:rFonts w:ascii="Segoe UI" w:hAnsi="Segoe UI" w:cs="Segoe UI"/>
-          <w:color w:val="000000"/>
-        </w:rPr>
-        <w:t xml:space="preserve"> con el comando:</w:t>
-      </w:r>
-    </w:p>
-    <w:p>
-      <w:pPr>
-        <w:pStyle w:val="Prrafodelista"/>
-        <w:shd w:val="clear" w:color="auto" w:fill="FFFFFF"/>
-        <w:ind w:left="0" w:firstLine="708"/>
-        <w:jc w:val="both"/>
-        <w:rPr>
-          <w:rFonts w:ascii="Segoe UI" w:hAnsi="Segoe UI" w:cs="Segoe UI"/>
-          <w:color w:val="000000"/>
-        </w:rPr>
-      </w:pPr>
-      <w:proofErr w:type="gramStart"/>
-      <w:r>
-        <w:rPr>
-          <w:color w:val="FFFFFF" w:themeColor="background1"/>
-          <w:highlight w:val="black"/>
-        </w:rPr>
-        <w:lastRenderedPageBreak/>
-        <w:t>sudo</w:t>
-      </w:r>
-      <w:proofErr w:type="gramEnd"/>
-      <w:r>
-        <w:rPr>
-          <w:color w:val="FFFFFF" w:themeColor="background1"/>
-          <w:highlight w:val="black"/>
-        </w:rPr>
-        <w:t xml:space="preserve"> nano /</w:t>
-      </w:r>
-      <w:proofErr w:type="spellStart"/>
-      <w:r>
-        <w:rPr>
-          <w:color w:val="FFFFFF" w:themeColor="background1"/>
-          <w:highlight w:val="black"/>
-        </w:rPr>
-        <w:t>etc</w:t>
-      </w:r>
-      <w:proofErr w:type="spellEnd"/>
-      <w:r>
-        <w:rPr>
-          <w:color w:val="FFFFFF" w:themeColor="background1"/>
-          <w:highlight w:val="black"/>
-        </w:rPr>
-        <w:t>/</w:t>
-      </w:r>
-      <w:proofErr w:type="spellStart"/>
-      <w:r>
-        <w:rPr>
-          <w:color w:val="FFFFFF" w:themeColor="background1"/>
-          <w:highlight w:val="black"/>
-        </w:rPr>
-        <w:t>resolv.conf</w:t>
-      </w:r>
-      <w:proofErr w:type="spellEnd"/>
-      <w:r>
-        <w:rPr>
-          <w:color w:val="FFFFFF" w:themeColor="background1"/>
-          <w:highlight w:val="black"/>
-        </w:rPr>
-        <w:t xml:space="preserve">  </w:t>
-      </w:r>
-      <w:r>
-        <w:rPr>
-          <w:rFonts w:ascii="Segoe UI" w:hAnsi="Segoe UI" w:cs="Segoe UI"/>
-          <w:color w:val="000000"/>
-        </w:rPr>
-        <w:t>Borramos todo el contenido</w:t>
-      </w:r>
-      <w:r>
-        <w:rPr>
-          <w:rFonts w:ascii="Segoe UI" w:hAnsi="Segoe UI" w:cs="Segoe UI"/>
-          <w:color w:val="000000"/>
-        </w:rPr>
-        <w:t xml:space="preserve"> (lo que estaba comentado lo he dejado) y ponemos</w:t>
-      </w:r>
-    </w:p>
-    <w:p>
-      <w:pPr>
-        <w:pStyle w:val="Prrafodelista"/>
-        <w:shd w:val="clear" w:color="auto" w:fill="FFFFFF"/>
-        <w:ind w:left="0" w:firstLine="708"/>
-        <w:jc w:val="both"/>
-        <w:rPr>
-          <w:rFonts w:ascii="Segoe UI" w:hAnsi="Segoe UI" w:cs="Segoe UI"/>
-          <w:color w:val="000000"/>
-        </w:rPr>
-      </w:pPr>
-      <w:r>
-        <w:rPr>
-          <w:rFonts w:ascii="Segoe UI" w:hAnsi="Segoe UI" w:cs="Segoe UI"/>
-          <w:color w:val="000000"/>
-        </w:rPr>
-        <w:t xml:space="preserve"> </w:t>
-      </w:r>
-      <w:proofErr w:type="spellStart"/>
-      <w:proofErr w:type="gramStart"/>
-      <w:r>
-        <w:rPr>
-          <w:rFonts w:ascii="Segoe UI" w:hAnsi="Segoe UI" w:cs="Segoe UI"/>
-          <w:color w:val="000000"/>
-        </w:rPr>
-        <w:t>nameserver</w:t>
-      </w:r>
-      <w:proofErr w:type="spellEnd"/>
-      <w:proofErr w:type="gramEnd"/>
-      <w:r>
-        <w:rPr>
-          <w:rFonts w:ascii="Segoe UI" w:hAnsi="Segoe UI" w:cs="Segoe UI"/>
-          <w:color w:val="000000"/>
-        </w:rPr>
-        <w:t xml:space="preserve"> 192.168.X.X </w:t>
-      </w:r>
-      <w:r>
-        <w:rPr>
-          <w:rFonts w:ascii="Segoe UI" w:hAnsi="Segoe UI" w:cs="Segoe UI"/>
-          <w:color w:val="000000"/>
-        </w:rPr>
-        <w:t>(en mi caso 192.168.32.20)</w:t>
-      </w:r>
-    </w:p>
-    <w:p>
-      <w:pPr>
-        <w:pStyle w:val="Prrafodelista"/>
-        <w:shd w:val="clear" w:color="auto" w:fill="FFFFFF"/>
-        <w:ind w:left="0" w:firstLine="708"/>
-        <w:jc w:val="both"/>
-        <w:rPr>
-          <w:rFonts w:ascii="Segoe UI" w:hAnsi="Segoe UI" w:cs="Segoe UI"/>
-          <w:color w:val="000000"/>
-        </w:rPr>
-      </w:pPr>
-      <w:r>
-        <w:rPr>
-          <w:rFonts w:ascii="Segoe UI" w:hAnsi="Segoe UI" w:cs="Segoe UI"/>
-          <w:color w:val="000000"/>
-        </w:rPr>
-        <w:t xml:space="preserve"> </w:t>
-      </w:r>
-      <w:proofErr w:type="spellStart"/>
-      <w:proofErr w:type="gramStart"/>
-      <w:r>
-        <w:rPr>
-          <w:rFonts w:ascii="Segoe UI" w:hAnsi="Segoe UI" w:cs="Segoe UI"/>
-          <w:color w:val="000000"/>
-        </w:rPr>
-        <w:t>search</w:t>
-      </w:r>
-      <w:proofErr w:type="spellEnd"/>
-      <w:proofErr w:type="gramEnd"/>
-      <w:r>
-        <w:rPr>
-          <w:rFonts w:ascii="Segoe UI" w:hAnsi="Segoe UI" w:cs="Segoe UI"/>
-          <w:color w:val="000000"/>
-        </w:rPr>
-        <w:t xml:space="preserve"> int.zonocar.com</w:t>
-      </w:r>
-    </w:p>
-    <w:p>
-      <w:pPr>
-        <w:pStyle w:val="Prrafodelista"/>
-        <w:shd w:val="clear" w:color="auto" w:fill="FFFFFF"/>
-        <w:ind w:left="0" w:firstLine="708"/>
-        <w:jc w:val="both"/>
-      </w:pPr>
-    </w:p>
-    <w:p>
-      <w:pPr>
-        <w:pStyle w:val="Prrafodelista"/>
-        <w:shd w:val="clear" w:color="auto" w:fill="FFFFFF"/>
-        <w:ind w:left="0" w:firstLine="708"/>
-        <w:jc w:val="both"/>
-        <w:rPr>
-          <w:rFonts w:ascii="Segoe UI" w:hAnsi="Segoe UI" w:cs="Segoe UI"/>
-          <w:color w:val="000000"/>
-        </w:rPr>
-      </w:pPr>
-      <w:r>
-        <w:rPr>
-          <w:rFonts w:ascii="Segoe UI" w:hAnsi="Segoe UI" w:cs="Segoe UI"/>
-          <w:color w:val="000000"/>
-        </w:rPr>
-        <w:t xml:space="preserve">Probamos otra vez que Linux reconozca el dominio y ahora tenemos suerte </w:t>
-      </w:r>
-    </w:p>
-    <w:p>
-      <w:pPr>
-        <w:shd w:val="clear" w:color="auto" w:fill="FFFFFF"/>
-        <w:jc w:val="both"/>
-        <w:rPr>
-          <w:rFonts w:ascii="Segoe UI" w:hAnsi="Segoe UI" w:cs="Segoe UI"/>
-          <w:color w:val="000000"/>
-        </w:rPr>
-      </w:pPr>
-      <w:r>
+      <w:r>
+        <w:rPr>
+          <w:rFonts w:ascii="Segoe UI" w:hAnsi="Segoe UI" w:cs="Segoe UI"/>
+          <w:color w:val="000000"/>
+        </w:rPr>
         <w:drawing>
-          <wp:inline distT="0" distB="0" distL="0" distR="0" wp14:anchorId="25CE82D7" wp14:editId="62EBE72D">
-            <wp:extent cx="5400040" cy="3624580"/>
-            <wp:effectExtent l="0" t="0" r="0" b="0"/>
-            <wp:docPr id="33" name="Imagen 33"/>
+          <wp:inline distT="0" distB="0" distL="0" distR="0" wp14:anchorId="0ED4D16C" wp14:editId="37B31B7C">
+            <wp:extent cx="4182059" cy="1705213"/>
+            <wp:effectExtent l="0" t="0" r="9525" b="9525"/>
+            <wp:docPr id="39" name="Imagen 39"/>
             <wp:cNvGraphicFramePr>
               <a:graphicFrameLocks xmlns:a="http://schemas.openxmlformats.org/drawingml/2006/main" noChangeAspect="1"/>
             </wp:cNvGraphicFramePr>
@@ -7478,7 +7164,7 @@
                   <pic:spPr>
                     <a:xfrm>
                       <a:off x="0" y="0"/>
-                      <a:ext cx="5400040" cy="3624580"/>
+                      <a:ext cx="4182059" cy="1705213"/>
                     </a:xfrm>
                     <a:prstGeom prst="rect">
                       <a:avLst/>
@@ -7493,52 +7179,1328 @@
     </w:p>
     <w:p>
       <w:pPr>
-        <w:shd w:val="clear" w:color="auto" w:fill="FFFFFF"/>
-        <w:jc w:val="both"/>
-        <w:rPr>
-          <w:rFonts w:ascii="Segoe UI" w:hAnsi="Segoe UI" w:cs="Segoe UI"/>
-          <w:color w:val="000000"/>
-        </w:rPr>
-      </w:pPr>
-      <w:r>
-        <w:rPr>
-          <w:rFonts w:ascii="Segoe UI" w:hAnsi="Segoe UI" w:cs="Segoe UI"/>
-          <w:color w:val="000000"/>
-        </w:rPr>
-        <w:t>Paso Final: Unirse al Dominio</w:t>
-      </w:r>
-    </w:p>
-    <w:p>
-      <w:pPr>
-        <w:shd w:val="clear" w:color="auto" w:fill="FFFFFF"/>
-        <w:jc w:val="both"/>
-        <w:rPr>
-          <w:rFonts w:ascii="Segoe UI" w:hAnsi="Segoe UI" w:cs="Segoe UI"/>
-          <w:color w:val="000000"/>
-        </w:rPr>
-      </w:pPr>
-      <w:r>
-        <w:rPr>
-          <w:rFonts w:ascii="Segoe UI" w:hAnsi="Segoe UI" w:cs="Segoe UI"/>
-          <w:color w:val="000000"/>
-        </w:rPr>
-        <w:t xml:space="preserve">Ejecuta el siguiente comando en tu terminal de Linux </w:t>
-      </w:r>
-      <w:proofErr w:type="spellStart"/>
-      <w:r>
-        <w:rPr>
-          <w:rFonts w:ascii="Segoe UI" w:hAnsi="Segoe UI" w:cs="Segoe UI"/>
-          <w:color w:val="000000"/>
-        </w:rPr>
-        <w:t>Mint</w:t>
-      </w:r>
-      <w:proofErr w:type="spellEnd"/>
-      <w:r>
-        <w:rPr>
-          <w:rFonts w:ascii="Segoe UI" w:hAnsi="Segoe UI" w:cs="Segoe UI"/>
-          <w:color w:val="000000"/>
-        </w:rPr>
-        <w:t>:</w:t>
+        <w:pStyle w:val="Prrafodelista"/>
+        <w:shd w:val="clear" w:color="auto" w:fill="FFFFFF"/>
+        <w:ind w:left="0" w:firstLine="708"/>
+        <w:jc w:val="both"/>
+        <w:rPr>
+          <w:rFonts w:ascii="Segoe UI" w:hAnsi="Segoe UI" w:cs="Segoe UI"/>
+          <w:color w:val="000000"/>
+        </w:rPr>
+      </w:pPr>
+      <w:r>
+        <w:rPr>
+          <w:noProof/>
+          <w:lang w:eastAsia="es-ES"/>
+        </w:rPr>
+        <mc:AlternateContent>
+          <mc:Choice Requires="wps">
+            <w:drawing>
+              <wp:inline distT="0" distB="0" distL="0" distR="0">
+                <wp:extent cx="302260" cy="302260"/>
+                <wp:effectExtent l="0" t="0" r="0" b="0"/>
+                <wp:docPr id="35" name="Rectángulo 35" descr="Imagen seleccionada presentada en un lightbox."/>
+                <wp:cNvGraphicFramePr>
+                  <a:graphicFrameLocks xmlns:a="http://schemas.openxmlformats.org/drawingml/2006/main" noChangeAspect="1"/>
+                </wp:cNvGraphicFramePr>
+                <a:graphic xmlns:a="http://schemas.openxmlformats.org/drawingml/2006/main">
+                  <a:graphicData uri="http://schemas.microsoft.com/office/word/2010/wordprocessingShape">
+                    <wps:wsp>
+                      <wps:cNvSpPr>
+                        <a:spLocks noChangeAspect="1" noChangeArrowheads="1"/>
+                      </wps:cNvSpPr>
+                      <wps:spPr bwMode="auto">
+                        <a:xfrm>
+                          <a:off x="0" y="0"/>
+                          <a:ext cx="302260" cy="302260"/>
+                        </a:xfrm>
+                        <a:prstGeom prst="rect">
+                          <a:avLst/>
+                        </a:prstGeom>
+                        <a:noFill/>
+                        <a:ln>
+                          <a:noFill/>
+                        </a:ln>
+                        <a:extLst>
+                          <a:ext uri="{909E8E84-426E-40DD-AFC4-6F175D3DCCD1}">
+                            <a14:hiddenFill xmlns:a14="http://schemas.microsoft.com/office/drawing/2010/main">
+                              <a:solidFill>
+                                <a:srgbClr val="FFFFFF"/>
+                              </a:solidFill>
+                            </a14:hiddenFill>
+                          </a:ext>
+                          <a:ext uri="{91240B29-F687-4F45-9708-019B960494DF}">
+                            <a14:hiddenLine xmlns:a14="http://schemas.microsoft.com/office/drawing/2010/main" w="9525">
+                              <a:solidFill>
+                                <a:srgbClr val="000000"/>
+                              </a:solidFill>
+                              <a:miter lim="800000"/>
+                              <a:headEnd/>
+                              <a:tailEnd/>
+                            </a14:hiddenLine>
+                          </a:ext>
+                        </a:extLst>
+                      </wps:spPr>
+                      <wps:bodyPr rot="0" vert="horz" wrap="square" lIns="91440" tIns="45720" rIns="91440" bIns="45720" anchor="t" anchorCtr="0" upright="1">
+                        <a:noAutofit/>
+                      </wps:bodyPr>
+                    </wps:wsp>
+                  </a:graphicData>
+                </a:graphic>
+              </wp:inline>
+            </w:drawing>
+          </mc:Choice>
+          <mc:Fallback>
+            <w:pict>
+              <v:rect w14:anchorId="571E1BEA" id="Rectángulo 35" o:spid="_x0000_s1026" alt="Imagen seleccionada presentada en un lightbox." style="width:23.8pt;height:23.8pt;visibility:visible;mso-wrap-style:square;mso-left-percent:-10001;mso-top-percent:-10001;mso-position-horizontal:absolute;mso-position-horizontal-relative:char;mso-position-vertical:absolute;mso-position-vertical-relative:line;mso-left-percent:-10001;mso-top-percent:-10001;v-text-anchor:top" o:gfxdata="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" filled="f" stroked="f">
+                <o:lock v:ext="edit" aspectratio="t"/>
+                <w10:anchorlock/>
+              </v:rect>
+            </w:pict>
+          </mc:Fallback>
+        </mc:AlternateContent>
+      </w:r>
+      <w:r>
+        <w:rPr>
+          <w:noProof/>
+          <w:lang w:eastAsia="es-ES"/>
+        </w:rPr>
+        <mc:AlternateContent>
+          <mc:Choice Requires="wps">
+            <w:drawing>
+              <wp:inline distT="0" distB="0" distL="0" distR="0">
+                <wp:extent cx="302260" cy="302260"/>
+                <wp:effectExtent l="0" t="0" r="0" b="0"/>
+                <wp:docPr id="36" name="Rectángulo 36" descr="Imagen seleccionada presentada en un lightbox."/>
+                <wp:cNvGraphicFramePr>
+                  <a:graphicFrameLocks xmlns:a="http://schemas.openxmlformats.org/drawingml/2006/main" noChangeAspect="1"/>
+                </wp:cNvGraphicFramePr>
+                <a:graphic xmlns:a="http://schemas.openxmlformats.org/drawingml/2006/main">
+                  <a:graphicData uri="http://schemas.microsoft.com/office/word/2010/wordprocessingShape">
+                    <wps:wsp>
+                      <wps:cNvSpPr>
+                        <a:spLocks noChangeAspect="1" noChangeArrowheads="1"/>
+                      </wps:cNvSpPr>
+                      <wps:spPr bwMode="auto">
+                        <a:xfrm>
+                          <a:off x="0" y="0"/>
+                          <a:ext cx="302260" cy="302260"/>
+                        </a:xfrm>
+                        <a:prstGeom prst="rect">
+                          <a:avLst/>
+                        </a:prstGeom>
+                        <a:noFill/>
+                        <a:ln>
+                          <a:noFill/>
+                        </a:ln>
+                        <a:extLst>
+                          <a:ext uri="{909E8E84-426E-40DD-AFC4-6F175D3DCCD1}">
+                            <a14:hiddenFill xmlns:a14="http://schemas.microsoft.com/office/drawing/2010/main">
+                              <a:solidFill>
+                                <a:srgbClr val="FFFFFF"/>
+                              </a:solidFill>
+                            </a14:hiddenFill>
+                          </a:ext>
+                          <a:ext uri="{91240B29-F687-4F45-9708-019B960494DF}">
+                            <a14:hiddenLine xmlns:a14="http://schemas.microsoft.com/office/drawing/2010/main" w="9525">
+                              <a:solidFill>
+                                <a:srgbClr val="000000"/>
+                              </a:solidFill>
+                              <a:miter lim="800000"/>
+                              <a:headEnd/>
+                              <a:tailEnd/>
+                            </a14:hiddenLine>
+                          </a:ext>
+                        </a:extLst>
+                      </wps:spPr>
+                      <wps:bodyPr rot="0" vert="horz" wrap="square" lIns="91440" tIns="45720" rIns="91440" bIns="45720" anchor="t" anchorCtr="0" upright="1">
+                        <a:noAutofit/>
+                      </wps:bodyPr>
+                    </wps:wsp>
+                  </a:graphicData>
+                </a:graphic>
+              </wp:inline>
+            </w:drawing>
+          </mc:Choice>
+          <mc:Fallback>
+            <w:pict>
+              <v:rect w14:anchorId="0DB30675" id="Rectángulo 36" o:spid="_x0000_s1026" alt="Imagen seleccionada presentada en un lightbox." style="width:23.8pt;height:23.8pt;visibility:visible;mso-wrap-style:square;mso-left-percent:-10001;mso-top-percent:-10001;mso-position-horizontal:absolute;mso-position-horizontal-relative:char;mso-position-vertical:absolute;mso-position-vertical-relative:line;mso-left-percent:-10001;mso-top-percent:-10001;v-text-anchor:top" o:gfxdata="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" filled="f" stroked="f">
+                <o:lock v:ext="edit" aspectratio="t"/>
+                <w10:anchorlock/>
+              </v:rect>
+            </w:pict>
+          </mc:Fallback>
+        </mc:AlternateContent>
+      </w:r>
+    </w:p>
+    <w:p>
+      <w:pPr>
+        <w:pStyle w:val="Prrafodelista"/>
+        <w:shd w:val="clear" w:color="auto" w:fill="FFFFFF"/>
+        <w:ind w:left="0" w:firstLine="708"/>
+        <w:jc w:val="both"/>
+      </w:pPr>
+      <w:r>
+        <w:rPr>
+          <w:rFonts w:ascii="Segoe UI" w:hAnsi="Segoe UI" w:cs="Segoe UI"/>
+          <w:color w:val="000000"/>
+        </w:rPr>
+        <w:t>Ahora</w:t>
+      </w:r>
+      <w:r>
+        <w:rPr>
+          <w:rFonts w:ascii="Segoe UI" w:hAnsi="Segoe UI" w:cs="Segoe UI"/>
+          <w:color w:val="000000"/>
+        </w:rPr>
+        <w:t xml:space="preserve"> vamos a instalar las herramientas necesarias para </w:t>
+      </w:r>
+      <w:r>
+        <w:t xml:space="preserve">la comunicación con Active </w:t>
+      </w:r>
+      <w:proofErr w:type="spellStart"/>
+      <w:r>
+        <w:t>Directory</w:t>
+      </w:r>
+      <w:proofErr w:type="spellEnd"/>
+      <w:r>
+        <w:t xml:space="preserve">, abrimos el </w:t>
+      </w:r>
+      <w:proofErr w:type="spellStart"/>
+      <w:r>
+        <w:t>cmd</w:t>
+      </w:r>
+      <w:proofErr w:type="spellEnd"/>
+      <w:r>
+        <w:t xml:space="preserve"> y ponemos el siguiente comando:</w:t>
+      </w:r>
+    </w:p>
+    <w:p>
+      <w:pPr>
+        <w:pStyle w:val="Prrafodelista"/>
+        <w:shd w:val="clear" w:color="auto" w:fill="FFFFFF"/>
+        <w:ind w:left="0" w:firstLine="708"/>
+        <w:jc w:val="both"/>
+        <w:rPr>
+          <w:color w:val="FFFFFF" w:themeColor="background1"/>
+        </w:rPr>
+      </w:pPr>
+      <w:proofErr w:type="gramStart"/>
+      <w:r>
+        <w:rPr>
+          <w:color w:val="FFFFFF" w:themeColor="background1"/>
+          <w:highlight w:val="black"/>
+        </w:rPr>
+        <w:t>sudo</w:t>
+      </w:r>
+      <w:proofErr w:type="gramEnd"/>
+      <w:r>
+        <w:rPr>
+          <w:color w:val="FFFFFF" w:themeColor="background1"/>
+          <w:highlight w:val="black"/>
+        </w:rPr>
+        <w:t xml:space="preserve"> </w:t>
+      </w:r>
+      <w:proofErr w:type="spellStart"/>
+      <w:r>
+        <w:rPr>
+          <w:color w:val="FFFFFF" w:themeColor="background1"/>
+          <w:highlight w:val="black"/>
+        </w:rPr>
+        <w:t>apt</w:t>
+      </w:r>
+      <w:proofErr w:type="spellEnd"/>
+      <w:r>
+        <w:rPr>
+          <w:color w:val="FFFFFF" w:themeColor="background1"/>
+          <w:highlight w:val="black"/>
+        </w:rPr>
+        <w:t xml:space="preserve"> </w:t>
+      </w:r>
+      <w:proofErr w:type="spellStart"/>
+      <w:r>
+        <w:rPr>
+          <w:color w:val="FFFFFF" w:themeColor="background1"/>
+          <w:highlight w:val="black"/>
+        </w:rPr>
+        <w:t>update</w:t>
+      </w:r>
+      <w:proofErr w:type="spellEnd"/>
+    </w:p>
+    <w:p>
+      <w:pPr>
+        <w:pStyle w:val="Prrafodelista"/>
+        <w:shd w:val="clear" w:color="auto" w:fill="FFFFFF"/>
+        <w:ind w:left="0"/>
+        <w:jc w:val="both"/>
+      </w:pPr>
+      <w:proofErr w:type="gramStart"/>
+      <w:r>
+        <w:t>para</w:t>
+      </w:r>
+      <w:proofErr w:type="gramEnd"/>
+      <w:r>
+        <w:t xml:space="preserve"> instalar las actualizaciones y después:</w:t>
+      </w:r>
+    </w:p>
+    <w:p>
+      <w:pPr>
+        <w:pStyle w:val="Prrafodelista"/>
+        <w:shd w:val="clear" w:color="auto" w:fill="FFFFFF"/>
+        <w:ind w:left="0" w:firstLine="708"/>
+        <w:jc w:val="both"/>
+      </w:pPr>
+      <w:proofErr w:type="gramStart"/>
+      <w:r>
+        <w:rPr>
+          <w:color w:val="FFFFFF" w:themeColor="background1"/>
+          <w:highlight w:val="black"/>
+        </w:rPr>
+        <w:t>sudo</w:t>
+      </w:r>
+      <w:proofErr w:type="gramEnd"/>
+      <w:r>
+        <w:rPr>
+          <w:color w:val="FFFFFF" w:themeColor="background1"/>
+          <w:highlight w:val="black"/>
+        </w:rPr>
+        <w:t xml:space="preserve"> </w:t>
+      </w:r>
+      <w:proofErr w:type="spellStart"/>
+      <w:r>
+        <w:rPr>
+          <w:color w:val="FFFFFF" w:themeColor="background1"/>
+          <w:highlight w:val="black"/>
+        </w:rPr>
+        <w:t>apt</w:t>
+      </w:r>
+      <w:proofErr w:type="spellEnd"/>
+      <w:r>
+        <w:rPr>
+          <w:color w:val="FFFFFF" w:themeColor="background1"/>
+          <w:highlight w:val="black"/>
+        </w:rPr>
+        <w:t xml:space="preserve"> </w:t>
+      </w:r>
+      <w:proofErr w:type="spellStart"/>
+      <w:r>
+        <w:rPr>
+          <w:color w:val="FFFFFF" w:themeColor="background1"/>
+          <w:highlight w:val="black"/>
+        </w:rPr>
+        <w:t>install</w:t>
+      </w:r>
+      <w:proofErr w:type="spellEnd"/>
+      <w:r>
+        <w:rPr>
+          <w:color w:val="FFFFFF" w:themeColor="background1"/>
+          <w:highlight w:val="black"/>
+        </w:rPr>
+        <w:t xml:space="preserve"> </w:t>
+      </w:r>
+      <w:proofErr w:type="spellStart"/>
+      <w:r>
+        <w:rPr>
+          <w:color w:val="FFFFFF" w:themeColor="background1"/>
+          <w:highlight w:val="black"/>
+        </w:rPr>
+        <w:t>realmd</w:t>
+      </w:r>
+      <w:proofErr w:type="spellEnd"/>
+      <w:r>
+        <w:rPr>
+          <w:color w:val="FFFFFF" w:themeColor="background1"/>
+          <w:highlight w:val="black"/>
+        </w:rPr>
+        <w:t xml:space="preserve"> </w:t>
+      </w:r>
+      <w:proofErr w:type="spellStart"/>
+      <w:r>
+        <w:rPr>
+          <w:color w:val="FFFFFF" w:themeColor="background1"/>
+          <w:highlight w:val="black"/>
+        </w:rPr>
+        <w:t>sssd</w:t>
+      </w:r>
+      <w:proofErr w:type="spellEnd"/>
+      <w:r>
+        <w:rPr>
+          <w:color w:val="FFFFFF" w:themeColor="background1"/>
+          <w:highlight w:val="black"/>
+        </w:rPr>
+        <w:t xml:space="preserve"> </w:t>
+      </w:r>
+      <w:proofErr w:type="spellStart"/>
+      <w:r>
+        <w:rPr>
+          <w:color w:val="FFFFFF" w:themeColor="background1"/>
+          <w:highlight w:val="black"/>
+        </w:rPr>
+        <w:t>sssd-tools</w:t>
+      </w:r>
+      <w:proofErr w:type="spellEnd"/>
+      <w:r>
+        <w:rPr>
+          <w:color w:val="FFFFFF" w:themeColor="background1"/>
+          <w:highlight w:val="black"/>
+        </w:rPr>
+        <w:t xml:space="preserve"> </w:t>
+      </w:r>
+      <w:proofErr w:type="spellStart"/>
+      <w:r>
+        <w:rPr>
+          <w:color w:val="FFFFFF" w:themeColor="background1"/>
+          <w:highlight w:val="black"/>
+        </w:rPr>
+        <w:t>libnss-sss</w:t>
+      </w:r>
+      <w:proofErr w:type="spellEnd"/>
+      <w:r>
+        <w:rPr>
+          <w:color w:val="FFFFFF" w:themeColor="background1"/>
+          <w:highlight w:val="black"/>
+        </w:rPr>
+        <w:t xml:space="preserve"> </w:t>
+      </w:r>
+      <w:proofErr w:type="spellStart"/>
+      <w:r>
+        <w:rPr>
+          <w:color w:val="FFFFFF" w:themeColor="background1"/>
+          <w:highlight w:val="black"/>
+        </w:rPr>
+        <w:t>libpam-sss</w:t>
+      </w:r>
+      <w:proofErr w:type="spellEnd"/>
+      <w:r>
+        <w:rPr>
+          <w:color w:val="FFFFFF" w:themeColor="background1"/>
+          <w:highlight w:val="black"/>
+        </w:rPr>
+        <w:t xml:space="preserve"> </w:t>
+      </w:r>
+      <w:proofErr w:type="spellStart"/>
+      <w:r>
+        <w:rPr>
+          <w:color w:val="FFFFFF" w:themeColor="background1"/>
+          <w:highlight w:val="black"/>
+        </w:rPr>
+        <w:t>adcli</w:t>
+      </w:r>
+      <w:proofErr w:type="spellEnd"/>
+      <w:r>
+        <w:rPr>
+          <w:color w:val="FFFFFF" w:themeColor="background1"/>
+          <w:highlight w:val="black"/>
+        </w:rPr>
+        <w:t xml:space="preserve"> samba-</w:t>
+      </w:r>
+      <w:proofErr w:type="spellStart"/>
+      <w:r>
+        <w:rPr>
+          <w:color w:val="FFFFFF" w:themeColor="background1"/>
+          <w:highlight w:val="black"/>
+        </w:rPr>
+        <w:t>common</w:t>
+      </w:r>
+      <w:proofErr w:type="spellEnd"/>
+      <w:r>
+        <w:rPr>
+          <w:color w:val="FFFFFF" w:themeColor="background1"/>
+          <w:highlight w:val="black"/>
+        </w:rPr>
+        <w:t>-</w:t>
+      </w:r>
+      <w:proofErr w:type="spellStart"/>
+      <w:r>
+        <w:rPr>
+          <w:color w:val="FFFFFF" w:themeColor="background1"/>
+          <w:highlight w:val="black"/>
+        </w:rPr>
+        <w:t>bin</w:t>
+      </w:r>
+      <w:proofErr w:type="spellEnd"/>
+      <w:r>
+        <w:rPr>
+          <w:color w:val="FFFFFF" w:themeColor="background1"/>
+          <w:highlight w:val="black"/>
+        </w:rPr>
+        <w:t xml:space="preserve"> </w:t>
+      </w:r>
+      <w:proofErr w:type="spellStart"/>
+      <w:r>
+        <w:rPr>
+          <w:color w:val="FFFFFF" w:themeColor="background1"/>
+          <w:highlight w:val="black"/>
+        </w:rPr>
+        <w:t>packagekit</w:t>
+      </w:r>
+      <w:proofErr w:type="spellEnd"/>
+      <w:r>
+        <w:rPr>
+          <w:color w:val="FFFFFF" w:themeColor="background1"/>
+          <w:highlight w:val="black"/>
+        </w:rPr>
+        <w:t xml:space="preserve"> krb5-user</w:t>
+      </w:r>
+    </w:p>
+    <w:p>
+      <w:pPr>
+        <w:pStyle w:val="Prrafodelista"/>
+        <w:shd w:val="clear" w:color="auto" w:fill="FFFFFF"/>
+        <w:ind w:left="0"/>
+        <w:jc w:val="both"/>
+      </w:pPr>
+    </w:p>
+    <w:p>
+      <w:pPr>
+        <w:pStyle w:val="Prrafodelista"/>
+        <w:shd w:val="clear" w:color="auto" w:fill="FFFFFF"/>
+        <w:ind w:left="0" w:firstLine="708"/>
+        <w:jc w:val="both"/>
+        <w:rPr>
+          <w:rFonts w:ascii="Segoe UI" w:hAnsi="Segoe UI" w:cs="Segoe UI"/>
+          <w:color w:val="000000"/>
+        </w:rPr>
+      </w:pPr>
+      <w:r>
+        <w:rPr>
+          <w:rFonts w:ascii="Segoe UI" w:hAnsi="Segoe UI" w:cs="Segoe UI"/>
+          <w:color w:val="000000"/>
+        </w:rPr>
+        <w:t xml:space="preserve">Durante la instalación de krb5-user, te pedirá el "Default </w:t>
+      </w:r>
+      <w:proofErr w:type="spellStart"/>
+      <w:r>
+        <w:rPr>
+          <w:rFonts w:ascii="Segoe UI" w:hAnsi="Segoe UI" w:cs="Segoe UI"/>
+          <w:color w:val="000000"/>
+        </w:rPr>
+        <w:t>Kerberos</w:t>
+      </w:r>
+      <w:proofErr w:type="spellEnd"/>
+      <w:r>
+        <w:rPr>
+          <w:rFonts w:ascii="Segoe UI" w:hAnsi="Segoe UI" w:cs="Segoe UI"/>
+          <w:color w:val="000000"/>
+        </w:rPr>
+        <w:t xml:space="preserve"> </w:t>
+      </w:r>
+      <w:proofErr w:type="spellStart"/>
+      <w:r>
+        <w:rPr>
+          <w:rFonts w:ascii="Segoe UI" w:hAnsi="Segoe UI" w:cs="Segoe UI"/>
+          <w:color w:val="000000"/>
+        </w:rPr>
+        <w:t>realm</w:t>
+      </w:r>
+      <w:proofErr w:type="spellEnd"/>
+      <w:r>
+        <w:rPr>
+          <w:rFonts w:ascii="Segoe UI" w:hAnsi="Segoe UI" w:cs="Segoe UI"/>
+          <w:color w:val="000000"/>
+        </w:rPr>
+        <w:t>". Escríbelo en MAYÚSCULAS: INT.ZONOCAR.COM.</w:t>
+      </w:r>
+    </w:p>
+    <w:p>
+      <w:pPr>
+        <w:pStyle w:val="Prrafodelista"/>
+        <w:shd w:val="clear" w:color="auto" w:fill="FFFFFF"/>
+        <w:ind w:left="0" w:firstLine="708"/>
+        <w:jc w:val="both"/>
+        <w:rPr>
+          <w:rFonts w:ascii="Segoe UI" w:hAnsi="Segoe UI" w:cs="Segoe UI"/>
+          <w:color w:val="000000"/>
+        </w:rPr>
+      </w:pPr>
+    </w:p>
+    <w:p>
+      <w:pPr>
+        <w:pStyle w:val="Prrafodelista"/>
+        <w:shd w:val="clear" w:color="auto" w:fill="FFFFFF"/>
+        <w:ind w:left="0" w:firstLine="708"/>
+        <w:jc w:val="both"/>
+        <w:rPr>
+          <w:rFonts w:ascii="Segoe UI" w:hAnsi="Segoe UI" w:cs="Segoe UI"/>
+          <w:color w:val="000000"/>
+        </w:rPr>
+      </w:pPr>
+      <w:r>
+        <w:rPr>
+          <w:rFonts w:ascii="Segoe UI" w:hAnsi="Segoe UI" w:cs="Segoe UI"/>
+          <w:color w:val="000000"/>
+        </w:rPr>
+        <w:drawing>
+          <wp:inline distT="0" distB="0" distL="0" distR="0" wp14:anchorId="4FB5590B" wp14:editId="6CABFD0B">
+            <wp:extent cx="5400040" cy="3563620"/>
+            <wp:effectExtent l="0" t="0" r="0" b="0"/>
+            <wp:docPr id="40" name="Imagen 40"/>
+            <wp:cNvGraphicFramePr>
+              <a:graphicFrameLocks xmlns:a="http://schemas.openxmlformats.org/drawingml/2006/main" noChangeAspect="1"/>
+            </wp:cNvGraphicFramePr>
+            <a:graphic xmlns:a="http://schemas.openxmlformats.org/drawingml/2006/main">
+              <a:graphicData uri="http://schemas.openxmlformats.org/drawingml/2006/picture">
+                <pic:pic xmlns:pic="http://schemas.openxmlformats.org/drawingml/2006/picture">
+                  <pic:nvPicPr>
+                    <pic:cNvPr id="1" name=""/>
+                    <pic:cNvPicPr/>
+                  </pic:nvPicPr>
+                  <pic:blipFill>
+                    <a:blip r:embed="rId40"/>
+                    <a:stretch>
+                      <a:fillRect/>
+                    </a:stretch>
+                  </pic:blipFill>
+                  <pic:spPr>
+                    <a:xfrm>
+                      <a:off x="0" y="0"/>
+                      <a:ext cx="5400040" cy="3563620"/>
+                    </a:xfrm>
+                    <a:prstGeom prst="rect">
+                      <a:avLst/>
+                    </a:prstGeom>
+                  </pic:spPr>
+                </pic:pic>
+              </a:graphicData>
+            </a:graphic>
+          </wp:inline>
+        </w:drawing>
+      </w:r>
+    </w:p>
+    <w:p>
+      <w:pPr>
+        <w:pStyle w:val="Prrafodelista"/>
+        <w:shd w:val="clear" w:color="auto" w:fill="FFFFFF"/>
+        <w:ind w:left="0" w:firstLine="708"/>
+        <w:jc w:val="both"/>
+        <w:rPr>
+          <w:rFonts w:ascii="Segoe UI" w:hAnsi="Segoe UI" w:cs="Segoe UI"/>
+          <w:color w:val="000000"/>
+        </w:rPr>
+      </w:pPr>
+    </w:p>
+    <w:p>
+      <w:pPr>
+        <w:pStyle w:val="Prrafodelista"/>
+        <w:shd w:val="clear" w:color="auto" w:fill="FFFFFF"/>
+        <w:ind w:left="0" w:firstLine="708"/>
+        <w:jc w:val="both"/>
+        <w:rPr>
+          <w:rFonts w:ascii="Segoe UI" w:hAnsi="Segoe UI" w:cs="Segoe UI"/>
+          <w:color w:val="000000"/>
+        </w:rPr>
+      </w:pPr>
+    </w:p>
+    <w:p>
+      <w:pPr>
+        <w:pStyle w:val="Prrafodelista"/>
+        <w:shd w:val="clear" w:color="auto" w:fill="FFFFFF"/>
+        <w:ind w:left="0" w:firstLine="708"/>
+        <w:jc w:val="both"/>
+        <w:rPr>
+          <w:rFonts w:ascii="Segoe UI" w:hAnsi="Segoe UI" w:cs="Segoe UI"/>
+          <w:color w:val="000000"/>
+        </w:rPr>
+      </w:pPr>
+      <w:r>
+        <w:rPr>
+          <w:rFonts w:ascii="Segoe UI" w:hAnsi="Segoe UI" w:cs="Segoe UI"/>
+          <w:color w:val="000000"/>
+        </w:rPr>
+        <w:t>Vamos a abrir el archivo donde se guardó lo que acabas de escribir para asegurarnos de que la IP del servidor esté ahí.</w:t>
+      </w:r>
+    </w:p>
+    <w:p>
+      <w:pPr>
+        <w:pStyle w:val="Prrafodelista"/>
+        <w:shd w:val="clear" w:color="auto" w:fill="FFFFFF"/>
+        <w:ind w:left="0" w:firstLine="708"/>
+        <w:jc w:val="both"/>
+        <w:rPr>
+          <w:rFonts w:ascii="Segoe UI" w:hAnsi="Segoe UI" w:cs="Segoe UI"/>
+          <w:color w:val="000000"/>
+        </w:rPr>
+      </w:pPr>
+      <w:r>
+        <w:rPr>
+          <w:rFonts w:ascii="Segoe UI" w:hAnsi="Segoe UI" w:cs="Segoe UI"/>
+          <w:color w:val="000000"/>
+        </w:rPr>
+        <w:lastRenderedPageBreak/>
+        <w:t xml:space="preserve">Escribe en la terminal: </w:t>
+      </w:r>
+    </w:p>
+    <w:p>
+      <w:pPr>
+        <w:pStyle w:val="Prrafodelista"/>
+        <w:shd w:val="clear" w:color="auto" w:fill="FFFFFF"/>
+        <w:ind w:left="708" w:firstLine="708"/>
+        <w:jc w:val="both"/>
+        <w:rPr>
+          <w:color w:val="FFFFFF" w:themeColor="background1"/>
+          <w:highlight w:val="black"/>
+        </w:rPr>
+      </w:pPr>
+      <w:proofErr w:type="spellStart"/>
+      <w:proofErr w:type="gramStart"/>
+      <w:r>
+        <w:rPr>
+          <w:color w:val="FFFFFF" w:themeColor="background1"/>
+          <w:highlight w:val="black"/>
+        </w:rPr>
+        <w:t>cat</w:t>
+      </w:r>
+      <w:proofErr w:type="spellEnd"/>
+      <w:proofErr w:type="gramEnd"/>
+      <w:r>
+        <w:rPr>
+          <w:color w:val="FFFFFF" w:themeColor="background1"/>
+          <w:highlight w:val="black"/>
+        </w:rPr>
+        <w:t xml:space="preserve"> /</w:t>
+      </w:r>
+      <w:proofErr w:type="spellStart"/>
+      <w:r>
+        <w:rPr>
+          <w:color w:val="FFFFFF" w:themeColor="background1"/>
+          <w:highlight w:val="black"/>
+        </w:rPr>
+        <w:t>etc</w:t>
+      </w:r>
+      <w:proofErr w:type="spellEnd"/>
+      <w:r>
+        <w:rPr>
+          <w:color w:val="FFFFFF" w:themeColor="background1"/>
+          <w:highlight w:val="black"/>
+        </w:rPr>
+        <w:t>/krb5.conf</w:t>
+      </w:r>
+    </w:p>
+    <w:p>
+      <w:pPr>
+        <w:pStyle w:val="Prrafodelista"/>
+        <w:shd w:val="clear" w:color="auto" w:fill="FFFFFF"/>
+        <w:ind w:left="0" w:firstLine="708"/>
+        <w:jc w:val="both"/>
+        <w:rPr>
+          <w:rFonts w:ascii="Segoe UI" w:hAnsi="Segoe UI" w:cs="Segoe UI"/>
+          <w:color w:val="000000"/>
+        </w:rPr>
+      </w:pPr>
+      <w:r>
+        <w:rPr>
+          <w:rFonts w:ascii="Segoe UI" w:hAnsi="Segoe UI" w:cs="Segoe UI"/>
+          <w:color w:val="000000"/>
+        </w:rPr>
+        <w:t>Revisa que en el texto que aparece veas estas líneas (o algo muy parecido):</w:t>
+      </w:r>
+    </w:p>
+    <w:p>
+      <w:pPr>
+        <w:pStyle w:val="Prrafodelista"/>
+        <w:shd w:val="clear" w:color="auto" w:fill="FFFFFF"/>
+        <w:ind w:left="708" w:firstLine="708"/>
+        <w:jc w:val="both"/>
+        <w:rPr>
+          <w:rFonts w:ascii="Segoe UI" w:hAnsi="Segoe UI" w:cs="Segoe UI"/>
+          <w:color w:val="000000"/>
+        </w:rPr>
+      </w:pPr>
+      <w:proofErr w:type="spellStart"/>
+      <w:r>
+        <w:rPr>
+          <w:rFonts w:ascii="Segoe UI" w:hAnsi="Segoe UI" w:cs="Segoe UI"/>
+          <w:color w:val="000000"/>
+        </w:rPr>
+        <w:t>default_realm</w:t>
+      </w:r>
+      <w:proofErr w:type="spellEnd"/>
+      <w:r>
+        <w:rPr>
+          <w:rFonts w:ascii="Segoe UI" w:hAnsi="Segoe UI" w:cs="Segoe UI"/>
+          <w:color w:val="000000"/>
+        </w:rPr>
+        <w:t xml:space="preserve"> = INT.ZONOCAR.COM</w:t>
+      </w:r>
+    </w:p>
+    <w:p>
+      <w:pPr>
+        <w:pStyle w:val="Prrafodelista"/>
+        <w:shd w:val="clear" w:color="auto" w:fill="FFFFFF"/>
+        <w:ind w:left="708" w:firstLine="708"/>
+        <w:jc w:val="both"/>
+        <w:rPr>
+          <w:rFonts w:ascii="Segoe UI" w:hAnsi="Segoe UI" w:cs="Segoe UI"/>
+          <w:color w:val="000000"/>
+        </w:rPr>
+      </w:pPr>
+      <w:r>
+        <w:rPr>
+          <w:rFonts w:ascii="Segoe UI" w:hAnsi="Segoe UI" w:cs="Segoe UI"/>
+          <w:color w:val="000000"/>
+        </w:rPr>
+        <w:t xml:space="preserve">En la sección </w:t>
+      </w:r>
+      <w:r>
+        <w:rPr>
+          <w:rFonts w:ascii="Segoe UI" w:hAnsi="Segoe UI" w:cs="Segoe UI"/>
+          <w:color w:val="000000"/>
+        </w:rPr>
+        <w:t>[</w:t>
+      </w:r>
+      <w:proofErr w:type="spellStart"/>
+      <w:r>
+        <w:rPr>
+          <w:rFonts w:ascii="Segoe UI" w:hAnsi="Segoe UI" w:cs="Segoe UI"/>
+          <w:color w:val="000000"/>
+        </w:rPr>
+        <w:t>realms</w:t>
+      </w:r>
+      <w:proofErr w:type="spellEnd"/>
+      <w:r>
+        <w:rPr>
+          <w:rFonts w:ascii="Segoe UI" w:hAnsi="Segoe UI" w:cs="Segoe UI"/>
+          <w:color w:val="000000"/>
+        </w:rPr>
+        <w:t>]</w:t>
+      </w:r>
+      <w:r>
+        <w:rPr>
+          <w:rFonts w:ascii="Segoe UI" w:hAnsi="Segoe UI" w:cs="Segoe UI"/>
+          <w:color w:val="000000"/>
+        </w:rPr>
+        <w:t xml:space="preserve">, que aparezca </w:t>
+      </w:r>
+      <w:proofErr w:type="spellStart"/>
+      <w:r>
+        <w:rPr>
+          <w:rFonts w:ascii="Segoe UI" w:hAnsi="Segoe UI" w:cs="Segoe UI"/>
+          <w:color w:val="000000"/>
+        </w:rPr>
+        <w:t>kdc</w:t>
+      </w:r>
+      <w:proofErr w:type="spellEnd"/>
+      <w:r>
+        <w:rPr>
+          <w:rFonts w:ascii="Segoe UI" w:hAnsi="Segoe UI" w:cs="Segoe UI"/>
+          <w:color w:val="000000"/>
+        </w:rPr>
+        <w:t xml:space="preserve"> = 192.168.32.20</w:t>
+      </w:r>
+    </w:p>
+    <w:p>
+      <w:pPr>
+        <w:pStyle w:val="Prrafodelista"/>
+        <w:shd w:val="clear" w:color="auto" w:fill="FFFFFF"/>
+        <w:ind w:left="0" w:firstLine="708"/>
+        <w:jc w:val="both"/>
+        <w:rPr>
+          <w:rFonts w:ascii="Segoe UI" w:hAnsi="Segoe UI" w:cs="Segoe UI"/>
+          <w:color w:val="000000"/>
+        </w:rPr>
+      </w:pPr>
+      <w:r>
+        <w:rPr>
+          <w:rFonts w:ascii="Segoe UI" w:hAnsi="Segoe UI" w:cs="Segoe UI"/>
+          <w:color w:val="000000"/>
+        </w:rPr>
+        <w:t xml:space="preserve">En mi caso no me daba estos resultado </w:t>
+      </w:r>
+      <w:proofErr w:type="spellStart"/>
+      <w:r>
+        <w:rPr>
+          <w:rFonts w:ascii="Segoe UI" w:hAnsi="Segoe UI" w:cs="Segoe UI"/>
+          <w:color w:val="000000"/>
+        </w:rPr>
+        <w:t>asi</w:t>
+      </w:r>
+      <w:proofErr w:type="spellEnd"/>
+      <w:r>
+        <w:rPr>
+          <w:rFonts w:ascii="Segoe UI" w:hAnsi="Segoe UI" w:cs="Segoe UI"/>
+          <w:color w:val="000000"/>
+        </w:rPr>
+        <w:t xml:space="preserve"> que tuve que modificar el archivo </w:t>
+      </w:r>
+      <w:r>
+        <w:rPr>
+          <w:rFonts w:ascii="Segoe UI" w:hAnsi="Segoe UI" w:cs="Segoe UI"/>
+          <w:color w:val="000000"/>
+        </w:rPr>
+        <w:t>krb5.conf</w:t>
+      </w:r>
+      <w:r>
+        <w:rPr>
+          <w:rFonts w:ascii="Segoe UI" w:hAnsi="Segoe UI" w:cs="Segoe UI"/>
+          <w:color w:val="000000"/>
+        </w:rPr>
+        <w:t>, para ello escribimos en la termal:</w:t>
+      </w:r>
+    </w:p>
+    <w:p>
+      <w:pPr>
+        <w:pStyle w:val="Prrafodelista"/>
+        <w:shd w:val="clear" w:color="auto" w:fill="FFFFFF"/>
+        <w:ind w:left="708" w:firstLine="708"/>
+        <w:jc w:val="both"/>
+        <w:rPr>
+          <w:color w:val="FFFFFF" w:themeColor="background1"/>
+          <w:highlight w:val="black"/>
+        </w:rPr>
+      </w:pPr>
+      <w:proofErr w:type="gramStart"/>
+      <w:r>
+        <w:rPr>
+          <w:color w:val="FFFFFF" w:themeColor="background1"/>
+          <w:highlight w:val="black"/>
+        </w:rPr>
+        <w:t>sudo</w:t>
+      </w:r>
+      <w:proofErr w:type="gramEnd"/>
+      <w:r>
+        <w:rPr>
+          <w:color w:val="FFFFFF" w:themeColor="background1"/>
+          <w:highlight w:val="black"/>
+        </w:rPr>
+        <w:t xml:space="preserve"> nano /</w:t>
+      </w:r>
+      <w:proofErr w:type="spellStart"/>
+      <w:r>
+        <w:rPr>
+          <w:color w:val="FFFFFF" w:themeColor="background1"/>
+          <w:highlight w:val="black"/>
+        </w:rPr>
+        <w:t>etc</w:t>
+      </w:r>
+      <w:proofErr w:type="spellEnd"/>
+      <w:r>
+        <w:rPr>
+          <w:color w:val="FFFFFF" w:themeColor="background1"/>
+          <w:highlight w:val="black"/>
+        </w:rPr>
+        <w:t>/krb5.conf</w:t>
+      </w:r>
+    </w:p>
+    <w:p>
+      <w:pPr>
+        <w:pStyle w:val="Prrafodelista"/>
+        <w:shd w:val="clear" w:color="auto" w:fill="FFFFFF"/>
+        <w:ind w:left="0" w:firstLine="708"/>
+        <w:jc w:val="both"/>
+        <w:rPr>
+          <w:rFonts w:ascii="Segoe UI" w:hAnsi="Segoe UI" w:cs="Segoe UI"/>
+          <w:color w:val="000000"/>
+        </w:rPr>
+      </w:pPr>
+      <w:r>
+        <w:rPr>
+          <w:rFonts w:ascii="Segoe UI" w:hAnsi="Segoe UI" w:cs="Segoe UI"/>
+          <w:color w:val="000000"/>
+        </w:rPr>
+        <w:t xml:space="preserve">Borra todo el contenido del archivo (puedes mantener pulsado </w:t>
+      </w:r>
+      <w:proofErr w:type="spellStart"/>
+      <w:r>
+        <w:rPr>
+          <w:rFonts w:ascii="Segoe UI" w:hAnsi="Segoe UI" w:cs="Segoe UI"/>
+          <w:color w:val="000000"/>
+        </w:rPr>
+        <w:t>Ctrl+K</w:t>
+      </w:r>
+      <w:proofErr w:type="spellEnd"/>
+      <w:r>
+        <w:rPr>
+          <w:rFonts w:ascii="Segoe UI" w:hAnsi="Segoe UI" w:cs="Segoe UI"/>
+          <w:color w:val="000000"/>
+        </w:rPr>
+        <w:t xml:space="preserve"> para borrar líneas rápido) y pega exactamente este texto:</w:t>
+      </w:r>
+    </w:p>
+    <w:p>
+      <w:pPr>
+        <w:pStyle w:val="Prrafodelista"/>
+        <w:shd w:val="clear" w:color="auto" w:fill="FFFFFF"/>
+        <w:ind w:left="0" w:firstLine="708"/>
+        <w:jc w:val="both"/>
+        <w:rPr>
+          <w:rFonts w:ascii="Segoe UI" w:hAnsi="Segoe UI" w:cs="Segoe UI"/>
+          <w:color w:val="000000"/>
+        </w:rPr>
+      </w:pPr>
+    </w:p>
+    <w:p>
+      <w:pPr>
+        <w:pStyle w:val="Prrafodelista"/>
+        <w:shd w:val="clear" w:color="auto" w:fill="FFFFFF"/>
+        <w:ind w:left="0" w:firstLine="708"/>
+        <w:jc w:val="both"/>
+        <w:rPr>
+          <w:rFonts w:ascii="Segoe UI" w:hAnsi="Segoe UI" w:cs="Segoe UI"/>
+          <w:color w:val="000000"/>
+        </w:rPr>
+      </w:pPr>
+      <w:r>
+        <w:rPr>
+          <w:rFonts w:ascii="Segoe UI" w:hAnsi="Segoe UI" w:cs="Segoe UI"/>
+          <w:color w:val="000000"/>
+        </w:rPr>
+        <w:drawing>
+          <wp:inline distT="0" distB="0" distL="0" distR="0" wp14:anchorId="79ECCCC0" wp14:editId="6DEAA1F9">
+            <wp:extent cx="4820323" cy="3448531"/>
+            <wp:effectExtent l="0" t="0" r="0" b="0"/>
+            <wp:docPr id="41" name="Imagen 41"/>
+            <wp:cNvGraphicFramePr>
+              <a:graphicFrameLocks xmlns:a="http://schemas.openxmlformats.org/drawingml/2006/main" noChangeAspect="1"/>
+            </wp:cNvGraphicFramePr>
+            <a:graphic xmlns:a="http://schemas.openxmlformats.org/drawingml/2006/main">
+              <a:graphicData uri="http://schemas.openxmlformats.org/drawingml/2006/picture">
+                <pic:pic xmlns:pic="http://schemas.openxmlformats.org/drawingml/2006/picture">
+                  <pic:nvPicPr>
+                    <pic:cNvPr id="1" name=""/>
+                    <pic:cNvPicPr/>
+                  </pic:nvPicPr>
+                  <pic:blipFill>
+                    <a:blip r:embed="rId41"/>
+                    <a:stretch>
+                      <a:fillRect/>
+                    </a:stretch>
+                  </pic:blipFill>
+                  <pic:spPr>
+                    <a:xfrm>
+                      <a:off x="0" y="0"/>
+                      <a:ext cx="4820323" cy="3448531"/>
+                    </a:xfrm>
+                    <a:prstGeom prst="rect">
+                      <a:avLst/>
+                    </a:prstGeom>
+                  </pic:spPr>
+                </pic:pic>
+              </a:graphicData>
+            </a:graphic>
+          </wp:inline>
+        </w:drawing>
+      </w:r>
+    </w:p>
+    <w:p>
+      <w:pPr>
+        <w:pStyle w:val="Prrafodelista"/>
+        <w:shd w:val="clear" w:color="auto" w:fill="FFFFFF"/>
+        <w:ind w:left="0" w:firstLine="708"/>
+        <w:jc w:val="both"/>
+        <w:rPr>
+          <w:rFonts w:ascii="Segoe UI" w:hAnsi="Segoe UI" w:cs="Segoe UI"/>
+          <w:color w:val="000000"/>
+        </w:rPr>
+      </w:pPr>
+    </w:p>
+    <w:p>
+      <w:pPr>
+        <w:pStyle w:val="Prrafodelista"/>
+        <w:shd w:val="clear" w:color="auto" w:fill="FFFFFF"/>
+        <w:ind w:left="0" w:firstLine="708"/>
+        <w:jc w:val="both"/>
+        <w:rPr>
+          <w:rFonts w:ascii="Segoe UI" w:hAnsi="Segoe UI" w:cs="Segoe UI"/>
+          <w:color w:val="000000"/>
+        </w:rPr>
+      </w:pPr>
+    </w:p>
+    <w:p>
+      <w:pPr>
+        <w:shd w:val="clear" w:color="auto" w:fill="FFFFFF"/>
+        <w:jc w:val="both"/>
+      </w:pPr>
+      <w:r>
+        <w:rPr>
+          <w:rFonts w:ascii="Segoe UI" w:hAnsi="Segoe UI" w:cs="Segoe UI"/>
+          <w:color w:val="000000"/>
+        </w:rPr>
+        <w:t xml:space="preserve">Podemos comprobar con </w:t>
+      </w:r>
+      <w:proofErr w:type="spellStart"/>
+      <w:r>
+        <w:t>cat</w:t>
+      </w:r>
+      <w:proofErr w:type="spellEnd"/>
+      <w:r>
+        <w:t xml:space="preserve"> /</w:t>
+      </w:r>
+      <w:proofErr w:type="spellStart"/>
+      <w:r>
+        <w:t>etc</w:t>
+      </w:r>
+      <w:proofErr w:type="spellEnd"/>
+      <w:r>
+        <w:t>/krb5.conf</w:t>
+      </w:r>
+      <w:r>
+        <w:t>.</w:t>
+      </w:r>
+    </w:p>
+    <w:p>
+      <w:pPr>
+        <w:pStyle w:val="Prrafodelista"/>
+        <w:shd w:val="clear" w:color="auto" w:fill="FFFFFF"/>
+        <w:ind w:left="0" w:firstLine="708"/>
+        <w:jc w:val="both"/>
+        <w:rPr>
+          <w:rFonts w:ascii="Segoe UI" w:hAnsi="Segoe UI" w:cs="Segoe UI"/>
+          <w:color w:val="000000"/>
+        </w:rPr>
+      </w:pPr>
+      <w:r>
+        <w:rPr>
+          <w:rFonts w:ascii="Segoe UI" w:hAnsi="Segoe UI" w:cs="Segoe UI"/>
+          <w:color w:val="000000"/>
+        </w:rPr>
+        <w:t>Ahora</w:t>
+      </w:r>
+      <w:r>
+        <w:rPr>
+          <w:rFonts w:ascii="Segoe UI" w:hAnsi="Segoe UI" w:cs="Segoe UI"/>
+          <w:color w:val="000000"/>
+        </w:rPr>
+        <w:t xml:space="preserve"> </w:t>
+      </w:r>
+      <w:r>
+        <w:rPr>
+          <w:rFonts w:ascii="Segoe UI" w:hAnsi="Segoe UI" w:cs="Segoe UI"/>
+          <w:color w:val="000000"/>
+        </w:rPr>
+        <w:t>intentamos el comando:</w:t>
+      </w:r>
+    </w:p>
+    <w:p>
+      <w:pPr>
+        <w:pStyle w:val="Prrafodelista"/>
+        <w:shd w:val="clear" w:color="auto" w:fill="FFFFFF"/>
+        <w:ind w:left="0" w:firstLine="708"/>
+        <w:jc w:val="both"/>
+        <w:rPr>
+          <w:color w:val="FFFFFF" w:themeColor="background1"/>
+        </w:rPr>
+      </w:pPr>
+      <w:proofErr w:type="spellStart"/>
+      <w:r>
+        <w:rPr>
+          <w:color w:val="FFFFFF" w:themeColor="background1"/>
+          <w:highlight w:val="black"/>
+        </w:rPr>
+        <w:t>Kinit</w:t>
+      </w:r>
+      <w:proofErr w:type="spellEnd"/>
+      <w:r>
+        <w:rPr>
+          <w:color w:val="FFFFFF" w:themeColor="background1"/>
+          <w:highlight w:val="black"/>
+        </w:rPr>
+        <w:t xml:space="preserve"> </w:t>
+      </w:r>
+      <w:proofErr w:type="spellStart"/>
+      <w:r>
+        <w:rPr>
+          <w:color w:val="FFFFFF" w:themeColor="background1"/>
+          <w:highlight w:val="black"/>
+        </w:rPr>
+        <w:t>pumuky</w:t>
+      </w:r>
+      <w:proofErr w:type="spellEnd"/>
+    </w:p>
+    <w:p>
+      <w:pPr>
+        <w:pStyle w:val="Prrafodelista"/>
+        <w:shd w:val="clear" w:color="auto" w:fill="FFFFFF"/>
+        <w:ind w:left="0" w:firstLine="708"/>
+        <w:jc w:val="both"/>
+        <w:rPr>
+          <w:rFonts w:ascii="Segoe UI" w:hAnsi="Segoe UI" w:cs="Segoe UI"/>
+          <w:color w:val="000000"/>
+        </w:rPr>
+      </w:pPr>
+      <w:r>
+        <w:rPr>
+          <w:rFonts w:ascii="Segoe UI" w:hAnsi="Segoe UI" w:cs="Segoe UI"/>
+          <w:color w:val="000000"/>
+        </w:rPr>
+        <w:t xml:space="preserve">Si nos pide la contraseña y al meterla no nos </w:t>
+      </w:r>
+      <w:proofErr w:type="spellStart"/>
+      <w:r>
+        <w:rPr>
+          <w:rFonts w:ascii="Segoe UI" w:hAnsi="Segoe UI" w:cs="Segoe UI"/>
+          <w:color w:val="000000"/>
+        </w:rPr>
+        <w:t>dá</w:t>
+      </w:r>
+      <w:proofErr w:type="spellEnd"/>
+      <w:r>
+        <w:rPr>
+          <w:rFonts w:ascii="Segoe UI" w:hAnsi="Segoe UI" w:cs="Segoe UI"/>
+          <w:color w:val="000000"/>
+        </w:rPr>
+        <w:t xml:space="preserve"> </w:t>
+      </w:r>
+      <w:r>
+        <w:rPr>
+          <w:rFonts w:ascii="Segoe UI" w:hAnsi="Segoe UI" w:cs="Segoe UI"/>
+          <w:color w:val="000000"/>
+        </w:rPr>
+        <w:t>ningún error y vuelve al cursor vacío estará todo correcto</w:t>
+      </w:r>
+      <w:r>
+        <w:rPr>
+          <w:rFonts w:ascii="Segoe UI" w:hAnsi="Segoe UI" w:cs="Segoe UI"/>
+          <w:color w:val="000000"/>
+        </w:rPr>
+        <w:t>.</w:t>
+      </w:r>
+    </w:p>
+    <w:p>
+      <w:pPr>
+        <w:pStyle w:val="Prrafodelista"/>
+        <w:shd w:val="clear" w:color="auto" w:fill="FFFFFF"/>
+        <w:ind w:left="0" w:firstLine="708"/>
+        <w:jc w:val="both"/>
+        <w:rPr>
+          <w:rFonts w:ascii="Segoe UI" w:hAnsi="Segoe UI" w:cs="Segoe UI"/>
+          <w:color w:val="000000"/>
+        </w:rPr>
+      </w:pPr>
+    </w:p>
+    <w:p>
+      <w:pPr>
+        <w:pStyle w:val="Prrafodelista"/>
+        <w:shd w:val="clear" w:color="auto" w:fill="FFFFFF"/>
+        <w:ind w:left="0" w:firstLine="708"/>
+        <w:jc w:val="both"/>
+        <w:rPr>
+          <w:rFonts w:ascii="Segoe UI" w:hAnsi="Segoe UI" w:cs="Segoe UI"/>
+          <w:color w:val="000000"/>
+        </w:rPr>
+      </w:pPr>
+      <w:r>
+        <w:rPr>
+          <w:rFonts w:ascii="Segoe UI" w:hAnsi="Segoe UI" w:cs="Segoe UI"/>
+          <w:color w:val="000000"/>
+        </w:rPr>
+        <w:drawing>
+          <wp:inline distT="0" distB="0" distL="0" distR="0" wp14:anchorId="3EA7A9A6" wp14:editId="41240897">
+            <wp:extent cx="3238952" cy="562053"/>
+            <wp:effectExtent l="0" t="0" r="0" b="9525"/>
+            <wp:docPr id="42" name="Imagen 42"/>
+            <wp:cNvGraphicFramePr>
+              <a:graphicFrameLocks xmlns:a="http://schemas.openxmlformats.org/drawingml/2006/main" noChangeAspect="1"/>
+            </wp:cNvGraphicFramePr>
+            <a:graphic xmlns:a="http://schemas.openxmlformats.org/drawingml/2006/main">
+              <a:graphicData uri="http://schemas.openxmlformats.org/drawingml/2006/picture">
+                <pic:pic xmlns:pic="http://schemas.openxmlformats.org/drawingml/2006/picture">
+                  <pic:nvPicPr>
+                    <pic:cNvPr id="1" name=""/>
+                    <pic:cNvPicPr/>
+                  </pic:nvPicPr>
+                  <pic:blipFill>
+                    <a:blip r:embed="rId42"/>
+                    <a:stretch>
+                      <a:fillRect/>
+                    </a:stretch>
+                  </pic:blipFill>
+                  <pic:spPr>
+                    <a:xfrm>
+                      <a:off x="0" y="0"/>
+                      <a:ext cx="3238952" cy="562053"/>
+                    </a:xfrm>
+                    <a:prstGeom prst="rect">
+                      <a:avLst/>
+                    </a:prstGeom>
+                  </pic:spPr>
+                </pic:pic>
+              </a:graphicData>
+            </a:graphic>
+          </wp:inline>
+        </w:drawing>
+      </w:r>
+    </w:p>
+    <w:p>
+      <w:pPr>
+        <w:pStyle w:val="Prrafodelista"/>
+        <w:shd w:val="clear" w:color="auto" w:fill="FFFFFF"/>
+        <w:ind w:left="0" w:firstLine="708"/>
+        <w:jc w:val="both"/>
+        <w:rPr>
+          <w:rFonts w:ascii="Segoe UI" w:hAnsi="Segoe UI" w:cs="Segoe UI"/>
+          <w:color w:val="000000"/>
+        </w:rPr>
+      </w:pPr>
+    </w:p>
+    <w:p>
+      <w:pPr>
+        <w:pStyle w:val="Prrafodelista"/>
+        <w:shd w:val="clear" w:color="auto" w:fill="FFFFFF"/>
+        <w:ind w:left="0" w:firstLine="708"/>
+        <w:jc w:val="both"/>
+        <w:rPr>
+          <w:rFonts w:ascii="Segoe UI" w:hAnsi="Segoe UI" w:cs="Segoe UI"/>
+          <w:color w:val="000000"/>
+        </w:rPr>
+      </w:pPr>
+    </w:p>
+    <w:p>
+      <w:pPr>
+        <w:pStyle w:val="Prrafodelista"/>
+        <w:shd w:val="clear" w:color="auto" w:fill="FFFFFF"/>
+        <w:ind w:left="0" w:firstLine="708"/>
+        <w:jc w:val="both"/>
+        <w:rPr>
+          <w:rFonts w:ascii="Segoe UI" w:hAnsi="Segoe UI" w:cs="Segoe UI"/>
+          <w:color w:val="000000"/>
+        </w:rPr>
+      </w:pPr>
+    </w:p>
+    <w:p>
+      <w:pPr>
+        <w:pStyle w:val="Prrafodelista"/>
+        <w:shd w:val="clear" w:color="auto" w:fill="FFFFFF"/>
+        <w:ind w:left="0" w:firstLine="708"/>
+        <w:jc w:val="both"/>
+        <w:rPr>
+          <w:rFonts w:ascii="Segoe UI" w:hAnsi="Segoe UI" w:cs="Segoe UI"/>
+          <w:color w:val="000000"/>
+        </w:rPr>
+      </w:pPr>
+    </w:p>
+    <w:p>
+      <w:pPr>
+        <w:pStyle w:val="Prrafodelista"/>
+        <w:shd w:val="clear" w:color="auto" w:fill="FFFFFF"/>
+        <w:ind w:left="0" w:firstLine="708"/>
+        <w:jc w:val="both"/>
+        <w:rPr>
+          <w:rFonts w:ascii="Segoe UI" w:hAnsi="Segoe UI" w:cs="Segoe UI"/>
+          <w:color w:val="000000"/>
+        </w:rPr>
+      </w:pPr>
+      <w:r>
+        <w:rPr>
+          <w:rFonts w:ascii="Segoe UI" w:hAnsi="Segoe UI" w:cs="Segoe UI"/>
+          <w:color w:val="000000"/>
+        </w:rPr>
+        <w:lastRenderedPageBreak/>
+        <w:t xml:space="preserve">Ahora vamos a unir el equipo al Active </w:t>
+      </w:r>
+      <w:proofErr w:type="spellStart"/>
+      <w:r>
+        <w:rPr>
+          <w:rFonts w:ascii="Segoe UI" w:hAnsi="Segoe UI" w:cs="Segoe UI"/>
+          <w:color w:val="000000"/>
+        </w:rPr>
+        <w:t>Directory</w:t>
+      </w:r>
+      <w:proofErr w:type="spellEnd"/>
+      <w:r>
+        <w:rPr>
+          <w:rFonts w:ascii="Segoe UI" w:hAnsi="Segoe UI" w:cs="Segoe UI"/>
+          <w:color w:val="000000"/>
+        </w:rPr>
+        <w:t xml:space="preserve"> para ello escribimos en la terminal:</w:t>
       </w:r>
     </w:p>
     <w:p>
@@ -7618,7 +8580,9 @@
       <w:r>
         <w:rPr>
           <w:rFonts w:ascii="Segoe UI" w:hAnsi="Segoe UI" w:cs="Segoe UI"/>
-          <w:color w:val="000000"/>
+          <w:noProof/>
+          <w:color w:val="000000"/>
+          <w:lang w:eastAsia="es-ES"/>
         </w:rPr>
         <w:drawing>
           <wp:anchor distT="0" distB="0" distL="114300" distR="114300" simplePos="0" relativeHeight="251680768" behindDoc="0" locked="0" layoutInCell="1" allowOverlap="1">
@@ -7644,7 +8608,7 @@
                     <pic:cNvPicPr/>
                   </pic:nvPicPr>
                   <pic:blipFill>
-                    <a:blip r:embed="rId40">
+                    <a:blip r:embed="rId43">
                       <a:extLst>
                         <a:ext uri="{28A0092B-C50C-407E-A947-70E740481C1C}">
                           <a14:useLocalDpi xmlns:a14="http://schemas.microsoft.com/office/drawing/2010/main" val="0"/>
@@ -7883,7 +8847,6 @@
           <w:rFonts w:ascii="Segoe UI" w:hAnsi="Segoe UI" w:cs="Segoe UI"/>
           <w:color w:val="000000"/>
         </w:rPr>
-        <w:lastRenderedPageBreak/>
         <w:t xml:space="preserve">En la máquina de Linux no me deja entrar con otro usuario que no sea el administrador del equipo </w:t>
       </w:r>
       <w:proofErr w:type="spellStart"/>
@@ -7930,6 +8893,7 @@
         <w:jc w:val="both"/>
         <w:rPr>
           <w:color w:val="FFFFFF" w:themeColor="background1"/>
+          <w:highlight w:val="black"/>
         </w:rPr>
       </w:pPr>
       <w:proofErr w:type="gramStart"/>
@@ -7994,20 +8958,8 @@
           <w:color w:val="FFFFFF" w:themeColor="background1"/>
           <w:highlight w:val="black"/>
         </w:rPr>
-        <w:t>/99-pumuky.conf</w:t>
-      </w:r>
-    </w:p>
-    <w:p>
-      <w:pPr>
-        <w:pStyle w:val="Prrafodelista"/>
-        <w:shd w:val="clear" w:color="auto" w:fill="FFFFFF"/>
-        <w:ind w:left="0"/>
-        <w:jc w:val="both"/>
-        <w:rPr>
-          <w:rFonts w:ascii="Segoe UI" w:hAnsi="Segoe UI" w:cs="Segoe UI"/>
-          <w:color w:val="000000"/>
-        </w:rPr>
-      </w:pPr>
+        <w:t>/91-login-manual.conf</w:t>
+      </w:r>
     </w:p>
     <w:p>
       <w:pPr>
@@ -8325,86 +9277,501 @@
         </w:rPr>
         <w:t>traseña (</w:t>
       </w:r>
+      <w:r>
+        <w:rPr>
+          <w:rFonts w:ascii="Segoe UI" w:hAnsi="Segoe UI" w:cs="Segoe UI"/>
+          <w:color w:val="000000"/>
+        </w:rPr>
+        <w:t>a seguir rompiéndome los cuernos).</w:t>
+      </w:r>
+    </w:p>
+    <w:p>
+      <w:pPr>
+        <w:pStyle w:val="Prrafodelista"/>
+        <w:shd w:val="clear" w:color="auto" w:fill="FFFFFF"/>
+        <w:ind w:left="0"/>
+        <w:jc w:val="both"/>
+        <w:rPr>
+          <w:rFonts w:ascii="Segoe UI" w:hAnsi="Segoe UI" w:cs="Segoe UI"/>
+          <w:color w:val="000000"/>
+        </w:rPr>
+      </w:pPr>
+    </w:p>
+    <w:p>
+      <w:pPr>
+        <w:pStyle w:val="Prrafodelista"/>
+        <w:shd w:val="clear" w:color="auto" w:fill="FFFFFF"/>
+        <w:ind w:left="0" w:firstLine="708"/>
+        <w:jc w:val="both"/>
+        <w:rPr>
+          <w:rFonts w:ascii="Segoe UI" w:hAnsi="Segoe UI" w:cs="Segoe UI"/>
+          <w:color w:val="000000"/>
+        </w:rPr>
+      </w:pPr>
+      <w:r>
+        <w:rPr>
+          <w:rFonts w:ascii="Segoe UI" w:hAnsi="Segoe UI" w:cs="Segoe UI"/>
+          <w:color w:val="000000"/>
+        </w:rPr>
+        <w:t>Para que no me pida el nombre largo hacemos este cambio en /</w:t>
+      </w:r>
+      <w:proofErr w:type="spellStart"/>
+      <w:r>
+        <w:rPr>
+          <w:rFonts w:ascii="Segoe UI" w:hAnsi="Segoe UI" w:cs="Segoe UI"/>
+          <w:color w:val="000000"/>
+        </w:rPr>
+        <w:t>etc</w:t>
+      </w:r>
+      <w:proofErr w:type="spellEnd"/>
+      <w:r>
+        <w:rPr>
+          <w:rFonts w:ascii="Segoe UI" w:hAnsi="Segoe UI" w:cs="Segoe UI"/>
+          <w:color w:val="000000"/>
+        </w:rPr>
+        <w:t>/</w:t>
+      </w:r>
+      <w:proofErr w:type="spellStart"/>
+      <w:r>
+        <w:rPr>
+          <w:rFonts w:ascii="Segoe UI" w:hAnsi="Segoe UI" w:cs="Segoe UI"/>
+          <w:color w:val="000000"/>
+        </w:rPr>
+        <w:t>sssd</w:t>
+      </w:r>
+      <w:proofErr w:type="spellEnd"/>
+      <w:r>
+        <w:rPr>
+          <w:rFonts w:ascii="Segoe UI" w:hAnsi="Segoe UI" w:cs="Segoe UI"/>
+          <w:color w:val="000000"/>
+        </w:rPr>
+        <w:t>/</w:t>
+      </w:r>
+      <w:proofErr w:type="spellStart"/>
+      <w:r>
+        <w:rPr>
+          <w:rFonts w:ascii="Segoe UI" w:hAnsi="Segoe UI" w:cs="Segoe UI"/>
+          <w:color w:val="000000"/>
+        </w:rPr>
+        <w:t>sssd.conf</w:t>
+      </w:r>
+      <w:proofErr w:type="spellEnd"/>
+      <w:r>
+        <w:rPr>
+          <w:rFonts w:ascii="Segoe UI" w:hAnsi="Segoe UI" w:cs="Segoe UI"/>
+          <w:color w:val="000000"/>
+        </w:rPr>
+        <w:t xml:space="preserve"> </w:t>
+      </w:r>
+      <w:r>
+        <w:rPr>
+          <w:rFonts w:ascii="Segoe UI" w:hAnsi="Segoe UI" w:cs="Segoe UI"/>
+          <w:color w:val="000000"/>
+        </w:rPr>
+        <w:t xml:space="preserve"> para ello entramos en el archivo con:</w:t>
+      </w:r>
+    </w:p>
+    <w:p>
+      <w:pPr>
+        <w:pStyle w:val="Prrafodelista"/>
+        <w:shd w:val="clear" w:color="auto" w:fill="FFFFFF"/>
+        <w:ind w:left="0" w:firstLine="708"/>
+        <w:jc w:val="both"/>
+        <w:rPr>
+          <w:color w:val="FFFFFF" w:themeColor="background1"/>
+          <w:highlight w:val="black"/>
+        </w:rPr>
+      </w:pPr>
+      <w:proofErr w:type="gramStart"/>
+      <w:r>
+        <w:rPr>
+          <w:color w:val="FFFFFF" w:themeColor="background1"/>
+          <w:highlight w:val="black"/>
+        </w:rPr>
+        <w:t>sudo</w:t>
+      </w:r>
+      <w:proofErr w:type="gramEnd"/>
+      <w:r>
+        <w:rPr>
+          <w:color w:val="FFFFFF" w:themeColor="background1"/>
+          <w:highlight w:val="black"/>
+        </w:rPr>
+        <w:t xml:space="preserve"> nano /</w:t>
+      </w:r>
+      <w:proofErr w:type="spellStart"/>
+      <w:r>
+        <w:rPr>
+          <w:color w:val="FFFFFF" w:themeColor="background1"/>
+          <w:highlight w:val="black"/>
+        </w:rPr>
+        <w:t>etc</w:t>
+      </w:r>
+      <w:proofErr w:type="spellEnd"/>
+      <w:r>
+        <w:rPr>
+          <w:color w:val="FFFFFF" w:themeColor="background1"/>
+          <w:highlight w:val="black"/>
+        </w:rPr>
+        <w:t>/</w:t>
+      </w:r>
+      <w:proofErr w:type="spellStart"/>
+      <w:r>
+        <w:rPr>
+          <w:color w:val="FFFFFF" w:themeColor="background1"/>
+          <w:highlight w:val="black"/>
+        </w:rPr>
+        <w:t>sssd</w:t>
+      </w:r>
+      <w:proofErr w:type="spellEnd"/>
+      <w:r>
+        <w:rPr>
+          <w:color w:val="FFFFFF" w:themeColor="background1"/>
+          <w:highlight w:val="black"/>
+        </w:rPr>
+        <w:t>/</w:t>
+      </w:r>
+      <w:proofErr w:type="spellStart"/>
+      <w:r>
+        <w:rPr>
+          <w:color w:val="FFFFFF" w:themeColor="background1"/>
+          <w:highlight w:val="black"/>
+        </w:rPr>
+        <w:t>sssd.conf</w:t>
+      </w:r>
+      <w:proofErr w:type="spellEnd"/>
+    </w:p>
+    <w:p>
+      <w:pPr>
+        <w:pStyle w:val="Prrafodelista"/>
+        <w:shd w:val="clear" w:color="auto" w:fill="FFFFFF"/>
+        <w:ind w:left="0" w:firstLine="708"/>
+        <w:jc w:val="both"/>
+        <w:rPr>
+          <w:rFonts w:ascii="Segoe UI" w:hAnsi="Segoe UI" w:cs="Segoe UI"/>
+          <w:color w:val="000000"/>
+        </w:rPr>
+      </w:pPr>
+      <w:r>
+        <w:rPr>
+          <w:rFonts w:ascii="Segoe UI" w:hAnsi="Segoe UI" w:cs="Segoe UI"/>
+          <w:color w:val="000000"/>
+        </w:rPr>
+        <w:t>Cambiamos la línea:</w:t>
+      </w:r>
+    </w:p>
+    <w:p>
+      <w:pPr>
+        <w:pStyle w:val="Prrafodelista"/>
+        <w:shd w:val="clear" w:color="auto" w:fill="FFFFFF"/>
+        <w:ind w:left="0" w:firstLine="708"/>
+        <w:jc w:val="both"/>
+      </w:pPr>
+      <w:r>
+        <w:rPr>
+          <w:color w:val="FFFFFF" w:themeColor="background1"/>
+          <w:highlight w:val="black"/>
+        </w:rPr>
+        <w:t xml:space="preserve"> </w:t>
+      </w:r>
+      <w:proofErr w:type="spellStart"/>
+      <w:r>
+        <w:rPr>
+          <w:color w:val="FFFFFF" w:themeColor="background1"/>
+          <w:highlight w:val="black"/>
+        </w:rPr>
+        <w:t>use_fully_qualified_names</w:t>
+      </w:r>
+      <w:proofErr w:type="spellEnd"/>
+      <w:r>
+        <w:rPr>
+          <w:color w:val="FFFFFF" w:themeColor="background1"/>
+          <w:highlight w:val="black"/>
+        </w:rPr>
+        <w:t xml:space="preserve"> = True</w:t>
+      </w:r>
+      <w:r>
+        <w:t xml:space="preserve"> </w:t>
+      </w:r>
+    </w:p>
+    <w:p>
+      <w:pPr>
+        <w:pStyle w:val="Prrafodelista"/>
+        <w:shd w:val="clear" w:color="auto" w:fill="FFFFFF"/>
+        <w:ind w:left="0"/>
+        <w:jc w:val="both"/>
+      </w:pPr>
+      <w:proofErr w:type="gramStart"/>
+      <w:r>
+        <w:t>por</w:t>
+      </w:r>
+      <w:proofErr w:type="gramEnd"/>
+      <w:r>
+        <w:t xml:space="preserve"> </w:t>
+      </w:r>
+    </w:p>
+    <w:p>
+      <w:pPr>
+        <w:pStyle w:val="Prrafodelista"/>
+        <w:shd w:val="clear" w:color="auto" w:fill="FFFFFF"/>
+        <w:ind w:left="0" w:firstLine="708"/>
+        <w:jc w:val="both"/>
+        <w:rPr>
+          <w:color w:val="FFFFFF" w:themeColor="background1"/>
+          <w:highlight w:val="black"/>
+        </w:rPr>
+      </w:pPr>
+      <w:proofErr w:type="spellStart"/>
+      <w:r>
+        <w:rPr>
+          <w:color w:val="FFFFFF" w:themeColor="background1"/>
+          <w:highlight w:val="black"/>
+        </w:rPr>
+        <w:t>use_fully_qualified_names</w:t>
+      </w:r>
+      <w:proofErr w:type="spellEnd"/>
+      <w:r>
+        <w:rPr>
+          <w:color w:val="FFFFFF" w:themeColor="background1"/>
+          <w:highlight w:val="black"/>
+        </w:rPr>
+        <w:t xml:space="preserve"> = False</w:t>
+      </w:r>
+    </w:p>
+    <w:p>
+      <w:pPr>
+        <w:pStyle w:val="Prrafodelista"/>
+        <w:shd w:val="clear" w:color="auto" w:fill="FFFFFF"/>
+        <w:ind w:left="0" w:firstLine="708"/>
+        <w:jc w:val="both"/>
+        <w:rPr>
+          <w:color w:val="FFFFFF" w:themeColor="background1"/>
+          <w:highlight w:val="black"/>
+        </w:rPr>
+      </w:pPr>
       <w:bookmarkStart w:id="0" w:name="_GoBack"/>
       <w:bookmarkEnd w:id="0"/>
-      <w:r>
-        <w:rPr>
-          <w:rFonts w:ascii="Segoe UI" w:hAnsi="Segoe UI" w:cs="Segoe UI"/>
-          <w:color w:val="000000"/>
-        </w:rPr>
-        <w:t>a seguir rompiéndome los cuernos).</w:t>
-      </w:r>
-    </w:p>
-    <w:p>
-      <w:pPr>
-        <w:pStyle w:val="Prrafodelista"/>
-        <w:shd w:val="clear" w:color="auto" w:fill="FFFFFF"/>
-        <w:ind w:left="0"/>
-        <w:jc w:val="both"/>
-        <w:rPr>
-          <w:rFonts w:ascii="Segoe UI" w:hAnsi="Segoe UI" w:cs="Segoe UI"/>
-          <w:color w:val="000000"/>
-        </w:rPr>
-      </w:pPr>
-    </w:p>
-    <w:p>
-      <w:pPr>
-        <w:pStyle w:val="Prrafodelista"/>
-        <w:shd w:val="clear" w:color="auto" w:fill="FFFFFF"/>
-        <w:ind w:left="0"/>
-        <w:jc w:val="both"/>
-        <w:rPr>
-          <w:rFonts w:ascii="Segoe UI" w:hAnsi="Segoe UI" w:cs="Segoe UI"/>
-          <w:color w:val="000000"/>
-        </w:rPr>
-      </w:pPr>
-    </w:p>
-    <w:p>
-      <w:pPr>
-        <w:pStyle w:val="Prrafodelista"/>
-        <w:shd w:val="clear" w:color="auto" w:fill="FFFFFF"/>
-        <w:ind w:left="0"/>
-        <w:jc w:val="both"/>
-        <w:rPr>
-          <w:rFonts w:ascii="Segoe UI" w:hAnsi="Segoe UI" w:cs="Segoe UI"/>
-          <w:color w:val="000000"/>
-        </w:rPr>
-      </w:pPr>
-    </w:p>
-    <w:p>
-      <w:pPr>
-        <w:pStyle w:val="Prrafodelista"/>
-        <w:shd w:val="clear" w:color="auto" w:fill="FFFFFF"/>
-        <w:ind w:left="0"/>
-        <w:jc w:val="both"/>
-        <w:rPr>
-          <w:rFonts w:ascii="Segoe UI" w:hAnsi="Segoe UI" w:cs="Segoe UI"/>
-          <w:color w:val="000000"/>
-        </w:rPr>
-      </w:pPr>
-    </w:p>
-    <w:p>
-      <w:pPr>
-        <w:pStyle w:val="Prrafodelista"/>
-        <w:shd w:val="clear" w:color="auto" w:fill="FFFFFF"/>
-        <w:ind w:left="0"/>
-        <w:jc w:val="both"/>
-        <w:rPr>
-          <w:rFonts w:ascii="Segoe UI" w:hAnsi="Segoe UI" w:cs="Segoe UI"/>
-          <w:color w:val="000000"/>
-        </w:rPr>
-      </w:pPr>
-    </w:p>
-    <w:p>
-      <w:pPr>
-        <w:pStyle w:val="Prrafodelista"/>
-        <w:shd w:val="clear" w:color="auto" w:fill="FFFFFF"/>
-        <w:jc w:val="both"/>
-        <w:rPr>
-          <w:rFonts w:ascii="Segoe UI" w:hAnsi="Segoe UI" w:cs="Segoe UI"/>
-          <w:color w:val="000000"/>
-        </w:rPr>
-      </w:pPr>
+    </w:p>
+    <w:p>
+      <w:pPr>
+        <w:pStyle w:val="Prrafodelista"/>
+        <w:shd w:val="clear" w:color="auto" w:fill="FFFFFF"/>
+        <w:ind w:left="0"/>
+        <w:jc w:val="both"/>
+        <w:rPr>
+          <w:rFonts w:ascii="Segoe UI" w:hAnsi="Segoe UI" w:cs="Segoe UI"/>
+          <w:color w:val="000000"/>
+        </w:rPr>
+      </w:pPr>
+      <w:r>
+        <w:rPr>
+          <w:rFonts w:ascii="Segoe UI" w:hAnsi="Segoe UI" w:cs="Segoe UI"/>
+          <w:color w:val="000000"/>
+        </w:rPr>
+        <w:t xml:space="preserve">Ahora guardamos </w:t>
+      </w:r>
+      <w:r>
+        <w:t xml:space="preserve">con </w:t>
+      </w:r>
+      <w:proofErr w:type="spellStart"/>
+      <w:r>
+        <w:rPr>
+          <w:rStyle w:val="CdigoHTML"/>
+          <w:rFonts w:eastAsia="SimSun"/>
+        </w:rPr>
+        <w:t>Ctrl+O</w:t>
+      </w:r>
+      <w:proofErr w:type="spellEnd"/>
+      <w:r>
+        <w:t xml:space="preserve">, pulsa </w:t>
+      </w:r>
+      <w:proofErr w:type="spellStart"/>
+      <w:r>
+        <w:rPr>
+          <w:rStyle w:val="CdigoHTML"/>
+          <w:rFonts w:eastAsia="SimSun"/>
+        </w:rPr>
+        <w:t>Enter</w:t>
+      </w:r>
+      <w:proofErr w:type="spellEnd"/>
+      <w:r>
+        <w:t xml:space="preserve"> y sal con </w:t>
+      </w:r>
+      <w:proofErr w:type="spellStart"/>
+      <w:r>
+        <w:rPr>
+          <w:rStyle w:val="CdigoHTML"/>
+          <w:rFonts w:eastAsia="SimSun"/>
+        </w:rPr>
+        <w:t>Ctrl+X</w:t>
+      </w:r>
+      <w:proofErr w:type="spellEnd"/>
+      <w:r>
+        <w:rPr>
+          <w:rStyle w:val="CdigoHTML"/>
+          <w:rFonts w:eastAsia="SimSun"/>
+        </w:rPr>
+        <w:t xml:space="preserve"> </w:t>
+      </w:r>
+      <w:r>
+        <w:rPr>
+          <w:rFonts w:ascii="Segoe UI" w:hAnsi="Segoe UI" w:cs="Segoe UI"/>
+          <w:color w:val="000000"/>
+        </w:rPr>
+        <w:t xml:space="preserve">y reiniciamos el </w:t>
+      </w:r>
+      <w:proofErr w:type="spellStart"/>
+      <w:r>
+        <w:rPr>
+          <w:rFonts w:ascii="Segoe UI" w:hAnsi="Segoe UI" w:cs="Segoe UI"/>
+          <w:color w:val="000000"/>
+        </w:rPr>
+        <w:t>sssd</w:t>
+      </w:r>
+      <w:proofErr w:type="spellEnd"/>
+      <w:r>
+        <w:rPr>
+          <w:rFonts w:ascii="Segoe UI" w:hAnsi="Segoe UI" w:cs="Segoe UI"/>
+          <w:color w:val="000000"/>
+        </w:rPr>
+        <w:t>:</w:t>
+      </w:r>
+    </w:p>
+    <w:p>
+      <w:pPr>
+        <w:pStyle w:val="Prrafodelista"/>
+        <w:shd w:val="clear" w:color="auto" w:fill="FFFFFF"/>
+        <w:ind w:left="0" w:firstLine="708"/>
+        <w:jc w:val="both"/>
+        <w:rPr>
+          <w:color w:val="FFFFFF" w:themeColor="background1"/>
+          <w:highlight w:val="black"/>
+        </w:rPr>
+      </w:pPr>
+      <w:proofErr w:type="gramStart"/>
+      <w:r>
+        <w:rPr>
+          <w:color w:val="FFFFFF" w:themeColor="background1"/>
+          <w:highlight w:val="black"/>
+        </w:rPr>
+        <w:t>sudo</w:t>
+      </w:r>
+      <w:proofErr w:type="gramEnd"/>
+      <w:r>
+        <w:rPr>
+          <w:color w:val="FFFFFF" w:themeColor="background1"/>
+          <w:highlight w:val="black"/>
+        </w:rPr>
+        <w:t xml:space="preserve"> </w:t>
+      </w:r>
+      <w:proofErr w:type="spellStart"/>
+      <w:r>
+        <w:rPr>
+          <w:color w:val="FFFFFF" w:themeColor="background1"/>
+          <w:highlight w:val="black"/>
+        </w:rPr>
+        <w:t>systemctl</w:t>
+      </w:r>
+      <w:proofErr w:type="spellEnd"/>
+      <w:r>
+        <w:rPr>
+          <w:color w:val="FFFFFF" w:themeColor="background1"/>
+          <w:highlight w:val="black"/>
+        </w:rPr>
+        <w:t xml:space="preserve"> </w:t>
+      </w:r>
+      <w:proofErr w:type="spellStart"/>
+      <w:r>
+        <w:rPr>
+          <w:color w:val="FFFFFF" w:themeColor="background1"/>
+          <w:highlight w:val="black"/>
+        </w:rPr>
+        <w:t>restart</w:t>
+      </w:r>
+      <w:proofErr w:type="spellEnd"/>
+      <w:r>
+        <w:rPr>
+          <w:color w:val="FFFFFF" w:themeColor="background1"/>
+          <w:highlight w:val="black"/>
+        </w:rPr>
+        <w:t xml:space="preserve"> </w:t>
+      </w:r>
+      <w:proofErr w:type="spellStart"/>
+      <w:r>
+        <w:rPr>
+          <w:color w:val="FFFFFF" w:themeColor="background1"/>
+          <w:highlight w:val="black"/>
+        </w:rPr>
+        <w:t>sssd</w:t>
+      </w:r>
+      <w:proofErr w:type="spellEnd"/>
+    </w:p>
+    <w:p>
+      <w:pPr>
+        <w:pStyle w:val="Prrafodelista"/>
+        <w:shd w:val="clear" w:color="auto" w:fill="FFFFFF"/>
+        <w:ind w:left="0"/>
+        <w:jc w:val="both"/>
+        <w:rPr>
+          <w:rFonts w:ascii="Segoe UI" w:hAnsi="Segoe UI" w:cs="Segoe UI"/>
+          <w:color w:val="000000"/>
+        </w:rPr>
+      </w:pPr>
+    </w:p>
+    <w:p>
+      <w:pPr>
+        <w:pStyle w:val="Prrafodelista"/>
+        <w:shd w:val="clear" w:color="auto" w:fill="FFFFFF"/>
+        <w:ind w:left="0"/>
+        <w:jc w:val="both"/>
+        <w:rPr>
+          <w:rFonts w:ascii="Segoe UI" w:hAnsi="Segoe UI" w:cs="Segoe UI"/>
+          <w:color w:val="000000"/>
+        </w:rPr>
+      </w:pPr>
+    </w:p>
+    <w:p>
+      <w:pPr>
+        <w:pStyle w:val="Prrafodelista"/>
+        <w:shd w:val="clear" w:color="auto" w:fill="FFFFFF"/>
+        <w:ind w:left="0"/>
+        <w:jc w:val="both"/>
+        <w:rPr>
+          <w:rFonts w:ascii="Segoe UI" w:hAnsi="Segoe UI" w:cs="Segoe UI"/>
+          <w:color w:val="000000"/>
+        </w:rPr>
+      </w:pPr>
+    </w:p>
+    <w:p>
+      <w:pPr>
+        <w:pStyle w:val="Prrafodelista"/>
+        <w:shd w:val="clear" w:color="auto" w:fill="FFFFFF"/>
+        <w:ind w:left="0"/>
+        <w:jc w:val="both"/>
+        <w:rPr>
+          <w:rFonts w:ascii="Segoe UI" w:hAnsi="Segoe UI" w:cs="Segoe UI"/>
+          <w:color w:val="000000"/>
+        </w:rPr>
+      </w:pPr>
+    </w:p>
+    <w:p>
+      <w:pPr>
+        <w:pStyle w:val="Prrafodelista"/>
+        <w:shd w:val="clear" w:color="auto" w:fill="FFFFFF"/>
+        <w:jc w:val="both"/>
+        <w:rPr>
+          <w:rFonts w:ascii="Segoe UI" w:hAnsi="Segoe UI" w:cs="Segoe UI"/>
+          <w:color w:val="000000"/>
+        </w:rPr>
+      </w:pPr>
+      <w:hyperlink r:id="rId44" w:history="1">
+        <w:r>
+          <w:rPr>
+            <w:rStyle w:val="Hipervnculo"/>
+            <w:rFonts w:ascii="Segoe UI" w:hAnsi="Segoe UI" w:cs="Segoe UI"/>
+          </w:rPr>
+          <w:t>https://dl.malwarewatch.org/windows/</w:t>
+        </w:r>
+      </w:hyperlink>
     </w:p>
     <w:sectPr>
       <w:pgSz w:w="11906" w:h="16838"/>
@@ -8505,6 +9872,123 @@
     </w:lvl>
   </w:abstractNum>
   <w:abstractNum w:abstractNumId="1" w15:restartNumberingAfterBreak="0">
+    <w:nsid w:val="2F7B3799"/>
+    <w:multiLevelType w:val="multilevel"/>
+    <w:tmpl w:val="6938F82C"/>
+    <w:lvl w:ilvl="0">
+      <w:start w:val="1"/>
+      <w:numFmt w:val="decimal"/>
+      <w:lvlText w:val="%1."/>
+      <w:lvlJc w:val="left"/>
+      <w:pPr>
+        <w:tabs>
+          <w:tab w:val="num" w:pos="720"/>
+        </w:tabs>
+        <w:ind w:left="720" w:hanging="360"/>
+      </w:pPr>
+    </w:lvl>
+    <w:lvl w:ilvl="1">
+      <w:start w:val="1"/>
+      <w:numFmt w:val="bullet"/>
+      <w:lvlText w:val="o"/>
+      <w:lvlJc w:val="left"/>
+      <w:pPr>
+        <w:tabs>
+          <w:tab w:val="num" w:pos="1440"/>
+        </w:tabs>
+        <w:ind w:left="1440" w:hanging="360"/>
+      </w:pPr>
+      <w:rPr>
+        <w:rFonts w:ascii="Courier New" w:hAnsi="Courier New" w:hint="default"/>
+        <w:sz w:val="20"/>
+      </w:rPr>
+    </w:lvl>
+    <w:lvl w:ilvl="2" w:tentative="1">
+      <w:start w:val="1"/>
+      <w:numFmt w:val="decimal"/>
+      <w:lvlText w:val="%3."/>
+      <w:lvlJc w:val="left"/>
+      <w:pPr>
+        <w:tabs>
+          <w:tab w:val="num" w:pos="2160"/>
+        </w:tabs>
+        <w:ind w:left="2160" w:hanging="360"/>
+      </w:pPr>
+    </w:lvl>
+    <w:lvl w:ilvl="3" w:tentative="1">
+      <w:start w:val="1"/>
+      <w:numFmt w:val="decimal"/>
+      <w:lvlText w:val="%4."/>
+      <w:lvlJc w:val="left"/>
+      <w:pPr>
+        <w:tabs>
+          <w:tab w:val="num" w:pos="2880"/>
+        </w:tabs>
+        <w:ind w:left="2880" w:hanging="360"/>
+      </w:pPr>
+    </w:lvl>
+    <w:lvl w:ilvl="4" w:tentative="1">
+      <w:start w:val="1"/>
+      <w:numFmt w:val="decimal"/>
+      <w:lvlText w:val="%5."/>
+      <w:lvlJc w:val="left"/>
+      <w:pPr>
+        <w:tabs>
+          <w:tab w:val="num" w:pos="3600"/>
+        </w:tabs>
+        <w:ind w:left="3600" w:hanging="360"/>
+      </w:pPr>
+    </w:lvl>
+    <w:lvl w:ilvl="5" w:tentative="1">
+      <w:start w:val="1"/>
+      <w:numFmt w:val="decimal"/>
+      <w:lvlText w:val="%6."/>
+      <w:lvlJc w:val="left"/>
+      <w:pPr>
+        <w:tabs>
+          <w:tab w:val="num" w:pos="4320"/>
+        </w:tabs>
+        <w:ind w:left="4320" w:hanging="360"/>
+      </w:pPr>
+    </w:lvl>
+    <w:lvl w:ilvl="6" w:tentative="1">
+      <w:start w:val="1"/>
+      <w:numFmt w:val="decimal"/>
+      <w:lvlText w:val="%7."/>
+      <w:lvlJc w:val="left"/>
+      <w:pPr>
+        <w:tabs>
+          <w:tab w:val="num" w:pos="5040"/>
+        </w:tabs>
+        <w:ind w:left="5040" w:hanging="360"/>
+      </w:pPr>
+    </w:lvl>
+    <w:lvl w:ilvl="7" w:tentative="1">
+      <w:start w:val="1"/>
+      <w:numFmt w:val="decimal"/>
+      <w:lvlText w:val="%8."/>
+      <w:lvlJc w:val="left"/>
+      <w:pPr>
+        <w:tabs>
+          <w:tab w:val="num" w:pos="5760"/>
+        </w:tabs>
+        <w:ind w:left="5760" w:hanging="360"/>
+      </w:pPr>
+    </w:lvl>
+    <w:lvl w:ilvl="8" w:tentative="1">
+      <w:start w:val="1"/>
+      <w:numFmt w:val="decimal"/>
+      <w:lvlText w:val="%9."/>
+      <w:lvlJc w:val="left"/>
+      <w:pPr>
+        <w:tabs>
+          <w:tab w:val="num" w:pos="6480"/>
+        </w:tabs>
+        <w:ind w:left="6480" w:hanging="360"/>
+      </w:pPr>
+    </w:lvl>
+  </w:abstractNum>
+  <w:abstractNum w:abstractNumId="2" w15:restartNumberingAfterBreak="0">
     <w:nsid w:val="36330CD2"/>
     <w:multiLevelType w:val="multilevel"/>
     <w:tmpl w:val="F53ED1A0"/>
@@ -8617,7 +10101,7 @@
       </w:pPr>
     </w:lvl>
   </w:abstractNum>
-  <w:abstractNum w:abstractNumId="2" w15:restartNumberingAfterBreak="0">
+  <w:abstractNum w:abstractNumId="3" w15:restartNumberingAfterBreak="0">
     <w:nsid w:val="396D49AB"/>
     <w:multiLevelType w:val="hybridMultilevel"/>
     <w:tmpl w:val="EBA6D34C"/>
@@ -8706,7 +10190,7 @@
       </w:pPr>
     </w:lvl>
   </w:abstractNum>
-  <w:abstractNum w:abstractNumId="3" w15:restartNumberingAfterBreak="0">
+  <w:abstractNum w:abstractNumId="4" w15:restartNumberingAfterBreak="0">
     <w:nsid w:val="5BE47E82"/>
     <w:multiLevelType w:val="hybridMultilevel"/>
     <w:tmpl w:val="CE6C8EDE"/>
@@ -8796,12 +10280,15 @@
     <w:abstractNumId w:val="0"/>
   </w:num>
   <w:num w:numId="2">
+    <w:abstractNumId w:val="4"/>
+  </w:num>
+  <w:num w:numId="3">
     <w:abstractNumId w:val="3"/>
   </w:num>
-  <w:num w:numId="3">
+  <w:num w:numId="4">
     <w:abstractNumId w:val="2"/>
   </w:num>
-  <w:num w:numId="4">
+  <w:num w:numId="5">
     <w:abstractNumId w:val="1"/>
   </w:num>
 </w:numbering>

--- a/tercer módulo/tarea 3.docx
+++ b/tercer módulo/tarea 3.docx
@@ -6306,7 +6306,9 @@
       <w:r>
         <w:rPr>
           <w:rFonts w:ascii="Segoe UI" w:hAnsi="Segoe UI" w:cs="Segoe UI"/>
-          <w:color w:val="000000"/>
+          <w:noProof/>
+          <w:color w:val="000000"/>
+          <w:lang w:eastAsia="es-ES"/>
         </w:rPr>
         <w:drawing>
           <wp:anchor distT="0" distB="0" distL="114300" distR="114300" simplePos="0" relativeHeight="251681792" behindDoc="0" locked="0" layoutInCell="1" allowOverlap="1">
@@ -6580,36 +6582,45 @@
           <w:color w:val="000000"/>
         </w:rPr>
       </w:pPr>
-    </w:p>
-    <w:p>
-      <w:pPr>
-        <w:pStyle w:val="Prrafodelista"/>
-        <w:shd w:val="clear" w:color="auto" w:fill="FFFFFF"/>
-        <w:ind w:left="0"/>
-        <w:jc w:val="both"/>
-        <w:rPr>
-          <w:rFonts w:ascii="Segoe UI" w:hAnsi="Segoe UI" w:cs="Segoe UI"/>
-          <w:color w:val="000000"/>
-        </w:rPr>
-      </w:pPr>
-    </w:p>
-    <w:p>
-      <w:pPr>
-        <w:pStyle w:val="Prrafodelista"/>
-        <w:shd w:val="clear" w:color="auto" w:fill="FFFFFF"/>
-        <w:ind w:left="0"/>
-        <w:jc w:val="both"/>
-        <w:rPr>
-          <w:rFonts w:ascii="Segoe UI" w:hAnsi="Segoe UI" w:cs="Segoe UI"/>
-          <w:color w:val="000000"/>
-        </w:rPr>
-      </w:pPr>
-      <w:r>
-        <w:rPr>
-          <w:rFonts w:ascii="Segoe UI" w:hAnsi="Segoe UI" w:cs="Segoe UI"/>
-          <w:color w:val="000000"/>
-        </w:rPr>
-        <w:t xml:space="preserve">Vamos a añadir la </w:t>
+      <w:r>
+        <w:rPr>
+          <w:rFonts w:ascii="Segoe UI" w:hAnsi="Segoe UI" w:cs="Segoe UI"/>
+          <w:color w:val="000000"/>
+        </w:rPr>
+        <w:t>Antes de empezar vamos a asegurarnos de que tenemos conexión de red con el controlador de dominio</w:t>
+      </w:r>
+      <w:r>
+        <w:rPr>
+          <w:rFonts w:ascii="Segoe UI" w:hAnsi="Segoe UI" w:cs="Segoe UI"/>
+          <w:color w:val="000000"/>
+        </w:rPr>
+        <w:t>.</w:t>
+      </w:r>
+    </w:p>
+    <w:p>
+      <w:pPr>
+        <w:pStyle w:val="Prrafodelista"/>
+        <w:shd w:val="clear" w:color="auto" w:fill="FFFFFF"/>
+        <w:ind w:left="0"/>
+        <w:jc w:val="both"/>
+        <w:rPr>
+          <w:rFonts w:ascii="Segoe UI" w:hAnsi="Segoe UI" w:cs="Segoe UI"/>
+          <w:color w:val="000000"/>
+        </w:rPr>
+      </w:pPr>
+      <w:r>
+        <w:rPr>
+          <w:rFonts w:ascii="Segoe UI" w:hAnsi="Segoe UI" w:cs="Segoe UI"/>
+          <w:color w:val="000000"/>
+        </w:rPr>
+        <w:t>Primero v</w:t>
+      </w:r>
+      <w:r>
+        <w:rPr>
+          <w:rFonts w:ascii="Segoe UI" w:hAnsi="Segoe UI" w:cs="Segoe UI"/>
+          <w:color w:val="000000"/>
+        </w:rPr>
+        <w:t xml:space="preserve">amos a añadir la </w:t>
       </w:r>
       <w:r>
         <w:rPr>
@@ -6703,7 +6714,9 @@
       <w:r>
         <w:rPr>
           <w:rFonts w:ascii="Segoe UI" w:hAnsi="Segoe UI" w:cs="Segoe UI"/>
-          <w:color w:val="000000"/>
+          <w:noProof/>
+          <w:color w:val="000000"/>
+          <w:lang w:eastAsia="es-ES"/>
         </w:rPr>
         <w:drawing>
           <wp:inline distT="0" distB="0" distL="0" distR="0" wp14:anchorId="423006E0" wp14:editId="00D45E45">
@@ -6806,345 +6819,65 @@
         <w:pStyle w:val="Prrafodelista"/>
         <w:shd w:val="clear" w:color="auto" w:fill="FFFFFF"/>
         <w:ind w:left="0"/>
-        <w:jc w:val="both"/>
-        <w:rPr>
-          <w:rFonts w:ascii="Segoe UI" w:hAnsi="Segoe UI" w:cs="Segoe UI"/>
-          <w:color w:val="000000"/>
-        </w:rPr>
-      </w:pPr>
-      <w:r>
-        <w:rPr>
-          <w:rFonts w:ascii="Segoe UI" w:hAnsi="Segoe UI" w:cs="Segoe UI"/>
-          <w:color w:val="000000"/>
-        </w:rPr>
-        <w:t>Antes de empezar vamos a abrir la comunicación con el servidor, para ello abrimos el terminal y escribimos:</w:t>
-      </w:r>
-    </w:p>
-    <w:p>
-      <w:pPr>
-        <w:pStyle w:val="Prrafodelista"/>
-        <w:shd w:val="clear" w:color="auto" w:fill="FFFFFF"/>
-        <w:ind w:left="0" w:firstLine="708"/>
-        <w:jc w:val="both"/>
-        <w:rPr>
-          <w:rFonts w:ascii="Segoe UI" w:hAnsi="Segoe UI" w:cs="Segoe UI"/>
-          <w:color w:val="000000"/>
-        </w:rPr>
-      </w:pPr>
-      <w:r>
-        <w:rPr>
-          <w:rFonts w:ascii="Segoe UI" w:hAnsi="Segoe UI" w:cs="Segoe UI"/>
-          <w:color w:val="000000"/>
-        </w:rPr>
-        <w:t xml:space="preserve"> </w:t>
-      </w:r>
-      <w:proofErr w:type="gramStart"/>
-      <w:r>
-        <w:rPr>
-          <w:color w:val="FFFFFF" w:themeColor="background1"/>
-          <w:highlight w:val="black"/>
-        </w:rPr>
-        <w:t>sudo</w:t>
-      </w:r>
-      <w:proofErr w:type="gramEnd"/>
-      <w:r>
-        <w:rPr>
-          <w:color w:val="FFFFFF" w:themeColor="background1"/>
-          <w:highlight w:val="black"/>
-        </w:rPr>
-        <w:t xml:space="preserve"> nano /</w:t>
-      </w:r>
-      <w:proofErr w:type="spellStart"/>
-      <w:r>
-        <w:rPr>
-          <w:color w:val="FFFFFF" w:themeColor="background1"/>
-          <w:highlight w:val="black"/>
-        </w:rPr>
-        <w:t>etc</w:t>
-      </w:r>
-      <w:proofErr w:type="spellEnd"/>
-      <w:r>
-        <w:rPr>
-          <w:color w:val="FFFFFF" w:themeColor="background1"/>
-          <w:highlight w:val="black"/>
-        </w:rPr>
-        <w:t>/</w:t>
-      </w:r>
-      <w:proofErr w:type="spellStart"/>
-      <w:r>
-        <w:rPr>
-          <w:color w:val="FFFFFF" w:themeColor="background1"/>
-          <w:highlight w:val="black"/>
-        </w:rPr>
-        <w:t>resolv.conf</w:t>
-      </w:r>
-      <w:proofErr w:type="spellEnd"/>
-      <w:r>
-        <w:rPr>
-          <w:rFonts w:ascii="Segoe UI" w:hAnsi="Segoe UI" w:cs="Segoe UI"/>
-          <w:color w:val="000000"/>
-        </w:rPr>
-        <w:t xml:space="preserve"> </w:t>
-      </w:r>
-    </w:p>
-    <w:p>
-      <w:pPr>
-        <w:shd w:val="clear" w:color="auto" w:fill="FFFFFF"/>
-        <w:jc w:val="both"/>
-        <w:rPr>
-          <w:rFonts w:ascii="Segoe UI" w:hAnsi="Segoe UI" w:cs="Segoe UI"/>
-          <w:color w:val="000000"/>
-        </w:rPr>
-      </w:pPr>
-      <w:r>
-        <w:rPr>
-          <w:rFonts w:ascii="Segoe UI" w:hAnsi="Segoe UI" w:cs="Segoe UI"/>
-          <w:color w:val="000000"/>
-        </w:rPr>
-        <w:t>Borramos todo y escribimos:</w:t>
-      </w:r>
-    </w:p>
-    <w:p>
-      <w:pPr>
-        <w:pStyle w:val="Prrafodelista"/>
-        <w:shd w:val="clear" w:color="auto" w:fill="FFFFFF"/>
-        <w:ind w:left="0" w:firstLine="708"/>
-        <w:jc w:val="both"/>
-        <w:rPr>
-          <w:color w:val="FFFFFF" w:themeColor="background1"/>
-          <w:highlight w:val="black"/>
-        </w:rPr>
-      </w:pPr>
-      <w:proofErr w:type="spellStart"/>
-      <w:proofErr w:type="gramStart"/>
-      <w:r>
-        <w:rPr>
-          <w:color w:val="FFFFFF" w:themeColor="background1"/>
-          <w:highlight w:val="black"/>
-        </w:rPr>
-        <w:t>nameserver</w:t>
-      </w:r>
-      <w:proofErr w:type="spellEnd"/>
-      <w:proofErr w:type="gramEnd"/>
-      <w:r>
-        <w:rPr>
-          <w:color w:val="FFFFFF" w:themeColor="background1"/>
-          <w:highlight w:val="black"/>
-        </w:rPr>
-        <w:t xml:space="preserve"> 192.168.32.20 </w:t>
-      </w:r>
-    </w:p>
-    <w:p>
-      <w:pPr>
-        <w:pStyle w:val="Prrafodelista"/>
-        <w:shd w:val="clear" w:color="auto" w:fill="FFFFFF"/>
-        <w:ind w:left="0" w:firstLine="708"/>
-        <w:jc w:val="both"/>
-        <w:rPr>
-          <w:color w:val="FFFFFF" w:themeColor="background1"/>
-          <w:highlight w:val="black"/>
-        </w:rPr>
-      </w:pPr>
-      <w:proofErr w:type="spellStart"/>
-      <w:proofErr w:type="gramStart"/>
-      <w:r>
-        <w:rPr>
-          <w:color w:val="FFFFFF" w:themeColor="background1"/>
-          <w:highlight w:val="black"/>
-        </w:rPr>
-        <w:t>search</w:t>
-      </w:r>
-      <w:proofErr w:type="spellEnd"/>
-      <w:proofErr w:type="gramEnd"/>
-      <w:r>
-        <w:rPr>
-          <w:color w:val="FFFFFF" w:themeColor="background1"/>
-          <w:highlight w:val="black"/>
-        </w:rPr>
-        <w:t xml:space="preserve"> int.zonocar.com</w:t>
-      </w:r>
-    </w:p>
-    <w:p>
-      <w:pPr>
-        <w:shd w:val="clear" w:color="auto" w:fill="FFFFFF"/>
-        <w:jc w:val="both"/>
-        <w:rPr>
-          <w:rFonts w:ascii="Segoe UI" w:hAnsi="Segoe UI" w:cs="Segoe UI"/>
-          <w:color w:val="000000"/>
-        </w:rPr>
-      </w:pPr>
-      <w:r>
-        <w:rPr>
-          <w:rFonts w:ascii="Segoe UI" w:hAnsi="Segoe UI" w:cs="Segoe UI"/>
-          <w:color w:val="000000"/>
-        </w:rPr>
-        <w:t>Guarda</w:t>
-      </w:r>
-      <w:r>
-        <w:rPr>
-          <w:rFonts w:ascii="Segoe UI" w:hAnsi="Segoe UI" w:cs="Segoe UI"/>
-          <w:color w:val="000000"/>
-        </w:rPr>
-        <w:t>mos</w:t>
-      </w:r>
-      <w:r>
-        <w:rPr>
-          <w:rFonts w:ascii="Segoe UI" w:hAnsi="Segoe UI" w:cs="Segoe UI"/>
-          <w:color w:val="000000"/>
-        </w:rPr>
-        <w:t xml:space="preserve"> con </w:t>
-      </w:r>
-      <w:proofErr w:type="spellStart"/>
-      <w:r>
-        <w:rPr>
-          <w:rFonts w:ascii="Segoe UI" w:hAnsi="Segoe UI" w:cs="Segoe UI"/>
-          <w:color w:val="000000"/>
-        </w:rPr>
-        <w:t>Ctrl+O</w:t>
-      </w:r>
-      <w:proofErr w:type="spellEnd"/>
-      <w:r>
-        <w:rPr>
-          <w:rFonts w:ascii="Segoe UI" w:hAnsi="Segoe UI" w:cs="Segoe UI"/>
-          <w:color w:val="000000"/>
-        </w:rPr>
-        <w:t xml:space="preserve">, </w:t>
-      </w:r>
-      <w:proofErr w:type="spellStart"/>
-      <w:r>
-        <w:rPr>
-          <w:rFonts w:ascii="Segoe UI" w:hAnsi="Segoe UI" w:cs="Segoe UI"/>
-          <w:color w:val="000000"/>
-        </w:rPr>
-        <w:t>Enter</w:t>
-      </w:r>
-      <w:proofErr w:type="spellEnd"/>
-      <w:r>
-        <w:rPr>
-          <w:rFonts w:ascii="Segoe UI" w:hAnsi="Segoe UI" w:cs="Segoe UI"/>
-          <w:color w:val="000000"/>
-        </w:rPr>
-        <w:t xml:space="preserve"> y sal con </w:t>
-      </w:r>
-      <w:proofErr w:type="spellStart"/>
-      <w:r>
-        <w:rPr>
-          <w:rFonts w:ascii="Segoe UI" w:hAnsi="Segoe UI" w:cs="Segoe UI"/>
-          <w:color w:val="000000"/>
-        </w:rPr>
-        <w:t>Ctrl+X</w:t>
-      </w:r>
-      <w:proofErr w:type="spellEnd"/>
-      <w:r>
-        <w:rPr>
-          <w:rFonts w:ascii="Segoe UI" w:hAnsi="Segoe UI" w:cs="Segoe UI"/>
-          <w:color w:val="000000"/>
-        </w:rPr>
-        <w:t>.</w:t>
-      </w:r>
-    </w:p>
-    <w:p>
-      <w:pPr>
-        <w:shd w:val="clear" w:color="auto" w:fill="FFFFFF"/>
-        <w:jc w:val="both"/>
-        <w:rPr>
-          <w:rFonts w:ascii="Segoe UI" w:hAnsi="Segoe UI" w:cs="Segoe UI"/>
-          <w:color w:val="000000"/>
-        </w:rPr>
-      </w:pPr>
-      <w:r>
-        <w:rPr>
-          <w:rFonts w:ascii="Segoe UI" w:hAnsi="Segoe UI" w:cs="Segoe UI"/>
-          <w:color w:val="000000"/>
-        </w:rPr>
-        <w:t xml:space="preserve">Ahora comprobamos con: </w:t>
-      </w:r>
-      <w:proofErr w:type="spellStart"/>
-      <w:r>
-        <w:rPr>
-          <w:color w:val="FFFFFF" w:themeColor="background1"/>
-          <w:highlight w:val="black"/>
-        </w:rPr>
-        <w:t>nslookup</w:t>
-      </w:r>
-      <w:proofErr w:type="spellEnd"/>
-      <w:r>
-        <w:rPr>
-          <w:color w:val="FFFFFF" w:themeColor="background1"/>
-          <w:highlight w:val="black"/>
-        </w:rPr>
-        <w:t xml:space="preserve"> int.zonocar.com</w:t>
-      </w:r>
-    </w:p>
-    <w:p>
-      <w:pPr>
-        <w:pStyle w:val="Prrafodelista"/>
-        <w:shd w:val="clear" w:color="auto" w:fill="FFFFFF"/>
-        <w:ind w:left="0" w:firstLine="708"/>
-        <w:jc w:val="both"/>
-        <w:rPr>
-          <w:rFonts w:ascii="Segoe UI" w:hAnsi="Segoe UI" w:cs="Segoe UI"/>
-          <w:color w:val="000000"/>
-        </w:rPr>
-      </w:pPr>
-      <w:r>
-        <w:rPr>
-          <w:rFonts w:ascii="Segoe UI" w:hAnsi="Segoe UI" w:cs="Segoe UI"/>
-          <w:color w:val="000000"/>
-        </w:rPr>
-        <w:lastRenderedPageBreak/>
-        <w:t xml:space="preserve">Tiene que salir algo </w:t>
-      </w:r>
-      <w:proofErr w:type="spellStart"/>
-      <w:r>
-        <w:rPr>
-          <w:rFonts w:ascii="Segoe UI" w:hAnsi="Segoe UI" w:cs="Segoe UI"/>
-          <w:color w:val="000000"/>
-        </w:rPr>
-        <w:t>asi</w:t>
-      </w:r>
-      <w:proofErr w:type="spellEnd"/>
-      <w:r>
-        <w:rPr>
-          <w:rFonts w:ascii="Segoe UI" w:hAnsi="Segoe UI" w:cs="Segoe UI"/>
-          <w:color w:val="000000"/>
-        </w:rPr>
-        <w:t xml:space="preserve">: </w:t>
-      </w:r>
-    </w:p>
-    <w:p>
-      <w:pPr>
-        <w:pStyle w:val="Prrafodelista"/>
-        <w:shd w:val="clear" w:color="auto" w:fill="FFFFFF"/>
-        <w:ind w:left="0" w:firstLine="708"/>
-        <w:jc w:val="both"/>
-        <w:rPr>
-          <w:rFonts w:ascii="Segoe UI" w:hAnsi="Segoe UI" w:cs="Segoe UI"/>
-          <w:color w:val="000000"/>
-        </w:rPr>
-      </w:pPr>
-    </w:p>
-    <w:p>
-      <w:pPr>
-        <w:pStyle w:val="Prrafodelista"/>
-        <w:shd w:val="clear" w:color="auto" w:fill="FFFFFF"/>
-        <w:ind w:left="0" w:firstLine="708"/>
-        <w:jc w:val="both"/>
-        <w:rPr>
-          <w:rFonts w:ascii="Segoe UI" w:hAnsi="Segoe UI" w:cs="Segoe UI"/>
-          <w:color w:val="000000"/>
-        </w:rPr>
-      </w:pPr>
+        <w:rPr>
+          <w:rFonts w:ascii="Segoe UI" w:hAnsi="Segoe UI" w:cs="Segoe UI"/>
+          <w:color w:val="000000"/>
+        </w:rPr>
+      </w:pPr>
+      <w:r>
+        <w:rPr>
+          <w:rFonts w:ascii="Segoe UI" w:hAnsi="Segoe UI" w:cs="Segoe UI"/>
+          <w:color w:val="000000"/>
+        </w:rPr>
+        <w:t>Para continuar vamos a asegurarnos de que la hora esté sincronizada</w:t>
+      </w:r>
+      <w:r>
+        <w:rPr>
+          <w:rFonts w:ascii="Segoe UI" w:hAnsi="Segoe UI" w:cs="Segoe UI"/>
+          <w:color w:val="000000"/>
+        </w:rPr>
+        <w:t xml:space="preserve"> (</w:t>
+      </w:r>
+      <w:proofErr w:type="spellStart"/>
+      <w:r>
+        <w:rPr>
+          <w:rFonts w:ascii="Segoe UI" w:hAnsi="Segoe UI" w:cs="Segoe UI"/>
+          <w:color w:val="000000"/>
+        </w:rPr>
+        <w:t>Kerberos</w:t>
+      </w:r>
+      <w:proofErr w:type="spellEnd"/>
+      <w:r>
+        <w:rPr>
+          <w:rFonts w:ascii="Segoe UI" w:hAnsi="Segoe UI" w:cs="Segoe UI"/>
+          <w:color w:val="000000"/>
+        </w:rPr>
+        <w:t xml:space="preserve"> es muy tiquismiquis con esto).</w:t>
+      </w:r>
+      <w:r>
+        <w:rPr>
+          <w:rFonts w:ascii="Segoe UI" w:hAnsi="Segoe UI" w:cs="Segoe UI"/>
+          <w:color w:val="000000"/>
+        </w:rPr>
+        <w:t>e</w:t>
+      </w:r>
+      <w:r>
+        <w:rPr>
+          <w:rFonts w:ascii="Segoe UI" w:hAnsi="Segoe UI" w:cs="Segoe UI"/>
+          <w:color w:val="000000"/>
+        </w:rPr>
+        <w:t xml:space="preserve">n la consola metemos los siguientes comandos </w:t>
+      </w:r>
       <w:r>
         <w:rPr>
           <w:rFonts w:ascii="Segoe UI" w:hAnsi="Segoe UI" w:cs="Segoe UI"/>
           <w:color w:val="000000"/>
         </w:rPr>
         <w:drawing>
-          <wp:inline distT="0" distB="0" distL="0" distR="0" wp14:anchorId="0ED4D16C" wp14:editId="37B31B7C">
-            <wp:extent cx="4182059" cy="1705213"/>
-            <wp:effectExtent l="0" t="0" r="9525" b="9525"/>
-            <wp:docPr id="39" name="Imagen 39"/>
+          <wp:inline distT="0" distB="0" distL="0" distR="0" wp14:anchorId="5F9F6B0B" wp14:editId="5E7846FA">
+            <wp:extent cx="4123426" cy="1419731"/>
+            <wp:effectExtent l="0" t="0" r="0" b="9525"/>
+            <wp:docPr id="31" name="Imagen 31"/>
             <wp:cNvGraphicFramePr>
               <a:graphicFrameLocks xmlns:a="http://schemas.openxmlformats.org/drawingml/2006/main" noChangeAspect="1"/>
             </wp:cNvGraphicFramePr>
@@ -7164,7 +6897,7 @@
                   <pic:spPr>
                     <a:xfrm>
                       <a:off x="0" y="0"/>
-                      <a:ext cx="4182059" cy="1705213"/>
+                      <a:ext cx="4200867" cy="1446395"/>
                     </a:xfrm>
                     <a:prstGeom prst="rect">
                       <a:avLst/>
@@ -7181,170 +6914,26 @@
       <w:pPr>
         <w:pStyle w:val="Prrafodelista"/>
         <w:shd w:val="clear" w:color="auto" w:fill="FFFFFF"/>
+        <w:ind w:left="0"/>
+        <w:rPr>
+          <w:rFonts w:ascii="Segoe UI" w:hAnsi="Segoe UI" w:cs="Segoe UI"/>
+          <w:color w:val="000000"/>
+        </w:rPr>
+      </w:pPr>
+    </w:p>
+    <w:p>
+      <w:pPr>
+        <w:pStyle w:val="Prrafodelista"/>
+        <w:shd w:val="clear" w:color="auto" w:fill="FFFFFF"/>
         <w:ind w:left="0" w:firstLine="708"/>
         <w:jc w:val="both"/>
-        <w:rPr>
-          <w:rFonts w:ascii="Segoe UI" w:hAnsi="Segoe UI" w:cs="Segoe UI"/>
-          <w:color w:val="000000"/>
-        </w:rPr>
-      </w:pPr>
-      <w:r>
-        <w:rPr>
-          <w:noProof/>
-          <w:lang w:eastAsia="es-ES"/>
-        </w:rPr>
-        <mc:AlternateContent>
-          <mc:Choice Requires="wps">
-            <w:drawing>
-              <wp:inline distT="0" distB="0" distL="0" distR="0">
-                <wp:extent cx="302260" cy="302260"/>
-                <wp:effectExtent l="0" t="0" r="0" b="0"/>
-                <wp:docPr id="35" name="Rectángulo 35" descr="Imagen seleccionada presentada en un lightbox."/>
-                <wp:cNvGraphicFramePr>
-                  <a:graphicFrameLocks xmlns:a="http://schemas.openxmlformats.org/drawingml/2006/main" noChangeAspect="1"/>
-                </wp:cNvGraphicFramePr>
-                <a:graphic xmlns:a="http://schemas.openxmlformats.org/drawingml/2006/main">
-                  <a:graphicData uri="http://schemas.microsoft.com/office/word/2010/wordprocessingShape">
-                    <wps:wsp>
-                      <wps:cNvSpPr>
-                        <a:spLocks noChangeAspect="1" noChangeArrowheads="1"/>
-                      </wps:cNvSpPr>
-                      <wps:spPr bwMode="auto">
-                        <a:xfrm>
-                          <a:off x="0" y="0"/>
-                          <a:ext cx="302260" cy="302260"/>
-                        </a:xfrm>
-                        <a:prstGeom prst="rect">
-                          <a:avLst/>
-                        </a:prstGeom>
-                        <a:noFill/>
-                        <a:ln>
-                          <a:noFill/>
-                        </a:ln>
-                        <a:extLst>
-                          <a:ext uri="{909E8E84-426E-40DD-AFC4-6F175D3DCCD1}">
-                            <a14:hiddenFill xmlns:a14="http://schemas.microsoft.com/office/drawing/2010/main">
-                              <a:solidFill>
-                                <a:srgbClr val="FFFFFF"/>
-                              </a:solidFill>
-                            </a14:hiddenFill>
-                          </a:ext>
-                          <a:ext uri="{91240B29-F687-4F45-9708-019B960494DF}">
-                            <a14:hiddenLine xmlns:a14="http://schemas.microsoft.com/office/drawing/2010/main" w="9525">
-                              <a:solidFill>
-                                <a:srgbClr val="000000"/>
-                              </a:solidFill>
-                              <a:miter lim="800000"/>
-                              <a:headEnd/>
-                              <a:tailEnd/>
-                            </a14:hiddenLine>
-                          </a:ext>
-                        </a:extLst>
-                      </wps:spPr>
-                      <wps:bodyPr rot="0" vert="horz" wrap="square" lIns="91440" tIns="45720" rIns="91440" bIns="45720" anchor="t" anchorCtr="0" upright="1">
-                        <a:noAutofit/>
-                      </wps:bodyPr>
-                    </wps:wsp>
-                  </a:graphicData>
-                </a:graphic>
-              </wp:inline>
-            </w:drawing>
-          </mc:Choice>
-          <mc:Fallback>
-            <w:pict>
-              <v:rect w14:anchorId="571E1BEA" id="Rectángulo 35" o:spid="_x0000_s1026" alt="Imagen seleccionada presentada en un lightbox." style="width:23.8pt;height:23.8pt;visibility:visible;mso-wrap-style:square;mso-left-percent:-10001;mso-top-percent:-10001;mso-position-horizontal:absolute;mso-position-horizontal-relative:char;mso-position-vertical:absolute;mso-position-vertical-relative:line;mso-left-percent:-10001;mso-top-percent:-10001;v-text-anchor:top" o:gfxdata="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" filled="f" stroked="f">
-                <o:lock v:ext="edit" aspectratio="t"/>
-                <w10:anchorlock/>
-              </v:rect>
-            </w:pict>
-          </mc:Fallback>
-        </mc:AlternateContent>
-      </w:r>
-      <w:r>
-        <w:rPr>
-          <w:noProof/>
-          <w:lang w:eastAsia="es-ES"/>
-        </w:rPr>
-        <mc:AlternateContent>
-          <mc:Choice Requires="wps">
-            <w:drawing>
-              <wp:inline distT="0" distB="0" distL="0" distR="0">
-                <wp:extent cx="302260" cy="302260"/>
-                <wp:effectExtent l="0" t="0" r="0" b="0"/>
-                <wp:docPr id="36" name="Rectángulo 36" descr="Imagen seleccionada presentada en un lightbox."/>
-                <wp:cNvGraphicFramePr>
-                  <a:graphicFrameLocks xmlns:a="http://schemas.openxmlformats.org/drawingml/2006/main" noChangeAspect="1"/>
-                </wp:cNvGraphicFramePr>
-                <a:graphic xmlns:a="http://schemas.openxmlformats.org/drawingml/2006/main">
-                  <a:graphicData uri="http://schemas.microsoft.com/office/word/2010/wordprocessingShape">
-                    <wps:wsp>
-                      <wps:cNvSpPr>
-                        <a:spLocks noChangeAspect="1" noChangeArrowheads="1"/>
-                      </wps:cNvSpPr>
-                      <wps:spPr bwMode="auto">
-                        <a:xfrm>
-                          <a:off x="0" y="0"/>
-                          <a:ext cx="302260" cy="302260"/>
-                        </a:xfrm>
-                        <a:prstGeom prst="rect">
-                          <a:avLst/>
-                        </a:prstGeom>
-                        <a:noFill/>
-                        <a:ln>
-                          <a:noFill/>
-                        </a:ln>
-                        <a:extLst>
-                          <a:ext uri="{909E8E84-426E-40DD-AFC4-6F175D3DCCD1}">
-                            <a14:hiddenFill xmlns:a14="http://schemas.microsoft.com/office/drawing/2010/main">
-                              <a:solidFill>
-                                <a:srgbClr val="FFFFFF"/>
-                              </a:solidFill>
-                            </a14:hiddenFill>
-                          </a:ext>
-                          <a:ext uri="{91240B29-F687-4F45-9708-019B960494DF}">
-                            <a14:hiddenLine xmlns:a14="http://schemas.microsoft.com/office/drawing/2010/main" w="9525">
-                              <a:solidFill>
-                                <a:srgbClr val="000000"/>
-                              </a:solidFill>
-                              <a:miter lim="800000"/>
-                              <a:headEnd/>
-                              <a:tailEnd/>
-                            </a14:hiddenLine>
-                          </a:ext>
-                        </a:extLst>
-                      </wps:spPr>
-                      <wps:bodyPr rot="0" vert="horz" wrap="square" lIns="91440" tIns="45720" rIns="91440" bIns="45720" anchor="t" anchorCtr="0" upright="1">
-                        <a:noAutofit/>
-                      </wps:bodyPr>
-                    </wps:wsp>
-                  </a:graphicData>
-                </a:graphic>
-              </wp:inline>
-            </w:drawing>
-          </mc:Choice>
-          <mc:Fallback>
-            <w:pict>
-              <v:rect w14:anchorId="0DB30675" id="Rectángulo 36" o:spid="_x0000_s1026" alt="Imagen seleccionada presentada en un lightbox." style="width:23.8pt;height:23.8pt;visibility:visible;mso-wrap-style:square;mso-left-percent:-10001;mso-top-percent:-10001;mso-position-horizontal:absolute;mso-position-horizontal-relative:char;mso-position-vertical:absolute;mso-position-vertical-relative:line;mso-left-percent:-10001;mso-top-percent:-10001;v-text-anchor:top" o:gfxdata="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" filled="f" stroked="f">
-                <o:lock v:ext="edit" aspectratio="t"/>
-                <w10:anchorlock/>
-              </v:rect>
-            </w:pict>
-          </mc:Fallback>
-        </mc:AlternateContent>
-      </w:r>
-    </w:p>
-    <w:p>
-      <w:pPr>
-        <w:pStyle w:val="Prrafodelista"/>
-        <w:shd w:val="clear" w:color="auto" w:fill="FFFFFF"/>
-        <w:ind w:left="0" w:firstLine="708"/>
-        <w:jc w:val="both"/>
-      </w:pPr>
-      <w:r>
-        <w:rPr>
-          <w:rFonts w:ascii="Segoe UI" w:hAnsi="Segoe UI" w:cs="Segoe UI"/>
-          <w:color w:val="000000"/>
-        </w:rPr>
+      </w:pPr>
+      <w:r>
+        <w:rPr>
+          <w:rFonts w:ascii="Segoe UI" w:hAnsi="Segoe UI" w:cs="Segoe UI"/>
+          <w:color w:val="000000"/>
+        </w:rPr>
+        <w:lastRenderedPageBreak/>
         <w:t>Ahora</w:t>
       </w:r>
       <w:r>
@@ -7439,7 +7028,13 @@
       </w:r>
       <w:proofErr w:type="gramEnd"/>
       <w:r>
-        <w:t xml:space="preserve"> instalar las actualizaciones y después:</w:t>
+        <w:t xml:space="preserve"> instalar las actualizaciones y después</w:t>
+      </w:r>
+      <w:r>
+        <w:t xml:space="preserve"> para instalar los paquetes necesarios escribimos el siguiente comando</w:t>
+      </w:r>
+      <w:r>
+        <w:t>:</w:t>
       </w:r>
     </w:p>
     <w:p>
@@ -7631,7 +7226,7 @@
           <w:color w:val="FFFFFF" w:themeColor="background1"/>
           <w:highlight w:val="black"/>
         </w:rPr>
-        <w:t>packagekit</w:t>
+        <w:t>oddjob</w:t>
       </w:r>
       <w:proofErr w:type="spellEnd"/>
       <w:r>
@@ -7639,8 +7234,61 @@
           <w:color w:val="FFFFFF" w:themeColor="background1"/>
           <w:highlight w:val="black"/>
         </w:rPr>
+        <w:t xml:space="preserve"> </w:t>
+      </w:r>
+      <w:proofErr w:type="spellStart"/>
+      <w:r>
+        <w:rPr>
+          <w:color w:val="FFFFFF" w:themeColor="background1"/>
+          <w:highlight w:val="black"/>
+        </w:rPr>
+        <w:t>oddjob-mkhomedir</w:t>
+      </w:r>
+      <w:proofErr w:type="spellEnd"/>
+      <w:r>
+        <w:rPr>
+          <w:color w:val="FFFFFF" w:themeColor="background1"/>
+          <w:highlight w:val="black"/>
+        </w:rPr>
+        <w:t xml:space="preserve"> </w:t>
+      </w:r>
+      <w:r>
+        <w:rPr>
+          <w:color w:val="FFFFFF" w:themeColor="background1"/>
+          <w:highlight w:val="black"/>
+        </w:rPr>
         <w:t xml:space="preserve"> krb5-user</w:t>
       </w:r>
+      <w:r>
+        <w:rPr>
+          <w:color w:val="FFFFFF" w:themeColor="background1"/>
+          <w:highlight w:val="black"/>
+        </w:rPr>
+        <w:t xml:space="preserve"> </w:t>
+      </w:r>
+      <w:proofErr w:type="spellStart"/>
+      <w:r>
+        <w:rPr>
+          <w:color w:val="FFFFFF" w:themeColor="background1"/>
+          <w:highlight w:val="black"/>
+        </w:rPr>
+        <w:t>package</w:t>
+      </w:r>
+      <w:r>
+        <w:rPr>
+          <w:color w:val="FFFFFF" w:themeColor="background1"/>
+          <w:highlight w:val="black"/>
+        </w:rPr>
+        <w:t>kit</w:t>
+      </w:r>
+      <w:proofErr w:type="spellEnd"/>
+      <w:r>
+        <w:rPr>
+          <w:color w:val="FFFFFF" w:themeColor="background1"/>
+          <w:highlight w:val="black"/>
+        </w:rPr>
+        <w:t xml:space="preserve"> -y</w:t>
+      </w:r>
     </w:p>
     <w:p>
       <w:pPr>
@@ -7727,7 +7375,9 @@
       <w:r>
         <w:rPr>
           <w:rFonts w:ascii="Segoe UI" w:hAnsi="Segoe UI" w:cs="Segoe UI"/>
-          <w:color w:val="000000"/>
+          <w:noProof/>
+          <w:color w:val="000000"/>
+          <w:lang w:eastAsia="es-ES"/>
         </w:rPr>
         <w:drawing>
           <wp:inline distT="0" distB="0" distL="0" distR="0" wp14:anchorId="4FB5590B" wp14:editId="6CABFD0B">
@@ -7789,74 +7439,47 @@
           <w:color w:val="000000"/>
         </w:rPr>
       </w:pPr>
+      <w:r>
+        <w:rPr>
+          <w:rFonts w:ascii="Segoe UI" w:hAnsi="Segoe UI" w:cs="Segoe UI"/>
+          <w:color w:val="000000"/>
+        </w:rPr>
+        <w:t>Ahora podemos comprobar si todo ha ido bien para ello en la consola escribimos el siguiente comando:</w:t>
+      </w:r>
     </w:p>
     <w:p>
       <w:pPr>
         <w:pStyle w:val="Prrafodelista"/>
         <w:shd w:val="clear" w:color="auto" w:fill="FFFFFF"/>
         <w:ind w:left="0" w:firstLine="708"/>
-        <w:jc w:val="both"/>
-        <w:rPr>
-          <w:rFonts w:ascii="Segoe UI" w:hAnsi="Segoe UI" w:cs="Segoe UI"/>
-          <w:color w:val="000000"/>
-        </w:rPr>
-      </w:pPr>
-      <w:r>
-        <w:rPr>
-          <w:rFonts w:ascii="Segoe UI" w:hAnsi="Segoe UI" w:cs="Segoe UI"/>
-          <w:color w:val="000000"/>
-        </w:rPr>
-        <w:t>Vamos a abrir el archivo donde se guardó lo que acabas de escribir para asegurarnos de que la IP del servidor esté ahí.</w:t>
-      </w:r>
-    </w:p>
-    <w:p>
-      <w:pPr>
-        <w:pStyle w:val="Prrafodelista"/>
-        <w:shd w:val="clear" w:color="auto" w:fill="FFFFFF"/>
-        <w:ind w:left="0" w:firstLine="708"/>
-        <w:jc w:val="both"/>
-        <w:rPr>
-          <w:rFonts w:ascii="Segoe UI" w:hAnsi="Segoe UI" w:cs="Segoe UI"/>
-          <w:color w:val="000000"/>
-        </w:rPr>
-      </w:pPr>
-      <w:r>
-        <w:rPr>
-          <w:rFonts w:ascii="Segoe UI" w:hAnsi="Segoe UI" w:cs="Segoe UI"/>
-          <w:color w:val="000000"/>
-        </w:rPr>
-        <w:lastRenderedPageBreak/>
-        <w:t xml:space="preserve">Escribe en la terminal: </w:t>
-      </w:r>
-    </w:p>
-    <w:p>
-      <w:pPr>
-        <w:pStyle w:val="Prrafodelista"/>
-        <w:shd w:val="clear" w:color="auto" w:fill="FFFFFF"/>
-        <w:ind w:left="708" w:firstLine="708"/>
         <w:jc w:val="both"/>
         <w:rPr>
           <w:color w:val="FFFFFF" w:themeColor="background1"/>
           <w:highlight w:val="black"/>
         </w:rPr>
       </w:pPr>
-      <w:proofErr w:type="spellStart"/>
-      <w:proofErr w:type="gramStart"/>
+      <w:r>
+        <w:rPr>
+          <w:rFonts w:ascii="Segoe UI" w:hAnsi="Segoe UI" w:cs="Segoe UI"/>
+          <w:color w:val="000000"/>
+        </w:rPr>
+        <w:t xml:space="preserve">En mi caso: </w:t>
+      </w:r>
+      <w:proofErr w:type="spellStart"/>
       <w:r>
         <w:rPr>
           <w:color w:val="FFFFFF" w:themeColor="background1"/>
           <w:highlight w:val="black"/>
         </w:rPr>
-        <w:t>cat</w:t>
-      </w:r>
-      <w:proofErr w:type="spellEnd"/>
-      <w:proofErr w:type="gramEnd"/>
+        <w:t>realm</w:t>
+      </w:r>
+      <w:proofErr w:type="spellEnd"/>
       <w:r>
         <w:rPr>
           <w:color w:val="FFFFFF" w:themeColor="background1"/>
           <w:highlight w:val="black"/>
         </w:rPr>
-        <w:t xml:space="preserve"> /</w:t>
+        <w:t xml:space="preserve"> </w:t>
       </w:r>
       <w:proofErr w:type="spellStart"/>
       <w:r>
@@ -7864,7 +7487,7 @@
           <w:color w:val="FFFFFF" w:themeColor="background1"/>
           <w:highlight w:val="black"/>
         </w:rPr>
-        <w:t>etc</w:t>
+        <w:t>discover</w:t>
       </w:r>
       <w:proofErr w:type="spellEnd"/>
       <w:r>
@@ -7872,282 +7495,44 @@
           <w:color w:val="FFFFFF" w:themeColor="background1"/>
           <w:highlight w:val="black"/>
         </w:rPr>
-        <w:t>/krb5.conf</w:t>
-      </w:r>
-    </w:p>
-    <w:p>
-      <w:pPr>
-        <w:pStyle w:val="Prrafodelista"/>
-        <w:shd w:val="clear" w:color="auto" w:fill="FFFFFF"/>
-        <w:ind w:left="0" w:firstLine="708"/>
-        <w:jc w:val="both"/>
-        <w:rPr>
-          <w:rFonts w:ascii="Segoe UI" w:hAnsi="Segoe UI" w:cs="Segoe UI"/>
-          <w:color w:val="000000"/>
-        </w:rPr>
-      </w:pPr>
-      <w:r>
-        <w:rPr>
-          <w:rFonts w:ascii="Segoe UI" w:hAnsi="Segoe UI" w:cs="Segoe UI"/>
-          <w:color w:val="000000"/>
-        </w:rPr>
-        <w:t>Revisa que en el texto que aparece veas estas líneas (o algo muy parecido):</w:t>
-      </w:r>
-    </w:p>
-    <w:p>
-      <w:pPr>
-        <w:pStyle w:val="Prrafodelista"/>
-        <w:shd w:val="clear" w:color="auto" w:fill="FFFFFF"/>
-        <w:ind w:left="708" w:firstLine="708"/>
-        <w:jc w:val="both"/>
-        <w:rPr>
-          <w:rFonts w:ascii="Segoe UI" w:hAnsi="Segoe UI" w:cs="Segoe UI"/>
-          <w:color w:val="000000"/>
-        </w:rPr>
-      </w:pPr>
-      <w:proofErr w:type="spellStart"/>
-      <w:r>
-        <w:rPr>
-          <w:rFonts w:ascii="Segoe UI" w:hAnsi="Segoe UI" w:cs="Segoe UI"/>
-          <w:color w:val="000000"/>
-        </w:rPr>
-        <w:t>default_realm</w:t>
-      </w:r>
-      <w:proofErr w:type="spellEnd"/>
-      <w:r>
-        <w:rPr>
-          <w:rFonts w:ascii="Segoe UI" w:hAnsi="Segoe UI" w:cs="Segoe UI"/>
-          <w:color w:val="000000"/>
-        </w:rPr>
-        <w:t xml:space="preserve"> = INT.ZONOCAR.COM</w:t>
-      </w:r>
-    </w:p>
-    <w:p>
-      <w:pPr>
-        <w:pStyle w:val="Prrafodelista"/>
-        <w:shd w:val="clear" w:color="auto" w:fill="FFFFFF"/>
-        <w:ind w:left="708" w:firstLine="708"/>
-        <w:jc w:val="both"/>
-        <w:rPr>
-          <w:rFonts w:ascii="Segoe UI" w:hAnsi="Segoe UI" w:cs="Segoe UI"/>
-          <w:color w:val="000000"/>
-        </w:rPr>
-      </w:pPr>
-      <w:r>
-        <w:rPr>
-          <w:rFonts w:ascii="Segoe UI" w:hAnsi="Segoe UI" w:cs="Segoe UI"/>
-          <w:color w:val="000000"/>
-        </w:rPr>
-        <w:t xml:space="preserve">En la sección </w:t>
-      </w:r>
-      <w:r>
-        <w:rPr>
-          <w:rFonts w:ascii="Segoe UI" w:hAnsi="Segoe UI" w:cs="Segoe UI"/>
-          <w:color w:val="000000"/>
-        </w:rPr>
-        <w:t>[</w:t>
-      </w:r>
-      <w:proofErr w:type="spellStart"/>
-      <w:r>
-        <w:rPr>
-          <w:rFonts w:ascii="Segoe UI" w:hAnsi="Segoe UI" w:cs="Segoe UI"/>
-          <w:color w:val="000000"/>
-        </w:rPr>
-        <w:t>realms</w:t>
-      </w:r>
-      <w:proofErr w:type="spellEnd"/>
-      <w:r>
-        <w:rPr>
-          <w:rFonts w:ascii="Segoe UI" w:hAnsi="Segoe UI" w:cs="Segoe UI"/>
-          <w:color w:val="000000"/>
-        </w:rPr>
-        <w:t>]</w:t>
-      </w:r>
-      <w:r>
-        <w:rPr>
-          <w:rFonts w:ascii="Segoe UI" w:hAnsi="Segoe UI" w:cs="Segoe UI"/>
-          <w:color w:val="000000"/>
-        </w:rPr>
-        <w:t xml:space="preserve">, que aparezca </w:t>
-      </w:r>
-      <w:proofErr w:type="spellStart"/>
-      <w:r>
-        <w:rPr>
-          <w:rFonts w:ascii="Segoe UI" w:hAnsi="Segoe UI" w:cs="Segoe UI"/>
-          <w:color w:val="000000"/>
-        </w:rPr>
-        <w:t>kdc</w:t>
-      </w:r>
-      <w:proofErr w:type="spellEnd"/>
-      <w:r>
-        <w:rPr>
-          <w:rFonts w:ascii="Segoe UI" w:hAnsi="Segoe UI" w:cs="Segoe UI"/>
-          <w:color w:val="000000"/>
-        </w:rPr>
-        <w:t xml:space="preserve"> = 192.168.32.20</w:t>
-      </w:r>
-    </w:p>
-    <w:p>
-      <w:pPr>
-        <w:pStyle w:val="Prrafodelista"/>
-        <w:shd w:val="clear" w:color="auto" w:fill="FFFFFF"/>
-        <w:ind w:left="0" w:firstLine="708"/>
-        <w:jc w:val="both"/>
-        <w:rPr>
-          <w:rFonts w:ascii="Segoe UI" w:hAnsi="Segoe UI" w:cs="Segoe UI"/>
-          <w:color w:val="000000"/>
-        </w:rPr>
-      </w:pPr>
-      <w:r>
-        <w:rPr>
-          <w:rFonts w:ascii="Segoe UI" w:hAnsi="Segoe UI" w:cs="Segoe UI"/>
-          <w:color w:val="000000"/>
-        </w:rPr>
-        <w:t xml:space="preserve">En mi caso no me daba estos resultado </w:t>
-      </w:r>
-      <w:proofErr w:type="spellStart"/>
-      <w:r>
-        <w:rPr>
-          <w:rFonts w:ascii="Segoe UI" w:hAnsi="Segoe UI" w:cs="Segoe UI"/>
-          <w:color w:val="000000"/>
-        </w:rPr>
-        <w:t>asi</w:t>
-      </w:r>
-      <w:proofErr w:type="spellEnd"/>
-      <w:r>
-        <w:rPr>
-          <w:rFonts w:ascii="Segoe UI" w:hAnsi="Segoe UI" w:cs="Segoe UI"/>
-          <w:color w:val="000000"/>
-        </w:rPr>
-        <w:t xml:space="preserve"> que tuve que modificar el archivo </w:t>
-      </w:r>
-      <w:r>
-        <w:rPr>
-          <w:rFonts w:ascii="Segoe UI" w:hAnsi="Segoe UI" w:cs="Segoe UI"/>
-          <w:color w:val="000000"/>
-        </w:rPr>
-        <w:t>krb5.conf</w:t>
-      </w:r>
-      <w:r>
-        <w:rPr>
-          <w:rFonts w:ascii="Segoe UI" w:hAnsi="Segoe UI" w:cs="Segoe UI"/>
-          <w:color w:val="000000"/>
-        </w:rPr>
-        <w:t>, para ello escribimos en la termal:</w:t>
-      </w:r>
-    </w:p>
-    <w:p>
-      <w:pPr>
-        <w:pStyle w:val="Prrafodelista"/>
-        <w:shd w:val="clear" w:color="auto" w:fill="FFFFFF"/>
-        <w:ind w:left="708" w:firstLine="708"/>
-        <w:jc w:val="both"/>
+        <w:t xml:space="preserve"> INT.ZONOCAR.COM</w:t>
+      </w:r>
+      <w:r>
         <w:rPr>
           <w:color w:val="FFFFFF" w:themeColor="background1"/>
           <w:highlight w:val="black"/>
         </w:rPr>
-      </w:pPr>
-      <w:proofErr w:type="gramStart"/>
-      <w:r>
+        <w:t xml:space="preserve"> </w:t>
+      </w:r>
+    </w:p>
+    <w:p>
+      <w:pPr>
+        <w:pStyle w:val="Prrafodelista"/>
+        <w:shd w:val="clear" w:color="auto" w:fill="FFFFFF"/>
+        <w:ind w:left="0" w:firstLine="708"/>
+        <w:jc w:val="both"/>
         <w:rPr>
           <w:color w:val="FFFFFF" w:themeColor="background1"/>
           <w:highlight w:val="black"/>
         </w:rPr>
-        <w:t>sudo</w:t>
-      </w:r>
-      <w:proofErr w:type="gramEnd"/>
+      </w:pPr>
       <w:r>
         <w:rPr>
           <w:color w:val="FFFFFF" w:themeColor="background1"/>
-          <w:highlight w:val="black"/>
-        </w:rPr>
-        <w:t xml:space="preserve"> nano /</w:t>
-      </w:r>
-      <w:proofErr w:type="spellStart"/>
-      <w:r>
-        <w:rPr>
-          <w:color w:val="FFFFFF" w:themeColor="background1"/>
-          <w:highlight w:val="black"/>
-        </w:rPr>
-        <w:t>etc</w:t>
-      </w:r>
-      <w:proofErr w:type="spellEnd"/>
-      <w:r>
-        <w:rPr>
-          <w:color w:val="FFFFFF" w:themeColor="background1"/>
-          <w:highlight w:val="black"/>
-        </w:rPr>
-        <w:t>/krb5.conf</w:t>
-      </w:r>
-    </w:p>
-    <w:p>
-      <w:pPr>
-        <w:pStyle w:val="Prrafodelista"/>
-        <w:shd w:val="clear" w:color="auto" w:fill="FFFFFF"/>
-        <w:ind w:left="0" w:firstLine="708"/>
-        <w:jc w:val="both"/>
-        <w:rPr>
-          <w:rFonts w:ascii="Segoe UI" w:hAnsi="Segoe UI" w:cs="Segoe UI"/>
-          <w:color w:val="000000"/>
-        </w:rPr>
-      </w:pPr>
-      <w:r>
-        <w:rPr>
-          <w:rFonts w:ascii="Segoe UI" w:hAnsi="Segoe UI" w:cs="Segoe UI"/>
-          <w:color w:val="000000"/>
-        </w:rPr>
-        <w:t xml:space="preserve">Borra todo el contenido del archivo (puedes mantener pulsado </w:t>
-      </w:r>
-      <w:proofErr w:type="spellStart"/>
-      <w:r>
-        <w:rPr>
-          <w:rFonts w:ascii="Segoe UI" w:hAnsi="Segoe UI" w:cs="Segoe UI"/>
-          <w:color w:val="000000"/>
-        </w:rPr>
-        <w:t>Ctrl+K</w:t>
-      </w:r>
-      <w:proofErr w:type="spellEnd"/>
-      <w:r>
-        <w:rPr>
-          <w:rFonts w:ascii="Segoe UI" w:hAnsi="Segoe UI" w:cs="Segoe UI"/>
-          <w:color w:val="000000"/>
-        </w:rPr>
-        <w:t xml:space="preserve"> para borrar líneas rápido) y pega exactamente este texto:</w:t>
-      </w:r>
-    </w:p>
-    <w:p>
-      <w:pPr>
-        <w:pStyle w:val="Prrafodelista"/>
-        <w:shd w:val="clear" w:color="auto" w:fill="FFFFFF"/>
-        <w:ind w:left="0" w:firstLine="708"/>
-        <w:jc w:val="both"/>
-        <w:rPr>
-          <w:rFonts w:ascii="Segoe UI" w:hAnsi="Segoe UI" w:cs="Segoe UI"/>
-          <w:color w:val="000000"/>
-        </w:rPr>
-      </w:pPr>
-    </w:p>
-    <w:p>
-      <w:pPr>
-        <w:pStyle w:val="Prrafodelista"/>
-        <w:shd w:val="clear" w:color="auto" w:fill="FFFFFF"/>
-        <w:ind w:left="0" w:firstLine="708"/>
-        <w:jc w:val="both"/>
-        <w:rPr>
-          <w:rFonts w:ascii="Segoe UI" w:hAnsi="Segoe UI" w:cs="Segoe UI"/>
-          <w:color w:val="000000"/>
-        </w:rPr>
-      </w:pPr>
-      <w:r>
-        <w:rPr>
-          <w:rFonts w:ascii="Segoe UI" w:hAnsi="Segoe UI" w:cs="Segoe UI"/>
-          <w:color w:val="000000"/>
         </w:rPr>
         <w:drawing>
-          <wp:inline distT="0" distB="0" distL="0" distR="0" wp14:anchorId="79ECCCC0" wp14:editId="6DEAA1F9">
-            <wp:extent cx="4820323" cy="3448531"/>
-            <wp:effectExtent l="0" t="0" r="0" b="0"/>
-            <wp:docPr id="41" name="Imagen 41"/>
+          <wp:anchor distT="0" distB="0" distL="114300" distR="114300" simplePos="0" relativeHeight="251682816" behindDoc="0" locked="0" layoutInCell="1" allowOverlap="1">
+            <wp:simplePos x="0" y="0"/>
+            <wp:positionH relativeFrom="margin">
+              <wp:posOffset>3165307</wp:posOffset>
+            </wp:positionH>
+            <wp:positionV relativeFrom="paragraph">
+              <wp:posOffset>10615</wp:posOffset>
+            </wp:positionV>
+            <wp:extent cx="2734310" cy="1772920"/>
+            <wp:effectExtent l="0" t="0" r="8890" b="0"/>
+            <wp:wrapSquare wrapText="bothSides"/>
+            <wp:docPr id="32" name="Imagen 32"/>
             <wp:cNvGraphicFramePr>
               <a:graphicFrameLocks xmlns:a="http://schemas.openxmlformats.org/drawingml/2006/main" noChangeAspect="1"/>
             </wp:cNvGraphicFramePr>
@@ -8159,7 +7544,13 @@
                     <pic:cNvPicPr/>
                   </pic:nvPicPr>
                   <pic:blipFill>
-                    <a:blip r:embed="rId41"/>
+                    <a:blip r:embed="rId41">
+                      <a:extLst>
+                        <a:ext uri="{28A0092B-C50C-407E-A947-70E740481C1C}">
+                          <a14:useLocalDpi xmlns:a14="http://schemas.microsoft.com/office/drawing/2010/main" val="0"/>
+                        </a:ext>
+                      </a:extLst>
+                    </a:blip>
                     <a:stretch>
                       <a:fillRect/>
                     </a:stretch>
@@ -8167,7 +7558,7 @@
                   <pic:spPr>
                     <a:xfrm>
                       <a:off x="0" y="0"/>
-                      <a:ext cx="4820323" cy="3448531"/>
+                      <a:ext cx="2734310" cy="1772920"/>
                     </a:xfrm>
                     <a:prstGeom prst="rect">
                       <a:avLst/>
@@ -8176,7 +7567,13 @@
                 </pic:pic>
               </a:graphicData>
             </a:graphic>
-          </wp:inline>
+            <wp14:sizeRelH relativeFrom="page">
+              <wp14:pctWidth>0</wp14:pctWidth>
+            </wp14:sizeRelH>
+            <wp14:sizeRelV relativeFrom="page">
+              <wp14:pctHeight>0</wp14:pctHeight>
+            </wp14:sizeRelV>
+          </wp:anchor>
         </w:drawing>
       </w:r>
     </w:p>
@@ -8206,88 +7603,22 @@
     </w:p>
     <w:p>
       <w:pPr>
-        <w:shd w:val="clear" w:color="auto" w:fill="FFFFFF"/>
-        <w:jc w:val="both"/>
-      </w:pPr>
-      <w:r>
-        <w:rPr>
-          <w:rFonts w:ascii="Segoe UI" w:hAnsi="Segoe UI" w:cs="Segoe UI"/>
-          <w:color w:val="000000"/>
-        </w:rPr>
-        <w:t xml:space="preserve">Podemos comprobar con </w:t>
-      </w:r>
-      <w:proofErr w:type="spellStart"/>
-      <w:r>
-        <w:t>cat</w:t>
-      </w:r>
-      <w:proofErr w:type="spellEnd"/>
-      <w:r>
-        <w:t xml:space="preserve"> /</w:t>
-      </w:r>
-      <w:proofErr w:type="spellStart"/>
-      <w:r>
-        <w:t>etc</w:t>
-      </w:r>
-      <w:proofErr w:type="spellEnd"/>
-      <w:r>
-        <w:t>/krb5.conf</w:t>
-      </w:r>
-      <w:r>
-        <w:t>.</w:t>
-      </w:r>
-    </w:p>
-    <w:p>
-      <w:pPr>
         <w:pStyle w:val="Prrafodelista"/>
         <w:shd w:val="clear" w:color="auto" w:fill="FFFFFF"/>
         <w:ind w:left="0" w:firstLine="708"/>
         <w:jc w:val="both"/>
-        <w:rPr>
-          <w:rFonts w:ascii="Segoe UI" w:hAnsi="Segoe UI" w:cs="Segoe UI"/>
-          <w:color w:val="000000"/>
-        </w:rPr>
-      </w:pPr>
-      <w:r>
-        <w:rPr>
-          <w:rFonts w:ascii="Segoe UI" w:hAnsi="Segoe UI" w:cs="Segoe UI"/>
-          <w:color w:val="000000"/>
-        </w:rPr>
-        <w:t>Ahora</w:t>
-      </w:r>
-      <w:r>
-        <w:rPr>
-          <w:rFonts w:ascii="Segoe UI" w:hAnsi="Segoe UI" w:cs="Segoe UI"/>
-          <w:color w:val="000000"/>
-        </w:rPr>
-        <w:t xml:space="preserve"> </w:t>
-      </w:r>
-      <w:r>
-        <w:rPr>
-          <w:rFonts w:ascii="Segoe UI" w:hAnsi="Segoe UI" w:cs="Segoe UI"/>
-          <w:color w:val="000000"/>
-        </w:rPr>
-        <w:t>intentamos el comando:</w:t>
-      </w:r>
-    </w:p>
-    <w:p>
-      <w:pPr>
-        <w:pStyle w:val="Prrafodelista"/>
-        <w:shd w:val="clear" w:color="auto" w:fill="FFFFFF"/>
-        <w:ind w:left="0" w:firstLine="708"/>
-        <w:jc w:val="both"/>
-        <w:rPr>
-          <w:color w:val="FFFFFF" w:themeColor="background1"/>
-        </w:rPr>
-      </w:pPr>
-      <w:proofErr w:type="spellStart"/>
-      <w:r>
         <w:rPr>
           <w:color w:val="FFFFFF" w:themeColor="background1"/>
           <w:highlight w:val="black"/>
         </w:rPr>
-        <w:t>Kinit</w:t>
-      </w:r>
-      <w:proofErr w:type="spellEnd"/>
+      </w:pPr>
+      <w:r>
+        <w:rPr>
+          <w:rFonts w:ascii="Segoe UI" w:hAnsi="Segoe UI" w:cs="Segoe UI"/>
+          <w:color w:val="000000"/>
+        </w:rPr>
+        <w:t>Debería devolver algo así</w:t>
+      </w:r>
       <w:r>
         <w:rPr>
           <w:color w:val="FFFFFF" w:themeColor="background1"/>
@@ -8295,15 +7626,148 @@
         </w:rPr>
         <w:t xml:space="preserve"> </w:t>
       </w:r>
-      <w:proofErr w:type="spellStart"/>
-      <w:r>
+    </w:p>
+    <w:p>
+      <w:pPr>
+        <w:pStyle w:val="Prrafodelista"/>
+        <w:shd w:val="clear" w:color="auto" w:fill="FFFFFF"/>
+        <w:ind w:left="0" w:firstLine="708"/>
+        <w:jc w:val="both"/>
+        <w:rPr>
+          <w:rFonts w:ascii="Segoe UI" w:hAnsi="Segoe UI" w:cs="Segoe UI"/>
+          <w:color w:val="000000"/>
+        </w:rPr>
+      </w:pPr>
+    </w:p>
+    <w:p>
+      <w:pPr>
+        <w:pStyle w:val="Prrafodelista"/>
+        <w:shd w:val="clear" w:color="auto" w:fill="FFFFFF"/>
+        <w:ind w:left="0" w:firstLine="708"/>
+        <w:jc w:val="both"/>
+        <w:rPr>
+          <w:rFonts w:ascii="Segoe UI" w:hAnsi="Segoe UI" w:cs="Segoe UI"/>
+          <w:color w:val="000000"/>
+        </w:rPr>
+      </w:pPr>
+    </w:p>
+    <w:p>
+      <w:pPr>
+        <w:pStyle w:val="Prrafodelista"/>
+        <w:shd w:val="clear" w:color="auto" w:fill="FFFFFF"/>
+        <w:ind w:left="0" w:firstLine="708"/>
+        <w:jc w:val="both"/>
+        <w:rPr>
+          <w:rFonts w:ascii="Segoe UI" w:hAnsi="Segoe UI" w:cs="Segoe UI"/>
+          <w:color w:val="000000"/>
+        </w:rPr>
+      </w:pPr>
+    </w:p>
+    <w:p>
+      <w:pPr>
+        <w:pStyle w:val="Prrafodelista"/>
+        <w:shd w:val="clear" w:color="auto" w:fill="FFFFFF"/>
+        <w:ind w:left="0"/>
+        <w:jc w:val="both"/>
+        <w:rPr>
+          <w:rFonts w:ascii="Segoe UI" w:hAnsi="Segoe UI" w:cs="Segoe UI"/>
+          <w:color w:val="000000"/>
+        </w:rPr>
+      </w:pPr>
+    </w:p>
+    <w:p>
+      <w:pPr>
+        <w:pStyle w:val="Prrafodelista"/>
+        <w:shd w:val="clear" w:color="auto" w:fill="FFFFFF"/>
+        <w:ind w:left="0"/>
+        <w:jc w:val="both"/>
+        <w:rPr>
+          <w:rFonts w:ascii="Segoe UI" w:hAnsi="Segoe UI" w:cs="Segoe UI"/>
+          <w:color w:val="000000"/>
+        </w:rPr>
+      </w:pPr>
+    </w:p>
+    <w:p>
+      <w:pPr>
+        <w:pStyle w:val="Prrafodelista"/>
+        <w:shd w:val="clear" w:color="auto" w:fill="FFFFFF"/>
+        <w:ind w:left="0"/>
+        <w:jc w:val="both"/>
+        <w:rPr>
+          <w:rFonts w:ascii="Segoe UI" w:hAnsi="Segoe UI" w:cs="Segoe UI"/>
+          <w:color w:val="000000"/>
+        </w:rPr>
+      </w:pPr>
+    </w:p>
+    <w:p>
+      <w:pPr>
+        <w:pStyle w:val="Prrafodelista"/>
+        <w:shd w:val="clear" w:color="auto" w:fill="FFFFFF"/>
+        <w:ind w:left="0"/>
+        <w:jc w:val="both"/>
+        <w:rPr>
+          <w:rFonts w:ascii="Segoe UI" w:hAnsi="Segoe UI" w:cs="Segoe UI"/>
+          <w:color w:val="000000"/>
+        </w:rPr>
+      </w:pPr>
+      <w:r>
+        <w:rPr>
+          <w:rFonts w:ascii="Segoe UI" w:hAnsi="Segoe UI" w:cs="Segoe UI"/>
+          <w:color w:val="000000"/>
+        </w:rPr>
+        <w:t>El siguiente paso será unir el equipo al dominio, escribimos en la consola:</w:t>
+      </w:r>
+    </w:p>
+    <w:p>
+      <w:pPr>
+        <w:pStyle w:val="Prrafodelista"/>
+        <w:shd w:val="clear" w:color="auto" w:fill="FFFFFF"/>
+        <w:ind w:left="0" w:firstLine="708"/>
+        <w:jc w:val="both"/>
         <w:rPr>
           <w:color w:val="FFFFFF" w:themeColor="background1"/>
           <w:highlight w:val="black"/>
         </w:rPr>
-        <w:t>pumuky</w:t>
-      </w:r>
-      <w:proofErr w:type="spellEnd"/>
+      </w:pPr>
+      <w:r>
+        <w:rPr>
+          <w:color w:val="FFFFFF" w:themeColor="background1"/>
+          <w:highlight w:val="black"/>
+        </w:rPr>
+        <w:t xml:space="preserve">Sudo </w:t>
+      </w:r>
+      <w:proofErr w:type="spellStart"/>
+      <w:r>
+        <w:rPr>
+          <w:color w:val="FFFFFF" w:themeColor="background1"/>
+          <w:highlight w:val="black"/>
+        </w:rPr>
+        <w:t>realm</w:t>
+      </w:r>
+      <w:proofErr w:type="spellEnd"/>
+      <w:r>
+        <w:rPr>
+          <w:color w:val="FFFFFF" w:themeColor="background1"/>
+          <w:highlight w:val="black"/>
+        </w:rPr>
+        <w:t xml:space="preserve"> </w:t>
+      </w:r>
+      <w:proofErr w:type="spellStart"/>
+      <w:r>
+        <w:rPr>
+          <w:color w:val="FFFFFF" w:themeColor="background1"/>
+          <w:highlight w:val="black"/>
+        </w:rPr>
+        <w:t>join</w:t>
+      </w:r>
+      <w:proofErr w:type="spellEnd"/>
+      <w:r>
+        <w:rPr>
+          <w:color w:val="FFFFFF" w:themeColor="background1"/>
+          <w:highlight w:val="black"/>
+        </w:rPr>
+        <w:t xml:space="preserve"> INT.ZONOCAR.COM –U administrador</w:t>
+      </w:r>
     </w:p>
     <w:p>
       <w:pPr>
@@ -8321,56 +7785,102 @@
           <w:rFonts w:ascii="Segoe UI" w:hAnsi="Segoe UI" w:cs="Segoe UI"/>
           <w:color w:val="000000"/>
         </w:rPr>
-        <w:t xml:space="preserve">Si nos pide la contraseña y al meterla no nos </w:t>
-      </w:r>
-      <w:proofErr w:type="spellStart"/>
-      <w:r>
-        <w:rPr>
-          <w:rFonts w:ascii="Segoe UI" w:hAnsi="Segoe UI" w:cs="Segoe UI"/>
-          <w:color w:val="000000"/>
-        </w:rPr>
-        <w:t>dá</w:t>
-      </w:r>
-      <w:proofErr w:type="spellEnd"/>
-      <w:r>
-        <w:rPr>
-          <w:rFonts w:ascii="Segoe UI" w:hAnsi="Segoe UI" w:cs="Segoe UI"/>
-          <w:color w:val="000000"/>
-        </w:rPr>
-        <w:t xml:space="preserve"> </w:t>
-      </w:r>
-      <w:r>
-        <w:rPr>
-          <w:rFonts w:ascii="Segoe UI" w:hAnsi="Segoe UI" w:cs="Segoe UI"/>
-          <w:color w:val="000000"/>
-        </w:rPr>
-        <w:t>ningún error y vuelve al cursor vacío estará todo correcto</w:t>
-      </w:r>
-      <w:r>
-        <w:rPr>
-          <w:rFonts w:ascii="Segoe UI" w:hAnsi="Segoe UI" w:cs="Segoe UI"/>
-          <w:color w:val="000000"/>
-        </w:rPr>
-        <w:t>.</w:t>
-      </w:r>
-    </w:p>
-    <w:p>
-      <w:pPr>
-        <w:pStyle w:val="Prrafodelista"/>
-        <w:shd w:val="clear" w:color="auto" w:fill="FFFFFF"/>
-        <w:ind w:left="0" w:firstLine="708"/>
-        <w:jc w:val="both"/>
-        <w:rPr>
-          <w:rFonts w:ascii="Segoe UI" w:hAnsi="Segoe UI" w:cs="Segoe UI"/>
-          <w:color w:val="000000"/>
-        </w:rPr>
-      </w:pPr>
-    </w:p>
-    <w:p>
-      <w:pPr>
-        <w:pStyle w:val="Prrafodelista"/>
-        <w:shd w:val="clear" w:color="auto" w:fill="FFFFFF"/>
-        <w:ind w:left="0" w:firstLine="708"/>
+        <w:lastRenderedPageBreak/>
+        <w:t xml:space="preserve">Con esto tenemos el equipo asignado al dominio. Comprobamos en el servidor dentro de usuarios y equipos de Active </w:t>
+      </w:r>
+      <w:proofErr w:type="spellStart"/>
+      <w:r>
+        <w:rPr>
+          <w:rFonts w:ascii="Segoe UI" w:hAnsi="Segoe UI" w:cs="Segoe UI"/>
+          <w:color w:val="000000"/>
+        </w:rPr>
+        <w:t>Directory</w:t>
+      </w:r>
+      <w:proofErr w:type="spellEnd"/>
+      <w:r>
+        <w:rPr>
+          <w:rFonts w:ascii="Segoe UI" w:hAnsi="Segoe UI" w:cs="Segoe UI"/>
+          <w:color w:val="000000"/>
+        </w:rPr>
+        <w:t xml:space="preserve"> que el equipo está dentro del dominio.</w:t>
+      </w:r>
+    </w:p>
+    <w:p>
+      <w:pPr>
+        <w:pStyle w:val="Prrafodelista"/>
+        <w:shd w:val="clear" w:color="auto" w:fill="FFFFFF"/>
+        <w:ind w:left="0"/>
+        <w:jc w:val="both"/>
+        <w:rPr>
+          <w:rFonts w:ascii="Segoe UI" w:hAnsi="Segoe UI" w:cs="Segoe UI"/>
+          <w:color w:val="000000"/>
+        </w:rPr>
+      </w:pPr>
+    </w:p>
+    <w:p>
+      <w:pPr>
+        <w:pStyle w:val="Prrafodelista"/>
+        <w:shd w:val="clear" w:color="auto" w:fill="FFFFFF"/>
+        <w:ind w:left="0"/>
+        <w:jc w:val="both"/>
+        <w:rPr>
+          <w:rFonts w:ascii="Segoe UI" w:hAnsi="Segoe UI" w:cs="Segoe UI"/>
+          <w:color w:val="000000"/>
+        </w:rPr>
+      </w:pPr>
+      <w:r>
+        <w:rPr>
+          <w:rFonts w:ascii="Segoe UI" w:hAnsi="Segoe UI" w:cs="Segoe UI"/>
+          <w:color w:val="000000"/>
+        </w:rPr>
+        <w:tab/>
+        <w:t xml:space="preserve">El siguiente paso será </w:t>
+      </w:r>
+      <w:proofErr w:type="spellStart"/>
+      <w:r>
+        <w:rPr>
+          <w:rFonts w:ascii="Segoe UI" w:hAnsi="Segoe UI" w:cs="Segoe UI"/>
+          <w:color w:val="000000"/>
+        </w:rPr>
+        <w:t>loguearse</w:t>
+      </w:r>
+      <w:proofErr w:type="spellEnd"/>
+      <w:r>
+        <w:rPr>
+          <w:rFonts w:ascii="Segoe UI" w:hAnsi="Segoe UI" w:cs="Segoe UI"/>
+          <w:color w:val="000000"/>
+        </w:rPr>
+        <w:t xml:space="preserve"> al equipo con un usuario creado en el servidor, para ello (porque Linux no nos permite de inicio </w:t>
+      </w:r>
+      <w:proofErr w:type="spellStart"/>
+      <w:r>
+        <w:rPr>
+          <w:rFonts w:ascii="Segoe UI" w:hAnsi="Segoe UI" w:cs="Segoe UI"/>
+          <w:color w:val="000000"/>
+        </w:rPr>
+        <w:t>loguearnos</w:t>
+      </w:r>
+      <w:proofErr w:type="spellEnd"/>
+      <w:r>
+        <w:rPr>
+          <w:rFonts w:ascii="Segoe UI" w:hAnsi="Segoe UI" w:cs="Segoe UI"/>
+          <w:color w:val="000000"/>
+        </w:rPr>
+        <w:t xml:space="preserve"> con nadie que sea distinto del administrador del equipo), vamos a menú de inicio, administración y en ventana de inicio de sesión, introducimos nuestra contraseña, en la pestaña de usuarios marcamos la pestaña de </w:t>
+      </w:r>
+      <w:r>
+        <w:rPr>
+          <w:rFonts w:ascii="Segoe UI" w:hAnsi="Segoe UI" w:cs="Segoe UI"/>
+          <w:color w:val="000000"/>
+        </w:rPr>
+        <w:t>Permitir el inicio de sesión manual</w:t>
+      </w:r>
+    </w:p>
+    <w:p>
+      <w:pPr>
+        <w:pStyle w:val="Prrafodelista"/>
+        <w:shd w:val="clear" w:color="auto" w:fill="FFFFFF"/>
+        <w:ind w:left="0"/>
         <w:jc w:val="both"/>
         <w:rPr>
           <w:rFonts w:ascii="Segoe UI" w:hAnsi="Segoe UI" w:cs="Segoe UI"/>
@@ -8383,10 +7893,10 @@
           <w:color w:val="000000"/>
         </w:rPr>
         <w:drawing>
-          <wp:inline distT="0" distB="0" distL="0" distR="0" wp14:anchorId="3EA7A9A6" wp14:editId="41240897">
-            <wp:extent cx="3238952" cy="562053"/>
-            <wp:effectExtent l="0" t="0" r="0" b="9525"/>
-            <wp:docPr id="42" name="Imagen 42"/>
+          <wp:inline distT="0" distB="0" distL="0" distR="0" wp14:anchorId="797D63BA" wp14:editId="02A45D74">
+            <wp:extent cx="5400040" cy="4170680"/>
+            <wp:effectExtent l="0" t="0" r="0" b="1270"/>
+            <wp:docPr id="33" name="Imagen 33"/>
             <wp:cNvGraphicFramePr>
               <a:graphicFrameLocks xmlns:a="http://schemas.openxmlformats.org/drawingml/2006/main" noChangeAspect="1"/>
             </wp:cNvGraphicFramePr>
@@ -8406,7 +7916,7 @@
                   <pic:spPr>
                     <a:xfrm>
                       <a:off x="0" y="0"/>
-                      <a:ext cx="3238952" cy="562053"/>
+                      <a:ext cx="5400040" cy="4170680"/>
                     </a:xfrm>
                     <a:prstGeom prst="rect">
                       <a:avLst/>
@@ -8423,638 +7933,282 @@
       <w:pPr>
         <w:pStyle w:val="Prrafodelista"/>
         <w:shd w:val="clear" w:color="auto" w:fill="FFFFFF"/>
+        <w:ind w:left="0"/>
+        <w:jc w:val="both"/>
+        <w:rPr>
+          <w:rFonts w:ascii="Segoe UI" w:hAnsi="Segoe UI" w:cs="Segoe UI"/>
+          <w:color w:val="000000"/>
+        </w:rPr>
+      </w:pPr>
+    </w:p>
+    <w:p>
+      <w:pPr>
+        <w:pStyle w:val="Prrafodelista"/>
+        <w:shd w:val="clear" w:color="auto" w:fill="FFFFFF"/>
+        <w:ind w:left="0"/>
+        <w:jc w:val="both"/>
+        <w:rPr>
+          <w:rFonts w:ascii="Segoe UI" w:hAnsi="Segoe UI" w:cs="Segoe UI"/>
+          <w:color w:val="000000"/>
+        </w:rPr>
+      </w:pPr>
+      <w:r>
+        <w:rPr>
+          <w:rFonts w:ascii="Segoe UI" w:hAnsi="Segoe UI" w:cs="Segoe UI"/>
+          <w:color w:val="000000"/>
+        </w:rPr>
+        <w:t xml:space="preserve">Ahora debemos configurar el Home </w:t>
+      </w:r>
+      <w:proofErr w:type="spellStart"/>
+      <w:r>
+        <w:rPr>
+          <w:rFonts w:ascii="Segoe UI" w:hAnsi="Segoe UI" w:cs="Segoe UI"/>
+          <w:color w:val="000000"/>
+        </w:rPr>
+        <w:t>Directory</w:t>
+      </w:r>
+      <w:proofErr w:type="spellEnd"/>
+      <w:r>
+        <w:rPr>
+          <w:rFonts w:ascii="Segoe UI" w:hAnsi="Segoe UI" w:cs="Segoe UI"/>
+          <w:color w:val="000000"/>
+        </w:rPr>
+        <w:t>:</w:t>
+      </w:r>
+    </w:p>
+    <w:p>
+      <w:pPr>
+        <w:pStyle w:val="Prrafodelista"/>
+        <w:shd w:val="clear" w:color="auto" w:fill="FFFFFF"/>
+        <w:ind w:left="0"/>
+        <w:jc w:val="both"/>
+        <w:rPr>
+          <w:rFonts w:ascii="Segoe UI" w:hAnsi="Segoe UI" w:cs="Segoe UI"/>
+          <w:color w:val="000000"/>
+        </w:rPr>
+      </w:pPr>
+      <w:r>
+        <w:rPr>
+          <w:rFonts w:ascii="Segoe UI" w:hAnsi="Segoe UI" w:cs="Segoe UI"/>
+          <w:color w:val="000000"/>
+        </w:rPr>
+        <w:t>Para ello editamos el archivo que gestiona el inicio de sesión de un usuario usamos el comando:</w:t>
+      </w:r>
+    </w:p>
+    <w:p>
+      <w:pPr>
+        <w:pStyle w:val="Prrafodelista"/>
+        <w:shd w:val="clear" w:color="auto" w:fill="FFFFFF"/>
         <w:ind w:left="0" w:firstLine="708"/>
         <w:jc w:val="both"/>
         <w:rPr>
-          <w:rFonts w:ascii="Segoe UI" w:hAnsi="Segoe UI" w:cs="Segoe UI"/>
-          <w:color w:val="000000"/>
-        </w:rPr>
-      </w:pPr>
-    </w:p>
-    <w:p>
-      <w:pPr>
-        <w:pStyle w:val="Prrafodelista"/>
-        <w:shd w:val="clear" w:color="auto" w:fill="FFFFFF"/>
-        <w:ind w:left="0" w:firstLine="708"/>
-        <w:jc w:val="both"/>
-        <w:rPr>
-          <w:rFonts w:ascii="Segoe UI" w:hAnsi="Segoe UI" w:cs="Segoe UI"/>
-          <w:color w:val="000000"/>
-        </w:rPr>
-      </w:pPr>
-    </w:p>
-    <w:p>
-      <w:pPr>
-        <w:pStyle w:val="Prrafodelista"/>
-        <w:shd w:val="clear" w:color="auto" w:fill="FFFFFF"/>
-        <w:ind w:left="0" w:firstLine="708"/>
-        <w:jc w:val="both"/>
-        <w:rPr>
-          <w:rFonts w:ascii="Segoe UI" w:hAnsi="Segoe UI" w:cs="Segoe UI"/>
-          <w:color w:val="000000"/>
-        </w:rPr>
-      </w:pPr>
-    </w:p>
-    <w:p>
-      <w:pPr>
-        <w:pStyle w:val="Prrafodelista"/>
-        <w:shd w:val="clear" w:color="auto" w:fill="FFFFFF"/>
-        <w:ind w:left="0" w:firstLine="708"/>
-        <w:jc w:val="both"/>
-        <w:rPr>
-          <w:rFonts w:ascii="Segoe UI" w:hAnsi="Segoe UI" w:cs="Segoe UI"/>
-          <w:color w:val="000000"/>
-        </w:rPr>
-      </w:pPr>
-    </w:p>
-    <w:p>
-      <w:pPr>
-        <w:pStyle w:val="Prrafodelista"/>
-        <w:shd w:val="clear" w:color="auto" w:fill="FFFFFF"/>
-        <w:ind w:left="0" w:firstLine="708"/>
-        <w:jc w:val="both"/>
-        <w:rPr>
-          <w:rFonts w:ascii="Segoe UI" w:hAnsi="Segoe UI" w:cs="Segoe UI"/>
-          <w:color w:val="000000"/>
-        </w:rPr>
-      </w:pPr>
-      <w:r>
-        <w:rPr>
-          <w:rFonts w:ascii="Segoe UI" w:hAnsi="Segoe UI" w:cs="Segoe UI"/>
-          <w:color w:val="000000"/>
-        </w:rPr>
-        <w:lastRenderedPageBreak/>
-        <w:t xml:space="preserve">Ahora vamos a unir el equipo al Active </w:t>
-      </w:r>
-      <w:proofErr w:type="spellStart"/>
-      <w:r>
-        <w:rPr>
-          <w:rFonts w:ascii="Segoe UI" w:hAnsi="Segoe UI" w:cs="Segoe UI"/>
-          <w:color w:val="000000"/>
-        </w:rPr>
-        <w:t>Directory</w:t>
-      </w:r>
-      <w:proofErr w:type="spellEnd"/>
-      <w:r>
-        <w:rPr>
-          <w:rFonts w:ascii="Segoe UI" w:hAnsi="Segoe UI" w:cs="Segoe UI"/>
-          <w:color w:val="000000"/>
-        </w:rPr>
-        <w:t xml:space="preserve"> para ello escribimos en la terminal:</w:t>
-      </w:r>
-    </w:p>
-    <w:p>
-      <w:pPr>
-        <w:shd w:val="clear" w:color="auto" w:fill="FFFFFF"/>
-        <w:ind w:firstLine="708"/>
-        <w:jc w:val="both"/>
-        <w:rPr>
-          <w:rFonts w:ascii="Segoe UI" w:hAnsi="Segoe UI" w:cs="Segoe UI"/>
-          <w:color w:val="FFFFFF" w:themeColor="background1"/>
-        </w:rPr>
-      </w:pPr>
-      <w:proofErr w:type="gramStart"/>
-      <w:r>
-        <w:rPr>
-          <w:rFonts w:ascii="Segoe UI" w:hAnsi="Segoe UI" w:cs="Segoe UI"/>
           <w:color w:val="FFFFFF" w:themeColor="background1"/>
           <w:highlight w:val="black"/>
         </w:rPr>
-        <w:t>sudo</w:t>
-      </w:r>
-      <w:proofErr w:type="gramEnd"/>
-      <w:r>
-        <w:rPr>
-          <w:rFonts w:ascii="Segoe UI" w:hAnsi="Segoe UI" w:cs="Segoe UI"/>
+      </w:pPr>
+      <w:r>
+        <w:rPr>
+          <w:rFonts w:ascii="Segoe UI" w:hAnsi="Segoe UI" w:cs="Segoe UI"/>
+          <w:color w:val="000000"/>
+        </w:rPr>
+        <w:t xml:space="preserve"> </w:t>
+      </w:r>
+      <w:proofErr w:type="gramStart"/>
+      <w:r>
+        <w:rPr>
           <w:color w:val="FFFFFF" w:themeColor="background1"/>
           <w:highlight w:val="black"/>
         </w:rPr>
-        <w:t xml:space="preserve"> </w:t>
-      </w:r>
-      <w:proofErr w:type="spellStart"/>
-      <w:r>
-        <w:rPr>
-          <w:rFonts w:ascii="Segoe UI" w:hAnsi="Segoe UI" w:cs="Segoe UI"/>
+        <w:t>sudo</w:t>
+      </w:r>
+      <w:proofErr w:type="gramEnd"/>
+      <w:r>
+        <w:rPr>
           <w:color w:val="FFFFFF" w:themeColor="background1"/>
           <w:highlight w:val="black"/>
         </w:rPr>
-        <w:t>realm</w:t>
-      </w:r>
-      <w:proofErr w:type="spellEnd"/>
-      <w:r>
-        <w:rPr>
-          <w:rFonts w:ascii="Segoe UI" w:hAnsi="Segoe UI" w:cs="Segoe UI"/>
+        <w:t xml:space="preserve"> nano /</w:t>
+      </w:r>
+      <w:proofErr w:type="spellStart"/>
+      <w:r>
+        <w:rPr>
           <w:color w:val="FFFFFF" w:themeColor="background1"/>
           <w:highlight w:val="black"/>
         </w:rPr>
-        <w:t xml:space="preserve"> </w:t>
-      </w:r>
-      <w:proofErr w:type="spellStart"/>
-      <w:r>
-        <w:rPr>
-          <w:rFonts w:ascii="Segoe UI" w:hAnsi="Segoe UI" w:cs="Segoe UI"/>
+        <w:t>etc</w:t>
+      </w:r>
+      <w:proofErr w:type="spellEnd"/>
+      <w:r>
+        <w:rPr>
           <w:color w:val="FFFFFF" w:themeColor="background1"/>
           <w:highlight w:val="black"/>
         </w:rPr>
-        <w:t>join</w:t>
-      </w:r>
-      <w:proofErr w:type="spellEnd"/>
-      <w:r>
-        <w:rPr>
-          <w:rFonts w:ascii="Segoe UI" w:hAnsi="Segoe UI" w:cs="Segoe UI"/>
+        <w:t>/</w:t>
+      </w:r>
+      <w:proofErr w:type="spellStart"/>
+      <w:r>
+        <w:rPr>
           <w:color w:val="FFFFFF" w:themeColor="background1"/>
           <w:highlight w:val="black"/>
         </w:rPr>
-        <w:t xml:space="preserve"> -U Administrador int.zonocar.com</w:t>
-      </w:r>
-    </w:p>
-    <w:p>
-      <w:pPr>
-        <w:shd w:val="clear" w:color="auto" w:fill="FFFFFF"/>
-        <w:jc w:val="both"/>
-        <w:rPr>
-          <w:rFonts w:ascii="Segoe UI" w:hAnsi="Segoe UI" w:cs="Segoe UI"/>
-          <w:color w:val="000000"/>
-        </w:rPr>
-      </w:pPr>
-      <w:r>
-        <w:rPr>
-          <w:rFonts w:ascii="Segoe UI" w:hAnsi="Segoe UI" w:cs="Segoe UI"/>
-          <w:noProof/>
-          <w:color w:val="000000"/>
-          <w:lang w:eastAsia="es-ES"/>
-        </w:rPr>
-        <w:drawing>
-          <wp:anchor distT="0" distB="0" distL="114300" distR="114300" simplePos="0" relativeHeight="251680768" behindDoc="0" locked="0" layoutInCell="1" allowOverlap="1">
-            <wp:simplePos x="0" y="0"/>
-            <wp:positionH relativeFrom="page">
-              <wp:posOffset>4164441</wp:posOffset>
-            </wp:positionH>
-            <wp:positionV relativeFrom="paragraph">
-              <wp:posOffset>96685</wp:posOffset>
-            </wp:positionV>
-            <wp:extent cx="3276600" cy="2122805"/>
-            <wp:effectExtent l="0" t="0" r="0" b="0"/>
-            <wp:wrapSquare wrapText="bothSides"/>
-            <wp:docPr id="34" name="Imagen 34"/>
-            <wp:cNvGraphicFramePr>
-              <a:graphicFrameLocks xmlns:a="http://schemas.openxmlformats.org/drawingml/2006/main" noChangeAspect="1"/>
-            </wp:cNvGraphicFramePr>
-            <a:graphic xmlns:a="http://schemas.openxmlformats.org/drawingml/2006/main">
-              <a:graphicData uri="http://schemas.openxmlformats.org/drawingml/2006/picture">
-                <pic:pic xmlns:pic="http://schemas.openxmlformats.org/drawingml/2006/picture">
-                  <pic:nvPicPr>
-                    <pic:cNvPr id="1" name=""/>
-                    <pic:cNvPicPr/>
-                  </pic:nvPicPr>
-                  <pic:blipFill>
-                    <a:blip r:embed="rId43">
-                      <a:extLst>
-                        <a:ext uri="{28A0092B-C50C-407E-A947-70E740481C1C}">
-                          <a14:useLocalDpi xmlns:a14="http://schemas.microsoft.com/office/drawing/2010/main" val="0"/>
-                        </a:ext>
-                      </a:extLst>
-                    </a:blip>
-                    <a:stretch>
-                      <a:fillRect/>
-                    </a:stretch>
-                  </pic:blipFill>
-                  <pic:spPr>
-                    <a:xfrm>
-                      <a:off x="0" y="0"/>
-                      <a:ext cx="3276600" cy="2122805"/>
-                    </a:xfrm>
-                    <a:prstGeom prst="rect">
-                      <a:avLst/>
-                    </a:prstGeom>
-                  </pic:spPr>
-                </pic:pic>
-              </a:graphicData>
-            </a:graphic>
-            <wp14:sizeRelH relativeFrom="margin">
-              <wp14:pctWidth>0</wp14:pctWidth>
-            </wp14:sizeRelH>
-            <wp14:sizeRelV relativeFrom="margin">
-              <wp14:pctHeight>0</wp14:pctHeight>
-            </wp14:sizeRelV>
-          </wp:anchor>
-        </w:drawing>
-      </w:r>
-      <w:r>
-        <w:rPr>
-          <w:rFonts w:ascii="Segoe UI" w:hAnsi="Segoe UI" w:cs="Segoe UI"/>
-          <w:color w:val="000000"/>
-        </w:rPr>
-        <w:t>Cosas que pasarán al ejecutarlo:</w:t>
-      </w:r>
-    </w:p>
-    <w:p>
-      <w:pPr>
-        <w:shd w:val="clear" w:color="auto" w:fill="FFFFFF"/>
-        <w:jc w:val="both"/>
-        <w:rPr>
-          <w:rFonts w:ascii="Segoe UI" w:hAnsi="Segoe UI" w:cs="Segoe UI"/>
-          <w:color w:val="000000"/>
-        </w:rPr>
-      </w:pPr>
-      <w:r>
-        <w:rPr>
-          <w:rFonts w:ascii="Segoe UI" w:hAnsi="Segoe UI" w:cs="Segoe UI"/>
-          <w:color w:val="000000"/>
-        </w:rPr>
-        <w:t>Te pedirá la contraseña de Administrador de Linux (sudo).</w:t>
-      </w:r>
-    </w:p>
-    <w:p>
-      <w:pPr>
-        <w:pStyle w:val="Prrafodelista"/>
-        <w:shd w:val="clear" w:color="auto" w:fill="FFFFFF"/>
-        <w:ind w:left="0"/>
-        <w:jc w:val="both"/>
-        <w:rPr>
-          <w:rFonts w:ascii="Segoe UI" w:hAnsi="Segoe UI" w:cs="Segoe UI"/>
-          <w:color w:val="000000"/>
-        </w:rPr>
-      </w:pPr>
-      <w:r>
-        <w:rPr>
-          <w:rFonts w:ascii="Segoe UI" w:hAnsi="Segoe UI" w:cs="Segoe UI"/>
-          <w:color w:val="000000"/>
-        </w:rPr>
-        <w:t>Inmediatamente después, te pedirá la contraseña del usuario "Administrador" de tu Windows Server.</w:t>
-      </w:r>
-    </w:p>
-    <w:p>
-      <w:pPr>
-        <w:pStyle w:val="Prrafodelista"/>
-        <w:shd w:val="clear" w:color="auto" w:fill="FFFFFF"/>
-        <w:ind w:left="0"/>
-        <w:jc w:val="both"/>
-        <w:rPr>
-          <w:rFonts w:ascii="Segoe UI" w:hAnsi="Segoe UI" w:cs="Segoe UI"/>
-          <w:color w:val="000000"/>
-        </w:rPr>
-      </w:pPr>
-      <w:r>
-        <w:rPr>
-          <w:rFonts w:ascii="Segoe UI" w:hAnsi="Segoe UI" w:cs="Segoe UI"/>
-          <w:color w:val="000000"/>
-        </w:rPr>
-        <w:t xml:space="preserve">Si </w:t>
-      </w:r>
-      <w:r>
-        <w:rPr>
-          <w:rFonts w:ascii="Segoe UI" w:hAnsi="Segoe UI" w:cs="Segoe UI"/>
-          <w:color w:val="000000"/>
-        </w:rPr>
-        <w:t xml:space="preserve">no sale ningún mensaje de error, </w:t>
-      </w:r>
-      <w:r>
-        <w:rPr>
-          <w:rFonts w:ascii="Segoe UI" w:hAnsi="Segoe UI" w:cs="Segoe UI"/>
-          <w:color w:val="000000"/>
-        </w:rPr>
-        <w:t>la unión ha sido un éxito</w:t>
-      </w:r>
-      <w:proofErr w:type="gramStart"/>
-      <w:r>
-        <w:rPr>
-          <w:rFonts w:ascii="Segoe UI" w:hAnsi="Segoe UI" w:cs="Segoe UI"/>
-          <w:color w:val="000000"/>
-        </w:rPr>
-        <w:t>!</w:t>
-      </w:r>
-      <w:r>
-        <w:rPr>
-          <w:rFonts w:ascii="Segoe UI" w:hAnsi="Segoe UI" w:cs="Segoe UI"/>
-          <w:color w:val="000000"/>
-        </w:rPr>
-        <w:t>.</w:t>
-      </w:r>
-      <w:proofErr w:type="gramEnd"/>
-      <w:r>
-        <w:rPr>
-          <w:rFonts w:ascii="Segoe UI" w:hAnsi="Segoe UI" w:cs="Segoe UI"/>
-          <w:color w:val="000000"/>
-        </w:rPr>
-        <w:t xml:space="preserve"> </w:t>
-      </w:r>
-    </w:p>
-    <w:p>
-      <w:pPr>
-        <w:pStyle w:val="Prrafodelista"/>
-        <w:shd w:val="clear" w:color="auto" w:fill="FFFFFF"/>
-        <w:ind w:left="0"/>
-        <w:jc w:val="both"/>
-        <w:rPr>
-          <w:rFonts w:ascii="Segoe UI" w:hAnsi="Segoe UI" w:cs="Segoe UI"/>
-          <w:color w:val="000000"/>
-        </w:rPr>
-      </w:pPr>
-      <w:r>
-        <w:rPr>
-          <w:rFonts w:ascii="Segoe UI" w:hAnsi="Segoe UI" w:cs="Segoe UI"/>
-          <w:color w:val="000000"/>
-        </w:rPr>
-        <w:t xml:space="preserve">Comprobamos como en la imagen. Con </w:t>
-      </w:r>
-      <w:proofErr w:type="spellStart"/>
-      <w:r>
-        <w:rPr>
-          <w:rFonts w:ascii="Segoe UI" w:hAnsi="Segoe UI" w:cs="Segoe UI"/>
-          <w:color w:val="000000"/>
-        </w:rPr>
-        <w:t>realm</w:t>
-      </w:r>
-      <w:proofErr w:type="spellEnd"/>
-      <w:r>
-        <w:rPr>
-          <w:rFonts w:ascii="Segoe UI" w:hAnsi="Segoe UI" w:cs="Segoe UI"/>
-          <w:color w:val="000000"/>
-        </w:rPr>
-        <w:t xml:space="preserve"> </w:t>
-      </w:r>
-      <w:proofErr w:type="spellStart"/>
-      <w:r>
-        <w:rPr>
-          <w:rFonts w:ascii="Segoe UI" w:hAnsi="Segoe UI" w:cs="Segoe UI"/>
-          <w:color w:val="000000"/>
-        </w:rPr>
-        <w:t>list</w:t>
-      </w:r>
-      <w:proofErr w:type="spellEnd"/>
-      <w:r>
-        <w:rPr>
-          <w:rFonts w:ascii="Segoe UI" w:hAnsi="Segoe UI" w:cs="Segoe UI"/>
-          <w:color w:val="000000"/>
-        </w:rPr>
-        <w:t xml:space="preserve"> y con un usuario creado en el servidor, en este caso he usado a </w:t>
-      </w:r>
-      <w:proofErr w:type="spellStart"/>
-      <w:r>
-        <w:rPr>
-          <w:rFonts w:ascii="Segoe UI" w:hAnsi="Segoe UI" w:cs="Segoe UI"/>
-          <w:color w:val="000000"/>
-        </w:rPr>
-        <w:t>pumuky</w:t>
-      </w:r>
-      <w:proofErr w:type="spellEnd"/>
-      <w:r>
-        <w:rPr>
-          <w:rFonts w:ascii="Segoe UI" w:hAnsi="Segoe UI" w:cs="Segoe UI"/>
-          <w:color w:val="000000"/>
-        </w:rPr>
-        <w:t>.</w:t>
-      </w:r>
-    </w:p>
-    <w:p>
-      <w:pPr>
-        <w:pStyle w:val="Prrafodelista"/>
-        <w:shd w:val="clear" w:color="auto" w:fill="FFFFFF"/>
-        <w:ind w:left="0"/>
-        <w:jc w:val="both"/>
-        <w:rPr>
-          <w:rFonts w:ascii="Segoe UI" w:hAnsi="Segoe UI" w:cs="Segoe UI"/>
-          <w:color w:val="000000"/>
-        </w:rPr>
-      </w:pPr>
-    </w:p>
-    <w:p>
-      <w:pPr>
-        <w:pStyle w:val="Prrafodelista"/>
-        <w:shd w:val="clear" w:color="auto" w:fill="FFFFFF"/>
-        <w:ind w:left="0"/>
-        <w:jc w:val="both"/>
-        <w:rPr>
-          <w:rFonts w:ascii="Segoe UI" w:hAnsi="Segoe UI" w:cs="Segoe UI"/>
-          <w:color w:val="000000"/>
-        </w:rPr>
-      </w:pPr>
-    </w:p>
-    <w:p>
-      <w:pPr>
-        <w:pStyle w:val="Prrafodelista"/>
-        <w:shd w:val="clear" w:color="auto" w:fill="FFFFFF"/>
-        <w:ind w:left="0"/>
-        <w:jc w:val="both"/>
-        <w:rPr>
-          <w:rFonts w:ascii="Segoe UI" w:hAnsi="Segoe UI" w:cs="Segoe UI"/>
-          <w:color w:val="000000"/>
-        </w:rPr>
-      </w:pPr>
-      <w:r>
-        <w:rPr>
-          <w:rFonts w:ascii="Segoe UI" w:hAnsi="Segoe UI" w:cs="Segoe UI"/>
-          <w:color w:val="000000"/>
-        </w:rPr>
-        <w:t xml:space="preserve">En la máquina de Linux no me deja entrar con otro usuario que no sea el administrador del equipo </w:t>
-      </w:r>
-      <w:proofErr w:type="spellStart"/>
-      <w:r>
-        <w:rPr>
-          <w:rFonts w:ascii="Segoe UI" w:hAnsi="Segoe UI" w:cs="Segoe UI"/>
-          <w:color w:val="000000"/>
-        </w:rPr>
-        <w:t>asi</w:t>
-      </w:r>
-      <w:proofErr w:type="spellEnd"/>
-      <w:r>
-        <w:rPr>
-          <w:rFonts w:ascii="Segoe UI" w:hAnsi="Segoe UI" w:cs="Segoe UI"/>
-          <w:color w:val="000000"/>
-        </w:rPr>
-        <w:t xml:space="preserve"> que preguntando a la IA (y después de muchos intentos). </w:t>
-      </w:r>
-      <w:r>
-        <w:rPr>
-          <w:rFonts w:ascii="Segoe UI" w:hAnsi="Segoe UI" w:cs="Segoe UI"/>
-          <w:color w:val="000000"/>
-        </w:rPr>
-        <w:t>He tenido que crear un nuevo archivo con el comando:</w:t>
-      </w:r>
-    </w:p>
-    <w:p>
-      <w:pPr>
-        <w:pStyle w:val="Prrafodelista"/>
-        <w:shd w:val="clear" w:color="auto" w:fill="FFFFFF"/>
-        <w:ind w:left="0"/>
-        <w:jc w:val="both"/>
-        <w:rPr>
-          <w:rFonts w:ascii="Segoe UI" w:hAnsi="Segoe UI" w:cs="Segoe UI"/>
-          <w:color w:val="000000"/>
-        </w:rPr>
-      </w:pPr>
-    </w:p>
-    <w:p>
-      <w:pPr>
-        <w:pStyle w:val="Prrafodelista"/>
-        <w:shd w:val="clear" w:color="auto" w:fill="FFFFFF"/>
-        <w:ind w:left="0" w:firstLine="708"/>
-        <w:jc w:val="both"/>
+        <w:t>pam.d</w:t>
+      </w:r>
+      <w:proofErr w:type="spellEnd"/>
+      <w:r>
         <w:rPr>
           <w:color w:val="FFFFFF" w:themeColor="background1"/>
           <w:highlight w:val="black"/>
         </w:rPr>
-      </w:pPr>
-      <w:proofErr w:type="gramStart"/>
+        <w:t>/</w:t>
+      </w:r>
+      <w:proofErr w:type="spellStart"/>
       <w:r>
         <w:rPr>
           <w:color w:val="FFFFFF" w:themeColor="background1"/>
           <w:highlight w:val="black"/>
         </w:rPr>
-        <w:t>sudo</w:t>
-      </w:r>
-      <w:proofErr w:type="gramEnd"/>
+        <w:t>common-session</w:t>
+      </w:r>
+      <w:proofErr w:type="spellEnd"/>
       <w:r>
         <w:rPr>
           <w:color w:val="FFFFFF" w:themeColor="background1"/>
           <w:highlight w:val="black"/>
         </w:rPr>
-        <w:t xml:space="preserve"> nano /</w:t>
-      </w:r>
-      <w:proofErr w:type="spellStart"/>
-      <w:r>
+        <w:t xml:space="preserve"> </w:t>
+      </w:r>
+    </w:p>
+    <w:p>
+      <w:pPr>
+        <w:pStyle w:val="Prrafodelista"/>
+        <w:shd w:val="clear" w:color="auto" w:fill="FFFFFF"/>
+        <w:ind w:left="0"/>
+        <w:jc w:val="both"/>
+        <w:rPr>
+          <w:rFonts w:ascii="Segoe UI" w:hAnsi="Segoe UI" w:cs="Segoe UI"/>
+          <w:color w:val="000000"/>
+        </w:rPr>
+      </w:pPr>
+      <w:r>
+        <w:rPr>
+          <w:rFonts w:ascii="Segoe UI" w:hAnsi="Segoe UI" w:cs="Segoe UI"/>
+          <w:color w:val="000000"/>
+        </w:rPr>
+        <w:t>Dentro</w:t>
+      </w:r>
+      <w:r>
+        <w:rPr>
+          <w:rFonts w:ascii="Segoe UI" w:hAnsi="Segoe UI" w:cs="Segoe UI"/>
+          <w:color w:val="000000"/>
+        </w:rPr>
+        <w:t xml:space="preserve"> del archivo al final </w:t>
+      </w:r>
+      <w:r>
+        <w:rPr>
+          <w:rFonts w:ascii="Segoe UI" w:hAnsi="Segoe UI" w:cs="Segoe UI"/>
+          <w:color w:val="000000"/>
+        </w:rPr>
+        <w:t>introducimos la siguiente línea:</w:t>
+      </w:r>
+    </w:p>
+    <w:p>
+      <w:pPr>
+        <w:pStyle w:val="Prrafodelista"/>
+        <w:shd w:val="clear" w:color="auto" w:fill="FFFFFF"/>
+        <w:ind w:left="0" w:firstLine="708"/>
+        <w:jc w:val="both"/>
         <w:rPr>
           <w:color w:val="FFFFFF" w:themeColor="background1"/>
           <w:highlight w:val="black"/>
         </w:rPr>
-        <w:t>etc</w:t>
-      </w:r>
-      <w:proofErr w:type="spellEnd"/>
+      </w:pPr>
+      <w:proofErr w:type="gramStart"/>
       <w:r>
         <w:rPr>
           <w:color w:val="FFFFFF" w:themeColor="background1"/>
           <w:highlight w:val="black"/>
         </w:rPr>
-        <w:t>/</w:t>
-      </w:r>
-      <w:proofErr w:type="spellStart"/>
+        <w:t>sesión</w:t>
+      </w:r>
+      <w:proofErr w:type="gramEnd"/>
       <w:r>
         <w:rPr>
           <w:color w:val="FFFFFF" w:themeColor="background1"/>
           <w:highlight w:val="black"/>
         </w:rPr>
-        <w:t>lightdm</w:t>
-      </w:r>
-      <w:proofErr w:type="spellEnd"/>
+        <w:t xml:space="preserve"> </w:t>
+      </w:r>
+      <w:proofErr w:type="spellStart"/>
       <w:r>
         <w:rPr>
           <w:color w:val="FFFFFF" w:themeColor="background1"/>
           <w:highlight w:val="black"/>
         </w:rPr>
-        <w:t>/</w:t>
-      </w:r>
-      <w:proofErr w:type="spellStart"/>
+        <w:t>required</w:t>
+      </w:r>
+      <w:proofErr w:type="spellEnd"/>
       <w:r>
         <w:rPr>
           <w:color w:val="FFFFFF" w:themeColor="background1"/>
           <w:highlight w:val="black"/>
         </w:rPr>
-        <w:t>lightdm.conf.d</w:t>
-      </w:r>
-      <w:proofErr w:type="spellEnd"/>
+        <w:t xml:space="preserve"> pam_mkhomedir.so </w:t>
+      </w:r>
+      <w:proofErr w:type="spellStart"/>
       <w:r>
         <w:rPr>
           <w:color w:val="FFFFFF" w:themeColor="background1"/>
           <w:highlight w:val="black"/>
         </w:rPr>
-        <w:t>/91-login-manual.conf</w:t>
-      </w:r>
-    </w:p>
-    <w:p>
-      <w:pPr>
-        <w:pStyle w:val="Prrafodelista"/>
-        <w:shd w:val="clear" w:color="auto" w:fill="FFFFFF"/>
-        <w:ind w:left="0"/>
-        <w:jc w:val="both"/>
-        <w:rPr>
-          <w:rFonts w:ascii="Segoe UI" w:hAnsi="Segoe UI" w:cs="Segoe UI"/>
-          <w:color w:val="000000"/>
-        </w:rPr>
-      </w:pPr>
-      <w:proofErr w:type="gramStart"/>
-      <w:r>
-        <w:rPr>
-          <w:rFonts w:ascii="Segoe UI" w:hAnsi="Segoe UI" w:cs="Segoe UI"/>
-          <w:color w:val="000000"/>
-        </w:rPr>
-        <w:t>y</w:t>
-      </w:r>
-      <w:proofErr w:type="gramEnd"/>
-      <w:r>
-        <w:rPr>
-          <w:rFonts w:ascii="Segoe UI" w:hAnsi="Segoe UI" w:cs="Segoe UI"/>
-          <w:color w:val="000000"/>
-        </w:rPr>
-        <w:t xml:space="preserve"> dentro del archivo:</w:t>
-      </w:r>
-    </w:p>
-    <w:p>
-      <w:pPr>
-        <w:pStyle w:val="Prrafodelista"/>
-        <w:shd w:val="clear" w:color="auto" w:fill="FFFFFF"/>
-        <w:ind w:left="0"/>
-        <w:jc w:val="both"/>
-        <w:rPr>
-          <w:rFonts w:ascii="Segoe UI" w:hAnsi="Segoe UI" w:cs="Segoe UI"/>
-          <w:color w:val="000000"/>
-        </w:rPr>
-      </w:pPr>
-    </w:p>
-    <w:p>
-      <w:pPr>
-        <w:pStyle w:val="Prrafodelista"/>
-        <w:shd w:val="clear" w:color="auto" w:fill="FFFFFF"/>
-        <w:ind w:left="0" w:firstLine="708"/>
-        <w:jc w:val="both"/>
+        <w:t>skel</w:t>
+      </w:r>
+      <w:proofErr w:type="spellEnd"/>
+      <w:r>
         <w:rPr>
           <w:color w:val="FFFFFF" w:themeColor="background1"/>
           <w:highlight w:val="black"/>
         </w:rPr>
-      </w:pPr>
+        <w:t>=/</w:t>
+      </w:r>
+      <w:proofErr w:type="spellStart"/>
       <w:r>
         <w:rPr>
           <w:color w:val="FFFFFF" w:themeColor="background1"/>
           <w:highlight w:val="black"/>
         </w:rPr>
-        <w:t>[</w:t>
-      </w:r>
-      <w:proofErr w:type="spellStart"/>
+        <w:t>etc</w:t>
+      </w:r>
+      <w:proofErr w:type="spellEnd"/>
       <w:r>
         <w:rPr>
           <w:color w:val="FFFFFF" w:themeColor="background1"/>
           <w:highlight w:val="black"/>
         </w:rPr>
-        <w:t>Seat</w:t>
-      </w:r>
-      <w:proofErr w:type="spellEnd"/>
+        <w:t>/</w:t>
+      </w:r>
+      <w:proofErr w:type="spellStart"/>
       <w:r>
         <w:rPr>
           <w:color w:val="FFFFFF" w:themeColor="background1"/>
           <w:highlight w:val="black"/>
         </w:rPr>
-        <w:t>:*]</w:t>
-      </w:r>
-    </w:p>
-    <w:p>
-      <w:pPr>
-        <w:pStyle w:val="Prrafodelista"/>
-        <w:shd w:val="clear" w:color="auto" w:fill="FFFFFF"/>
-        <w:ind w:left="0" w:firstLine="708"/>
-        <w:jc w:val="both"/>
+        <w:t>skel</w:t>
+      </w:r>
+      <w:proofErr w:type="spellEnd"/>
+      <w:r>
         <w:rPr>
           <w:color w:val="FFFFFF" w:themeColor="background1"/>
           <w:highlight w:val="black"/>
         </w:rPr>
-      </w:pPr>
-      <w:proofErr w:type="spellStart"/>
-      <w:proofErr w:type="gramStart"/>
+        <w:t xml:space="preserve"> </w:t>
+      </w:r>
+      <w:proofErr w:type="spellStart"/>
       <w:r>
         <w:rPr>
           <w:color w:val="FFFFFF" w:themeColor="background1"/>
           <w:highlight w:val="black"/>
         </w:rPr>
-        <w:t>greeter</w:t>
+        <w:t>umask</w:t>
       </w:r>
       <w:proofErr w:type="spellEnd"/>
       <w:r>
@@ -9062,23 +8216,252 @@
           <w:color w:val="FFFFFF" w:themeColor="background1"/>
           <w:highlight w:val="black"/>
         </w:rPr>
-        <w:t>-show-manual-</w:t>
-      </w:r>
-      <w:proofErr w:type="spellStart"/>
-      <w:r>
+        <w:t>=0022</w:t>
+      </w:r>
+    </w:p>
+    <w:p>
+      <w:pPr>
+        <w:pStyle w:val="Prrafodelista"/>
+        <w:shd w:val="clear" w:color="auto" w:fill="FFFFFF"/>
+        <w:ind w:left="0"/>
+        <w:jc w:val="both"/>
+        <w:rPr>
+          <w:rFonts w:ascii="Segoe UI" w:hAnsi="Segoe UI" w:cs="Segoe UI"/>
+          <w:color w:val="000000"/>
+        </w:rPr>
+      </w:pPr>
+      <w:r>
+        <w:rPr>
+          <w:rFonts w:ascii="Segoe UI" w:hAnsi="Segoe UI" w:cs="Segoe UI"/>
+          <w:color w:val="000000"/>
+        </w:rPr>
+        <w:t>Que hace esta línea exactamente</w:t>
+      </w:r>
+      <w:proofErr w:type="gramStart"/>
+      <w:r>
+        <w:rPr>
+          <w:rFonts w:ascii="Segoe UI" w:hAnsi="Segoe UI" w:cs="Segoe UI"/>
+          <w:color w:val="000000"/>
+        </w:rPr>
+        <w:t>?</w:t>
+      </w:r>
+      <w:proofErr w:type="gramEnd"/>
+      <w:r>
+        <w:rPr>
+          <w:rFonts w:ascii="Segoe UI" w:hAnsi="Segoe UI" w:cs="Segoe UI"/>
+          <w:color w:val="000000"/>
+        </w:rPr>
+        <w:t xml:space="preserve"> </w:t>
+      </w:r>
+    </w:p>
+    <w:p>
+      <w:pPr>
+        <w:pStyle w:val="Prrafodelista"/>
+        <w:numPr>
+          <w:ilvl w:val="0"/>
+          <w:numId w:val="6"/>
+        </w:numPr>
+        <w:shd w:val="clear" w:color="auto" w:fill="FFFFFF"/>
+        <w:jc w:val="both"/>
+        <w:rPr>
+          <w:rFonts w:ascii="Segoe UI" w:hAnsi="Segoe UI" w:cs="Segoe UI"/>
+          <w:color w:val="000000"/>
+        </w:rPr>
+      </w:pPr>
+      <w:r>
+        <w:rPr>
+          <w:rFonts w:ascii="Segoe UI" w:hAnsi="Segoe UI" w:cs="Segoe UI"/>
+          <w:color w:val="000000"/>
+        </w:rPr>
+        <w:t>pam_mkhomedir.so</w:t>
+      </w:r>
+      <w:r>
+        <w:rPr>
+          <w:rFonts w:ascii="Segoe UI" w:hAnsi="Segoe UI" w:cs="Segoe UI"/>
+          <w:color w:val="000000"/>
+        </w:rPr>
+        <w:t>: Es el módulo que le dice al sistema: “si este usuario de red no tiene una carpeta en /home créala ahora mismo.</w:t>
+      </w:r>
+    </w:p>
+    <w:p>
+      <w:pPr>
+        <w:pStyle w:val="Prrafodelista"/>
+        <w:numPr>
+          <w:ilvl w:val="0"/>
+          <w:numId w:val="6"/>
+        </w:numPr>
+        <w:shd w:val="clear" w:color="auto" w:fill="FFFFFF"/>
+        <w:jc w:val="both"/>
+        <w:rPr>
+          <w:rFonts w:ascii="Segoe UI" w:hAnsi="Segoe UI" w:cs="Segoe UI"/>
+          <w:color w:val="000000"/>
+        </w:rPr>
+      </w:pPr>
+      <w:proofErr w:type="spellStart"/>
+      <w:r>
+        <w:rPr>
+          <w:rFonts w:ascii="Segoe UI" w:hAnsi="Segoe UI" w:cs="Segoe UI"/>
+          <w:color w:val="000000"/>
+        </w:rPr>
+        <w:t>Skel</w:t>
+      </w:r>
+      <w:proofErr w:type="spellEnd"/>
+      <w:r>
+        <w:rPr>
+          <w:rFonts w:ascii="Segoe UI" w:hAnsi="Segoe UI" w:cs="Segoe UI"/>
+          <w:color w:val="000000"/>
+        </w:rPr>
+        <w:t>=/</w:t>
+      </w:r>
+      <w:proofErr w:type="spellStart"/>
+      <w:r>
+        <w:rPr>
+          <w:rFonts w:ascii="Segoe UI" w:hAnsi="Segoe UI" w:cs="Segoe UI"/>
+          <w:color w:val="000000"/>
+        </w:rPr>
+        <w:t>etc</w:t>
+      </w:r>
+      <w:proofErr w:type="spellEnd"/>
+      <w:r>
+        <w:rPr>
+          <w:rFonts w:ascii="Segoe UI" w:hAnsi="Segoe UI" w:cs="Segoe UI"/>
+          <w:color w:val="000000"/>
+        </w:rPr>
+        <w:t>/</w:t>
+      </w:r>
+      <w:proofErr w:type="spellStart"/>
+      <w:r>
+        <w:rPr>
+          <w:rFonts w:ascii="Segoe UI" w:hAnsi="Segoe UI" w:cs="Segoe UI"/>
+          <w:color w:val="000000"/>
+        </w:rPr>
+        <w:t>skel</w:t>
+      </w:r>
+      <w:proofErr w:type="spellEnd"/>
+      <w:r>
+        <w:rPr>
+          <w:rFonts w:ascii="Segoe UI" w:hAnsi="Segoe UI" w:cs="Segoe UI"/>
+          <w:color w:val="000000"/>
+        </w:rPr>
+        <w:t>: Indica que use la plantilla estándar de Linux, para la nueva carpeta</w:t>
+      </w:r>
+    </w:p>
+    <w:p>
+      <w:pPr>
+        <w:pStyle w:val="Prrafodelista"/>
+        <w:numPr>
+          <w:ilvl w:val="0"/>
+          <w:numId w:val="6"/>
+        </w:numPr>
+        <w:shd w:val="clear" w:color="auto" w:fill="FFFFFF"/>
+        <w:jc w:val="both"/>
+        <w:rPr>
+          <w:rFonts w:ascii="Segoe UI" w:hAnsi="Segoe UI" w:cs="Segoe UI"/>
+          <w:color w:val="000000"/>
+        </w:rPr>
+      </w:pPr>
+      <w:proofErr w:type="spellStart"/>
+      <w:r>
+        <w:rPr>
+          <w:rFonts w:ascii="Segoe UI" w:hAnsi="Segoe UI" w:cs="Segoe UI"/>
+          <w:color w:val="000000"/>
+        </w:rPr>
+        <w:t>Umask</w:t>
+      </w:r>
+      <w:proofErr w:type="spellEnd"/>
+      <w:r>
+        <w:rPr>
+          <w:rFonts w:ascii="Segoe UI" w:hAnsi="Segoe UI" w:cs="Segoe UI"/>
+          <w:color w:val="000000"/>
+        </w:rPr>
+        <w:t>=0022: define los permisos de seguridad de esa nueva carpeta</w:t>
+      </w:r>
+    </w:p>
+    <w:p>
+      <w:pPr>
+        <w:shd w:val="clear" w:color="auto" w:fill="FFFFFF"/>
+        <w:jc w:val="both"/>
+        <w:rPr>
+          <w:rFonts w:ascii="Segoe UI" w:hAnsi="Segoe UI" w:cs="Segoe UI"/>
+          <w:color w:val="000000"/>
+        </w:rPr>
+      </w:pPr>
+      <w:r>
+        <w:rPr>
+          <w:rFonts w:ascii="Segoe UI" w:hAnsi="Segoe UI" w:cs="Segoe UI"/>
+          <w:color w:val="000000"/>
+        </w:rPr>
+        <w:t>Guardamos y cerramos el archivo.</w:t>
+      </w:r>
+    </w:p>
+    <w:p>
+      <w:pPr>
+        <w:shd w:val="clear" w:color="auto" w:fill="FFFFFF"/>
+        <w:jc w:val="both"/>
+        <w:rPr>
+          <w:rFonts w:ascii="Segoe UI" w:hAnsi="Segoe UI" w:cs="Segoe UI"/>
+          <w:color w:val="000000"/>
+        </w:rPr>
+      </w:pPr>
+      <w:r>
+        <w:rPr>
+          <w:rFonts w:ascii="Segoe UI" w:hAnsi="Segoe UI" w:cs="Segoe UI"/>
+          <w:color w:val="000000"/>
+        </w:rPr>
+        <w:lastRenderedPageBreak/>
+        <w:t xml:space="preserve">Por último para que no tengamos que </w:t>
+      </w:r>
+      <w:proofErr w:type="spellStart"/>
+      <w:r>
+        <w:rPr>
+          <w:rFonts w:ascii="Segoe UI" w:hAnsi="Segoe UI" w:cs="Segoe UI"/>
+          <w:color w:val="000000"/>
+        </w:rPr>
+        <w:t>loguearnos</w:t>
+      </w:r>
+      <w:proofErr w:type="spellEnd"/>
+      <w:r>
+        <w:rPr>
+          <w:rFonts w:ascii="Segoe UI" w:hAnsi="Segoe UI" w:cs="Segoe UI"/>
+          <w:color w:val="000000"/>
+        </w:rPr>
+        <w:t xml:space="preserve"> al inicio con el nombre completo por ejemplo con </w:t>
+      </w:r>
+      <w:hyperlink r:id="rId43" w:history="1">
+        <w:r>
+          <w:rPr>
+            <w:rStyle w:val="Hipervnculo"/>
+            <w:rFonts w:ascii="Segoe UI" w:hAnsi="Segoe UI" w:cs="Segoe UI"/>
+          </w:rPr>
+          <w:t>pumuky@int.zonocar.com</w:t>
+        </w:r>
+      </w:hyperlink>
+      <w:r>
+        <w:rPr>
+          <w:rFonts w:ascii="Segoe UI" w:hAnsi="Segoe UI" w:cs="Segoe UI"/>
+          <w:color w:val="000000"/>
+        </w:rPr>
+        <w:t xml:space="preserve"> modificamos el siguiente archivo con el comando:</w:t>
+      </w:r>
+    </w:p>
+    <w:p>
+      <w:pPr>
+        <w:pStyle w:val="Prrafodelista"/>
+        <w:shd w:val="clear" w:color="auto" w:fill="FFFFFF"/>
+        <w:ind w:left="0" w:firstLine="708"/>
+        <w:jc w:val="both"/>
         <w:rPr>
           <w:color w:val="FFFFFF" w:themeColor="background1"/>
           <w:highlight w:val="black"/>
         </w:rPr>
-        <w:t>login</w:t>
-      </w:r>
-      <w:proofErr w:type="spellEnd"/>
+      </w:pPr>
+      <w:proofErr w:type="gramStart"/>
       <w:r>
         <w:rPr>
           <w:color w:val="FFFFFF" w:themeColor="background1"/>
           <w:highlight w:val="black"/>
         </w:rPr>
-        <w:t>=</w:t>
+        <w:t>sudo</w:t>
       </w:r>
       <w:proofErr w:type="gramEnd"/>
       <w:r>
@@ -9086,341 +8469,163 @@
           <w:color w:val="FFFFFF" w:themeColor="background1"/>
           <w:highlight w:val="black"/>
         </w:rPr>
-        <w:t>true</w:t>
-      </w:r>
-    </w:p>
-    <w:p>
-      <w:pPr>
-        <w:pStyle w:val="Prrafodelista"/>
-        <w:shd w:val="clear" w:color="auto" w:fill="FFFFFF"/>
-        <w:ind w:left="0" w:firstLine="708"/>
-        <w:jc w:val="both"/>
-        <w:rPr>
-          <w:rFonts w:ascii="Segoe UI" w:hAnsi="Segoe UI" w:cs="Segoe UI"/>
-          <w:color w:val="000000"/>
-        </w:rPr>
-      </w:pPr>
-    </w:p>
-    <w:p>
-      <w:pPr>
-        <w:pStyle w:val="Prrafodelista"/>
-        <w:shd w:val="clear" w:color="auto" w:fill="FFFFFF"/>
-        <w:ind w:left="0"/>
-        <w:jc w:val="both"/>
-        <w:rPr>
-          <w:rFonts w:ascii="Segoe UI" w:hAnsi="Segoe UI" w:cs="Segoe UI"/>
-          <w:color w:val="000000"/>
-        </w:rPr>
-      </w:pPr>
-      <w:r>
-        <w:rPr>
-          <w:rFonts w:ascii="Segoe UI" w:hAnsi="Segoe UI" w:cs="Segoe UI"/>
-          <w:color w:val="000000"/>
-        </w:rPr>
-        <w:t>Guardamos y salimos.</w:t>
-      </w:r>
-    </w:p>
-    <w:p>
-      <w:pPr>
-        <w:pStyle w:val="Prrafodelista"/>
-        <w:shd w:val="clear" w:color="auto" w:fill="FFFFFF"/>
-        <w:ind w:left="0"/>
-        <w:jc w:val="both"/>
-        <w:rPr>
-          <w:rFonts w:ascii="Segoe UI" w:hAnsi="Segoe UI" w:cs="Segoe UI"/>
-          <w:color w:val="000000"/>
-        </w:rPr>
-      </w:pPr>
-      <w:r>
-        <w:rPr>
-          <w:rFonts w:ascii="Segoe UI" w:hAnsi="Segoe UI" w:cs="Segoe UI"/>
-          <w:color w:val="000000"/>
-        </w:rPr>
-        <w:t xml:space="preserve">Ahora escribe esto para que aparezca el cuadro de </w:t>
-      </w:r>
-      <w:proofErr w:type="spellStart"/>
-      <w:r>
-        <w:rPr>
-          <w:rFonts w:ascii="Segoe UI" w:hAnsi="Segoe UI" w:cs="Segoe UI"/>
-          <w:color w:val="000000"/>
-        </w:rPr>
-        <w:t>login</w:t>
-      </w:r>
-      <w:proofErr w:type="spellEnd"/>
-      <w:r>
-        <w:rPr>
-          <w:rFonts w:ascii="Segoe UI" w:hAnsi="Segoe UI" w:cs="Segoe UI"/>
-          <w:color w:val="000000"/>
-        </w:rPr>
-        <w:t>:</w:t>
-      </w:r>
-    </w:p>
-    <w:p>
-      <w:pPr>
-        <w:pStyle w:val="Prrafodelista"/>
-        <w:shd w:val="clear" w:color="auto" w:fill="FFFFFF"/>
-        <w:ind w:left="0"/>
-        <w:jc w:val="both"/>
-        <w:rPr>
-          <w:rFonts w:ascii="Segoe UI" w:hAnsi="Segoe UI" w:cs="Segoe UI"/>
-          <w:color w:val="000000"/>
-        </w:rPr>
-      </w:pPr>
-    </w:p>
-    <w:p>
-      <w:pPr>
-        <w:pStyle w:val="Prrafodelista"/>
-        <w:shd w:val="clear" w:color="auto" w:fill="FFFFFF"/>
-        <w:ind w:left="0" w:firstLine="708"/>
-        <w:jc w:val="both"/>
+        <w:t xml:space="preserve"> nano /</w:t>
+      </w:r>
+      <w:proofErr w:type="spellStart"/>
+      <w:r>
         <w:rPr>
           <w:color w:val="FFFFFF" w:themeColor="background1"/>
           <w:highlight w:val="black"/>
         </w:rPr>
-      </w:pPr>
-      <w:proofErr w:type="gramStart"/>
+        <w:t>etc</w:t>
+      </w:r>
+      <w:proofErr w:type="spellEnd"/>
       <w:r>
         <w:rPr>
           <w:color w:val="FFFFFF" w:themeColor="background1"/>
           <w:highlight w:val="black"/>
         </w:rPr>
-        <w:t>sudo</w:t>
-      </w:r>
-      <w:proofErr w:type="gramEnd"/>
+        <w:t>/</w:t>
+      </w:r>
+      <w:proofErr w:type="spellStart"/>
       <w:r>
         <w:rPr>
           <w:color w:val="FFFFFF" w:themeColor="background1"/>
           <w:highlight w:val="black"/>
         </w:rPr>
-        <w:t xml:space="preserve"> </w:t>
-      </w:r>
-      <w:proofErr w:type="spellStart"/>
+        <w:t>sssd</w:t>
+      </w:r>
+      <w:proofErr w:type="spellEnd"/>
       <w:r>
         <w:rPr>
           <w:color w:val="FFFFFF" w:themeColor="background1"/>
           <w:highlight w:val="black"/>
         </w:rPr>
-        <w:t>systemctl</w:t>
-      </w:r>
-      <w:proofErr w:type="spellEnd"/>
+        <w:t>/</w:t>
+      </w:r>
+      <w:proofErr w:type="spellStart"/>
       <w:r>
         <w:rPr>
           <w:color w:val="FFFFFF" w:themeColor="background1"/>
           <w:highlight w:val="black"/>
         </w:rPr>
-        <w:t xml:space="preserve"> </w:t>
-      </w:r>
-      <w:proofErr w:type="spellStart"/>
-      <w:r>
+        <w:t>ssd.conf</w:t>
+      </w:r>
+      <w:proofErr w:type="spellEnd"/>
+    </w:p>
+    <w:p>
+      <w:pPr>
+        <w:pStyle w:val="Prrafodelista"/>
+        <w:shd w:val="clear" w:color="auto" w:fill="FFFFFF"/>
+        <w:ind w:left="0" w:firstLine="708"/>
+        <w:jc w:val="both"/>
         <w:rPr>
           <w:color w:val="FFFFFF" w:themeColor="background1"/>
           <w:highlight w:val="black"/>
         </w:rPr>
-        <w:t>restart</w:t>
-      </w:r>
-      <w:proofErr w:type="spellEnd"/>
-      <w:r>
+      </w:pPr>
+    </w:p>
+    <w:p>
+      <w:pPr>
+        <w:pStyle w:val="Prrafodelista"/>
+        <w:shd w:val="clear" w:color="auto" w:fill="FFFFFF"/>
+        <w:ind w:left="0" w:firstLine="708"/>
+        <w:jc w:val="both"/>
         <w:rPr>
           <w:color w:val="FFFFFF" w:themeColor="background1"/>
           <w:highlight w:val="black"/>
         </w:rPr>
-        <w:t xml:space="preserve"> </w:t>
-      </w:r>
-      <w:proofErr w:type="spellStart"/>
+      </w:pPr>
+      <w:proofErr w:type="gramStart"/>
+      <w:r>
+        <w:rPr>
+          <w:rFonts w:ascii="Segoe UI" w:hAnsi="Segoe UI" w:cs="Segoe UI"/>
+          <w:color w:val="000000"/>
+        </w:rPr>
+        <w:t>y</w:t>
+      </w:r>
+      <w:proofErr w:type="gramEnd"/>
+      <w:r>
+        <w:rPr>
+          <w:rFonts w:ascii="Segoe UI" w:hAnsi="Segoe UI" w:cs="Segoe UI"/>
+          <w:color w:val="000000"/>
+        </w:rPr>
+        <w:t xml:space="preserve"> en la línea que pone</w:t>
+      </w:r>
       <w:r>
         <w:rPr>
           <w:color w:val="FFFFFF" w:themeColor="background1"/>
           <w:highlight w:val="black"/>
         </w:rPr>
-        <w:t>lightdm</w:t>
-      </w:r>
-      <w:proofErr w:type="spellEnd"/>
-    </w:p>
-    <w:p>
-      <w:pPr>
-        <w:pStyle w:val="Prrafodelista"/>
-        <w:shd w:val="clear" w:color="auto" w:fill="FFFFFF"/>
-        <w:ind w:left="0"/>
-        <w:jc w:val="both"/>
-        <w:rPr>
-          <w:rFonts w:ascii="Segoe UI" w:hAnsi="Segoe UI" w:cs="Segoe UI"/>
-          <w:color w:val="000000"/>
-        </w:rPr>
-      </w:pPr>
-      <w:r>
-        <w:rPr>
-          <w:rFonts w:ascii="Segoe UI" w:hAnsi="Segoe UI" w:cs="Segoe UI"/>
-          <w:color w:val="000000"/>
-        </w:rPr>
-        <w:t xml:space="preserve">Ahora ya me deja </w:t>
-      </w:r>
-      <w:proofErr w:type="spellStart"/>
-      <w:r>
-        <w:rPr>
-          <w:rFonts w:ascii="Segoe UI" w:hAnsi="Segoe UI" w:cs="Segoe UI"/>
-          <w:color w:val="000000"/>
-        </w:rPr>
-        <w:t>loguearme</w:t>
-      </w:r>
-      <w:proofErr w:type="spellEnd"/>
-      <w:r>
-        <w:rPr>
-          <w:rFonts w:ascii="Segoe UI" w:hAnsi="Segoe UI" w:cs="Segoe UI"/>
-          <w:color w:val="000000"/>
-        </w:rPr>
-        <w:t xml:space="preserve"> con otro usuario diferente al administrador de la máquina Linux. Pero ahora me da error en la con</w:t>
-      </w:r>
-      <w:r>
-        <w:rPr>
-          <w:rFonts w:ascii="Segoe UI" w:hAnsi="Segoe UI" w:cs="Segoe UI"/>
-          <w:color w:val="000000"/>
-        </w:rPr>
-        <w:t>traseña (</w:t>
-      </w:r>
-      <w:r>
-        <w:rPr>
-          <w:rFonts w:ascii="Segoe UI" w:hAnsi="Segoe UI" w:cs="Segoe UI"/>
-          <w:color w:val="000000"/>
-        </w:rPr>
-        <w:t>a seguir rompiéndome los cuernos).</w:t>
-      </w:r>
-    </w:p>
-    <w:p>
-      <w:pPr>
-        <w:pStyle w:val="Prrafodelista"/>
-        <w:shd w:val="clear" w:color="auto" w:fill="FFFFFF"/>
-        <w:ind w:left="0"/>
-        <w:jc w:val="both"/>
-        <w:rPr>
-          <w:rFonts w:ascii="Segoe UI" w:hAnsi="Segoe UI" w:cs="Segoe UI"/>
-          <w:color w:val="000000"/>
-        </w:rPr>
-      </w:pPr>
-    </w:p>
-    <w:p>
-      <w:pPr>
-        <w:pStyle w:val="Prrafodelista"/>
-        <w:shd w:val="clear" w:color="auto" w:fill="FFFFFF"/>
-        <w:ind w:left="0" w:firstLine="708"/>
-        <w:jc w:val="both"/>
-        <w:rPr>
-          <w:rFonts w:ascii="Segoe UI" w:hAnsi="Segoe UI" w:cs="Segoe UI"/>
-          <w:color w:val="000000"/>
-        </w:rPr>
-      </w:pPr>
-      <w:r>
-        <w:rPr>
-          <w:rFonts w:ascii="Segoe UI" w:hAnsi="Segoe UI" w:cs="Segoe UI"/>
-          <w:color w:val="000000"/>
-        </w:rPr>
-        <w:t>Para que no me pida el nombre largo hacemos este cambio en /</w:t>
-      </w:r>
-      <w:proofErr w:type="spellStart"/>
-      <w:r>
-        <w:rPr>
-          <w:rFonts w:ascii="Segoe UI" w:hAnsi="Segoe UI" w:cs="Segoe UI"/>
-          <w:color w:val="000000"/>
-        </w:rPr>
-        <w:t>etc</w:t>
-      </w:r>
-      <w:proofErr w:type="spellEnd"/>
-      <w:r>
-        <w:rPr>
-          <w:rFonts w:ascii="Segoe UI" w:hAnsi="Segoe UI" w:cs="Segoe UI"/>
-          <w:color w:val="000000"/>
-        </w:rPr>
-        <w:t>/</w:t>
-      </w:r>
-      <w:proofErr w:type="spellStart"/>
-      <w:r>
-        <w:rPr>
-          <w:rFonts w:ascii="Segoe UI" w:hAnsi="Segoe UI" w:cs="Segoe UI"/>
-          <w:color w:val="000000"/>
-        </w:rPr>
-        <w:t>sssd</w:t>
-      </w:r>
-      <w:proofErr w:type="spellEnd"/>
-      <w:r>
-        <w:rPr>
-          <w:rFonts w:ascii="Segoe UI" w:hAnsi="Segoe UI" w:cs="Segoe UI"/>
-          <w:color w:val="000000"/>
-        </w:rPr>
-        <w:t>/</w:t>
-      </w:r>
-      <w:proofErr w:type="spellStart"/>
-      <w:r>
-        <w:rPr>
-          <w:rFonts w:ascii="Segoe UI" w:hAnsi="Segoe UI" w:cs="Segoe UI"/>
-          <w:color w:val="000000"/>
-        </w:rPr>
-        <w:t>sssd.conf</w:t>
-      </w:r>
-      <w:proofErr w:type="spellEnd"/>
-      <w:r>
-        <w:rPr>
-          <w:rFonts w:ascii="Segoe UI" w:hAnsi="Segoe UI" w:cs="Segoe UI"/>
-          <w:color w:val="000000"/>
-        </w:rPr>
         <w:t xml:space="preserve"> </w:t>
       </w:r>
-      <w:r>
-        <w:rPr>
-          <w:rFonts w:ascii="Segoe UI" w:hAnsi="Segoe UI" w:cs="Segoe UI"/>
-          <w:color w:val="000000"/>
-        </w:rPr>
-        <w:t xml:space="preserve"> para ello entramos en el archivo con:</w:t>
-      </w:r>
-    </w:p>
-    <w:p>
-      <w:pPr>
-        <w:pStyle w:val="Prrafodelista"/>
-        <w:shd w:val="clear" w:color="auto" w:fill="FFFFFF"/>
-        <w:ind w:left="0" w:firstLine="708"/>
-        <w:jc w:val="both"/>
+      <w:proofErr w:type="spellStart"/>
+      <w:r>
         <w:rPr>
           <w:color w:val="FFFFFF" w:themeColor="background1"/>
           <w:highlight w:val="black"/>
         </w:rPr>
-      </w:pPr>
-      <w:proofErr w:type="gramStart"/>
+        <w:t>us</w:t>
+      </w:r>
       <w:r>
         <w:rPr>
           <w:color w:val="FFFFFF" w:themeColor="background1"/>
           <w:highlight w:val="black"/>
         </w:rPr>
-        <w:t>sudo</w:t>
-      </w:r>
-      <w:proofErr w:type="gramEnd"/>
+        <w:t>e_fully_qualified_names</w:t>
+      </w:r>
+      <w:proofErr w:type="spellEnd"/>
       <w:r>
         <w:rPr>
           <w:color w:val="FFFFFF" w:themeColor="background1"/>
           <w:highlight w:val="black"/>
         </w:rPr>
-        <w:t xml:space="preserve"> nano /</w:t>
-      </w:r>
-      <w:proofErr w:type="spellStart"/>
+        <w:t xml:space="preserve"> = True </w:t>
+      </w:r>
+      <w:r>
+        <w:rPr>
+          <w:rFonts w:ascii="Segoe UI" w:hAnsi="Segoe UI" w:cs="Segoe UI"/>
+          <w:color w:val="000000"/>
+        </w:rPr>
+        <w:t xml:space="preserve">la dejamos </w:t>
+      </w:r>
+      <w:proofErr w:type="spellStart"/>
+      <w:r>
+        <w:rPr>
+          <w:rFonts w:ascii="Segoe UI" w:hAnsi="Segoe UI" w:cs="Segoe UI"/>
+          <w:color w:val="000000"/>
+        </w:rPr>
+        <w:t>asi</w:t>
+      </w:r>
+      <w:proofErr w:type="spellEnd"/>
+      <w:r>
+        <w:rPr>
+          <w:rFonts w:ascii="Segoe UI" w:hAnsi="Segoe UI" w:cs="Segoe UI"/>
+          <w:color w:val="000000"/>
+        </w:rPr>
+        <w:t>:</w:t>
+      </w:r>
       <w:r>
         <w:rPr>
           <w:color w:val="FFFFFF" w:themeColor="background1"/>
           <w:highlight w:val="black"/>
         </w:rPr>
-        <w:t>etc</w:t>
-      </w:r>
-      <w:proofErr w:type="spellEnd"/>
+        <w:t xml:space="preserve"> </w:t>
+      </w:r>
+      <w:proofErr w:type="spellStart"/>
       <w:r>
         <w:rPr>
           <w:color w:val="FFFFFF" w:themeColor="background1"/>
           <w:highlight w:val="black"/>
         </w:rPr>
-        <w:t>/</w:t>
-      </w:r>
-      <w:proofErr w:type="spellStart"/>
+        <w:t>use_fully_qua</w:t>
+      </w:r>
       <w:r>
         <w:rPr>
           <w:color w:val="FFFFFF" w:themeColor="background1"/>
           <w:highlight w:val="black"/>
         </w:rPr>
-        <w:t>sssd</w:t>
+        <w:t>lified_names</w:t>
       </w:r>
       <w:proofErr w:type="spellEnd"/>
       <w:r>
@@ -9428,124 +8633,88 @@
           <w:color w:val="FFFFFF" w:themeColor="background1"/>
           <w:highlight w:val="black"/>
         </w:rPr>
-        <w:t>/</w:t>
-      </w:r>
-      <w:proofErr w:type="spellStart"/>
-      <w:r>
+        <w:t xml:space="preserve"> = False .</w:t>
+      </w:r>
+    </w:p>
+    <w:p>
+      <w:pPr>
+        <w:pStyle w:val="Prrafodelista"/>
+        <w:shd w:val="clear" w:color="auto" w:fill="FFFFFF"/>
+        <w:ind w:left="0" w:firstLine="708"/>
+        <w:jc w:val="both"/>
         <w:rPr>
           <w:color w:val="FFFFFF" w:themeColor="background1"/>
           <w:highlight w:val="black"/>
         </w:rPr>
-        <w:t>sssd.conf</w:t>
-      </w:r>
-      <w:proofErr w:type="spellEnd"/>
-    </w:p>
-    <w:p>
-      <w:pPr>
-        <w:pStyle w:val="Prrafodelista"/>
-        <w:shd w:val="clear" w:color="auto" w:fill="FFFFFF"/>
-        <w:ind w:left="0" w:firstLine="708"/>
-        <w:jc w:val="both"/>
-        <w:rPr>
-          <w:rFonts w:ascii="Segoe UI" w:hAnsi="Segoe UI" w:cs="Segoe UI"/>
-          <w:color w:val="000000"/>
-        </w:rPr>
-      </w:pPr>
-      <w:r>
-        <w:rPr>
-          <w:rFonts w:ascii="Segoe UI" w:hAnsi="Segoe UI" w:cs="Segoe UI"/>
-          <w:color w:val="000000"/>
-        </w:rPr>
-        <w:t>Cambiamos la línea:</w:t>
-      </w:r>
-    </w:p>
-    <w:p>
-      <w:pPr>
-        <w:pStyle w:val="Prrafodelista"/>
-        <w:shd w:val="clear" w:color="auto" w:fill="FFFFFF"/>
-        <w:ind w:left="0" w:firstLine="708"/>
-        <w:jc w:val="both"/>
-      </w:pPr>
-      <w:r>
-        <w:rPr>
-          <w:color w:val="FFFFFF" w:themeColor="background1"/>
-          <w:highlight w:val="black"/>
-        </w:rPr>
-        <w:t xml:space="preserve"> </w:t>
-      </w:r>
-      <w:proofErr w:type="spellStart"/>
-      <w:r>
-        <w:rPr>
-          <w:color w:val="FFFFFF" w:themeColor="background1"/>
-          <w:highlight w:val="black"/>
-        </w:rPr>
-        <w:t>use_fully_qualified_names</w:t>
-      </w:r>
-      <w:proofErr w:type="spellEnd"/>
-      <w:r>
-        <w:rPr>
-          <w:color w:val="FFFFFF" w:themeColor="background1"/>
-          <w:highlight w:val="black"/>
-        </w:rPr>
-        <w:t xml:space="preserve"> = True</w:t>
-      </w:r>
-      <w:r>
-        <w:t xml:space="preserve"> </w:t>
-      </w:r>
-    </w:p>
-    <w:p>
-      <w:pPr>
-        <w:pStyle w:val="Prrafodelista"/>
-        <w:shd w:val="clear" w:color="auto" w:fill="FFFFFF"/>
-        <w:ind w:left="0"/>
-        <w:jc w:val="both"/>
-      </w:pPr>
-      <w:proofErr w:type="gramStart"/>
-      <w:r>
-        <w:t>por</w:t>
-      </w:r>
-      <w:proofErr w:type="gramEnd"/>
-      <w:r>
-        <w:t xml:space="preserve"> </w:t>
-      </w:r>
-    </w:p>
-    <w:p>
-      <w:pPr>
-        <w:pStyle w:val="Prrafodelista"/>
-        <w:shd w:val="clear" w:color="auto" w:fill="FFFFFF"/>
-        <w:ind w:left="0" w:firstLine="708"/>
-        <w:jc w:val="both"/>
-        <w:rPr>
-          <w:color w:val="FFFFFF" w:themeColor="background1"/>
-          <w:highlight w:val="black"/>
-        </w:rPr>
-      </w:pPr>
-      <w:proofErr w:type="spellStart"/>
-      <w:r>
-        <w:rPr>
-          <w:color w:val="FFFFFF" w:themeColor="background1"/>
-          <w:highlight w:val="black"/>
-        </w:rPr>
-        <w:t>use_fully_qualified_names</w:t>
-      </w:r>
-      <w:proofErr w:type="spellEnd"/>
-      <w:r>
-        <w:rPr>
-          <w:color w:val="FFFFFF" w:themeColor="background1"/>
-          <w:highlight w:val="black"/>
-        </w:rPr>
-        <w:t xml:space="preserve"> = False</w:t>
-      </w:r>
-    </w:p>
-    <w:p>
-      <w:pPr>
-        <w:pStyle w:val="Prrafodelista"/>
-        <w:shd w:val="clear" w:color="auto" w:fill="FFFFFF"/>
-        <w:ind w:left="0" w:firstLine="708"/>
-        <w:jc w:val="both"/>
-        <w:rPr>
-          <w:color w:val="FFFFFF" w:themeColor="background1"/>
-          <w:highlight w:val="black"/>
+      </w:pPr>
+    </w:p>
+    <w:p>
+      <w:pPr>
+        <w:shd w:val="clear" w:color="auto" w:fill="FFFFFF"/>
+        <w:jc w:val="both"/>
+        <w:rPr>
+          <w:rFonts w:ascii="Segoe UI" w:hAnsi="Segoe UI" w:cs="Segoe UI"/>
+          <w:color w:val="000000"/>
+        </w:rPr>
+      </w:pPr>
+      <w:r>
+        <w:rPr>
+          <w:rFonts w:ascii="Segoe UI" w:hAnsi="Segoe UI" w:cs="Segoe UI"/>
+          <w:color w:val="000000"/>
+        </w:rPr>
+        <w:t xml:space="preserve">Ahora ya podremos </w:t>
+      </w:r>
+      <w:proofErr w:type="spellStart"/>
+      <w:r>
+        <w:rPr>
+          <w:rFonts w:ascii="Segoe UI" w:hAnsi="Segoe UI" w:cs="Segoe UI"/>
+          <w:color w:val="000000"/>
+        </w:rPr>
+        <w:t>loguearnos</w:t>
+      </w:r>
+      <w:proofErr w:type="spellEnd"/>
+      <w:r>
+        <w:rPr>
+          <w:rFonts w:ascii="Segoe UI" w:hAnsi="Segoe UI" w:cs="Segoe UI"/>
+          <w:color w:val="000000"/>
+        </w:rPr>
+        <w:t xml:space="preserve"> con los usuarios creados en el servidor</w:t>
+      </w:r>
+      <w:r>
+        <w:rPr>
+          <w:rFonts w:ascii="Segoe UI" w:hAnsi="Segoe UI" w:cs="Segoe UI"/>
+          <w:color w:val="000000"/>
+        </w:rPr>
+        <w:t>.</w:t>
+      </w:r>
+    </w:p>
+    <w:p>
+      <w:pPr>
+        <w:shd w:val="clear" w:color="auto" w:fill="FFFFFF"/>
+        <w:jc w:val="both"/>
+        <w:rPr>
+          <w:rFonts w:ascii="Segoe UI" w:hAnsi="Segoe UI" w:cs="Segoe UI"/>
+          <w:color w:val="000000"/>
+        </w:rPr>
+      </w:pPr>
+    </w:p>
+    <w:p>
+      <w:pPr>
+        <w:shd w:val="clear" w:color="auto" w:fill="FFFFFF"/>
+        <w:jc w:val="both"/>
+        <w:rPr>
+          <w:rFonts w:ascii="Segoe UI" w:hAnsi="Segoe UI" w:cs="Segoe UI"/>
+          <w:color w:val="000000"/>
+        </w:rPr>
+      </w:pPr>
+    </w:p>
+    <w:p>
+      <w:pPr>
+        <w:shd w:val="clear" w:color="auto" w:fill="FFFFFF"/>
+        <w:jc w:val="both"/>
+        <w:rPr>
+          <w:rFonts w:ascii="Segoe UI" w:hAnsi="Segoe UI" w:cs="Segoe UI"/>
+          <w:color w:val="000000"/>
         </w:rPr>
       </w:pPr>
       <w:bookmarkStart w:id="0" w:name="_GoBack"/>
@@ -9553,175 +8722,7 @@
     </w:p>
     <w:p>
       <w:pPr>
-        <w:pStyle w:val="Prrafodelista"/>
-        <w:shd w:val="clear" w:color="auto" w:fill="FFFFFF"/>
-        <w:ind w:left="0"/>
-        <w:jc w:val="both"/>
-        <w:rPr>
-          <w:rFonts w:ascii="Segoe UI" w:hAnsi="Segoe UI" w:cs="Segoe UI"/>
-          <w:color w:val="000000"/>
-        </w:rPr>
-      </w:pPr>
-      <w:r>
-        <w:rPr>
-          <w:rFonts w:ascii="Segoe UI" w:hAnsi="Segoe UI" w:cs="Segoe UI"/>
-          <w:color w:val="000000"/>
-        </w:rPr>
-        <w:t xml:space="preserve">Ahora guardamos </w:t>
-      </w:r>
-      <w:r>
-        <w:t xml:space="preserve">con </w:t>
-      </w:r>
-      <w:proofErr w:type="spellStart"/>
-      <w:r>
-        <w:rPr>
-          <w:rStyle w:val="CdigoHTML"/>
-          <w:rFonts w:eastAsia="SimSun"/>
-        </w:rPr>
-        <w:t>Ctrl+O</w:t>
-      </w:r>
-      <w:proofErr w:type="spellEnd"/>
-      <w:r>
-        <w:t xml:space="preserve">, pulsa </w:t>
-      </w:r>
-      <w:proofErr w:type="spellStart"/>
-      <w:r>
-        <w:rPr>
-          <w:rStyle w:val="CdigoHTML"/>
-          <w:rFonts w:eastAsia="SimSun"/>
-        </w:rPr>
-        <w:t>Enter</w:t>
-      </w:r>
-      <w:proofErr w:type="spellEnd"/>
-      <w:r>
-        <w:t xml:space="preserve"> y sal con </w:t>
-      </w:r>
-      <w:proofErr w:type="spellStart"/>
-      <w:r>
-        <w:rPr>
-          <w:rStyle w:val="CdigoHTML"/>
-          <w:rFonts w:eastAsia="SimSun"/>
-        </w:rPr>
-        <w:t>Ctrl+X</w:t>
-      </w:r>
-      <w:proofErr w:type="spellEnd"/>
-      <w:r>
-        <w:rPr>
-          <w:rStyle w:val="CdigoHTML"/>
-          <w:rFonts w:eastAsia="SimSun"/>
-        </w:rPr>
-        <w:t xml:space="preserve"> </w:t>
-      </w:r>
-      <w:r>
-        <w:rPr>
-          <w:rFonts w:ascii="Segoe UI" w:hAnsi="Segoe UI" w:cs="Segoe UI"/>
-          <w:color w:val="000000"/>
-        </w:rPr>
-        <w:t xml:space="preserve">y reiniciamos el </w:t>
-      </w:r>
-      <w:proofErr w:type="spellStart"/>
-      <w:r>
-        <w:rPr>
-          <w:rFonts w:ascii="Segoe UI" w:hAnsi="Segoe UI" w:cs="Segoe UI"/>
-          <w:color w:val="000000"/>
-        </w:rPr>
-        <w:t>sssd</w:t>
-      </w:r>
-      <w:proofErr w:type="spellEnd"/>
-      <w:r>
-        <w:rPr>
-          <w:rFonts w:ascii="Segoe UI" w:hAnsi="Segoe UI" w:cs="Segoe UI"/>
-          <w:color w:val="000000"/>
-        </w:rPr>
-        <w:t>:</w:t>
-      </w:r>
-    </w:p>
-    <w:p>
-      <w:pPr>
-        <w:pStyle w:val="Prrafodelista"/>
-        <w:shd w:val="clear" w:color="auto" w:fill="FFFFFF"/>
-        <w:ind w:left="0" w:firstLine="708"/>
-        <w:jc w:val="both"/>
-        <w:rPr>
-          <w:color w:val="FFFFFF" w:themeColor="background1"/>
-          <w:highlight w:val="black"/>
-        </w:rPr>
-      </w:pPr>
-      <w:proofErr w:type="gramStart"/>
-      <w:r>
-        <w:rPr>
-          <w:color w:val="FFFFFF" w:themeColor="background1"/>
-          <w:highlight w:val="black"/>
-        </w:rPr>
-        <w:t>sudo</w:t>
-      </w:r>
-      <w:proofErr w:type="gramEnd"/>
-      <w:r>
-        <w:rPr>
-          <w:color w:val="FFFFFF" w:themeColor="background1"/>
-          <w:highlight w:val="black"/>
-        </w:rPr>
-        <w:t xml:space="preserve"> </w:t>
-      </w:r>
-      <w:proofErr w:type="spellStart"/>
-      <w:r>
-        <w:rPr>
-          <w:color w:val="FFFFFF" w:themeColor="background1"/>
-          <w:highlight w:val="black"/>
-        </w:rPr>
-        <w:t>systemctl</w:t>
-      </w:r>
-      <w:proofErr w:type="spellEnd"/>
-      <w:r>
-        <w:rPr>
-          <w:color w:val="FFFFFF" w:themeColor="background1"/>
-          <w:highlight w:val="black"/>
-        </w:rPr>
-        <w:t xml:space="preserve"> </w:t>
-      </w:r>
-      <w:proofErr w:type="spellStart"/>
-      <w:r>
-        <w:rPr>
-          <w:color w:val="FFFFFF" w:themeColor="background1"/>
-          <w:highlight w:val="black"/>
-        </w:rPr>
-        <w:t>restart</w:t>
-      </w:r>
-      <w:proofErr w:type="spellEnd"/>
-      <w:r>
-        <w:rPr>
-          <w:color w:val="FFFFFF" w:themeColor="background1"/>
-          <w:highlight w:val="black"/>
-        </w:rPr>
-        <w:t xml:space="preserve"> </w:t>
-      </w:r>
-      <w:proofErr w:type="spellStart"/>
-      <w:r>
-        <w:rPr>
-          <w:color w:val="FFFFFF" w:themeColor="background1"/>
-          <w:highlight w:val="black"/>
-        </w:rPr>
-        <w:t>sssd</w:t>
-      </w:r>
-      <w:proofErr w:type="spellEnd"/>
-    </w:p>
-    <w:p>
-      <w:pPr>
-        <w:pStyle w:val="Prrafodelista"/>
-        <w:shd w:val="clear" w:color="auto" w:fill="FFFFFF"/>
-        <w:ind w:left="0"/>
-        <w:jc w:val="both"/>
-        <w:rPr>
-          <w:rFonts w:ascii="Segoe UI" w:hAnsi="Segoe UI" w:cs="Segoe UI"/>
-          <w:color w:val="000000"/>
-        </w:rPr>
-      </w:pPr>
-    </w:p>
-    <w:p>
-      <w:pPr>
-        <w:pStyle w:val="Prrafodelista"/>
-        <w:shd w:val="clear" w:color="auto" w:fill="FFFFFF"/>
-        <w:ind w:left="0"/>
+        <w:shd w:val="clear" w:color="auto" w:fill="FFFFFF"/>
         <w:jc w:val="both"/>
         <w:rPr>
           <w:rFonts w:ascii="Segoe UI" w:hAnsi="Segoe UI" w:cs="Segoe UI"/>
@@ -10191,6 +9192,118 @@
     </w:lvl>
   </w:abstractNum>
   <w:abstractNum w:abstractNumId="4" w15:restartNumberingAfterBreak="0">
+    <w:nsid w:val="452B4309"/>
+    <w:multiLevelType w:val="hybridMultilevel"/>
+    <w:tmpl w:val="F370C3B8"/>
+    <w:lvl w:ilvl="0" w:tplc="42285986">
+      <w:numFmt w:val="bullet"/>
+      <w:lvlText w:val="-"/>
+      <w:lvlJc w:val="left"/>
+      <w:pPr>
+        <w:ind w:left="720" w:hanging="360"/>
+      </w:pPr>
+      <w:rPr>
+        <w:rFonts w:ascii="Segoe UI" w:eastAsia="SimSun" w:hAnsi="Segoe UI" w:cs="Segoe UI" w:hint="default"/>
+      </w:rPr>
+    </w:lvl>
+    <w:lvl w:ilvl="1" w:tplc="0C0A0003" w:tentative="1">
+      <w:start w:val="1"/>
+      <w:numFmt w:val="bullet"/>
+      <w:lvlText w:val="o"/>
+      <w:lvlJc w:val="left"/>
+      <w:pPr>
+        <w:ind w:left="1440" w:hanging="360"/>
+      </w:pPr>
+      <w:rPr>
+        <w:rFonts w:ascii="Courier New" w:hAnsi="Courier New" w:cs="Courier New" w:hint="default"/>
+      </w:rPr>
+    </w:lvl>
+    <w:lvl w:ilvl="2" w:tplc="0C0A0005" w:tentative="1">
+      <w:start w:val="1"/>
+      <w:numFmt w:val="bullet"/>
+      <w:lvlText w:val=""/>
+      <w:lvlJc w:val="left"/>
+      <w:pPr>
+        <w:ind w:left="2160" w:hanging="360"/>
+      </w:pPr>
+      <w:rPr>
+        <w:rFonts w:ascii="Wingdings" w:hAnsi="Wingdings" w:hint="default"/>
+      </w:rPr>
+    </w:lvl>
+    <w:lvl w:ilvl="3" w:tplc="0C0A0001" w:tentative="1">
+      <w:start w:val="1"/>
+      <w:numFmt w:val="bullet"/>
+      <w:lvlText w:val=""/>
+      <w:lvlJc w:val="left"/>
+      <w:pPr>
+        <w:ind w:left="2880" w:hanging="360"/>
+      </w:pPr>
+      <w:rPr>
+        <w:rFonts w:ascii="Symbol" w:hAnsi="Symbol" w:hint="default"/>
+      </w:rPr>
+    </w:lvl>
+    <w:lvl w:ilvl="4" w:tplc="0C0A0003" w:tentative="1">
+      <w:start w:val="1"/>
+      <w:numFmt w:val="bullet"/>
+      <w:lvlText w:val="o"/>
+      <w:lvlJc w:val="left"/>
+      <w:pPr>
+        <w:ind w:left="3600" w:hanging="360"/>
+      </w:pPr>
+      <w:rPr>
+        <w:rFonts w:ascii="Courier New" w:hAnsi="Courier New" w:cs="Courier New" w:hint="default"/>
+      </w:rPr>
+    </w:lvl>
+    <w:lvl w:ilvl="5" w:tplc="0C0A0005" w:tentative="1">
+      <w:start w:val="1"/>
+      <w:numFmt w:val="bullet"/>
+      <w:lvlText w:val=""/>
+      <w:lvlJc w:val="left"/>
+      <w:pPr>
+        <w:ind w:left="4320" w:hanging="360"/>
+      </w:pPr>
+      <w:rPr>
+        <w:rFonts w:ascii="Wingdings" w:hAnsi="Wingdings" w:hint="default"/>
+      </w:rPr>
+    </w:lvl>
+    <w:lvl w:ilvl="6" w:tplc="0C0A0001" w:tentative="1">
+      <w:start w:val="1"/>
+      <w:numFmt w:val="bullet"/>
+      <w:lvlText w:val=""/>
+      <w:lvlJc w:val="left"/>
+      <w:pPr>
+        <w:ind w:left="5040" w:hanging="360"/>
+      </w:pPr>
+      <w:rPr>
+        <w:rFonts w:ascii="Symbol" w:hAnsi="Symbol" w:hint="default"/>
+      </w:rPr>
+    </w:lvl>
+    <w:lvl w:ilvl="7" w:tplc="0C0A0003" w:tentative="1">
+      <w:start w:val="1"/>
+      <w:numFmt w:val="bullet"/>
+      <w:lvlText w:val="o"/>
+      <w:lvlJc w:val="left"/>
+      <w:pPr>
+        <w:ind w:left="5760" w:hanging="360"/>
+      </w:pPr>
+      <w:rPr>
+        <w:rFonts w:ascii="Courier New" w:hAnsi="Courier New" w:cs="Courier New" w:hint="default"/>
+      </w:rPr>
+    </w:lvl>
+    <w:lvl w:ilvl="8" w:tplc="0C0A0005" w:tentative="1">
+      <w:start w:val="1"/>
+      <w:numFmt w:val="bullet"/>
+      <w:lvlText w:val=""/>
+      <w:lvlJc w:val="left"/>
+      <w:pPr>
+        <w:ind w:left="6480" w:hanging="360"/>
+      </w:pPr>
+      <w:rPr>
+        <w:rFonts w:ascii="Wingdings" w:hAnsi="Wingdings" w:hint="default"/>
+      </w:rPr>
+    </w:lvl>
+  </w:abstractNum>
+  <w:abstractNum w:abstractNumId="5" w15:restartNumberingAfterBreak="0">
     <w:nsid w:val="5BE47E82"/>
     <w:multiLevelType w:val="hybridMultilevel"/>
     <w:tmpl w:val="CE6C8EDE"/>
@@ -10280,7 +9393,7 @@
     <w:abstractNumId w:val="0"/>
   </w:num>
   <w:num w:numId="2">
-    <w:abstractNumId w:val="4"/>
+    <w:abstractNumId w:val="5"/>
   </w:num>
   <w:num w:numId="3">
     <w:abstractNumId w:val="3"/>
@@ -10290,6 +9403,9 @@
   </w:num>
   <w:num w:numId="5">
     <w:abstractNumId w:val="1"/>
+  </w:num>
+  <w:num w:numId="6">
+    <w:abstractNumId w:val="4"/>
   </w:num>
 </w:numbering>
 </file>
